--- a/docs/Rapport.docx
+++ b/docs/Rapport.docx
@@ -13806,12 +13806,18 @@
       </w:pPr>
       <w:bookmarkStart w:id="33" w:name="_Toc223980107"/>
       <w:r>
+        <w:rPr>
+          <w:lang w:val="en-US"/>
+        </w:rPr>
         <w:t xml:space="preserve">Figure </w:t>
       </w:r>
       <w:r>
         <w:fldChar w:fldCharType="begin"/>
       </w:r>
       <w:r>
+        <w:rPr>
+          <w:lang w:val="en-US"/>
+        </w:rPr>
         <w:instrText xml:space="preserve"> SEQ Figure \* ARABIC </w:instrText>
       </w:r>
       <w:r>
@@ -13820,6 +13826,7 @@
       <w:r>
         <w:rPr>
           <w:noProof/>
+          <w:lang w:val="en-US"/>
         </w:rPr>
         <w:t>3</w:t>
       </w:r>
@@ -13827,10 +13834,10 @@
         <w:fldChar w:fldCharType="end"/>
       </w:r>
       <w:r>
-        <w:t xml:space="preserve">: </w:t>
-      </w:r>
-      <w:r>
-        <w:t>Agile Sprint Cycle</w:t>
+        <w:rPr>
+          <w:lang w:val="en-US"/>
+        </w:rPr>
+        <w:t>: Agile Sprint Cycle</w:t>
       </w:r>
       <w:bookmarkEnd w:id="33"/>
     </w:p>
@@ -13918,17 +13925,16 @@
         <w:lastRenderedPageBreak/>
         <w:t xml:space="preserve">begins. This contrasts with a horizontal approach where all </w:t>
       </w:r>
-      <w:proofErr w:type="spellStart"/>
       <w:r>
         <w:rPr>
           <w:i w:val="0"/>
           <w:iCs w:val="0"/>
           <w:sz w:val="24"/>
           <w:szCs w:val="24"/>
+          <w:lang w:val="en-US"/>
         </w:rPr>
         <w:t>models</w:t>
       </w:r>
-      <w:proofErr w:type="spellEnd"/>
       <w:r>
         <w:rPr>
           <w:i w:val="0"/>
@@ -14581,6 +14587,7 @@
           <w:iCs w:val="0"/>
           <w:sz w:val="24"/>
           <w:szCs w:val="24"/>
+          <w:lang w:val="en-US"/>
         </w:rPr>
       </w:pPr>
       <w:r>
@@ -19780,10 +19787,23 @@
     </w:p>
     <w:p>
       <w:pPr>
+        <w:rPr>
+          <w:b/>
+          <w:bCs/>
+          <w:color w:val="2E5496"/>
+        </w:rPr>
+      </w:pPr>
+      <w:bookmarkStart w:id="63" w:name="_Toc223980268"/>
+      <w:r>
+        <w:br w:type="page"/>
+      </w:r>
+    </w:p>
+    <w:p>
+      <w:pPr>
         <w:pStyle w:val="Heading3"/>
       </w:pPr>
-      <w:bookmarkStart w:id="63" w:name="_Toc223980268"/>
-      <w:r>
+      <w:r>
+        <w:lastRenderedPageBreak/>
         <w:t xml:space="preserve">2.2   </w:t>
       </w:r>
       <w:proofErr w:type="spellStart"/>
@@ -19851,7 +19871,6 @@
                 <w:bCs/>
                 <w:color w:val="FFFFFF"/>
               </w:rPr>
-              <w:lastRenderedPageBreak/>
               <w:t>Actor</w:t>
             </w:r>
           </w:p>
@@ -21107,24 +21126,14 @@
       <w:r>
         <w:t xml:space="preserve">Table </w:t>
       </w:r>
-      <w:r>
-        <w:fldChar w:fldCharType="begin"/>
-      </w:r>
-      <w:r>
-        <w:instrText xml:space="preserve"> SEQ Table \* ARABIC </w:instrText>
-      </w:r>
-      <w:r>
-        <w:fldChar w:fldCharType="separate"/>
-      </w:r>
-      <w:r>
-        <w:rPr>
-          <w:noProof/>
-        </w:rPr>
-        <w:t>9</w:t>
-      </w:r>
-      <w:r>
-        <w:fldChar w:fldCharType="end"/>
-      </w:r>
+      <w:fldSimple w:instr=" SEQ Table \* ARABIC ">
+        <w:r>
+          <w:rPr>
+            <w:noProof/>
+          </w:rPr>
+          <w:t>9</w:t>
+        </w:r>
+      </w:fldSimple>
       <w:r>
         <w:t xml:space="preserve">: </w:t>
       </w:r>
@@ -21165,13 +21174,7 @@
       <w:bookmarkStart w:id="67" w:name="_Toc223980270"/>
       <w:r>
         <w:lastRenderedPageBreak/>
-        <w:t>2.</w:t>
-      </w:r>
-      <w:r>
-        <w:t>4</w:t>
-      </w:r>
-      <w:r>
-        <w:t xml:space="preserve">   </w:t>
+        <w:t xml:space="preserve">2.4   </w:t>
       </w:r>
       <w:proofErr w:type="spellStart"/>
       <w:r>
@@ -23510,24 +23513,14 @@
       <w:r>
         <w:t xml:space="preserve">Table </w:t>
       </w:r>
-      <w:r>
-        <w:fldChar w:fldCharType="begin"/>
-      </w:r>
-      <w:r>
-        <w:instrText xml:space="preserve"> SEQ Table \* ARABIC </w:instrText>
-      </w:r>
-      <w:r>
-        <w:fldChar w:fldCharType="separate"/>
-      </w:r>
-      <w:r>
-        <w:rPr>
-          <w:noProof/>
-        </w:rPr>
-        <w:t>10</w:t>
-      </w:r>
-      <w:r>
-        <w:fldChar w:fldCharType="end"/>
-      </w:r>
+      <w:fldSimple w:instr=" SEQ Table \* ARABIC ">
+        <w:r>
+          <w:rPr>
+            <w:noProof/>
+          </w:rPr>
+          <w:t>10</w:t>
+        </w:r>
+      </w:fldSimple>
       <w:r>
         <w:t xml:space="preserve">: </w:t>
       </w:r>
@@ -33469,24 +33462,14 @@
       <w:r>
         <w:t xml:space="preserve">Table </w:t>
       </w:r>
-      <w:r>
-        <w:fldChar w:fldCharType="begin"/>
-      </w:r>
-      <w:r>
-        <w:instrText xml:space="preserve"> SEQ Table \* ARABIC </w:instrText>
-      </w:r>
-      <w:r>
-        <w:fldChar w:fldCharType="separate"/>
-      </w:r>
-      <w:r>
-        <w:rPr>
-          <w:noProof/>
-        </w:rPr>
-        <w:t>12</w:t>
-      </w:r>
-      <w:r>
-        <w:fldChar w:fldCharType="end"/>
-      </w:r>
+      <w:fldSimple w:instr=" SEQ Table \* ARABIC ">
+        <w:r>
+          <w:rPr>
+            <w:noProof/>
+          </w:rPr>
+          <w:t>12</w:t>
+        </w:r>
+      </w:fldSimple>
       <w:r>
         <w:t xml:space="preserve">: </w:t>
       </w:r>
@@ -33579,12 +33562,18 @@
       </w:pPr>
       <w:bookmarkStart w:id="81" w:name="_Toc223980114"/>
       <w:r>
+        <w:rPr>
+          <w:lang w:val="en-US"/>
+        </w:rPr>
         <w:t xml:space="preserve">Figure </w:t>
       </w:r>
       <w:r>
         <w:fldChar w:fldCharType="begin"/>
       </w:r>
       <w:r>
+        <w:rPr>
+          <w:lang w:val="en-US"/>
+        </w:rPr>
         <w:instrText xml:space="preserve"> SEQ Figure \* ARABIC </w:instrText>
       </w:r>
       <w:r>
@@ -33593,6 +33582,7 @@
       <w:r>
         <w:rPr>
           <w:noProof/>
+          <w:lang w:val="en-US"/>
         </w:rPr>
         <w:t>10</w:t>
       </w:r>
@@ -33600,18 +33590,10 @@
         <w:fldChar w:fldCharType="end"/>
       </w:r>
       <w:r>
-        <w:t xml:space="preserve">: </w:t>
-      </w:r>
-      <w:r>
-        <w:t xml:space="preserve">: Gantt Chart — Six-Sprint </w:t>
-      </w:r>
-      <w:proofErr w:type="spellStart"/>
-      <w:r>
-        <w:t>Development</w:t>
-      </w:r>
-      <w:proofErr w:type="spellEnd"/>
-      <w:r>
-        <w:t xml:space="preserve"> Timeline</w:t>
+        <w:rPr>
+          <w:lang w:val="en-US"/>
+        </w:rPr>
+        <w:t>: : Gantt Chart — Six-Sprint Development Timeline</w:t>
       </w:r>
       <w:bookmarkEnd w:id="81"/>
     </w:p>
@@ -34252,24 +34234,14 @@
       <w:r>
         <w:t xml:space="preserve">Table </w:t>
       </w:r>
-      <w:r>
-        <w:fldChar w:fldCharType="begin"/>
-      </w:r>
-      <w:r>
-        <w:instrText xml:space="preserve"> SEQ Table \* ARABIC </w:instrText>
-      </w:r>
-      <w:r>
-        <w:fldChar w:fldCharType="separate"/>
-      </w:r>
-      <w:r>
-        <w:rPr>
-          <w:noProof/>
-        </w:rPr>
-        <w:t>13</w:t>
-      </w:r>
-      <w:r>
-        <w:fldChar w:fldCharType="end"/>
-      </w:r>
+      <w:fldSimple w:instr=" SEQ Table \* ARABIC ">
+        <w:r>
+          <w:rPr>
+            <w:noProof/>
+          </w:rPr>
+          <w:t>13</w:t>
+        </w:r>
+      </w:fldSimple>
       <w:r>
         <w:t xml:space="preserve">: </w:t>
       </w:r>
@@ -36255,24 +36227,14 @@
       <w:r>
         <w:t xml:space="preserve">Figure </w:t>
       </w:r>
-      <w:r>
-        <w:fldChar w:fldCharType="begin"/>
-      </w:r>
-      <w:r>
-        <w:instrText xml:space="preserve"> SEQ Figure \* ARABIC </w:instrText>
-      </w:r>
-      <w:r>
-        <w:fldChar w:fldCharType="separate"/>
-      </w:r>
-      <w:r>
-        <w:rPr>
-          <w:noProof/>
-        </w:rPr>
-        <w:t>11</w:t>
-      </w:r>
-      <w:r>
-        <w:fldChar w:fldCharType="end"/>
-      </w:r>
+      <w:fldSimple w:instr=" SEQ Figure \* ARABIC ">
+        <w:r>
+          <w:rPr>
+            <w:noProof/>
+          </w:rPr>
+          <w:t>11</w:t>
+        </w:r>
+      </w:fldSimple>
       <w:r>
         <w:t xml:space="preserve">: </w:t>
       </w:r>
@@ -36422,24 +36384,14 @@
       <w:r>
         <w:t xml:space="preserve">Figure </w:t>
       </w:r>
-      <w:r>
-        <w:fldChar w:fldCharType="begin"/>
-      </w:r>
-      <w:r>
-        <w:instrText xml:space="preserve"> SEQ Figure \* ARABIC </w:instrText>
-      </w:r>
-      <w:r>
-        <w:fldChar w:fldCharType="separate"/>
-      </w:r>
-      <w:r>
-        <w:rPr>
-          <w:noProof/>
-        </w:rPr>
-        <w:t>12</w:t>
-      </w:r>
-      <w:r>
-        <w:fldChar w:fldCharType="end"/>
-      </w:r>
+      <w:fldSimple w:instr=" SEQ Figure \* ARABIC ">
+        <w:r>
+          <w:rPr>
+            <w:noProof/>
+          </w:rPr>
+          <w:t>12</w:t>
+        </w:r>
+      </w:fldSimple>
       <w:r>
         <w:t xml:space="preserve">: </w:t>
       </w:r>
@@ -36635,12 +36587,18 @@
       </w:pPr>
       <w:bookmarkStart w:id="96" w:name="_Toc223980117"/>
       <w:r>
+        <w:rPr>
+          <w:lang w:val="en-US"/>
+        </w:rPr>
         <w:t xml:space="preserve">Figure </w:t>
       </w:r>
       <w:r>
         <w:fldChar w:fldCharType="begin"/>
       </w:r>
       <w:r>
+        <w:rPr>
+          <w:lang w:val="en-US"/>
+        </w:rPr>
         <w:instrText xml:space="preserve"> SEQ Figure \* ARABIC </w:instrText>
       </w:r>
       <w:r>
@@ -36649,6 +36607,7 @@
       <w:r>
         <w:rPr>
           <w:noProof/>
+          <w:lang w:val="en-US"/>
         </w:rPr>
         <w:t>13</w:t>
       </w:r>
@@ -36656,15 +36615,10 @@
         <w:fldChar w:fldCharType="end"/>
       </w:r>
       <w:r>
-        <w:t xml:space="preserve">: </w:t>
-      </w:r>
-      <w:proofErr w:type="spellStart"/>
-      <w:r>
-        <w:t>Deployment</w:t>
-      </w:r>
-      <w:proofErr w:type="spellEnd"/>
-      <w:r>
-        <w:t xml:space="preserve"> Diagram</w:t>
+        <w:rPr>
+          <w:lang w:val="en-US"/>
+        </w:rPr>
+        <w:t>: Deployment Diagram</w:t>
       </w:r>
       <w:bookmarkEnd w:id="96"/>
     </w:p>
@@ -37105,12 +37059,18 @@
       </w:pPr>
       <w:bookmarkStart w:id="103" w:name="_Toc223980119"/>
       <w:r>
+        <w:rPr>
+          <w:lang w:val="en-US"/>
+        </w:rPr>
         <w:t xml:space="preserve">Figure </w:t>
       </w:r>
       <w:r>
         <w:fldChar w:fldCharType="begin"/>
       </w:r>
       <w:r>
+        <w:rPr>
+          <w:lang w:val="en-US"/>
+        </w:rPr>
         <w:instrText xml:space="preserve"> SEQ Figure \* ARABIC </w:instrText>
       </w:r>
       <w:r>
@@ -37119,6 +37079,7 @@
       <w:r>
         <w:rPr>
           <w:noProof/>
+          <w:lang w:val="en-US"/>
         </w:rPr>
         <w:t>15</w:t>
       </w:r>
@@ -37126,15 +37087,10 @@
         <w:fldChar w:fldCharType="end"/>
       </w:r>
       <w:r>
-        <w:t xml:space="preserve">: </w:t>
-      </w:r>
-      <w:proofErr w:type="spellStart"/>
-      <w:r>
-        <w:t>Entity</w:t>
-      </w:r>
-      <w:proofErr w:type="spellEnd"/>
-      <w:r>
-        <w:t>-Relationship Diagram</w:t>
+        <w:rPr>
+          <w:lang w:val="en-US"/>
+        </w:rPr>
+        <w:t>: Entity-Relationship Diagram</w:t>
       </w:r>
       <w:bookmarkEnd w:id="103"/>
     </w:p>
@@ -39698,6 +39654,7 @@
   <w:style w:type="character" w:default="1" w:styleId="DefaultParagraphFont">
     <w:name w:val="Default Paragraph Font"/>
     <w:uiPriority w:val="1"/>
+    <w:semiHidden/>
     <w:unhideWhenUsed/>
   </w:style>
   <w:style w:type="table" w:default="1" w:styleId="TableNormal">

--- a/docs/Rapport.docx
+++ b/docs/Rapport.docx
@@ -714,7 +714,7 @@
         </w:numPr>
         <w:jc w:val="center"/>
       </w:pPr>
-      <w:bookmarkStart w:id="0" w:name="_Toc224415517"/>
+      <w:bookmarkStart w:id="0" w:name="_Toc224562523"/>
       <w:proofErr w:type="spellStart"/>
       <w:r>
         <w:lastRenderedPageBreak/>
@@ -936,7 +936,7 @@
           <w:lang w:val="en-US"/>
         </w:rPr>
       </w:pPr>
-      <w:bookmarkStart w:id="1" w:name="_Toc224415518"/>
+      <w:bookmarkStart w:id="1" w:name="_Toc224562524"/>
       <w:r>
         <w:rPr>
           <w:lang w:val="en-US"/>
@@ -2137,7 +2137,7 @@
           <w:lang w:val="en-US"/>
         </w:rPr>
       </w:pPr>
-      <w:bookmarkStart w:id="2" w:name="_Toc224415519"/>
+      <w:bookmarkStart w:id="2" w:name="_Toc224562525"/>
       <w:r>
         <w:rPr>
           <w:lang w:val="en-US"/>
@@ -2351,7 +2351,7 @@
       <w:r>
         <w:br w:type="page"/>
       </w:r>
-      <w:bookmarkStart w:id="3" w:name="_Toc224415520"/>
+      <w:bookmarkStart w:id="3" w:name="_Toc224562526"/>
       <w:r>
         <w:lastRenderedPageBreak/>
         <w:t>Résumé</w:t>
@@ -2497,7 +2497,7 @@
         <w:ind w:left="360" w:hanging="360"/>
         <w:jc w:val="center"/>
       </w:pPr>
-      <w:bookmarkStart w:id="4" w:name="_Toc224415521"/>
+      <w:bookmarkStart w:id="4" w:name="_Toc224562527"/>
       <w:r>
         <w:lastRenderedPageBreak/>
         <w:t>Table of Contents</w:t>
@@ -2532,7 +2532,7 @@
           <w:r>
             <w:fldChar w:fldCharType="separate"/>
           </w:r>
-          <w:hyperlink w:anchor="_Toc224415517" w:history="1">
+          <w:hyperlink w:anchor="_Toc224562523" w:history="1">
             <w:r>
               <w:rPr>
                 <w:rStyle w:val="Hyperlink"/>
@@ -2556,7 +2556,7 @@
               <w:rPr>
                 <w:noProof/>
               </w:rPr>
-              <w:instrText xml:space="preserve"> PAGEREF _Toc224415517 \h </w:instrText>
+              <w:instrText xml:space="preserve"> PAGEREF _Toc224562523 \h </w:instrText>
             </w:r>
             <w:r>
               <w:rPr>
@@ -2596,7 +2596,7 @@
               <w14:ligatures w14:val="standardContextual"/>
             </w:rPr>
           </w:pPr>
-          <w:hyperlink w:anchor="_Toc224415518" w:history="1">
+          <w:hyperlink w:anchor="_Toc224562524" w:history="1">
             <w:r>
               <w:rPr>
                 <w:rStyle w:val="Hyperlink"/>
@@ -2621,7 +2621,7 @@
               <w:rPr>
                 <w:noProof/>
               </w:rPr>
-              <w:instrText xml:space="preserve"> PAGEREF _Toc224415518 \h </w:instrText>
+              <w:instrText xml:space="preserve"> PAGEREF _Toc224562524 \h </w:instrText>
             </w:r>
             <w:r>
               <w:rPr>
@@ -2661,7 +2661,7 @@
               <w14:ligatures w14:val="standardContextual"/>
             </w:rPr>
           </w:pPr>
-          <w:hyperlink w:anchor="_Toc224415519" w:history="1">
+          <w:hyperlink w:anchor="_Toc224562525" w:history="1">
             <w:r>
               <w:rPr>
                 <w:rStyle w:val="Hyperlink"/>
@@ -2686,7 +2686,7 @@
               <w:rPr>
                 <w:noProof/>
               </w:rPr>
-              <w:instrText xml:space="preserve"> PAGEREF _Toc224415519 \h </w:instrText>
+              <w:instrText xml:space="preserve"> PAGEREF _Toc224562525 \h </w:instrText>
             </w:r>
             <w:r>
               <w:rPr>
@@ -2726,7 +2726,7 @@
               <w14:ligatures w14:val="standardContextual"/>
             </w:rPr>
           </w:pPr>
-          <w:hyperlink w:anchor="_Toc224415520" w:history="1">
+          <w:hyperlink w:anchor="_Toc224562526" w:history="1">
             <w:r>
               <w:rPr>
                 <w:rStyle w:val="Hyperlink"/>
@@ -2750,7 +2750,7 @@
               <w:rPr>
                 <w:noProof/>
               </w:rPr>
-              <w:instrText xml:space="preserve"> PAGEREF _Toc224415520 \h </w:instrText>
+              <w:instrText xml:space="preserve"> PAGEREF _Toc224562526 \h </w:instrText>
             </w:r>
             <w:r>
               <w:rPr>
@@ -2790,7 +2790,7 @@
               <w14:ligatures w14:val="standardContextual"/>
             </w:rPr>
           </w:pPr>
-          <w:hyperlink w:anchor="_Toc224415521" w:history="1">
+          <w:hyperlink w:anchor="_Toc224562527" w:history="1">
             <w:r>
               <w:rPr>
                 <w:rStyle w:val="Hyperlink"/>
@@ -2814,7 +2814,7 @@
               <w:rPr>
                 <w:noProof/>
               </w:rPr>
-              <w:instrText xml:space="preserve"> PAGEREF _Toc224415521 \h </w:instrText>
+              <w:instrText xml:space="preserve"> PAGEREF _Toc224562527 \h </w:instrText>
             </w:r>
             <w:r>
               <w:rPr>
@@ -2854,7 +2854,7 @@
               <w14:ligatures w14:val="standardContextual"/>
             </w:rPr>
           </w:pPr>
-          <w:hyperlink w:anchor="_Toc224415522" w:history="1">
+          <w:hyperlink w:anchor="_Toc224562528" w:history="1">
             <w:r>
               <w:rPr>
                 <w:rStyle w:val="Hyperlink"/>
@@ -2879,7 +2879,7 @@
               <w:rPr>
                 <w:noProof/>
               </w:rPr>
-              <w:instrText xml:space="preserve"> PAGEREF _Toc224415522 \h </w:instrText>
+              <w:instrText xml:space="preserve"> PAGEREF _Toc224562528 \h </w:instrText>
             </w:r>
             <w:r>
               <w:rPr>
@@ -2919,7 +2919,7 @@
               <w14:ligatures w14:val="standardContextual"/>
             </w:rPr>
           </w:pPr>
-          <w:hyperlink w:anchor="_Toc224415523" w:history="1">
+          <w:hyperlink w:anchor="_Toc224562529" w:history="1">
             <w:r>
               <w:rPr>
                 <w:rStyle w:val="Hyperlink"/>
@@ -2944,7 +2944,7 @@
               <w:rPr>
                 <w:noProof/>
               </w:rPr>
-              <w:instrText xml:space="preserve"> PAGEREF _Toc224415523 \h </w:instrText>
+              <w:instrText xml:space="preserve"> PAGEREF _Toc224562529 \h </w:instrText>
             </w:r>
             <w:r>
               <w:rPr>
@@ -2984,7 +2984,7 @@
               <w14:ligatures w14:val="standardContextual"/>
             </w:rPr>
           </w:pPr>
-          <w:hyperlink w:anchor="_Toc224415524" w:history="1">
+          <w:hyperlink w:anchor="_Toc224562530" w:history="1">
             <w:r>
               <w:rPr>
                 <w:rStyle w:val="Hyperlink"/>
@@ -3009,7 +3009,7 @@
               <w:rPr>
                 <w:noProof/>
               </w:rPr>
-              <w:instrText xml:space="preserve"> PAGEREF _Toc224415524 \h </w:instrText>
+              <w:instrText xml:space="preserve"> PAGEREF _Toc224562530 \h </w:instrText>
             </w:r>
             <w:r>
               <w:rPr>
@@ -3049,12 +3049,11 @@
               <w14:ligatures w14:val="standardContextual"/>
             </w:rPr>
           </w:pPr>
-          <w:hyperlink w:anchor="_Toc224415525" w:history="1">
+          <w:hyperlink w:anchor="_Toc224562531" w:history="1">
             <w:r>
               <w:rPr>
                 <w:rStyle w:val="Hyperlink"/>
                 <w:noProof/>
-                <w:lang w:val="en-US"/>
               </w:rPr>
               <w:t>1.  Context and Justification</w:t>
             </w:r>
@@ -3074,7 +3073,7 @@
               <w:rPr>
                 <w:noProof/>
               </w:rPr>
-              <w:instrText xml:space="preserve"> PAGEREF _Toc224415525 \h </w:instrText>
+              <w:instrText xml:space="preserve"> PAGEREF _Toc224562531 \h </w:instrText>
             </w:r>
             <w:r>
               <w:rPr>
@@ -3114,12 +3113,11 @@
               <w14:ligatures w14:val="standardContextual"/>
             </w:rPr>
           </w:pPr>
-          <w:hyperlink w:anchor="_Toc224415526" w:history="1">
+          <w:hyperlink w:anchor="_Toc224562532" w:history="1">
             <w:r>
               <w:rPr>
                 <w:rStyle w:val="Hyperlink"/>
                 <w:noProof/>
-                <w:lang w:val="en-US"/>
               </w:rPr>
               <w:t>2.  Problem Statement and Objectives</w:t>
             </w:r>
@@ -3139,7 +3137,7 @@
               <w:rPr>
                 <w:noProof/>
               </w:rPr>
-              <w:instrText xml:space="preserve"> PAGEREF _Toc224415526 \h </w:instrText>
+              <w:instrText xml:space="preserve"> PAGEREF _Toc224562532 \h </w:instrText>
             </w:r>
             <w:r>
               <w:rPr>
@@ -3179,12 +3177,11 @@
               <w14:ligatures w14:val="standardContextual"/>
             </w:rPr>
           </w:pPr>
-          <w:hyperlink w:anchor="_Toc224415527" w:history="1">
+          <w:hyperlink w:anchor="_Toc224562533" w:history="1">
             <w:r>
               <w:rPr>
                 <w:rStyle w:val="Hyperlink"/>
                 <w:noProof/>
-                <w:lang w:val="en-US"/>
               </w:rPr>
               <w:t>3.  Methodology</w:t>
             </w:r>
@@ -3204,7 +3201,7 @@
               <w:rPr>
                 <w:noProof/>
               </w:rPr>
-              <w:instrText xml:space="preserve"> PAGEREF _Toc224415527 \h </w:instrText>
+              <w:instrText xml:space="preserve"> PAGEREF _Toc224562533 \h </w:instrText>
             </w:r>
             <w:r>
               <w:rPr>
@@ -3244,12 +3241,11 @@
               <w14:ligatures w14:val="standardContextual"/>
             </w:rPr>
           </w:pPr>
-          <w:hyperlink w:anchor="_Toc224415528" w:history="1">
+          <w:hyperlink w:anchor="_Toc224562534" w:history="1">
             <w:r>
               <w:rPr>
                 <w:rStyle w:val="Hyperlink"/>
                 <w:noProof/>
-                <w:lang w:val="en-US"/>
               </w:rPr>
               <w:t>4.  Report Structure</w:t>
             </w:r>
@@ -3269,7 +3265,7 @@
               <w:rPr>
                 <w:noProof/>
               </w:rPr>
-              <w:instrText xml:space="preserve"> PAGEREF _Toc224415528 \h </w:instrText>
+              <w:instrText xml:space="preserve"> PAGEREF _Toc224562534 \h </w:instrText>
             </w:r>
             <w:r>
               <w:rPr>
@@ -3309,7 +3305,7 @@
               <w14:ligatures w14:val="standardContextual"/>
             </w:rPr>
           </w:pPr>
-          <w:hyperlink w:anchor="_Toc224415529" w:history="1">
+          <w:hyperlink w:anchor="_Toc224562535" w:history="1">
             <w:r>
               <w:rPr>
                 <w:rStyle w:val="Hyperlink"/>
@@ -3334,7 +3330,7 @@
               <w:rPr>
                 <w:noProof/>
               </w:rPr>
-              <w:instrText xml:space="preserve"> PAGEREF _Toc224415529 \h </w:instrText>
+              <w:instrText xml:space="preserve"> PAGEREF _Toc224562535 \h </w:instrText>
             </w:r>
             <w:r>
               <w:rPr>
@@ -3374,12 +3370,11 @@
               <w14:ligatures w14:val="standardContextual"/>
             </w:rPr>
           </w:pPr>
-          <w:hyperlink w:anchor="_Toc224415530" w:history="1">
+          <w:hyperlink w:anchor="_Toc224562536" w:history="1">
             <w:r>
               <w:rPr>
                 <w:rStyle w:val="Hyperlink"/>
                 <w:noProof/>
-                <w:lang w:val="en-US"/>
               </w:rPr>
               <w:t>1.  Presentation of the Host Organisation</w:t>
             </w:r>
@@ -3399,7 +3394,7 @@
               <w:rPr>
                 <w:noProof/>
               </w:rPr>
-              <w:instrText xml:space="preserve"> PAGEREF _Toc224415530 \h </w:instrText>
+              <w:instrText xml:space="preserve"> PAGEREF _Toc224562536 \h </w:instrText>
             </w:r>
             <w:r>
               <w:rPr>
@@ -3439,7 +3434,7 @@
               <w14:ligatures w14:val="standardContextual"/>
             </w:rPr>
           </w:pPr>
-          <w:hyperlink w:anchor="_Toc224415531" w:history="1">
+          <w:hyperlink w:anchor="_Toc224562537" w:history="1">
             <w:r>
               <w:rPr>
                 <w:rStyle w:val="Hyperlink"/>
@@ -3464,7 +3459,7 @@
               <w:rPr>
                 <w:noProof/>
               </w:rPr>
-              <w:instrText xml:space="preserve"> PAGEREF _Toc224415531 \h </w:instrText>
+              <w:instrText xml:space="preserve"> PAGEREF _Toc224562537 \h </w:instrText>
             </w:r>
             <w:r>
               <w:rPr>
@@ -3504,7 +3499,7 @@
               <w14:ligatures w14:val="standardContextual"/>
             </w:rPr>
           </w:pPr>
-          <w:hyperlink w:anchor="_Toc224415532" w:history="1">
+          <w:hyperlink w:anchor="_Toc224562538" w:history="1">
             <w:r>
               <w:rPr>
                 <w:rStyle w:val="Hyperlink"/>
@@ -3529,7 +3524,7 @@
               <w:rPr>
                 <w:noProof/>
               </w:rPr>
-              <w:instrText xml:space="preserve"> PAGEREF _Toc224415532 \h </w:instrText>
+              <w:instrText xml:space="preserve"> PAGEREF _Toc224562538 \h </w:instrText>
             </w:r>
             <w:r>
               <w:rPr>
@@ -3569,7 +3564,7 @@
               <w14:ligatures w14:val="standardContextual"/>
             </w:rPr>
           </w:pPr>
-          <w:hyperlink w:anchor="_Toc224415533" w:history="1">
+          <w:hyperlink w:anchor="_Toc224562539" w:history="1">
             <w:r>
               <w:rPr>
                 <w:rStyle w:val="Hyperlink"/>
@@ -3594,7 +3589,7 @@
               <w:rPr>
                 <w:noProof/>
               </w:rPr>
-              <w:instrText xml:space="preserve"> PAGEREF _Toc224415533 \h </w:instrText>
+              <w:instrText xml:space="preserve"> PAGEREF _Toc224562539 \h </w:instrText>
             </w:r>
             <w:r>
               <w:rPr>
@@ -3634,7 +3629,7 @@
               <w14:ligatures w14:val="standardContextual"/>
             </w:rPr>
           </w:pPr>
-          <w:hyperlink w:anchor="_Toc224415534" w:history="1">
+          <w:hyperlink w:anchor="_Toc224562540" w:history="1">
             <w:r>
               <w:rPr>
                 <w:rStyle w:val="Hyperlink"/>
@@ -3659,7 +3654,7 @@
               <w:rPr>
                 <w:noProof/>
               </w:rPr>
-              <w:instrText xml:space="preserve"> PAGEREF _Toc224415534 \h </w:instrText>
+              <w:instrText xml:space="preserve"> PAGEREF _Toc224562540 \h </w:instrText>
             </w:r>
             <w:r>
               <w:rPr>
@@ -3699,7 +3694,7 @@
               <w14:ligatures w14:val="standardContextual"/>
             </w:rPr>
           </w:pPr>
-          <w:hyperlink w:anchor="_Toc224415535" w:history="1">
+          <w:hyperlink w:anchor="_Toc224562541" w:history="1">
             <w:r>
               <w:rPr>
                 <w:rStyle w:val="Hyperlink"/>
@@ -3724,7 +3719,7 @@
               <w:rPr>
                 <w:noProof/>
               </w:rPr>
-              <w:instrText xml:space="preserve"> PAGEREF _Toc224415535 \h </w:instrText>
+              <w:instrText xml:space="preserve"> PAGEREF _Toc224562541 \h </w:instrText>
             </w:r>
             <w:r>
               <w:rPr>
@@ -3764,12 +3759,11 @@
               <w14:ligatures w14:val="standardContextual"/>
             </w:rPr>
           </w:pPr>
-          <w:hyperlink w:anchor="_Toc224415536" w:history="1">
+          <w:hyperlink w:anchor="_Toc224562542" w:history="1">
             <w:r>
               <w:rPr>
                 <w:rStyle w:val="Hyperlink"/>
                 <w:noProof/>
-                <w:lang w:val="en-US"/>
               </w:rPr>
               <w:t>2.  Project Context and Problem Statement</w:t>
             </w:r>
@@ -3789,7 +3783,7 @@
               <w:rPr>
                 <w:noProof/>
               </w:rPr>
-              <w:instrText xml:space="preserve"> PAGEREF _Toc224415536 \h </w:instrText>
+              <w:instrText xml:space="preserve"> PAGEREF _Toc224562542 \h </w:instrText>
             </w:r>
             <w:r>
               <w:rPr>
@@ -3829,7 +3823,7 @@
               <w14:ligatures w14:val="standardContextual"/>
             </w:rPr>
           </w:pPr>
-          <w:hyperlink w:anchor="_Toc224415537" w:history="1">
+          <w:hyperlink w:anchor="_Toc224562543" w:history="1">
             <w:r>
               <w:rPr>
                 <w:rStyle w:val="Hyperlink"/>
@@ -3854,7 +3848,7 @@
               <w:rPr>
                 <w:noProof/>
               </w:rPr>
-              <w:instrText xml:space="preserve"> PAGEREF _Toc224415537 \h </w:instrText>
+              <w:instrText xml:space="preserve"> PAGEREF _Toc224562543 \h </w:instrText>
             </w:r>
             <w:r>
               <w:rPr>
@@ -3894,7 +3888,7 @@
               <w14:ligatures w14:val="standardContextual"/>
             </w:rPr>
           </w:pPr>
-          <w:hyperlink w:anchor="_Toc224415538" w:history="1">
+          <w:hyperlink w:anchor="_Toc224562544" w:history="1">
             <w:r>
               <w:rPr>
                 <w:rStyle w:val="Hyperlink"/>
@@ -3919,7 +3913,7 @@
               <w:rPr>
                 <w:noProof/>
               </w:rPr>
-              <w:instrText xml:space="preserve"> PAGEREF _Toc224415538 \h </w:instrText>
+              <w:instrText xml:space="preserve"> PAGEREF _Toc224562544 \h </w:instrText>
             </w:r>
             <w:r>
               <w:rPr>
@@ -3959,12 +3953,11 @@
               <w14:ligatures w14:val="standardContextual"/>
             </w:rPr>
           </w:pPr>
-          <w:hyperlink w:anchor="_Toc224415539" w:history="1">
+          <w:hyperlink w:anchor="_Toc224562545" w:history="1">
             <w:r>
               <w:rPr>
                 <w:rStyle w:val="Hyperlink"/>
                 <w:noProof/>
-                <w:lang w:val="en-US"/>
               </w:rPr>
               <w:t>3.  Development Methodology</w:t>
             </w:r>
@@ -3984,7 +3977,7 @@
               <w:rPr>
                 <w:noProof/>
               </w:rPr>
-              <w:instrText xml:space="preserve"> PAGEREF _Toc224415539 \h </w:instrText>
+              <w:instrText xml:space="preserve"> PAGEREF _Toc224562545 \h </w:instrText>
             </w:r>
             <w:r>
               <w:rPr>
@@ -4024,7 +4017,7 @@
               <w14:ligatures w14:val="standardContextual"/>
             </w:rPr>
           </w:pPr>
-          <w:hyperlink w:anchor="_Toc224415540" w:history="1">
+          <w:hyperlink w:anchor="_Toc224562546" w:history="1">
             <w:r>
               <w:rPr>
                 <w:rStyle w:val="Hyperlink"/>
@@ -4049,7 +4042,7 @@
               <w:rPr>
                 <w:noProof/>
               </w:rPr>
-              <w:instrText xml:space="preserve"> PAGEREF _Toc224415540 \h </w:instrText>
+              <w:instrText xml:space="preserve"> PAGEREF _Toc224562546 \h </w:instrText>
             </w:r>
             <w:r>
               <w:rPr>
@@ -4089,7 +4082,7 @@
               <w14:ligatures w14:val="standardContextual"/>
             </w:rPr>
           </w:pPr>
-          <w:hyperlink w:anchor="_Toc224415541" w:history="1">
+          <w:hyperlink w:anchor="_Toc224562547" w:history="1">
             <w:r>
               <w:rPr>
                 <w:rStyle w:val="Hyperlink"/>
@@ -4114,7 +4107,7 @@
               <w:rPr>
                 <w:noProof/>
               </w:rPr>
-              <w:instrText xml:space="preserve"> PAGEREF _Toc224415541 \h </w:instrText>
+              <w:instrText xml:space="preserve"> PAGEREF _Toc224562547 \h </w:instrText>
             </w:r>
             <w:r>
               <w:rPr>
@@ -4154,7 +4147,7 @@
               <w14:ligatures w14:val="standardContextual"/>
             </w:rPr>
           </w:pPr>
-          <w:hyperlink w:anchor="_Toc224415542" w:history="1">
+          <w:hyperlink w:anchor="_Toc224562548" w:history="1">
             <w:r>
               <w:rPr>
                 <w:rStyle w:val="Hyperlink"/>
@@ -4179,7 +4172,7 @@
               <w:rPr>
                 <w:noProof/>
               </w:rPr>
-              <w:instrText xml:space="preserve"> PAGEREF _Toc224415542 \h </w:instrText>
+              <w:instrText xml:space="preserve"> PAGEREF _Toc224562548 \h </w:instrText>
             </w:r>
             <w:r>
               <w:rPr>
@@ -4219,7 +4212,7 @@
               <w14:ligatures w14:val="standardContextual"/>
             </w:rPr>
           </w:pPr>
-          <w:hyperlink w:anchor="_Toc224415543" w:history="1">
+          <w:hyperlink w:anchor="_Toc224562549" w:history="1">
             <w:r>
               <w:rPr>
                 <w:rStyle w:val="Hyperlink"/>
@@ -4244,7 +4237,7 @@
               <w:rPr>
                 <w:noProof/>
               </w:rPr>
-              <w:instrText xml:space="preserve"> PAGEREF _Toc224415543 \h </w:instrText>
+              <w:instrText xml:space="preserve"> PAGEREF _Toc224562549 \h </w:instrText>
             </w:r>
             <w:r>
               <w:rPr>
@@ -4284,7 +4277,7 @@
               <w14:ligatures w14:val="standardContextual"/>
             </w:rPr>
           </w:pPr>
-          <w:hyperlink w:anchor="_Toc224415544" w:history="1">
+          <w:hyperlink w:anchor="_Toc224562550" w:history="1">
             <w:r>
               <w:rPr>
                 <w:rStyle w:val="Hyperlink"/>
@@ -4309,7 +4302,7 @@
               <w:rPr>
                 <w:noProof/>
               </w:rPr>
-              <w:instrText xml:space="preserve"> PAGEREF _Toc224415544 \h </w:instrText>
+              <w:instrText xml:space="preserve"> PAGEREF _Toc224562550 \h </w:instrText>
             </w:r>
             <w:r>
               <w:rPr>
@@ -4349,7 +4342,7 @@
               <w14:ligatures w14:val="standardContextual"/>
             </w:rPr>
           </w:pPr>
-          <w:hyperlink w:anchor="_Toc224415545" w:history="1">
+          <w:hyperlink w:anchor="_Toc224562551" w:history="1">
             <w:r>
               <w:rPr>
                 <w:rStyle w:val="Hyperlink"/>
@@ -4374,7 +4367,7 @@
               <w:rPr>
                 <w:noProof/>
               </w:rPr>
-              <w:instrText xml:space="preserve"> PAGEREF _Toc224415545 \h </w:instrText>
+              <w:instrText xml:space="preserve"> PAGEREF _Toc224562551 \h </w:instrText>
             </w:r>
             <w:r>
               <w:rPr>
@@ -4414,12 +4407,11 @@
               <w14:ligatures w14:val="standardContextual"/>
             </w:rPr>
           </w:pPr>
-          <w:hyperlink w:anchor="_Toc224415546" w:history="1">
+          <w:hyperlink w:anchor="_Toc224562552" w:history="1">
             <w:r>
               <w:rPr>
                 <w:rStyle w:val="Hyperlink"/>
                 <w:noProof/>
-                <w:lang w:val="en-US"/>
               </w:rPr>
               <w:t>4.  Chapter Conclusion</w:t>
             </w:r>
@@ -4439,7 +4431,7 @@
               <w:rPr>
                 <w:noProof/>
               </w:rPr>
-              <w:instrText xml:space="preserve"> PAGEREF _Toc224415546 \h </w:instrText>
+              <w:instrText xml:space="preserve"> PAGEREF _Toc224562552 \h </w:instrText>
             </w:r>
             <w:r>
               <w:rPr>
@@ -4479,7 +4471,7 @@
               <w14:ligatures w14:val="standardContextual"/>
             </w:rPr>
           </w:pPr>
-          <w:hyperlink w:anchor="_Toc224415547" w:history="1">
+          <w:hyperlink w:anchor="_Toc224562553" w:history="1">
             <w:r>
               <w:rPr>
                 <w:rStyle w:val="Hyperlink"/>
@@ -4504,7 +4496,7 @@
               <w:rPr>
                 <w:noProof/>
               </w:rPr>
-              <w:instrText xml:space="preserve"> PAGEREF _Toc224415547 \h </w:instrText>
+              <w:instrText xml:space="preserve"> PAGEREF _Toc224562553 \h </w:instrText>
             </w:r>
             <w:r>
               <w:rPr>
@@ -4544,12 +4536,11 @@
               <w14:ligatures w14:val="standardContextual"/>
             </w:rPr>
           </w:pPr>
-          <w:hyperlink w:anchor="_Toc224415548" w:history="1">
+          <w:hyperlink w:anchor="_Toc224562554" w:history="1">
             <w:r>
               <w:rPr>
                 <w:rStyle w:val="Hyperlink"/>
                 <w:noProof/>
-                <w:lang w:val="en-US"/>
               </w:rPr>
               <w:t>1.  Introduction</w:t>
             </w:r>
@@ -4569,7 +4560,7 @@
               <w:rPr>
                 <w:noProof/>
               </w:rPr>
-              <w:instrText xml:space="preserve"> PAGEREF _Toc224415548 \h </w:instrText>
+              <w:instrText xml:space="preserve"> PAGEREF _Toc224562554 \h </w:instrText>
             </w:r>
             <w:r>
               <w:rPr>
@@ -4609,12 +4600,11 @@
               <w14:ligatures w14:val="standardContextual"/>
             </w:rPr>
           </w:pPr>
-          <w:hyperlink w:anchor="_Toc224415549" w:history="1">
+          <w:hyperlink w:anchor="_Toc224562555" w:history="1">
             <w:r>
               <w:rPr>
                 <w:rStyle w:val="Hyperlink"/>
                 <w:noProof/>
-                <w:lang w:val="en-US"/>
               </w:rPr>
               <w:t>2.  Business Intelligence in Service Industries</w:t>
             </w:r>
@@ -4634,7 +4624,7 @@
               <w:rPr>
                 <w:noProof/>
               </w:rPr>
-              <w:instrText xml:space="preserve"> PAGEREF _Toc224415549 \h </w:instrText>
+              <w:instrText xml:space="preserve"> PAGEREF _Toc224562555 \h </w:instrText>
             </w:r>
             <w:r>
               <w:rPr>
@@ -4674,7 +4664,7 @@
               <w14:ligatures w14:val="standardContextual"/>
             </w:rPr>
           </w:pPr>
-          <w:hyperlink w:anchor="_Toc224415550" w:history="1">
+          <w:hyperlink w:anchor="_Toc224562556" w:history="1">
             <w:r>
               <w:rPr>
                 <w:rStyle w:val="Hyperlink"/>
@@ -4699,7 +4689,7 @@
               <w:rPr>
                 <w:noProof/>
               </w:rPr>
-              <w:instrText xml:space="preserve"> PAGEREF _Toc224415550 \h </w:instrText>
+              <w:instrText xml:space="preserve"> PAGEREF _Toc224562556 \h </w:instrText>
             </w:r>
             <w:r>
               <w:rPr>
@@ -4739,7 +4729,7 @@
               <w14:ligatures w14:val="standardContextual"/>
             </w:rPr>
           </w:pPr>
-          <w:hyperlink w:anchor="_Toc224415551" w:history="1">
+          <w:hyperlink w:anchor="_Toc224562557" w:history="1">
             <w:r>
               <w:rPr>
                 <w:rStyle w:val="Hyperlink"/>
@@ -4764,7 +4754,7 @@
               <w:rPr>
                 <w:noProof/>
               </w:rPr>
-              <w:instrText xml:space="preserve"> PAGEREF _Toc224415551 \h </w:instrText>
+              <w:instrText xml:space="preserve"> PAGEREF _Toc224562557 \h </w:instrText>
             </w:r>
             <w:r>
               <w:rPr>
@@ -4804,12 +4794,11 @@
               <w14:ligatures w14:val="standardContextual"/>
             </w:rPr>
           </w:pPr>
-          <w:hyperlink w:anchor="_Toc224415552" w:history="1">
+          <w:hyperlink w:anchor="_Toc224562558" w:history="1">
             <w:r>
               <w:rPr>
                 <w:rStyle w:val="Hyperlink"/>
                 <w:noProof/>
-                <w:lang w:val="en-US"/>
               </w:rPr>
               <w:t>3.  Project Management Information Systems</w:t>
             </w:r>
@@ -4829,7 +4818,7 @@
               <w:rPr>
                 <w:noProof/>
               </w:rPr>
-              <w:instrText xml:space="preserve"> PAGEREF _Toc224415552 \h </w:instrText>
+              <w:instrText xml:space="preserve"> PAGEREF _Toc224562558 \h </w:instrText>
             </w:r>
             <w:r>
               <w:rPr>
@@ -4869,7 +4858,7 @@
               <w14:ligatures w14:val="standardContextual"/>
             </w:rPr>
           </w:pPr>
-          <w:hyperlink w:anchor="_Toc224415553" w:history="1">
+          <w:hyperlink w:anchor="_Toc224562559" w:history="1">
             <w:r>
               <w:rPr>
                 <w:rStyle w:val="Hyperlink"/>
@@ -4894,7 +4883,7 @@
               <w:rPr>
                 <w:noProof/>
               </w:rPr>
-              <w:instrText xml:space="preserve"> PAGEREF _Toc224415553 \h </w:instrText>
+              <w:instrText xml:space="preserve"> PAGEREF _Toc224562559 \h </w:instrText>
             </w:r>
             <w:r>
               <w:rPr>
@@ -4934,7 +4923,7 @@
               <w14:ligatures w14:val="standardContextual"/>
             </w:rPr>
           </w:pPr>
-          <w:hyperlink w:anchor="_Toc224415554" w:history="1">
+          <w:hyperlink w:anchor="_Toc224562560" w:history="1">
             <w:r>
               <w:rPr>
                 <w:rStyle w:val="Hyperlink"/>
@@ -4959,7 +4948,7 @@
               <w:rPr>
                 <w:noProof/>
               </w:rPr>
-              <w:instrText xml:space="preserve"> PAGEREF _Toc224415554 \h </w:instrText>
+              <w:instrText xml:space="preserve"> PAGEREF _Toc224562560 \h </w:instrText>
             </w:r>
             <w:r>
               <w:rPr>
@@ -4999,12 +4988,11 @@
               <w14:ligatures w14:val="standardContextual"/>
             </w:rPr>
           </w:pPr>
-          <w:hyperlink w:anchor="_Toc224415555" w:history="1">
+          <w:hyperlink w:anchor="_Toc224562561" w:history="1">
             <w:r>
               <w:rPr>
                 <w:rStyle w:val="Hyperlink"/>
                 <w:noProof/>
-                <w:lang w:val="en-US"/>
               </w:rPr>
               <w:t>4.  Technical Framework and Technology Justification</w:t>
             </w:r>
@@ -5024,7 +5012,7 @@
               <w:rPr>
                 <w:noProof/>
               </w:rPr>
-              <w:instrText xml:space="preserve"> PAGEREF _Toc224415555 \h </w:instrText>
+              <w:instrText xml:space="preserve"> PAGEREF _Toc224562561 \h </w:instrText>
             </w:r>
             <w:r>
               <w:rPr>
@@ -5064,7 +5052,7 @@
               <w14:ligatures w14:val="standardContextual"/>
             </w:rPr>
           </w:pPr>
-          <w:hyperlink w:anchor="_Toc224415556" w:history="1">
+          <w:hyperlink w:anchor="_Toc224562562" w:history="1">
             <w:r>
               <w:rPr>
                 <w:rStyle w:val="Hyperlink"/>
@@ -5089,7 +5077,7 @@
               <w:rPr>
                 <w:noProof/>
               </w:rPr>
-              <w:instrText xml:space="preserve"> PAGEREF _Toc224415556 \h </w:instrText>
+              <w:instrText xml:space="preserve"> PAGEREF _Toc224562562 \h </w:instrText>
             </w:r>
             <w:r>
               <w:rPr>
@@ -5129,7 +5117,7 @@
               <w14:ligatures w14:val="standardContextual"/>
             </w:rPr>
           </w:pPr>
-          <w:hyperlink w:anchor="_Toc224415557" w:history="1">
+          <w:hyperlink w:anchor="_Toc224562563" w:history="1">
             <w:r>
               <w:rPr>
                 <w:rStyle w:val="Hyperlink"/>
@@ -5154,7 +5142,7 @@
               <w:rPr>
                 <w:noProof/>
               </w:rPr>
-              <w:instrText xml:space="preserve"> PAGEREF _Toc224415557 \h </w:instrText>
+              <w:instrText xml:space="preserve"> PAGEREF _Toc224562563 \h </w:instrText>
             </w:r>
             <w:r>
               <w:rPr>
@@ -5194,7 +5182,7 @@
               <w14:ligatures w14:val="standardContextual"/>
             </w:rPr>
           </w:pPr>
-          <w:hyperlink w:anchor="_Toc224415558" w:history="1">
+          <w:hyperlink w:anchor="_Toc224562564" w:history="1">
             <w:r>
               <w:rPr>
                 <w:rStyle w:val="Hyperlink"/>
@@ -5218,7 +5206,7 @@
               <w:rPr>
                 <w:noProof/>
               </w:rPr>
-              <w:instrText xml:space="preserve"> PAGEREF _Toc224415558 \h </w:instrText>
+              <w:instrText xml:space="preserve"> PAGEREF _Toc224562564 \h </w:instrText>
             </w:r>
             <w:r>
               <w:rPr>
@@ -5258,12 +5246,11 @@
               <w14:ligatures w14:val="standardContextual"/>
             </w:rPr>
           </w:pPr>
-          <w:hyperlink w:anchor="_Toc224415559" w:history="1">
+          <w:hyperlink w:anchor="_Toc224562565" w:history="1">
             <w:r>
               <w:rPr>
                 <w:rStyle w:val="Hyperlink"/>
                 <w:noProof/>
-                <w:lang w:val="en-US"/>
               </w:rPr>
               <w:t>5.  Synthesis and Working Hypotheses</w:t>
             </w:r>
@@ -5283,7 +5270,7 @@
               <w:rPr>
                 <w:noProof/>
               </w:rPr>
-              <w:instrText xml:space="preserve"> PAGEREF _Toc224415559 \h </w:instrText>
+              <w:instrText xml:space="preserve"> PAGEREF _Toc224562565 \h </w:instrText>
             </w:r>
             <w:r>
               <w:rPr>
@@ -5323,12 +5310,11 @@
               <w14:ligatures w14:val="standardContextual"/>
             </w:rPr>
           </w:pPr>
-          <w:hyperlink w:anchor="_Toc224415560" w:history="1">
+          <w:hyperlink w:anchor="_Toc224562566" w:history="1">
             <w:r>
               <w:rPr>
                 <w:rStyle w:val="Hyperlink"/>
                 <w:noProof/>
-                <w:lang w:val="en-US"/>
               </w:rPr>
               <w:t>6.  Chapter Conclusion</w:t>
             </w:r>
@@ -5348,7 +5334,7 @@
               <w:rPr>
                 <w:noProof/>
               </w:rPr>
-              <w:instrText xml:space="preserve"> PAGEREF _Toc224415560 \h </w:instrText>
+              <w:instrText xml:space="preserve"> PAGEREF _Toc224562566 \h </w:instrText>
             </w:r>
             <w:r>
               <w:rPr>
@@ -5388,7 +5374,7 @@
               <w14:ligatures w14:val="standardContextual"/>
             </w:rPr>
           </w:pPr>
-          <w:hyperlink w:anchor="_Toc224415561" w:history="1">
+          <w:hyperlink w:anchor="_Toc224562567" w:history="1">
             <w:r>
               <w:rPr>
                 <w:rStyle w:val="Hyperlink"/>
@@ -5413,7 +5399,7 @@
               <w:rPr>
                 <w:noProof/>
               </w:rPr>
-              <w:instrText xml:space="preserve"> PAGEREF _Toc224415561 \h </w:instrText>
+              <w:instrText xml:space="preserve"> PAGEREF _Toc224562567 \h </w:instrText>
             </w:r>
             <w:r>
               <w:rPr>
@@ -5453,12 +5439,11 @@
               <w14:ligatures w14:val="standardContextual"/>
             </w:rPr>
           </w:pPr>
-          <w:hyperlink w:anchor="_Toc224415562" w:history="1">
+          <w:hyperlink w:anchor="_Toc224562568" w:history="1">
             <w:r>
               <w:rPr>
                 <w:rStyle w:val="Hyperlink"/>
                 <w:noProof/>
-                <w:lang w:val="en-US"/>
               </w:rPr>
               <w:t>1.  Introduction</w:t>
             </w:r>
@@ -5478,7 +5463,7 @@
               <w:rPr>
                 <w:noProof/>
               </w:rPr>
-              <w:instrText xml:space="preserve"> PAGEREF _Toc224415562 \h </w:instrText>
+              <w:instrText xml:space="preserve"> PAGEREF _Toc224562568 \h </w:instrText>
             </w:r>
             <w:r>
               <w:rPr>
@@ -5518,12 +5503,11 @@
               <w14:ligatures w14:val="standardContextual"/>
             </w:rPr>
           </w:pPr>
-          <w:hyperlink w:anchor="_Toc224415563" w:history="1">
+          <w:hyperlink w:anchor="_Toc224562569" w:history="1">
             <w:r>
               <w:rPr>
                 <w:rStyle w:val="Hyperlink"/>
                 <w:noProof/>
-                <w:lang w:val="en-US"/>
               </w:rPr>
               <w:t>2.  Requirements Capture</w:t>
             </w:r>
@@ -5543,7 +5527,7 @@
               <w:rPr>
                 <w:noProof/>
               </w:rPr>
-              <w:instrText xml:space="preserve"> PAGEREF _Toc224415563 \h </w:instrText>
+              <w:instrText xml:space="preserve"> PAGEREF _Toc224562569 \h </w:instrText>
             </w:r>
             <w:r>
               <w:rPr>
@@ -5583,7 +5567,7 @@
               <w14:ligatures w14:val="standardContextual"/>
             </w:rPr>
           </w:pPr>
-          <w:hyperlink w:anchor="_Toc224415564" w:history="1">
+          <w:hyperlink w:anchor="_Toc224562570" w:history="1">
             <w:r>
               <w:rPr>
                 <w:rStyle w:val="Hyperlink"/>
@@ -5608,7 +5592,7 @@
               <w:rPr>
                 <w:noProof/>
               </w:rPr>
-              <w:instrText xml:space="preserve"> PAGEREF _Toc224415564 \h </w:instrText>
+              <w:instrText xml:space="preserve"> PAGEREF _Toc224562570 \h </w:instrText>
             </w:r>
             <w:r>
               <w:rPr>
@@ -5648,11 +5632,12 @@
               <w14:ligatures w14:val="standardContextual"/>
             </w:rPr>
           </w:pPr>
-          <w:hyperlink w:anchor="_Toc224415565" w:history="1">
+          <w:hyperlink w:anchor="_Toc224562571" w:history="1">
             <w:r>
               <w:rPr>
                 <w:rStyle w:val="Hyperlink"/>
                 <w:noProof/>
+                <w:lang w:val="en-US"/>
               </w:rPr>
               <w:t>2.2   Functional Requirements</w:t>
             </w:r>
@@ -5672,7 +5657,7 @@
               <w:rPr>
                 <w:noProof/>
               </w:rPr>
-              <w:instrText xml:space="preserve"> PAGEREF _Toc224415565 \h </w:instrText>
+              <w:instrText xml:space="preserve"> PAGEREF _Toc224562571 \h </w:instrText>
             </w:r>
             <w:r>
               <w:rPr>
@@ -5712,7 +5697,7 @@
               <w14:ligatures w14:val="standardContextual"/>
             </w:rPr>
           </w:pPr>
-          <w:hyperlink w:anchor="_Toc224415566" w:history="1">
+          <w:hyperlink w:anchor="_Toc224562572" w:history="1">
             <w:r>
               <w:rPr>
                 <w:rStyle w:val="Hyperlink"/>
@@ -5737,7 +5722,7 @@
               <w:rPr>
                 <w:noProof/>
               </w:rPr>
-              <w:instrText xml:space="preserve"> PAGEREF _Toc224415566 \h </w:instrText>
+              <w:instrText xml:space="preserve"> PAGEREF _Toc224562572 \h </w:instrText>
             </w:r>
             <w:r>
               <w:rPr>
@@ -5754,7 +5739,7 @@
               <w:rPr>
                 <w:noProof/>
               </w:rPr>
-              <w:t>16</w:t>
+              <w:t>17</w:t>
             </w:r>
             <w:r>
               <w:rPr>
@@ -5777,7 +5762,7 @@
               <w14:ligatures w14:val="standardContextual"/>
             </w:rPr>
           </w:pPr>
-          <w:hyperlink w:anchor="_Toc224415567" w:history="1">
+          <w:hyperlink w:anchor="_Toc224562573" w:history="1">
             <w:r>
               <w:rPr>
                 <w:rStyle w:val="Hyperlink"/>
@@ -5801,7 +5786,7 @@
               <w:rPr>
                 <w:noProof/>
               </w:rPr>
-              <w:instrText xml:space="preserve"> PAGEREF _Toc224415567 \h </w:instrText>
+              <w:instrText xml:space="preserve"> PAGEREF _Toc224562573 \h </w:instrText>
             </w:r>
             <w:r>
               <w:rPr>
@@ -5818,7 +5803,7 @@
               <w:rPr>
                 <w:noProof/>
               </w:rPr>
-              <w:t>17</w:t>
+              <w:t>18</w:t>
             </w:r>
             <w:r>
               <w:rPr>
@@ -5841,12 +5826,11 @@
               <w14:ligatures w14:val="standardContextual"/>
             </w:rPr>
           </w:pPr>
-          <w:hyperlink w:anchor="_Toc224415568" w:history="1">
+          <w:hyperlink w:anchor="_Toc224562574" w:history="1">
             <w:r>
               <w:rPr>
                 <w:rStyle w:val="Hyperlink"/>
                 <w:noProof/>
-                <w:lang w:val="en-US"/>
               </w:rPr>
               <w:t>3.  Global Use Case Diagram</w:t>
             </w:r>
@@ -5866,7 +5850,7 @@
               <w:rPr>
                 <w:noProof/>
               </w:rPr>
-              <w:instrText xml:space="preserve"> PAGEREF _Toc224415568 \h </w:instrText>
+              <w:instrText xml:space="preserve"> PAGEREF _Toc224562574 \h </w:instrText>
             </w:r>
             <w:r>
               <w:rPr>
@@ -5883,7 +5867,7 @@
               <w:rPr>
                 <w:noProof/>
               </w:rPr>
-              <w:t>18</w:t>
+              <w:t>19</w:t>
             </w:r>
             <w:r>
               <w:rPr>
@@ -5906,12 +5890,11 @@
               <w14:ligatures w14:val="standardContextual"/>
             </w:rPr>
           </w:pPr>
-          <w:hyperlink w:anchor="_Toc224415569" w:history="1">
+          <w:hyperlink w:anchor="_Toc224562575" w:history="1">
             <w:r>
               <w:rPr>
                 <w:rStyle w:val="Hyperlink"/>
                 <w:noProof/>
-                <w:lang w:val="en-US"/>
               </w:rPr>
               <w:t>4.  Scrum Project Planning</w:t>
             </w:r>
@@ -5931,7 +5914,7 @@
               <w:rPr>
                 <w:noProof/>
               </w:rPr>
-              <w:instrText xml:space="preserve"> PAGEREF _Toc224415569 \h </w:instrText>
+              <w:instrText xml:space="preserve"> PAGEREF _Toc224562575 \h </w:instrText>
             </w:r>
             <w:r>
               <w:rPr>
@@ -5948,7 +5931,7 @@
               <w:rPr>
                 <w:noProof/>
               </w:rPr>
-              <w:t>20</w:t>
+              <w:t>21</w:t>
             </w:r>
             <w:r>
               <w:rPr>
@@ -5971,7 +5954,7 @@
               <w14:ligatures w14:val="standardContextual"/>
             </w:rPr>
           </w:pPr>
-          <w:hyperlink w:anchor="_Toc224415570" w:history="1">
+          <w:hyperlink w:anchor="_Toc224562576" w:history="1">
             <w:r>
               <w:rPr>
                 <w:rStyle w:val="Hyperlink"/>
@@ -5996,7 +5979,7 @@
               <w:rPr>
                 <w:noProof/>
               </w:rPr>
-              <w:instrText xml:space="preserve"> PAGEREF _Toc224415570 \h </w:instrText>
+              <w:instrText xml:space="preserve"> PAGEREF _Toc224562576 \h </w:instrText>
             </w:r>
             <w:r>
               <w:rPr>
@@ -6013,7 +5996,7 @@
               <w:rPr>
                 <w:noProof/>
               </w:rPr>
-              <w:t>20</w:t>
+              <w:t>21</w:t>
             </w:r>
             <w:r>
               <w:rPr>
@@ -6036,7 +6019,7 @@
               <w14:ligatures w14:val="standardContextual"/>
             </w:rPr>
           </w:pPr>
-          <w:hyperlink w:anchor="_Toc224415571" w:history="1">
+          <w:hyperlink w:anchor="_Toc224562577" w:history="1">
             <w:r>
               <w:rPr>
                 <w:rStyle w:val="Hyperlink"/>
@@ -6061,7 +6044,7 @@
               <w:rPr>
                 <w:noProof/>
               </w:rPr>
-              <w:instrText xml:space="preserve"> PAGEREF _Toc224415571 \h </w:instrText>
+              <w:instrText xml:space="preserve"> PAGEREF _Toc224562577 \h </w:instrText>
             </w:r>
             <w:r>
               <w:rPr>
@@ -6078,7 +6061,7 @@
               <w:rPr>
                 <w:noProof/>
               </w:rPr>
-              <w:t>20</w:t>
+              <w:t>21</w:t>
             </w:r>
             <w:r>
               <w:rPr>
@@ -6101,7 +6084,7 @@
               <w14:ligatures w14:val="standardContextual"/>
             </w:rPr>
           </w:pPr>
-          <w:hyperlink w:anchor="_Toc224415572" w:history="1">
+          <w:hyperlink w:anchor="_Toc224562578" w:history="1">
             <w:r>
               <w:rPr>
                 <w:rStyle w:val="Hyperlink"/>
@@ -6126,7 +6109,7 @@
               <w:rPr>
                 <w:noProof/>
               </w:rPr>
-              <w:instrText xml:space="preserve"> PAGEREF _Toc224415572 \h </w:instrText>
+              <w:instrText xml:space="preserve"> PAGEREF _Toc224562578 \h </w:instrText>
             </w:r>
             <w:r>
               <w:rPr>
@@ -6143,7 +6126,7 @@
               <w:rPr>
                 <w:noProof/>
               </w:rPr>
-              <w:t>20</w:t>
+              <w:t>23</w:t>
             </w:r>
             <w:r>
               <w:rPr>
@@ -6166,7 +6149,7 @@
               <w14:ligatures w14:val="standardContextual"/>
             </w:rPr>
           </w:pPr>
-          <w:hyperlink w:anchor="_Toc224415573" w:history="1">
+          <w:hyperlink w:anchor="_Toc224562579" w:history="1">
             <w:r>
               <w:rPr>
                 <w:rStyle w:val="Hyperlink"/>
@@ -6191,7 +6174,7 @@
               <w:rPr>
                 <w:noProof/>
               </w:rPr>
-              <w:instrText xml:space="preserve"> PAGEREF _Toc224415573 \h </w:instrText>
+              <w:instrText xml:space="preserve"> PAGEREF _Toc224562579 \h </w:instrText>
             </w:r>
             <w:r>
               <w:rPr>
@@ -6208,7 +6191,7 @@
               <w:rPr>
                 <w:noProof/>
               </w:rPr>
-              <w:t>20</w:t>
+              <w:t>24</w:t>
             </w:r>
             <w:r>
               <w:rPr>
@@ -6231,7 +6214,7 @@
               <w14:ligatures w14:val="standardContextual"/>
             </w:rPr>
           </w:pPr>
-          <w:hyperlink w:anchor="_Toc224415574" w:history="1">
+          <w:hyperlink w:anchor="_Toc224562580" w:history="1">
             <w:r>
               <w:rPr>
                 <w:rStyle w:val="Hyperlink"/>
@@ -6255,7 +6238,7 @@
               <w:rPr>
                 <w:noProof/>
               </w:rPr>
-              <w:instrText xml:space="preserve"> PAGEREF _Toc224415574 \h </w:instrText>
+              <w:instrText xml:space="preserve"> PAGEREF _Toc224562580 \h </w:instrText>
             </w:r>
             <w:r>
               <w:rPr>
@@ -6272,7 +6255,7 @@
               <w:rPr>
                 <w:noProof/>
               </w:rPr>
-              <w:t>20</w:t>
+              <w:t>24</w:t>
             </w:r>
             <w:r>
               <w:rPr>
@@ -6295,7 +6278,7 @@
               <w14:ligatures w14:val="standardContextual"/>
             </w:rPr>
           </w:pPr>
-          <w:hyperlink w:anchor="_Toc224415575" w:history="1">
+          <w:hyperlink w:anchor="_Toc224562581" w:history="1">
             <w:r>
               <w:rPr>
                 <w:rStyle w:val="Hyperlink"/>
@@ -6320,7 +6303,7 @@
               <w:rPr>
                 <w:noProof/>
               </w:rPr>
-              <w:instrText xml:space="preserve"> PAGEREF _Toc224415575 \h </w:instrText>
+              <w:instrText xml:space="preserve"> PAGEREF _Toc224562581 \h </w:instrText>
             </w:r>
             <w:r>
               <w:rPr>
@@ -6337,7 +6320,7 @@
               <w:rPr>
                 <w:noProof/>
               </w:rPr>
-              <w:t>20</w:t>
+              <w:t>24</w:t>
             </w:r>
             <w:r>
               <w:rPr>
@@ -6360,7 +6343,7 @@
               <w14:ligatures w14:val="standardContextual"/>
             </w:rPr>
           </w:pPr>
-          <w:hyperlink w:anchor="_Toc224415576" w:history="1">
+          <w:hyperlink w:anchor="_Toc224562582" w:history="1">
             <w:r>
               <w:rPr>
                 <w:rStyle w:val="Hyperlink"/>
@@ -6385,7 +6368,7 @@
               <w:rPr>
                 <w:noProof/>
               </w:rPr>
-              <w:instrText xml:space="preserve"> PAGEREF _Toc224415576 \h </w:instrText>
+              <w:instrText xml:space="preserve"> PAGEREF _Toc224562582 \h </w:instrText>
             </w:r>
             <w:r>
               <w:rPr>
@@ -6402,7 +6385,7 @@
               <w:rPr>
                 <w:noProof/>
               </w:rPr>
-              <w:t>22</w:t>
+              <w:t>25</w:t>
             </w:r>
             <w:r>
               <w:rPr>
@@ -6425,12 +6408,11 @@
               <w14:ligatures w14:val="standardContextual"/>
             </w:rPr>
           </w:pPr>
-          <w:hyperlink w:anchor="_Toc224415577" w:history="1">
+          <w:hyperlink w:anchor="_Toc224562583" w:history="1">
             <w:r>
               <w:rPr>
                 <w:rStyle w:val="Hyperlink"/>
                 <w:noProof/>
-                <w:lang w:val="en-US"/>
               </w:rPr>
               <w:t>6.  System Architecture</w:t>
             </w:r>
@@ -6450,7 +6432,7 @@
               <w:rPr>
                 <w:noProof/>
               </w:rPr>
-              <w:instrText xml:space="preserve"> PAGEREF _Toc224415577 \h </w:instrText>
+              <w:instrText xml:space="preserve"> PAGEREF _Toc224562583 \h </w:instrText>
             </w:r>
             <w:r>
               <w:rPr>
@@ -6467,7 +6449,7 @@
               <w:rPr>
                 <w:noProof/>
               </w:rPr>
-              <w:t>22</w:t>
+              <w:t>25</w:t>
             </w:r>
             <w:r>
               <w:rPr>
@@ -6490,7 +6472,7 @@
               <w14:ligatures w14:val="standardContextual"/>
             </w:rPr>
           </w:pPr>
-          <w:hyperlink w:anchor="_Toc224415578" w:history="1">
+          <w:hyperlink w:anchor="_Toc224562584" w:history="1">
             <w:r>
               <w:rPr>
                 <w:rStyle w:val="Hyperlink"/>
@@ -6515,7 +6497,7 @@
               <w:rPr>
                 <w:noProof/>
               </w:rPr>
-              <w:instrText xml:space="preserve"> PAGEREF _Toc224415578 \h </w:instrText>
+              <w:instrText xml:space="preserve"> PAGEREF _Toc224562584 \h </w:instrText>
             </w:r>
             <w:r>
               <w:rPr>
@@ -6532,7 +6514,7 @@
               <w:rPr>
                 <w:noProof/>
               </w:rPr>
-              <w:t>22</w:t>
+              <w:t>25</w:t>
             </w:r>
             <w:r>
               <w:rPr>
@@ -6555,7 +6537,7 @@
               <w14:ligatures w14:val="standardContextual"/>
             </w:rPr>
           </w:pPr>
-          <w:hyperlink w:anchor="_Toc224415579" w:history="1">
+          <w:hyperlink w:anchor="_Toc224562585" w:history="1">
             <w:r>
               <w:rPr>
                 <w:rStyle w:val="Hyperlink"/>
@@ -6580,7 +6562,7 @@
               <w:rPr>
                 <w:noProof/>
               </w:rPr>
-              <w:instrText xml:space="preserve"> PAGEREF _Toc224415579 \h </w:instrText>
+              <w:instrText xml:space="preserve"> PAGEREF _Toc224562585 \h </w:instrText>
             </w:r>
             <w:r>
               <w:rPr>
@@ -6597,7 +6579,7 @@
               <w:rPr>
                 <w:noProof/>
               </w:rPr>
-              <w:t>23</w:t>
+              <w:t>26</w:t>
             </w:r>
             <w:r>
               <w:rPr>
@@ -6620,7 +6602,7 @@
               <w14:ligatures w14:val="standardContextual"/>
             </w:rPr>
           </w:pPr>
-          <w:hyperlink w:anchor="_Toc224415580" w:history="1">
+          <w:hyperlink w:anchor="_Toc224562586" w:history="1">
             <w:r>
               <w:rPr>
                 <w:rStyle w:val="Hyperlink"/>
@@ -6645,7 +6627,7 @@
               <w:rPr>
                 <w:noProof/>
               </w:rPr>
-              <w:instrText xml:space="preserve"> PAGEREF _Toc224415580 \h </w:instrText>
+              <w:instrText xml:space="preserve"> PAGEREF _Toc224562586 \h </w:instrText>
             </w:r>
             <w:r>
               <w:rPr>
@@ -6662,7 +6644,7 @@
               <w:rPr>
                 <w:noProof/>
               </w:rPr>
-              <w:t>25</w:t>
+              <w:t>28</w:t>
             </w:r>
             <w:r>
               <w:rPr>
@@ -6685,7 +6667,7 @@
               <w14:ligatures w14:val="standardContextual"/>
             </w:rPr>
           </w:pPr>
-          <w:hyperlink w:anchor="_Toc224415581" w:history="1">
+          <w:hyperlink w:anchor="_Toc224562587" w:history="1">
             <w:r>
               <w:rPr>
                 <w:rStyle w:val="Hyperlink"/>
@@ -6710,7 +6692,7 @@
               <w:rPr>
                 <w:noProof/>
               </w:rPr>
-              <w:instrText xml:space="preserve"> PAGEREF _Toc224415581 \h </w:instrText>
+              <w:instrText xml:space="preserve"> PAGEREF _Toc224562587 \h </w:instrText>
             </w:r>
             <w:r>
               <w:rPr>
@@ -6727,7 +6709,7 @@
               <w:rPr>
                 <w:noProof/>
               </w:rPr>
-              <w:t>25</w:t>
+              <w:t>28</w:t>
             </w:r>
             <w:r>
               <w:rPr>
@@ -6750,12 +6732,11 @@
               <w14:ligatures w14:val="standardContextual"/>
             </w:rPr>
           </w:pPr>
-          <w:hyperlink w:anchor="_Toc224415582" w:history="1">
+          <w:hyperlink w:anchor="_Toc224562588" w:history="1">
             <w:r>
               <w:rPr>
                 <w:rStyle w:val="Hyperlink"/>
                 <w:noProof/>
-                <w:lang w:val="en-US"/>
               </w:rPr>
               <w:t>7.  Global Data Model</w:t>
             </w:r>
@@ -6775,7 +6756,7 @@
               <w:rPr>
                 <w:noProof/>
               </w:rPr>
-              <w:instrText xml:space="preserve"> PAGEREF _Toc224415582 \h </w:instrText>
+              <w:instrText xml:space="preserve"> PAGEREF _Toc224562588 \h </w:instrText>
             </w:r>
             <w:r>
               <w:rPr>
@@ -6792,7 +6773,7 @@
               <w:rPr>
                 <w:noProof/>
               </w:rPr>
-              <w:t>26</w:t>
+              <w:t>29</w:t>
             </w:r>
             <w:r>
               <w:rPr>
@@ -6815,7 +6796,7 @@
               <w14:ligatures w14:val="standardContextual"/>
             </w:rPr>
           </w:pPr>
-          <w:hyperlink w:anchor="_Toc224415583" w:history="1">
+          <w:hyperlink w:anchor="_Toc224562589" w:history="1">
             <w:r>
               <w:rPr>
                 <w:rStyle w:val="Hyperlink"/>
@@ -6840,7 +6821,7 @@
               <w:rPr>
                 <w:noProof/>
               </w:rPr>
-              <w:instrText xml:space="preserve"> PAGEREF _Toc224415583 \h </w:instrText>
+              <w:instrText xml:space="preserve"> PAGEREF _Toc224562589 \h </w:instrText>
             </w:r>
             <w:r>
               <w:rPr>
@@ -6857,7 +6838,7 @@
               <w:rPr>
                 <w:noProof/>
               </w:rPr>
-              <w:t>26</w:t>
+              <w:t>29</w:t>
             </w:r>
             <w:r>
               <w:rPr>
@@ -6880,7 +6861,7 @@
               <w14:ligatures w14:val="standardContextual"/>
             </w:rPr>
           </w:pPr>
-          <w:hyperlink w:anchor="_Toc224415584" w:history="1">
+          <w:hyperlink w:anchor="_Toc224562590" w:history="1">
             <w:r>
               <w:rPr>
                 <w:rStyle w:val="Hyperlink"/>
@@ -6905,7 +6886,7 @@
               <w:rPr>
                 <w:noProof/>
               </w:rPr>
-              <w:instrText xml:space="preserve"> PAGEREF _Toc224415584 \h </w:instrText>
+              <w:instrText xml:space="preserve"> PAGEREF _Toc224562590 \h </w:instrText>
             </w:r>
             <w:r>
               <w:rPr>
@@ -6922,7 +6903,7 @@
               <w:rPr>
                 <w:noProof/>
               </w:rPr>
-              <w:t>27</w:t>
+              <w:t>30</w:t>
             </w:r>
             <w:r>
               <w:rPr>
@@ -6945,7 +6926,7 @@
               <w14:ligatures w14:val="standardContextual"/>
             </w:rPr>
           </w:pPr>
-          <w:hyperlink w:anchor="_Toc224415585" w:history="1">
+          <w:hyperlink w:anchor="_Toc224562591" w:history="1">
             <w:r>
               <w:rPr>
                 <w:rStyle w:val="Hyperlink"/>
@@ -6970,7 +6951,7 @@
               <w:rPr>
                 <w:noProof/>
               </w:rPr>
-              <w:instrText xml:space="preserve"> PAGEREF _Toc224415585 \h </w:instrText>
+              <w:instrText xml:space="preserve"> PAGEREF _Toc224562591 \h </w:instrText>
             </w:r>
             <w:r>
               <w:rPr>
@@ -6987,7 +6968,7 @@
               <w:rPr>
                 <w:noProof/>
               </w:rPr>
-              <w:t>28</w:t>
+              <w:t>31</w:t>
             </w:r>
             <w:r>
               <w:rPr>
@@ -7010,12 +6991,11 @@
               <w14:ligatures w14:val="standardContextual"/>
             </w:rPr>
           </w:pPr>
-          <w:hyperlink w:anchor="_Toc224415586" w:history="1">
+          <w:hyperlink w:anchor="_Toc224562592" w:history="1">
             <w:r>
               <w:rPr>
                 <w:rStyle w:val="Hyperlink"/>
                 <w:noProof/>
-                <w:lang w:val="en-US"/>
               </w:rPr>
               <w:t>8.  Chapter Conclusion</w:t>
             </w:r>
@@ -7035,7 +7015,7 @@
               <w:rPr>
                 <w:noProof/>
               </w:rPr>
-              <w:instrText xml:space="preserve"> PAGEREF _Toc224415586 \h </w:instrText>
+              <w:instrText xml:space="preserve"> PAGEREF _Toc224562592 \h </w:instrText>
             </w:r>
             <w:r>
               <w:rPr>
@@ -7052,7 +7032,7 @@
               <w:rPr>
                 <w:noProof/>
               </w:rPr>
-              <w:t>28</w:t>
+              <w:t>31</w:t>
             </w:r>
             <w:r>
               <w:rPr>
@@ -7075,14 +7055,14 @@
               <w14:ligatures w14:val="standardContextual"/>
             </w:rPr>
           </w:pPr>
-          <w:hyperlink w:anchor="_Toc224415587" w:history="1">
+          <w:hyperlink w:anchor="_Toc224562593" w:history="1">
             <w:r>
               <w:rPr>
                 <w:rStyle w:val="Hyperlink"/>
                 <w:noProof/>
                 <w:lang w:val="en-US"/>
               </w:rPr>
-              <w:t>Chapter 4 — Sprint 1: Foundation and Data Layer</w:t>
+              <w:t>Chapter 4 — Sprint 1: Foundation and Authentication</w:t>
             </w:r>
             <w:r>
               <w:rPr>
@@ -7100,7 +7080,7 @@
               <w:rPr>
                 <w:noProof/>
               </w:rPr>
-              <w:instrText xml:space="preserve"> PAGEREF _Toc224415587 \h </w:instrText>
+              <w:instrText xml:space="preserve"> PAGEREF _Toc224562593 \h </w:instrText>
             </w:r>
             <w:r>
               <w:rPr>
@@ -7117,7 +7097,137 @@
               <w:rPr>
                 <w:noProof/>
               </w:rPr>
-              <w:t>29</w:t>
+              <w:t>32</w:t>
+            </w:r>
+            <w:r>
+              <w:rPr>
+                <w:noProof/>
+              </w:rPr>
+              <w:fldChar w:fldCharType="end"/>
+            </w:r>
+          </w:hyperlink>
+        </w:p>
+        <w:p>
+          <w:pPr>
+            <w:pStyle w:val="TOC2"/>
+            <w:tabs>
+              <w:tab w:val="right" w:leader="dot" w:pos="9344"/>
+            </w:tabs>
+            <w:rPr>
+              <w:rFonts w:asciiTheme="minorHAnsi" w:eastAsiaTheme="minorEastAsia" w:hAnsiTheme="minorHAnsi" w:cstheme="minorBidi"/>
+              <w:noProof/>
+              <w:kern w:val="2"/>
+              <w14:ligatures w14:val="standardContextual"/>
+            </w:rPr>
+          </w:pPr>
+          <w:hyperlink w:anchor="_Toc224562594" w:history="1">
+            <w:r>
+              <w:rPr>
+                <w:rStyle w:val="Hyperlink"/>
+                <w:noProof/>
+                <w:lang w:val="en-US"/>
+              </w:rPr>
+              <w:t>1.  Introduction</w:t>
+            </w:r>
+            <w:r>
+              <w:rPr>
+                <w:noProof/>
+              </w:rPr>
+              <w:tab/>
+            </w:r>
+            <w:r>
+              <w:rPr>
+                <w:noProof/>
+              </w:rPr>
+              <w:fldChar w:fldCharType="begin"/>
+            </w:r>
+            <w:r>
+              <w:rPr>
+                <w:noProof/>
+              </w:rPr>
+              <w:instrText xml:space="preserve"> PAGEREF _Toc224562594 \h </w:instrText>
+            </w:r>
+            <w:r>
+              <w:rPr>
+                <w:noProof/>
+              </w:rPr>
+            </w:r>
+            <w:r>
+              <w:rPr>
+                <w:noProof/>
+              </w:rPr>
+              <w:fldChar w:fldCharType="separate"/>
+            </w:r>
+            <w:r>
+              <w:rPr>
+                <w:noProof/>
+              </w:rPr>
+              <w:t>32</w:t>
+            </w:r>
+            <w:r>
+              <w:rPr>
+                <w:noProof/>
+              </w:rPr>
+              <w:fldChar w:fldCharType="end"/>
+            </w:r>
+          </w:hyperlink>
+        </w:p>
+        <w:p>
+          <w:pPr>
+            <w:pStyle w:val="TOC2"/>
+            <w:tabs>
+              <w:tab w:val="right" w:leader="dot" w:pos="9344"/>
+            </w:tabs>
+            <w:rPr>
+              <w:rFonts w:asciiTheme="minorHAnsi" w:eastAsiaTheme="minorEastAsia" w:hAnsiTheme="minorHAnsi" w:cstheme="minorBidi"/>
+              <w:noProof/>
+              <w:kern w:val="2"/>
+              <w14:ligatures w14:val="standardContextual"/>
+            </w:rPr>
+          </w:pPr>
+          <w:hyperlink w:anchor="_Toc224562595" w:history="1">
+            <w:r>
+              <w:rPr>
+                <w:rStyle w:val="Hyperlink"/>
+                <w:noProof/>
+                <w:lang w:val="en-US"/>
+              </w:rPr>
+              <w:t>2.  Sprint 1 Backlog</w:t>
+            </w:r>
+            <w:r>
+              <w:rPr>
+                <w:noProof/>
+              </w:rPr>
+              <w:tab/>
+            </w:r>
+            <w:r>
+              <w:rPr>
+                <w:noProof/>
+              </w:rPr>
+              <w:fldChar w:fldCharType="begin"/>
+            </w:r>
+            <w:r>
+              <w:rPr>
+                <w:noProof/>
+              </w:rPr>
+              <w:instrText xml:space="preserve"> PAGEREF _Toc224562595 \h </w:instrText>
+            </w:r>
+            <w:r>
+              <w:rPr>
+                <w:noProof/>
+              </w:rPr>
+            </w:r>
+            <w:r>
+              <w:rPr>
+                <w:noProof/>
+              </w:rPr>
+              <w:fldChar w:fldCharType="separate"/>
+            </w:r>
+            <w:r>
+              <w:rPr>
+                <w:noProof/>
+              </w:rPr>
+              <w:t>32</w:t>
             </w:r>
             <w:r>
               <w:rPr>
@@ -7140,7 +7250,7 @@
               <w14:ligatures w14:val="standardContextual"/>
             </w:rPr>
           </w:pPr>
-          <w:hyperlink w:anchor="_Toc224415588" w:history="1">
+          <w:hyperlink w:anchor="_Toc224562596" w:history="1">
             <w:r>
               <w:rPr>
                 <w:rStyle w:val="Hyperlink"/>
@@ -7165,7 +7275,7 @@
               <w:rPr>
                 <w:noProof/>
               </w:rPr>
-              <w:instrText xml:space="preserve"> PAGEREF _Toc224415588 \h </w:instrText>
+              <w:instrText xml:space="preserve"> PAGEREF _Toc224562596 \h </w:instrText>
             </w:r>
             <w:r>
               <w:rPr>
@@ -7182,7 +7292,7 @@
               <w:rPr>
                 <w:noProof/>
               </w:rPr>
-              <w:t>30</w:t>
+              <w:t>34</w:t>
             </w:r>
             <w:r>
               <w:rPr>
@@ -7223,7 +7333,7 @@
           <w:noProof/>
         </w:rPr>
       </w:pPr>
-      <w:bookmarkStart w:id="5" w:name="_Toc224415522"/>
+      <w:bookmarkStart w:id="5" w:name="_Toc224562528"/>
       <w:r>
         <w:rPr>
           <w:lang w:val="en-US"/>
@@ -8404,7 +8514,7 @@
         <w:lastRenderedPageBreak/>
         <w:fldChar w:fldCharType="end"/>
       </w:r>
-      <w:bookmarkStart w:id="6" w:name="_Toc224415523"/>
+      <w:bookmarkStart w:id="6" w:name="_Toc224562529"/>
       <w:r>
         <w:rPr>
           <w:lang w:val="en-US"/>
@@ -8444,7 +8554,7 @@
         </w:rPr>
         <w:fldChar w:fldCharType="separate"/>
       </w:r>
-      <w:hyperlink w:anchor="_Toc224415589" w:history="1">
+      <w:hyperlink w:anchor="_Toc224562597" w:history="1">
         <w:r>
           <w:rPr>
             <w:rStyle w:val="Hyperlink"/>
@@ -8472,7 +8582,7 @@
             <w:noProof/>
             <w:webHidden/>
           </w:rPr>
-          <w:instrText xml:space="preserve"> PAGEREF _Toc224415589 \h </w:instrText>
+          <w:instrText xml:space="preserve"> PAGEREF _Toc224562597 \h </w:instrText>
         </w:r>
         <w:r>
           <w:rPr>
@@ -8516,7 +8626,7 @@
           <w14:ligatures w14:val="standardContextual"/>
         </w:rPr>
       </w:pPr>
-      <w:hyperlink w:anchor="_Toc224415590" w:history="1">
+      <w:hyperlink w:anchor="_Toc224562598" w:history="1">
         <w:r>
           <w:rPr>
             <w:rStyle w:val="Hyperlink"/>
@@ -8544,7 +8654,7 @@
             <w:noProof/>
             <w:webHidden/>
           </w:rPr>
-          <w:instrText xml:space="preserve"> PAGEREF _Toc224415590 \h </w:instrText>
+          <w:instrText xml:space="preserve"> PAGEREF _Toc224562598 \h </w:instrText>
         </w:r>
         <w:r>
           <w:rPr>
@@ -8588,7 +8698,7 @@
           <w14:ligatures w14:val="standardContextual"/>
         </w:rPr>
       </w:pPr>
-      <w:hyperlink w:anchor="_Toc224415591" w:history="1">
+      <w:hyperlink w:anchor="_Toc224562599" w:history="1">
         <w:r>
           <w:rPr>
             <w:rStyle w:val="Hyperlink"/>
@@ -8616,7 +8726,7 @@
             <w:noProof/>
             <w:webHidden/>
           </w:rPr>
-          <w:instrText xml:space="preserve"> PAGEREF _Toc224415591 \h </w:instrText>
+          <w:instrText xml:space="preserve"> PAGEREF _Toc224562599 \h </w:instrText>
         </w:r>
         <w:r>
           <w:rPr>
@@ -8660,7 +8770,7 @@
           <w14:ligatures w14:val="standardContextual"/>
         </w:rPr>
       </w:pPr>
-      <w:hyperlink w:anchor="_Toc224415592" w:history="1">
+      <w:hyperlink w:anchor="_Toc224562600" w:history="1">
         <w:r>
           <w:rPr>
             <w:rStyle w:val="Hyperlink"/>
@@ -8688,7 +8798,7 @@
             <w:noProof/>
             <w:webHidden/>
           </w:rPr>
-          <w:instrText xml:space="preserve"> PAGEREF _Toc224415592 \h </w:instrText>
+          <w:instrText xml:space="preserve"> PAGEREF _Toc224562600 \h </w:instrText>
         </w:r>
         <w:r>
           <w:rPr>
@@ -8732,7 +8842,7 @@
           <w14:ligatures w14:val="standardContextual"/>
         </w:rPr>
       </w:pPr>
-      <w:hyperlink w:anchor="_Toc224415593" w:history="1">
+      <w:hyperlink w:anchor="_Toc224562601" w:history="1">
         <w:r>
           <w:rPr>
             <w:rStyle w:val="Hyperlink"/>
@@ -8760,7 +8870,7 @@
             <w:noProof/>
             <w:webHidden/>
           </w:rPr>
-          <w:instrText xml:space="preserve"> PAGEREF _Toc224415593 \h </w:instrText>
+          <w:instrText xml:space="preserve"> PAGEREF _Toc224562601 \h </w:instrText>
         </w:r>
         <w:r>
           <w:rPr>
@@ -8804,7 +8914,7 @@
           <w14:ligatures w14:val="standardContextual"/>
         </w:rPr>
       </w:pPr>
-      <w:hyperlink w:anchor="_Toc224415594" w:history="1">
+      <w:hyperlink w:anchor="_Toc224562602" w:history="1">
         <w:r>
           <w:rPr>
             <w:rStyle w:val="Hyperlink"/>
@@ -8832,7 +8942,7 @@
             <w:noProof/>
             <w:webHidden/>
           </w:rPr>
-          <w:instrText xml:space="preserve"> PAGEREF _Toc224415594 \h </w:instrText>
+          <w:instrText xml:space="preserve"> PAGEREF _Toc224562602 \h </w:instrText>
         </w:r>
         <w:r>
           <w:rPr>
@@ -8876,7 +8986,7 @@
           <w14:ligatures w14:val="standardContextual"/>
         </w:rPr>
       </w:pPr>
-      <w:hyperlink w:anchor="_Toc224415595" w:history="1">
+      <w:hyperlink w:anchor="_Toc224562603" w:history="1">
         <w:r>
           <w:rPr>
             <w:rStyle w:val="Hyperlink"/>
@@ -8904,7 +9014,7 @@
             <w:noProof/>
             <w:webHidden/>
           </w:rPr>
-          <w:instrText xml:space="preserve"> PAGEREF _Toc224415595 \h </w:instrText>
+          <w:instrText xml:space="preserve"> PAGEREF _Toc224562603 \h </w:instrText>
         </w:r>
         <w:r>
           <w:rPr>
@@ -8948,7 +9058,7 @@
           <w14:ligatures w14:val="standardContextual"/>
         </w:rPr>
       </w:pPr>
-      <w:hyperlink w:anchor="_Toc224415596" w:history="1">
+      <w:hyperlink w:anchor="_Toc224562604" w:history="1">
         <w:r>
           <w:rPr>
             <w:rStyle w:val="Hyperlink"/>
@@ -8976,149 +9086,7 @@
             <w:noProof/>
             <w:webHidden/>
           </w:rPr>
-          <w:instrText xml:space="preserve"> PAGEREF _Toc224415596 \h </w:instrText>
-        </w:r>
-        <w:r>
-          <w:rPr>
-            <w:noProof/>
-            <w:webHidden/>
-          </w:rPr>
-        </w:r>
-        <w:r>
-          <w:rPr>
-            <w:noProof/>
-            <w:webHidden/>
-          </w:rPr>
-          <w:fldChar w:fldCharType="separate"/>
-        </w:r>
-        <w:r>
-          <w:rPr>
-            <w:noProof/>
-            <w:webHidden/>
-          </w:rPr>
-          <w:t>16</w:t>
-        </w:r>
-        <w:r>
-          <w:rPr>
-            <w:noProof/>
-            <w:webHidden/>
-          </w:rPr>
-          <w:fldChar w:fldCharType="end"/>
-        </w:r>
-      </w:hyperlink>
-    </w:p>
-    <w:p>
-      <w:pPr>
-        <w:pStyle w:val="TableofFigures"/>
-        <w:tabs>
-          <w:tab w:val="right" w:leader="dot" w:pos="9344"/>
-        </w:tabs>
-        <w:rPr>
-          <w:rFonts w:asciiTheme="minorHAnsi" w:eastAsiaTheme="minorEastAsia" w:hAnsiTheme="minorHAnsi" w:cstheme="minorBidi"/>
-          <w:noProof/>
-          <w:kern w:val="2"/>
-          <w14:ligatures w14:val="standardContextual"/>
-        </w:rPr>
-      </w:pPr>
-      <w:hyperlink w:anchor="_Toc224415597" w:history="1">
-        <w:r>
-          <w:rPr>
-            <w:rStyle w:val="Hyperlink"/>
-            <w:noProof/>
-          </w:rPr>
-          <w:t>Table 9: Non-Functional Requirements</w:t>
-        </w:r>
-        <w:r>
-          <w:rPr>
-            <w:noProof/>
-            <w:webHidden/>
-          </w:rPr>
-          <w:tab/>
-        </w:r>
-        <w:r>
-          <w:rPr>
-            <w:noProof/>
-            <w:webHidden/>
-          </w:rPr>
-          <w:fldChar w:fldCharType="begin"/>
-        </w:r>
-        <w:r>
-          <w:rPr>
-            <w:noProof/>
-            <w:webHidden/>
-          </w:rPr>
-          <w:instrText xml:space="preserve"> PAGEREF _Toc224415597 \h </w:instrText>
-        </w:r>
-        <w:r>
-          <w:rPr>
-            <w:noProof/>
-            <w:webHidden/>
-          </w:rPr>
-        </w:r>
-        <w:r>
-          <w:rPr>
-            <w:noProof/>
-            <w:webHidden/>
-          </w:rPr>
-          <w:fldChar w:fldCharType="separate"/>
-        </w:r>
-        <w:r>
-          <w:rPr>
-            <w:noProof/>
-            <w:webHidden/>
-          </w:rPr>
-          <w:t>16</w:t>
-        </w:r>
-        <w:r>
-          <w:rPr>
-            <w:noProof/>
-            <w:webHidden/>
-          </w:rPr>
-          <w:fldChar w:fldCharType="end"/>
-        </w:r>
-      </w:hyperlink>
-    </w:p>
-    <w:p>
-      <w:pPr>
-        <w:pStyle w:val="TableofFigures"/>
-        <w:tabs>
-          <w:tab w:val="right" w:leader="dot" w:pos="9344"/>
-        </w:tabs>
-        <w:rPr>
-          <w:rFonts w:asciiTheme="minorHAnsi" w:eastAsiaTheme="minorEastAsia" w:hAnsiTheme="minorHAnsi" w:cstheme="minorBidi"/>
-          <w:noProof/>
-          <w:kern w:val="2"/>
-          <w14:ligatures w14:val="standardContextual"/>
-        </w:rPr>
-      </w:pPr>
-      <w:hyperlink w:anchor="_Toc224415598" w:history="1">
-        <w:r>
-          <w:rPr>
-            <w:rStyle w:val="Hyperlink"/>
-            <w:noProof/>
-          </w:rPr>
-          <w:t>Table 10: User Roles and Permissions Matrix</w:t>
-        </w:r>
-        <w:r>
-          <w:rPr>
-            <w:noProof/>
-            <w:webHidden/>
-          </w:rPr>
-          <w:tab/>
-        </w:r>
-        <w:r>
-          <w:rPr>
-            <w:noProof/>
-            <w:webHidden/>
-          </w:rPr>
-          <w:fldChar w:fldCharType="begin"/>
-        </w:r>
-        <w:r>
-          <w:rPr>
-            <w:noProof/>
-            <w:webHidden/>
-          </w:rPr>
-          <w:instrText xml:space="preserve"> PAGEREF _Toc224415598 \h </w:instrText>
+          <w:instrText xml:space="preserve"> PAGEREF _Toc224562604 \h </w:instrText>
         </w:r>
         <w:r>
           <w:rPr>
@@ -9162,7 +9130,149 @@
           <w14:ligatures w14:val="standardContextual"/>
         </w:rPr>
       </w:pPr>
-      <w:hyperlink w:anchor="_Toc224415599" w:history="1">
+      <w:hyperlink w:anchor="_Toc224562605" w:history="1">
+        <w:r>
+          <w:rPr>
+            <w:rStyle w:val="Hyperlink"/>
+            <w:noProof/>
+          </w:rPr>
+          <w:t>Table 9: Non-Functional Requirements</w:t>
+        </w:r>
+        <w:r>
+          <w:rPr>
+            <w:noProof/>
+            <w:webHidden/>
+          </w:rPr>
+          <w:tab/>
+        </w:r>
+        <w:r>
+          <w:rPr>
+            <w:noProof/>
+            <w:webHidden/>
+          </w:rPr>
+          <w:fldChar w:fldCharType="begin"/>
+        </w:r>
+        <w:r>
+          <w:rPr>
+            <w:noProof/>
+            <w:webHidden/>
+          </w:rPr>
+          <w:instrText xml:space="preserve"> PAGEREF _Toc224562605 \h </w:instrText>
+        </w:r>
+        <w:r>
+          <w:rPr>
+            <w:noProof/>
+            <w:webHidden/>
+          </w:rPr>
+        </w:r>
+        <w:r>
+          <w:rPr>
+            <w:noProof/>
+            <w:webHidden/>
+          </w:rPr>
+          <w:fldChar w:fldCharType="separate"/>
+        </w:r>
+        <w:r>
+          <w:rPr>
+            <w:noProof/>
+            <w:webHidden/>
+          </w:rPr>
+          <w:t>18</w:t>
+        </w:r>
+        <w:r>
+          <w:rPr>
+            <w:noProof/>
+            <w:webHidden/>
+          </w:rPr>
+          <w:fldChar w:fldCharType="end"/>
+        </w:r>
+      </w:hyperlink>
+    </w:p>
+    <w:p>
+      <w:pPr>
+        <w:pStyle w:val="TableofFigures"/>
+        <w:tabs>
+          <w:tab w:val="right" w:leader="dot" w:pos="9344"/>
+        </w:tabs>
+        <w:rPr>
+          <w:rFonts w:asciiTheme="minorHAnsi" w:eastAsiaTheme="minorEastAsia" w:hAnsiTheme="minorHAnsi" w:cstheme="minorBidi"/>
+          <w:noProof/>
+          <w:kern w:val="2"/>
+          <w14:ligatures w14:val="standardContextual"/>
+        </w:rPr>
+      </w:pPr>
+      <w:hyperlink w:anchor="_Toc224562606" w:history="1">
+        <w:r>
+          <w:rPr>
+            <w:rStyle w:val="Hyperlink"/>
+            <w:noProof/>
+          </w:rPr>
+          <w:t>Table 10: User Roles and Permissions Matrix</w:t>
+        </w:r>
+        <w:r>
+          <w:rPr>
+            <w:noProof/>
+            <w:webHidden/>
+          </w:rPr>
+          <w:tab/>
+        </w:r>
+        <w:r>
+          <w:rPr>
+            <w:noProof/>
+            <w:webHidden/>
+          </w:rPr>
+          <w:fldChar w:fldCharType="begin"/>
+        </w:r>
+        <w:r>
+          <w:rPr>
+            <w:noProof/>
+            <w:webHidden/>
+          </w:rPr>
+          <w:instrText xml:space="preserve"> PAGEREF _Toc224562606 \h </w:instrText>
+        </w:r>
+        <w:r>
+          <w:rPr>
+            <w:noProof/>
+            <w:webHidden/>
+          </w:rPr>
+        </w:r>
+        <w:r>
+          <w:rPr>
+            <w:noProof/>
+            <w:webHidden/>
+          </w:rPr>
+          <w:fldChar w:fldCharType="separate"/>
+        </w:r>
+        <w:r>
+          <w:rPr>
+            <w:noProof/>
+            <w:webHidden/>
+          </w:rPr>
+          <w:t>18</w:t>
+        </w:r>
+        <w:r>
+          <w:rPr>
+            <w:noProof/>
+            <w:webHidden/>
+          </w:rPr>
+          <w:fldChar w:fldCharType="end"/>
+        </w:r>
+      </w:hyperlink>
+    </w:p>
+    <w:p>
+      <w:pPr>
+        <w:pStyle w:val="TableofFigures"/>
+        <w:tabs>
+          <w:tab w:val="right" w:leader="dot" w:pos="9344"/>
+        </w:tabs>
+        <w:rPr>
+          <w:rFonts w:asciiTheme="minorHAnsi" w:eastAsiaTheme="minorEastAsia" w:hAnsiTheme="minorHAnsi" w:cstheme="minorBidi"/>
+          <w:noProof/>
+          <w:kern w:val="2"/>
+          <w14:ligatures w14:val="standardContextual"/>
+        </w:rPr>
+      </w:pPr>
+      <w:hyperlink w:anchor="_Toc224562607" w:history="1">
         <w:r>
           <w:rPr>
             <w:rStyle w:val="Hyperlink"/>
@@ -9190,222 +9300,7 @@
             <w:noProof/>
             <w:webHidden/>
           </w:rPr>
-          <w:instrText xml:space="preserve"> PAGEREF _Toc224415599 \h </w:instrText>
-        </w:r>
-        <w:r>
-          <w:rPr>
-            <w:noProof/>
-            <w:webHidden/>
-          </w:rPr>
-        </w:r>
-        <w:r>
-          <w:rPr>
-            <w:noProof/>
-            <w:webHidden/>
-          </w:rPr>
-          <w:fldChar w:fldCharType="separate"/>
-        </w:r>
-        <w:r>
-          <w:rPr>
-            <w:noProof/>
-            <w:webHidden/>
-          </w:rPr>
-          <w:t>20</w:t>
-        </w:r>
-        <w:r>
-          <w:rPr>
-            <w:noProof/>
-            <w:webHidden/>
-          </w:rPr>
-          <w:fldChar w:fldCharType="end"/>
-        </w:r>
-      </w:hyperlink>
-    </w:p>
-    <w:p>
-      <w:pPr>
-        <w:pStyle w:val="TableofFigures"/>
-        <w:tabs>
-          <w:tab w:val="right" w:leader="dot" w:pos="9344"/>
-        </w:tabs>
-        <w:rPr>
-          <w:rFonts w:asciiTheme="minorHAnsi" w:eastAsiaTheme="minorEastAsia" w:hAnsiTheme="minorHAnsi" w:cstheme="minorBidi"/>
-          <w:noProof/>
-          <w:kern w:val="2"/>
-          <w14:ligatures w14:val="standardContextual"/>
-        </w:rPr>
-      </w:pPr>
-      <w:hyperlink w:anchor="_Toc224415600" w:history="1">
-        <w:r>
-          <w:rPr>
-            <w:rStyle w:val="Hyperlink"/>
-            <w:noProof/>
-            <w:lang w:val="en-US"/>
-          </w:rPr>
-          <w:t>Table 12: Sprint Planning Overview</w:t>
-        </w:r>
-        <w:r>
-          <w:rPr>
-            <w:noProof/>
-            <w:webHidden/>
-          </w:rPr>
-          <w:tab/>
-        </w:r>
-        <w:r>
-          <w:rPr>
-            <w:noProof/>
-            <w:webHidden/>
-          </w:rPr>
-          <w:fldChar w:fldCharType="begin"/>
-        </w:r>
-        <w:r>
-          <w:rPr>
-            <w:noProof/>
-            <w:webHidden/>
-          </w:rPr>
-          <w:instrText xml:space="preserve"> PAGEREF _Toc224415600 \h </w:instrText>
-        </w:r>
-        <w:r>
-          <w:rPr>
-            <w:noProof/>
-            <w:webHidden/>
-          </w:rPr>
-        </w:r>
-        <w:r>
-          <w:rPr>
-            <w:noProof/>
-            <w:webHidden/>
-          </w:rPr>
-          <w:fldChar w:fldCharType="separate"/>
-        </w:r>
-        <w:r>
-          <w:rPr>
-            <w:noProof/>
-            <w:webHidden/>
-          </w:rPr>
-          <w:t>20</w:t>
-        </w:r>
-        <w:r>
-          <w:rPr>
-            <w:noProof/>
-            <w:webHidden/>
-          </w:rPr>
-          <w:fldChar w:fldCharType="end"/>
-        </w:r>
-      </w:hyperlink>
-    </w:p>
-    <w:p>
-      <w:pPr>
-        <w:pStyle w:val="TableofFigures"/>
-        <w:tabs>
-          <w:tab w:val="right" w:leader="dot" w:pos="9344"/>
-        </w:tabs>
-        <w:rPr>
-          <w:rFonts w:asciiTheme="minorHAnsi" w:eastAsiaTheme="minorEastAsia" w:hAnsiTheme="minorHAnsi" w:cstheme="minorBidi"/>
-          <w:noProof/>
-          <w:kern w:val="2"/>
-          <w14:ligatures w14:val="standardContextual"/>
-        </w:rPr>
-      </w:pPr>
-      <w:hyperlink w:anchor="_Toc224415601" w:history="1">
-        <w:r>
-          <w:rPr>
-            <w:rStyle w:val="Hyperlink"/>
-            <w:noProof/>
-          </w:rPr>
-          <w:t>Table 13: Hardware Development Environment</w:t>
-        </w:r>
-        <w:r>
-          <w:rPr>
-            <w:noProof/>
-            <w:webHidden/>
-          </w:rPr>
-          <w:tab/>
-        </w:r>
-        <w:r>
-          <w:rPr>
-            <w:noProof/>
-            <w:webHidden/>
-          </w:rPr>
-          <w:fldChar w:fldCharType="begin"/>
-        </w:r>
-        <w:r>
-          <w:rPr>
-            <w:noProof/>
-            <w:webHidden/>
-          </w:rPr>
-          <w:instrText xml:space="preserve"> PAGEREF _Toc224415601 \h </w:instrText>
-        </w:r>
-        <w:r>
-          <w:rPr>
-            <w:noProof/>
-            <w:webHidden/>
-          </w:rPr>
-        </w:r>
-        <w:r>
-          <w:rPr>
-            <w:noProof/>
-            <w:webHidden/>
-          </w:rPr>
-          <w:fldChar w:fldCharType="separate"/>
-        </w:r>
-        <w:r>
-          <w:rPr>
-            <w:noProof/>
-            <w:webHidden/>
-          </w:rPr>
-          <w:t>21</w:t>
-        </w:r>
-        <w:r>
-          <w:rPr>
-            <w:noProof/>
-            <w:webHidden/>
-          </w:rPr>
-          <w:fldChar w:fldCharType="end"/>
-        </w:r>
-      </w:hyperlink>
-    </w:p>
-    <w:p>
-      <w:pPr>
-        <w:pStyle w:val="TableofFigures"/>
-        <w:tabs>
-          <w:tab w:val="right" w:leader="dot" w:pos="9344"/>
-        </w:tabs>
-        <w:rPr>
-          <w:rFonts w:asciiTheme="minorHAnsi" w:eastAsiaTheme="minorEastAsia" w:hAnsiTheme="minorHAnsi" w:cstheme="minorBidi"/>
-          <w:noProof/>
-          <w:kern w:val="2"/>
-          <w14:ligatures w14:val="standardContextual"/>
-        </w:rPr>
-      </w:pPr>
-      <w:hyperlink w:anchor="_Toc224415602" w:history="1">
-        <w:r>
-          <w:rPr>
-            <w:rStyle w:val="Hyperlink"/>
-            <w:noProof/>
-            <w:lang w:val="en-US"/>
-          </w:rPr>
-          <w:t>Table 14: Software and Development Environment</w:t>
-        </w:r>
-        <w:r>
-          <w:rPr>
-            <w:noProof/>
-            <w:webHidden/>
-          </w:rPr>
-          <w:tab/>
-        </w:r>
-        <w:r>
-          <w:rPr>
-            <w:noProof/>
-            <w:webHidden/>
-          </w:rPr>
-          <w:fldChar w:fldCharType="begin"/>
-        </w:r>
-        <w:r>
-          <w:rPr>
-            <w:noProof/>
-            <w:webHidden/>
-          </w:rPr>
-          <w:instrText xml:space="preserve"> PAGEREF _Toc224415602 \h </w:instrText>
+          <w:instrText xml:space="preserve"> PAGEREF _Toc224562607 \h </w:instrText>
         </w:r>
         <w:r>
           <w:rPr>
@@ -9438,6 +9333,292 @@
     </w:p>
     <w:p>
       <w:pPr>
+        <w:pStyle w:val="TableofFigures"/>
+        <w:tabs>
+          <w:tab w:val="right" w:leader="dot" w:pos="9344"/>
+        </w:tabs>
+        <w:rPr>
+          <w:rFonts w:asciiTheme="minorHAnsi" w:eastAsiaTheme="minorEastAsia" w:hAnsiTheme="minorHAnsi" w:cstheme="minorBidi"/>
+          <w:noProof/>
+          <w:kern w:val="2"/>
+          <w14:ligatures w14:val="standardContextual"/>
+        </w:rPr>
+      </w:pPr>
+      <w:hyperlink w:anchor="_Toc224562608" w:history="1">
+        <w:r>
+          <w:rPr>
+            <w:rStyle w:val="Hyperlink"/>
+            <w:noProof/>
+            <w:lang w:val="en-US"/>
+          </w:rPr>
+          <w:t>Table 12: Sprint Planning Overview</w:t>
+        </w:r>
+        <w:r>
+          <w:rPr>
+            <w:noProof/>
+            <w:webHidden/>
+          </w:rPr>
+          <w:tab/>
+        </w:r>
+        <w:r>
+          <w:rPr>
+            <w:noProof/>
+            <w:webHidden/>
+          </w:rPr>
+          <w:fldChar w:fldCharType="begin"/>
+        </w:r>
+        <w:r>
+          <w:rPr>
+            <w:noProof/>
+            <w:webHidden/>
+          </w:rPr>
+          <w:instrText xml:space="preserve"> PAGEREF _Toc224562608 \h </w:instrText>
+        </w:r>
+        <w:r>
+          <w:rPr>
+            <w:noProof/>
+            <w:webHidden/>
+          </w:rPr>
+        </w:r>
+        <w:r>
+          <w:rPr>
+            <w:noProof/>
+            <w:webHidden/>
+          </w:rPr>
+          <w:fldChar w:fldCharType="separate"/>
+        </w:r>
+        <w:r>
+          <w:rPr>
+            <w:noProof/>
+            <w:webHidden/>
+          </w:rPr>
+          <w:t>23</w:t>
+        </w:r>
+        <w:r>
+          <w:rPr>
+            <w:noProof/>
+            <w:webHidden/>
+          </w:rPr>
+          <w:fldChar w:fldCharType="end"/>
+        </w:r>
+      </w:hyperlink>
+    </w:p>
+    <w:p>
+      <w:pPr>
+        <w:pStyle w:val="TableofFigures"/>
+        <w:tabs>
+          <w:tab w:val="right" w:leader="dot" w:pos="9344"/>
+        </w:tabs>
+        <w:rPr>
+          <w:rFonts w:asciiTheme="minorHAnsi" w:eastAsiaTheme="minorEastAsia" w:hAnsiTheme="minorHAnsi" w:cstheme="minorBidi"/>
+          <w:noProof/>
+          <w:kern w:val="2"/>
+          <w14:ligatures w14:val="standardContextual"/>
+        </w:rPr>
+      </w:pPr>
+      <w:hyperlink w:anchor="_Toc224562609" w:history="1">
+        <w:r>
+          <w:rPr>
+            <w:rStyle w:val="Hyperlink"/>
+            <w:noProof/>
+          </w:rPr>
+          <w:t>Table 13: Hardware Development Environment</w:t>
+        </w:r>
+        <w:r>
+          <w:rPr>
+            <w:noProof/>
+            <w:webHidden/>
+          </w:rPr>
+          <w:tab/>
+        </w:r>
+        <w:r>
+          <w:rPr>
+            <w:noProof/>
+            <w:webHidden/>
+          </w:rPr>
+          <w:fldChar w:fldCharType="begin"/>
+        </w:r>
+        <w:r>
+          <w:rPr>
+            <w:noProof/>
+            <w:webHidden/>
+          </w:rPr>
+          <w:instrText xml:space="preserve"> PAGEREF _Toc224562609 \h </w:instrText>
+        </w:r>
+        <w:r>
+          <w:rPr>
+            <w:noProof/>
+            <w:webHidden/>
+          </w:rPr>
+        </w:r>
+        <w:r>
+          <w:rPr>
+            <w:noProof/>
+            <w:webHidden/>
+          </w:rPr>
+          <w:fldChar w:fldCharType="separate"/>
+        </w:r>
+        <w:r>
+          <w:rPr>
+            <w:noProof/>
+            <w:webHidden/>
+          </w:rPr>
+          <w:t>24</w:t>
+        </w:r>
+        <w:r>
+          <w:rPr>
+            <w:noProof/>
+            <w:webHidden/>
+          </w:rPr>
+          <w:fldChar w:fldCharType="end"/>
+        </w:r>
+      </w:hyperlink>
+    </w:p>
+    <w:p>
+      <w:pPr>
+        <w:pStyle w:val="TableofFigures"/>
+        <w:tabs>
+          <w:tab w:val="right" w:leader="dot" w:pos="9344"/>
+        </w:tabs>
+        <w:rPr>
+          <w:rFonts w:asciiTheme="minorHAnsi" w:eastAsiaTheme="minorEastAsia" w:hAnsiTheme="minorHAnsi" w:cstheme="minorBidi"/>
+          <w:noProof/>
+          <w:kern w:val="2"/>
+          <w14:ligatures w14:val="standardContextual"/>
+        </w:rPr>
+      </w:pPr>
+      <w:hyperlink w:anchor="_Toc224562610" w:history="1">
+        <w:r>
+          <w:rPr>
+            <w:rStyle w:val="Hyperlink"/>
+            <w:noProof/>
+            <w:lang w:val="en-US"/>
+          </w:rPr>
+          <w:t>Table 14: Software and Development Environment</w:t>
+        </w:r>
+        <w:r>
+          <w:rPr>
+            <w:noProof/>
+            <w:webHidden/>
+          </w:rPr>
+          <w:tab/>
+        </w:r>
+        <w:r>
+          <w:rPr>
+            <w:noProof/>
+            <w:webHidden/>
+          </w:rPr>
+          <w:fldChar w:fldCharType="begin"/>
+        </w:r>
+        <w:r>
+          <w:rPr>
+            <w:noProof/>
+            <w:webHidden/>
+          </w:rPr>
+          <w:instrText xml:space="preserve"> PAGEREF _Toc224562610 \h </w:instrText>
+        </w:r>
+        <w:r>
+          <w:rPr>
+            <w:noProof/>
+            <w:webHidden/>
+          </w:rPr>
+        </w:r>
+        <w:r>
+          <w:rPr>
+            <w:noProof/>
+            <w:webHidden/>
+          </w:rPr>
+          <w:fldChar w:fldCharType="separate"/>
+        </w:r>
+        <w:r>
+          <w:rPr>
+            <w:noProof/>
+            <w:webHidden/>
+          </w:rPr>
+          <w:t>25</w:t>
+        </w:r>
+        <w:r>
+          <w:rPr>
+            <w:noProof/>
+            <w:webHidden/>
+          </w:rPr>
+          <w:fldChar w:fldCharType="end"/>
+        </w:r>
+      </w:hyperlink>
+    </w:p>
+    <w:p>
+      <w:pPr>
+        <w:pStyle w:val="TableofFigures"/>
+        <w:tabs>
+          <w:tab w:val="right" w:leader="dot" w:pos="9344"/>
+        </w:tabs>
+        <w:rPr>
+          <w:rFonts w:asciiTheme="minorHAnsi" w:eastAsiaTheme="minorEastAsia" w:hAnsiTheme="minorHAnsi" w:cstheme="minorBidi"/>
+          <w:noProof/>
+          <w:kern w:val="2"/>
+          <w14:ligatures w14:val="standardContextual"/>
+        </w:rPr>
+      </w:pPr>
+      <w:hyperlink w:anchor="_Toc224562611" w:history="1">
+        <w:r>
+          <w:rPr>
+            <w:rStyle w:val="Hyperlink"/>
+            <w:noProof/>
+          </w:rPr>
+          <w:t>Table 15: Sprint 1 Backlog</w:t>
+        </w:r>
+        <w:r>
+          <w:rPr>
+            <w:noProof/>
+            <w:webHidden/>
+          </w:rPr>
+          <w:tab/>
+        </w:r>
+        <w:r>
+          <w:rPr>
+            <w:noProof/>
+            <w:webHidden/>
+          </w:rPr>
+          <w:fldChar w:fldCharType="begin"/>
+        </w:r>
+        <w:r>
+          <w:rPr>
+            <w:noProof/>
+            <w:webHidden/>
+          </w:rPr>
+          <w:instrText xml:space="preserve"> PAGEREF _Toc224562611 \h </w:instrText>
+        </w:r>
+        <w:r>
+          <w:rPr>
+            <w:noProof/>
+            <w:webHidden/>
+          </w:rPr>
+        </w:r>
+        <w:r>
+          <w:rPr>
+            <w:noProof/>
+            <w:webHidden/>
+          </w:rPr>
+          <w:fldChar w:fldCharType="separate"/>
+        </w:r>
+        <w:r>
+          <w:rPr>
+            <w:noProof/>
+            <w:webHidden/>
+          </w:rPr>
+          <w:t>32</w:t>
+        </w:r>
+        <w:r>
+          <w:rPr>
+            <w:noProof/>
+            <w:webHidden/>
+          </w:rPr>
+          <w:fldChar w:fldCharType="end"/>
+        </w:r>
+      </w:hyperlink>
+    </w:p>
+    <w:p>
+      <w:pPr>
         <w:pStyle w:val="Heading1"/>
         <w:numPr>
           <w:ilvl w:val="0"/>
@@ -9479,7 +9660,7 @@
           <w:lang w:val="en-US"/>
         </w:rPr>
       </w:pPr>
-      <w:bookmarkStart w:id="7" w:name="_Toc224415524"/>
+      <w:bookmarkStart w:id="7" w:name="_Toc224562530"/>
       <w:r>
         <w:rPr>
           <w:lang w:val="en-US"/>
@@ -9492,26 +9673,18 @@
     <w:p>
       <w:pPr>
         <w:pStyle w:val="Heading2"/>
-        <w:rPr>
-          <w:lang w:val="en-US"/>
-        </w:rPr>
       </w:pPr>
-      <w:bookmarkStart w:id="8" w:name="_Toc224415525"/>
-      <w:r>
-        <w:rPr>
-          <w:sz w:val="24"/>
-          <w:szCs w:val="24"/>
-          <w:lang w:val="en-US"/>
-        </w:rPr>
-        <w:t>1</w:t>
-      </w:r>
-      <w:r>
-        <w:rPr>
-          <w:sz w:val="24"/>
-          <w:szCs w:val="24"/>
-          <w:lang w:val="en-US"/>
-        </w:rPr>
-        <w:t>.  Context and Justification</w:t>
+      <w:bookmarkStart w:id="8" w:name="_Toc224562531"/>
+      <w:r>
+        <w:t xml:space="preserve">1.  </w:t>
+      </w:r>
+      <w:proofErr w:type="spellStart"/>
+      <w:r>
+        <w:t>Context</w:t>
+      </w:r>
+      <w:proofErr w:type="spellEnd"/>
+      <w:r>
+        <w:t xml:space="preserve"> and Justification</w:t>
       </w:r>
       <w:bookmarkEnd w:id="8"/>
     </w:p>
@@ -9593,34 +9766,26 @@
     <w:p>
       <w:pPr>
         <w:pStyle w:val="Heading2"/>
-        <w:rPr>
-          <w:lang w:val="en-US"/>
-        </w:rPr>
       </w:pPr>
-      <w:bookmarkStart w:id="9" w:name="_Toc224415526"/>
-      <w:r>
-        <w:rPr>
-          <w:sz w:val="24"/>
-          <w:szCs w:val="24"/>
-          <w:lang w:val="en-US"/>
-        </w:rPr>
-        <w:t>2</w:t>
-      </w:r>
-      <w:r>
-        <w:rPr>
-          <w:sz w:val="24"/>
-          <w:szCs w:val="24"/>
-          <w:lang w:val="en-US"/>
-        </w:rPr>
-        <w:t xml:space="preserve">.  </w:t>
-      </w:r>
-      <w:r>
-        <w:rPr>
-          <w:sz w:val="24"/>
-          <w:szCs w:val="24"/>
-          <w:lang w:val="en-US"/>
-        </w:rPr>
-        <w:t>Problem Statement and Objectives</w:t>
+      <w:bookmarkStart w:id="9" w:name="_Toc224562532"/>
+      <w:r>
+        <w:t xml:space="preserve">2.  </w:t>
+      </w:r>
+      <w:proofErr w:type="spellStart"/>
+      <w:r>
+        <w:t>Problem</w:t>
+      </w:r>
+      <w:proofErr w:type="spellEnd"/>
+      <w:r>
+        <w:t xml:space="preserve"> </w:t>
+      </w:r>
+      <w:proofErr w:type="spellStart"/>
+      <w:r>
+        <w:t>Statement</w:t>
+      </w:r>
+      <w:proofErr w:type="spellEnd"/>
+      <w:r>
+        <w:t xml:space="preserve"> and Objectives</w:t>
       </w:r>
       <w:bookmarkEnd w:id="9"/>
     </w:p>
@@ -9834,28 +9999,17 @@
     <w:p>
       <w:pPr>
         <w:pStyle w:val="Heading2"/>
-        <w:rPr>
-          <w:lang w:val="en-US"/>
-        </w:rPr>
       </w:pPr>
-      <w:bookmarkStart w:id="10" w:name="_Toc224415527"/>
-      <w:r>
-        <w:rPr>
-          <w:sz w:val="24"/>
-          <w:szCs w:val="24"/>
-          <w:lang w:val="en-US"/>
-        </w:rPr>
-        <w:t>3</w:t>
-      </w:r>
-      <w:r>
-        <w:rPr>
-          <w:sz w:val="24"/>
-          <w:szCs w:val="24"/>
-          <w:lang w:val="en-US"/>
-        </w:rPr>
-        <w:t>.  Methodology</w:t>
+      <w:bookmarkStart w:id="10" w:name="_Toc224562533"/>
+      <w:r>
+        <w:t xml:space="preserve">3.  </w:t>
+      </w:r>
+      <w:proofErr w:type="spellStart"/>
+      <w:r>
+        <w:t>Methodology</w:t>
       </w:r>
       <w:bookmarkEnd w:id="10"/>
+      <w:proofErr w:type="spellEnd"/>
     </w:p>
     <w:p>
       <w:pPr>
@@ -9889,26 +10043,10 @@
     <w:p>
       <w:pPr>
         <w:pStyle w:val="Heading2"/>
-        <w:rPr>
-          <w:lang w:val="en-US"/>
-        </w:rPr>
       </w:pPr>
-      <w:bookmarkStart w:id="11" w:name="_Toc224415528"/>
-      <w:r>
-        <w:rPr>
-          <w:sz w:val="24"/>
-          <w:szCs w:val="24"/>
-          <w:lang w:val="en-US"/>
-        </w:rPr>
-        <w:t>4</w:t>
-      </w:r>
-      <w:r>
-        <w:rPr>
-          <w:sz w:val="24"/>
-          <w:szCs w:val="24"/>
-          <w:lang w:val="en-US"/>
-        </w:rPr>
-        <w:t>.  Report Structure</w:t>
+      <w:bookmarkStart w:id="11" w:name="_Toc224562534"/>
+      <w:r>
+        <w:t>4.  Report Structure</w:t>
       </w:r>
       <w:bookmarkEnd w:id="11"/>
     </w:p>
@@ -9997,7 +10135,7 @@
           <w:lang w:val="en-US"/>
         </w:rPr>
       </w:pPr>
-      <w:bookmarkStart w:id="12" w:name="_Toc224415529"/>
+      <w:bookmarkStart w:id="12" w:name="_Toc224562535"/>
       <w:r>
         <w:rPr>
           <w:lang w:val="en-US"/>
@@ -10086,38 +10224,20 @@
     <w:p>
       <w:pPr>
         <w:pStyle w:val="Heading2"/>
-        <w:rPr>
-          <w:lang w:val="en-US"/>
-        </w:rPr>
       </w:pPr>
-      <w:bookmarkStart w:id="13" w:name="_Toc224415530"/>
-      <w:r>
-        <w:rPr>
-          <w:sz w:val="24"/>
-          <w:szCs w:val="24"/>
-          <w:lang w:val="en-US"/>
-        </w:rPr>
-        <w:t>1</w:t>
-      </w:r>
-      <w:r>
-        <w:rPr>
-          <w:sz w:val="24"/>
-          <w:szCs w:val="24"/>
-          <w:lang w:val="en-US"/>
-        </w:rPr>
-        <w:t xml:space="preserve">.  Presentation of the Host </w:t>
+      <w:bookmarkStart w:id="13" w:name="_Toc224562536"/>
+      <w:r>
+        <w:t xml:space="preserve">1.  </w:t>
       </w:r>
       <w:proofErr w:type="spellStart"/>
       <w:r>
-        <w:rPr>
-          <w:sz w:val="24"/>
-          <w:szCs w:val="24"/>
-          <w:lang w:val="en-US"/>
-        </w:rPr>
-        <w:t>Organisation</w:t>
+        <w:t>Presentation</w:t>
+      </w:r>
+      <w:proofErr w:type="spellEnd"/>
+      <w:r>
+        <w:t xml:space="preserve"> of the Host Organisation</w:t>
       </w:r>
       <w:bookmarkEnd w:id="13"/>
-      <w:proofErr w:type="spellEnd"/>
     </w:p>
     <w:p>
       <w:pPr>
@@ -10126,7 +10246,7 @@
           <w:lang w:val="en-US"/>
         </w:rPr>
       </w:pPr>
-      <w:bookmarkStart w:id="14" w:name="_Toc224415531"/>
+      <w:bookmarkStart w:id="14" w:name="_Toc224562537"/>
       <w:r>
         <w:rPr>
           <w:lang w:val="en-US"/>
@@ -10303,7 +10423,7 @@
           <w:lang w:val="en-US"/>
         </w:rPr>
       </w:pPr>
-      <w:bookmarkStart w:id="16" w:name="_Toc224415532"/>
+      <w:bookmarkStart w:id="16" w:name="_Toc224562538"/>
       <w:r>
         <w:rPr>
           <w:lang w:val="en-US"/>
@@ -10450,7 +10570,7 @@
           <w:lang w:val="en-US"/>
         </w:rPr>
       </w:pPr>
-      <w:bookmarkStart w:id="18" w:name="_Toc224415533"/>
+      <w:bookmarkStart w:id="18" w:name="_Toc224562539"/>
       <w:r>
         <w:rPr>
           <w:lang w:val="en-US"/>
@@ -11210,7 +11330,7 @@
           <w:lang w:val="en-US"/>
         </w:rPr>
       </w:pPr>
-      <w:bookmarkStart w:id="19" w:name="_Toc224415589"/>
+      <w:bookmarkStart w:id="19" w:name="_Toc224562597"/>
       <w:r>
         <w:rPr>
           <w:lang w:val="en-US"/>
@@ -11254,7 +11374,7 @@
           <w:lang w:val="en-US"/>
         </w:rPr>
       </w:pPr>
-      <w:bookmarkStart w:id="20" w:name="_Toc224415534"/>
+      <w:bookmarkStart w:id="20" w:name="_Toc224562540"/>
       <w:r>
         <w:rPr>
           <w:lang w:val="en-US"/>
@@ -11412,7 +11532,7 @@
           <w:lang w:val="en-US"/>
         </w:rPr>
       </w:pPr>
-      <w:bookmarkStart w:id="21" w:name="_Toc224415535"/>
+      <w:bookmarkStart w:id="21" w:name="_Toc224562541"/>
       <w:r>
         <w:rPr>
           <w:lang w:val="en-US"/>
@@ -12116,7 +12236,7 @@
           <w:lang w:val="en-US"/>
         </w:rPr>
       </w:pPr>
-      <w:bookmarkStart w:id="22" w:name="_Toc224415590"/>
+      <w:bookmarkStart w:id="22" w:name="_Toc224562598"/>
       <w:r>
         <w:rPr>
           <w:lang w:val="en-US"/>
@@ -12156,28 +12276,33 @@
     <w:p>
       <w:pPr>
         <w:pStyle w:val="Heading2"/>
-        <w:rPr>
-          <w:lang w:val="en-US"/>
-        </w:rPr>
       </w:pPr>
-      <w:bookmarkStart w:id="23" w:name="_Toc224415536"/>
-      <w:r>
-        <w:rPr>
-          <w:sz w:val="24"/>
-          <w:szCs w:val="24"/>
-          <w:lang w:val="en-US"/>
-        </w:rPr>
-        <w:t>2</w:t>
-      </w:r>
-      <w:r>
-        <w:rPr>
-          <w:sz w:val="24"/>
-          <w:szCs w:val="24"/>
-          <w:lang w:val="en-US"/>
-        </w:rPr>
-        <w:t>.  Project Context and Problem Statement</w:t>
+      <w:bookmarkStart w:id="23" w:name="_Toc224562542"/>
+      <w:r>
+        <w:t xml:space="preserve">2.  Project </w:t>
+      </w:r>
+      <w:proofErr w:type="spellStart"/>
+      <w:r>
+        <w:t>Context</w:t>
+      </w:r>
+      <w:proofErr w:type="spellEnd"/>
+      <w:r>
+        <w:t xml:space="preserve"> and </w:t>
+      </w:r>
+      <w:proofErr w:type="spellStart"/>
+      <w:r>
+        <w:t>Problem</w:t>
+      </w:r>
+      <w:proofErr w:type="spellEnd"/>
+      <w:r>
+        <w:t xml:space="preserve"> </w:t>
+      </w:r>
+      <w:proofErr w:type="spellStart"/>
+      <w:r>
+        <w:t>Statement</w:t>
       </w:r>
       <w:bookmarkEnd w:id="23"/>
+      <w:proofErr w:type="spellEnd"/>
     </w:p>
     <w:p>
       <w:pPr>
@@ -12186,7 +12311,7 @@
           <w:lang w:val="en-US"/>
         </w:rPr>
       </w:pPr>
-      <w:bookmarkStart w:id="24" w:name="_Toc224415537"/>
+      <w:bookmarkStart w:id="24" w:name="_Toc224562543"/>
       <w:r>
         <w:rPr>
           <w:lang w:val="en-US"/>
@@ -12332,7 +12457,7 @@
           <w:lang w:val="en-US"/>
         </w:rPr>
       </w:pPr>
-      <w:bookmarkStart w:id="25" w:name="_Toc224415538"/>
+      <w:bookmarkStart w:id="25" w:name="_Toc224562544"/>
       <w:r>
         <w:rPr>
           <w:lang w:val="en-US"/>
@@ -12417,30 +12542,25 @@
     <w:p>
       <w:pPr>
         <w:pStyle w:val="Heading2"/>
-        <w:rPr>
-          <w:sz w:val="24"/>
-          <w:szCs w:val="24"/>
-          <w:lang w:val="en-US"/>
-        </w:rPr>
       </w:pPr>
-      <w:bookmarkStart w:id="26" w:name="_Toc224415539"/>
-      <w:r>
-        <w:rPr>
-          <w:sz w:val="24"/>
-          <w:szCs w:val="24"/>
-          <w:lang w:val="en-US"/>
-        </w:rPr>
-        <w:t>3</w:t>
-      </w:r>
-      <w:r>
-        <w:rPr>
-          <w:sz w:val="24"/>
-          <w:szCs w:val="24"/>
-          <w:lang w:val="en-US"/>
-        </w:rPr>
-        <w:t>.  Development Methodology</w:t>
+      <w:bookmarkStart w:id="26" w:name="_Toc224562545"/>
+      <w:r>
+        <w:t xml:space="preserve">3.  </w:t>
+      </w:r>
+      <w:proofErr w:type="spellStart"/>
+      <w:r>
+        <w:t>Development</w:t>
+      </w:r>
+      <w:proofErr w:type="spellEnd"/>
+      <w:r>
+        <w:t xml:space="preserve"> </w:t>
+      </w:r>
+      <w:proofErr w:type="spellStart"/>
+      <w:r>
+        <w:t>Methodology</w:t>
       </w:r>
       <w:bookmarkEnd w:id="26"/>
+      <w:proofErr w:type="spellEnd"/>
     </w:p>
     <w:p>
       <w:pPr>
@@ -12450,7 +12570,7 @@
         </w:rPr>
       </w:pPr>
       <w:bookmarkStart w:id="27" w:name="_Toc223791340"/>
-      <w:bookmarkStart w:id="28" w:name="_Toc224415540"/>
+      <w:bookmarkStart w:id="28" w:name="_Toc224562546"/>
       <w:r>
         <w:rPr>
           <w:lang w:val="en-US"/>
@@ -13481,7 +13601,7 @@
           <w:lang w:val="en-US"/>
         </w:rPr>
       </w:pPr>
-      <w:bookmarkStart w:id="29" w:name="_Toc224415591"/>
+      <w:bookmarkStart w:id="29" w:name="_Toc224562599"/>
       <w:r>
         <w:rPr>
           <w:lang w:val="en-US"/>
@@ -13525,7 +13645,7 @@
           <w:lang w:val="en-US"/>
         </w:rPr>
       </w:pPr>
-      <w:bookmarkStart w:id="30" w:name="_Toc224415541"/>
+      <w:bookmarkStart w:id="30" w:name="_Toc224562547"/>
       <w:r>
         <w:rPr>
           <w:lang w:val="en-US"/>
@@ -13584,7 +13704,7 @@
           <w:lang w:val="en-US"/>
         </w:rPr>
       </w:pPr>
-      <w:bookmarkStart w:id="31" w:name="_Toc224415542"/>
+      <w:bookmarkStart w:id="31" w:name="_Toc224562548"/>
       <w:r>
         <w:rPr>
           <w:lang w:val="en-US"/>
@@ -13698,7 +13818,7 @@
           <w:lang w:val="en-US"/>
         </w:rPr>
       </w:pPr>
-      <w:bookmarkStart w:id="32" w:name="_Toc224415543"/>
+      <w:bookmarkStart w:id="32" w:name="_Toc224562549"/>
       <w:r>
         <w:rPr>
           <w:lang w:val="en-US"/>
@@ -13849,7 +13969,7 @@
           <w:lang w:val="en-US"/>
         </w:rPr>
       </w:pPr>
-      <w:bookmarkStart w:id="34" w:name="_Toc224415544"/>
+      <w:bookmarkStart w:id="34" w:name="_Toc224562550"/>
       <w:r>
         <w:rPr>
           <w:lang w:val="en-US"/>
@@ -14059,7 +14179,7 @@
           <w:lang w:val="en-US"/>
         </w:rPr>
       </w:pPr>
-      <w:bookmarkStart w:id="36" w:name="_Toc224415545"/>
+      <w:bookmarkStart w:id="36" w:name="_Toc224562551"/>
       <w:r>
         <w:rPr>
           <w:lang w:val="en-US"/>
@@ -14217,34 +14337,18 @@
     <w:p>
       <w:pPr>
         <w:pStyle w:val="Heading2"/>
-        <w:rPr>
-          <w:lang w:val="en-US"/>
-        </w:rPr>
       </w:pPr>
-      <w:bookmarkStart w:id="37" w:name="_Toc224415546"/>
-      <w:r>
-        <w:rPr>
-          <w:sz w:val="24"/>
-          <w:szCs w:val="24"/>
-          <w:lang w:val="en-US"/>
-        </w:rPr>
-        <w:t>4</w:t>
-      </w:r>
-      <w:r>
-        <w:rPr>
-          <w:sz w:val="24"/>
-          <w:szCs w:val="24"/>
-          <w:lang w:val="en-US"/>
-        </w:rPr>
-        <w:t>.</w:t>
-      </w:r>
-      <w:r>
-        <w:rPr>
-          <w:sz w:val="24"/>
-          <w:szCs w:val="24"/>
-          <w:lang w:val="en-US"/>
-        </w:rPr>
-        <w:t xml:space="preserve">  Chapter Conclusion</w:t>
+      <w:bookmarkStart w:id="37" w:name="_Toc224562552"/>
+      <w:r>
+        <w:t xml:space="preserve">4.  </w:t>
+      </w:r>
+      <w:proofErr w:type="spellStart"/>
+      <w:r>
+        <w:t>Chapter</w:t>
+      </w:r>
+      <w:proofErr w:type="spellEnd"/>
+      <w:r>
+        <w:t xml:space="preserve"> Conclusion</w:t>
       </w:r>
       <w:bookmarkEnd w:id="37"/>
     </w:p>
@@ -14327,7 +14431,7 @@
           <w:lang w:val="en-US"/>
         </w:rPr>
       </w:pPr>
-      <w:bookmarkStart w:id="39" w:name="_Toc224415547"/>
+      <w:bookmarkStart w:id="39" w:name="_Toc224562553"/>
       <w:r>
         <w:rPr>
           <w:lang w:val="en-US"/>
@@ -14407,34 +14511,13 @@
     <w:p>
       <w:pPr>
         <w:pStyle w:val="Heading2"/>
-        <w:rPr>
-          <w:lang w:val="en-US"/>
-        </w:rPr>
       </w:pPr>
-      <w:bookmarkStart w:id="40" w:name="_Toc224415548"/>
-      <w:r>
-        <w:rPr>
-          <w:sz w:val="24"/>
-          <w:szCs w:val="24"/>
-          <w:lang w:val="en-US"/>
-        </w:rPr>
+      <w:bookmarkStart w:id="40" w:name="_Toc224562554"/>
+      <w:r>
         <w:t>1</w:t>
       </w:r>
       <w:r>
-        <w:rPr>
-          <w:sz w:val="24"/>
-          <w:szCs w:val="24"/>
-          <w:lang w:val="en-US"/>
-        </w:rPr>
-        <w:t xml:space="preserve">.  </w:t>
-      </w:r>
-      <w:r>
-        <w:rPr>
-          <w:sz w:val="24"/>
-          <w:szCs w:val="24"/>
-          <w:lang w:val="en-US"/>
-        </w:rPr>
-        <w:t>Introduction</w:t>
+        <w:t>.  Introduction</w:t>
       </w:r>
       <w:bookmarkEnd w:id="40"/>
     </w:p>
@@ -14456,26 +14539,10 @@
     <w:p>
       <w:pPr>
         <w:pStyle w:val="Heading2"/>
-        <w:rPr>
-          <w:lang w:val="en-US"/>
-        </w:rPr>
       </w:pPr>
-      <w:bookmarkStart w:id="41" w:name="_Toc224415549"/>
-      <w:r>
-        <w:rPr>
-          <w:sz w:val="24"/>
-          <w:szCs w:val="24"/>
-          <w:lang w:val="en-US"/>
-        </w:rPr>
-        <w:t>2</w:t>
-      </w:r>
-      <w:r>
-        <w:rPr>
-          <w:sz w:val="24"/>
-          <w:szCs w:val="24"/>
-          <w:lang w:val="en-US"/>
-        </w:rPr>
-        <w:t>.  Business Intelligence in Service Industries</w:t>
+      <w:bookmarkStart w:id="41" w:name="_Toc224562555"/>
+      <w:r>
+        <w:t>2.  Business Intelligence in Service Industries</w:t>
       </w:r>
       <w:bookmarkEnd w:id="41"/>
     </w:p>
@@ -14486,7 +14553,7 @@
           <w:lang w:val="en-US"/>
         </w:rPr>
       </w:pPr>
-      <w:bookmarkStart w:id="42" w:name="_Toc224415550"/>
+      <w:bookmarkStart w:id="42" w:name="_Toc224562556"/>
       <w:r>
         <w:rPr>
           <w:lang w:val="en-US"/>
@@ -14541,28 +14608,12 @@
     </w:p>
     <w:p>
       <w:pPr>
-        <w:rPr>
-          <w:b/>
-          <w:bCs/>
-          <w:color w:val="2E5496"/>
+        <w:pStyle w:val="Heading3"/>
+        <w:rPr>
           <w:lang w:val="en-US"/>
         </w:rPr>
       </w:pPr>
-      <w:r>
-        <w:rPr>
-          <w:lang w:val="en-US"/>
-        </w:rPr>
-        <w:br w:type="page"/>
-      </w:r>
-    </w:p>
-    <w:p>
-      <w:pPr>
-        <w:pStyle w:val="Heading3"/>
-        <w:rPr>
-          <w:lang w:val="en-US"/>
-        </w:rPr>
-      </w:pPr>
-      <w:bookmarkStart w:id="43" w:name="_Toc224415551"/>
+      <w:bookmarkStart w:id="43" w:name="_Toc224562557"/>
       <w:r>
         <w:rPr>
           <w:lang w:val="en-US"/>
@@ -15591,7 +15642,7 @@
           <w:lang w:val="en-US"/>
         </w:rPr>
       </w:pPr>
-      <w:bookmarkStart w:id="44" w:name="_Toc224415592"/>
+      <w:bookmarkStart w:id="44" w:name="_Toc224562600"/>
       <w:r>
         <w:rPr>
           <w:lang w:val="en-US"/>
@@ -15631,28 +15682,17 @@
     <w:p>
       <w:pPr>
         <w:pStyle w:val="Heading2"/>
-        <w:rPr>
-          <w:lang w:val="en-US"/>
-        </w:rPr>
       </w:pPr>
-      <w:bookmarkStart w:id="45" w:name="_Toc224415552"/>
-      <w:r>
-        <w:rPr>
-          <w:sz w:val="24"/>
-          <w:szCs w:val="24"/>
-          <w:lang w:val="en-US"/>
-        </w:rPr>
-        <w:t>3</w:t>
-      </w:r>
-      <w:r>
-        <w:rPr>
-          <w:sz w:val="24"/>
-          <w:szCs w:val="24"/>
-          <w:lang w:val="en-US"/>
-        </w:rPr>
-        <w:t>.  Project Management Information Systems</w:t>
+      <w:bookmarkStart w:id="45" w:name="_Toc224562558"/>
+      <w:r>
+        <w:t xml:space="preserve">3.  Project Management Information </w:t>
+      </w:r>
+      <w:proofErr w:type="spellStart"/>
+      <w:r>
+        <w:t>Systems</w:t>
       </w:r>
       <w:bookmarkEnd w:id="45"/>
+      <w:proofErr w:type="spellEnd"/>
     </w:p>
     <w:p>
       <w:pPr>
@@ -15661,7 +15701,7 @@
           <w:lang w:val="en-US"/>
         </w:rPr>
       </w:pPr>
-      <w:bookmarkStart w:id="46" w:name="_Toc224415553"/>
+      <w:bookmarkStart w:id="46" w:name="_Toc224562559"/>
       <w:r>
         <w:rPr>
           <w:lang w:val="en-US"/>
@@ -15736,7 +15776,7 @@
           <w:lang w:val="en-US"/>
         </w:rPr>
       </w:pPr>
-      <w:bookmarkStart w:id="47" w:name="_Toc224415554"/>
+      <w:bookmarkStart w:id="47" w:name="_Toc224562560"/>
       <w:r>
         <w:rPr>
           <w:lang w:val="en-US"/>
@@ -16533,7 +16573,7 @@
           <w:lang w:val="en-US"/>
         </w:rPr>
       </w:pPr>
-      <w:bookmarkStart w:id="48" w:name="_Toc224415593"/>
+      <w:bookmarkStart w:id="48" w:name="_Toc224562601"/>
       <w:r>
         <w:rPr>
           <w:lang w:val="en-US"/>
@@ -16630,26 +16670,26 @@
     <w:p>
       <w:pPr>
         <w:pStyle w:val="Heading2"/>
-        <w:rPr>
-          <w:lang w:val="en-US"/>
-        </w:rPr>
       </w:pPr>
-      <w:bookmarkStart w:id="49" w:name="_Toc224415555"/>
-      <w:r>
-        <w:rPr>
-          <w:sz w:val="24"/>
-          <w:szCs w:val="24"/>
-          <w:lang w:val="en-US"/>
-        </w:rPr>
-        <w:t>4</w:t>
-      </w:r>
-      <w:r>
-        <w:rPr>
-          <w:sz w:val="24"/>
-          <w:szCs w:val="24"/>
-          <w:lang w:val="en-US"/>
-        </w:rPr>
-        <w:t>.  Technical Framework and Technology Justification</w:t>
+      <w:bookmarkStart w:id="49" w:name="_Toc224562561"/>
+      <w:r>
+        <w:t xml:space="preserve">4.  </w:t>
+      </w:r>
+      <w:proofErr w:type="spellStart"/>
+      <w:r>
+        <w:t>Technical</w:t>
+      </w:r>
+      <w:proofErr w:type="spellEnd"/>
+      <w:r>
+        <w:t xml:space="preserve"> Framework and </w:t>
+      </w:r>
+      <w:proofErr w:type="spellStart"/>
+      <w:r>
+        <w:t>Technology</w:t>
+      </w:r>
+      <w:proofErr w:type="spellEnd"/>
+      <w:r>
+        <w:t xml:space="preserve"> Justification</w:t>
       </w:r>
       <w:bookmarkEnd w:id="49"/>
     </w:p>
@@ -16660,7 +16700,7 @@
           <w:lang w:val="en-US"/>
         </w:rPr>
       </w:pPr>
-      <w:bookmarkStart w:id="50" w:name="_Toc224415556"/>
+      <w:bookmarkStart w:id="50" w:name="_Toc224562562"/>
       <w:r>
         <w:rPr>
           <w:lang w:val="en-US"/>
@@ -16826,7 +16866,7 @@
           <w:lang w:val="en-US"/>
         </w:rPr>
       </w:pPr>
-      <w:bookmarkStart w:id="52" w:name="_Toc224415557"/>
+      <w:bookmarkStart w:id="52" w:name="_Toc224562563"/>
       <w:r>
         <w:rPr>
           <w:lang w:val="en-US"/>
@@ -18640,7 +18680,7 @@
           <w:lang w:val="en-US"/>
         </w:rPr>
       </w:pPr>
-      <w:bookmarkStart w:id="53" w:name="_Toc224415594"/>
+      <w:bookmarkStart w:id="53" w:name="_Toc224562602"/>
       <w:r>
         <w:rPr>
           <w:lang w:val="en-US"/>
@@ -18681,7 +18721,7 @@
       <w:pPr>
         <w:pStyle w:val="Heading3"/>
       </w:pPr>
-      <w:bookmarkStart w:id="54" w:name="_Toc224415558"/>
+      <w:bookmarkStart w:id="54" w:name="_Toc224562564"/>
       <w:r>
         <w:t xml:space="preserve">4.3   </w:t>
       </w:r>
@@ -18777,28 +18817,25 @@
     <w:p>
       <w:pPr>
         <w:pStyle w:val="Heading2"/>
-        <w:rPr>
-          <w:lang w:val="en-US"/>
-        </w:rPr>
       </w:pPr>
-      <w:bookmarkStart w:id="55" w:name="_Toc224415559"/>
-      <w:r>
-        <w:rPr>
-          <w:sz w:val="24"/>
-          <w:szCs w:val="24"/>
-          <w:lang w:val="en-US"/>
-        </w:rPr>
-        <w:t>5</w:t>
-      </w:r>
-      <w:r>
-        <w:rPr>
-          <w:sz w:val="24"/>
-          <w:szCs w:val="24"/>
-          <w:lang w:val="en-US"/>
-        </w:rPr>
-        <w:t>.  Synthesis and Working Hypotheses</w:t>
+      <w:bookmarkStart w:id="55" w:name="_Toc224562565"/>
+      <w:r>
+        <w:t xml:space="preserve">5.  </w:t>
+      </w:r>
+      <w:proofErr w:type="spellStart"/>
+      <w:r>
+        <w:t>Synthesis</w:t>
+      </w:r>
+      <w:proofErr w:type="spellEnd"/>
+      <w:r>
+        <w:t xml:space="preserve"> and Working </w:t>
+      </w:r>
+      <w:proofErr w:type="spellStart"/>
+      <w:r>
+        <w:t>Hypotheses</w:t>
       </w:r>
       <w:bookmarkEnd w:id="55"/>
+      <w:proofErr w:type="spellEnd"/>
     </w:p>
     <w:p>
       <w:pPr>
@@ -18924,26 +18961,18 @@
     <w:p>
       <w:pPr>
         <w:pStyle w:val="Heading2"/>
-        <w:rPr>
-          <w:lang w:val="en-US"/>
-        </w:rPr>
       </w:pPr>
-      <w:bookmarkStart w:id="56" w:name="_Toc224415560"/>
-      <w:r>
-        <w:rPr>
-          <w:sz w:val="24"/>
-          <w:szCs w:val="24"/>
-          <w:lang w:val="en-US"/>
-        </w:rPr>
-        <w:t>6</w:t>
-      </w:r>
-      <w:r>
-        <w:rPr>
-          <w:sz w:val="24"/>
-          <w:szCs w:val="24"/>
-          <w:lang w:val="en-US"/>
-        </w:rPr>
-        <w:t>.  Chapter Conclusion</w:t>
+      <w:bookmarkStart w:id="56" w:name="_Toc224562566"/>
+      <w:r>
+        <w:t xml:space="preserve">6.  </w:t>
+      </w:r>
+      <w:proofErr w:type="spellStart"/>
+      <w:r>
+        <w:t>Chapter</w:t>
+      </w:r>
+      <w:proofErr w:type="spellEnd"/>
+      <w:r>
+        <w:t xml:space="preserve"> Conclusion</w:t>
       </w:r>
       <w:bookmarkEnd w:id="56"/>
     </w:p>
@@ -19031,7 +19060,7 @@
         </w:rPr>
       </w:pPr>
       <w:bookmarkStart w:id="57" w:name="_Toc223782525"/>
-      <w:bookmarkStart w:id="58" w:name="_Toc224415561"/>
+      <w:bookmarkStart w:id="58" w:name="_Toc224562567"/>
       <w:r>
         <w:rPr>
           <w:lang w:val="en-US"/>
@@ -19093,33 +19122,15 @@
     <w:p>
       <w:pPr>
         <w:pStyle w:val="Heading2"/>
-        <w:rPr>
-          <w:lang w:val="en-US"/>
-        </w:rPr>
       </w:pPr>
-      <w:bookmarkStart w:id="59" w:name="_Toc224415562"/>
-      <w:r>
-        <w:rPr>
-          <w:sz w:val="24"/>
-          <w:szCs w:val="24"/>
-          <w:lang w:val="en-US"/>
-        </w:rPr>
+      <w:bookmarkStart w:id="59" w:name="_Toc224562568"/>
+      <w:r>
         <w:t>1</w:t>
       </w:r>
       <w:r>
-        <w:rPr>
-          <w:sz w:val="24"/>
-          <w:szCs w:val="24"/>
-          <w:lang w:val="en-US"/>
-        </w:rPr>
         <w:t xml:space="preserve">.  </w:t>
       </w:r>
       <w:r>
-        <w:rPr>
-          <w:sz w:val="24"/>
-          <w:szCs w:val="24"/>
-          <w:lang w:val="en-US"/>
-        </w:rPr>
         <w:t>Introduction</w:t>
       </w:r>
       <w:bookmarkEnd w:id="59"/>
@@ -19141,33 +19152,20 @@
     <w:p>
       <w:pPr>
         <w:pStyle w:val="Heading2"/>
-        <w:rPr>
-          <w:lang w:val="en-US"/>
-        </w:rPr>
       </w:pPr>
-      <w:bookmarkStart w:id="60" w:name="_Toc224415563"/>
-      <w:r>
-        <w:rPr>
-          <w:sz w:val="24"/>
-          <w:szCs w:val="24"/>
-          <w:lang w:val="en-US"/>
-        </w:rPr>
-        <w:t>2</w:t>
-      </w:r>
-      <w:r>
-        <w:rPr>
-          <w:sz w:val="24"/>
-          <w:szCs w:val="24"/>
-          <w:lang w:val="en-US"/>
-        </w:rPr>
-        <w:t xml:space="preserve">.  Requirements </w:t>
-      </w:r>
-      <w:r>
-        <w:rPr>
-          <w:sz w:val="24"/>
-          <w:szCs w:val="24"/>
-          <w:lang w:val="en-US"/>
-        </w:rPr>
+      <w:bookmarkStart w:id="60" w:name="_Toc224562569"/>
+      <w:r>
+        <w:t xml:space="preserve">2.  </w:t>
+      </w:r>
+      <w:proofErr w:type="spellStart"/>
+      <w:r>
+        <w:t>Requirements</w:t>
+      </w:r>
+      <w:proofErr w:type="spellEnd"/>
+      <w:r>
+        <w:t xml:space="preserve"> </w:t>
+      </w:r>
+      <w:r>
         <w:t>Capture</w:t>
       </w:r>
       <w:bookmarkEnd w:id="60"/>
@@ -19179,7 +19177,7 @@
           <w:lang w:val="en-US"/>
         </w:rPr>
       </w:pPr>
-      <w:bookmarkStart w:id="61" w:name="_Toc224415564"/>
+      <w:bookmarkStart w:id="61" w:name="_Toc224562570"/>
       <w:r>
         <w:rPr>
           <w:lang w:val="en-US"/>
@@ -19243,7 +19241,7 @@
     </w:p>
     <w:tbl>
       <w:tblPr>
-        <w:tblW w:w="9354" w:type="dxa"/>
+        <w:tblW w:w="9573" w:type="dxa"/>
         <w:tblBorders>
           <w:top w:val="single" w:sz="4" w:space="0" w:color="auto"/>
           <w:left w:val="single" w:sz="4" w:space="0" w:color="auto"/>
@@ -19259,23 +19257,18 @@
         <w:tblLook w:val="04A0" w:firstRow="1" w:lastRow="0" w:firstColumn="1" w:lastColumn="0" w:noHBand="0" w:noVBand="1"/>
       </w:tblPr>
       <w:tblGrid>
-        <w:gridCol w:w="1600"/>
-        <w:gridCol w:w="2000"/>
-        <w:gridCol w:w="5754"/>
+        <w:gridCol w:w="1637"/>
+        <w:gridCol w:w="2047"/>
+        <w:gridCol w:w="5889"/>
       </w:tblGrid>
       <w:tr>
-        <w:tblPrEx>
-          <w:tblCellMar>
-            <w:top w:w="0" w:type="dxa"/>
-            <w:bottom w:w="0" w:type="dxa"/>
-          </w:tblCellMar>
-        </w:tblPrEx>
         <w:trPr>
+          <w:trHeight w:val="273"/>
           <w:tblHeader/>
         </w:trPr>
         <w:tc>
           <w:tcPr>
-            <w:tcW w:w="1600" w:type="dxa"/>
+            <w:tcW w:w="1637" w:type="dxa"/>
             <w:shd w:val="clear" w:color="auto" w:fill="1F3864"/>
             <w:tcMar>
               <w:top w:w="80" w:type="dxa"/>
@@ -19301,7 +19294,7 @@
         </w:tc>
         <w:tc>
           <w:tcPr>
-            <w:tcW w:w="2000" w:type="dxa"/>
+            <w:tcW w:w="2047" w:type="dxa"/>
             <w:shd w:val="clear" w:color="auto" w:fill="1F3864"/>
             <w:tcMar>
               <w:top w:w="80" w:type="dxa"/>
@@ -19327,7 +19320,7 @@
         </w:tc>
         <w:tc>
           <w:tcPr>
-            <w:tcW w:w="5754" w:type="dxa"/>
+            <w:tcW w:w="5889" w:type="dxa"/>
             <w:shd w:val="clear" w:color="auto" w:fill="1F3864"/>
             <w:tcMar>
               <w:top w:w="80" w:type="dxa"/>
@@ -19373,15 +19366,12 @@
         </w:tc>
       </w:tr>
       <w:tr>
-        <w:tblPrEx>
-          <w:tblCellMar>
-            <w:top w:w="0" w:type="dxa"/>
-            <w:bottom w:w="0" w:type="dxa"/>
-          </w:tblCellMar>
-        </w:tblPrEx>
-        <w:tc>
-          <w:tcPr>
-            <w:tcW w:w="1600" w:type="dxa"/>
+        <w:trPr>
+          <w:trHeight w:val="771"/>
+        </w:trPr>
+        <w:tc>
+          <w:tcPr>
+            <w:tcW w:w="1637" w:type="dxa"/>
             <w:tcBorders>
               <w:top w:val="single" w:sz="2" w:space="0" w:color="CCCCCC"/>
               <w:left w:val="single" w:sz="2" w:space="0" w:color="CCCCCC"/>
@@ -19413,7 +19403,7 @@
         </w:tc>
         <w:tc>
           <w:tcPr>
-            <w:tcW w:w="2000" w:type="dxa"/>
+            <w:tcW w:w="2047" w:type="dxa"/>
             <w:tcBorders>
               <w:top w:val="single" w:sz="2" w:space="0" w:color="CCCCCC"/>
               <w:left w:val="single" w:sz="2" w:space="0" w:color="CCCCCC"/>
@@ -19445,7 +19435,7 @@
         </w:tc>
         <w:tc>
           <w:tcPr>
-            <w:tcW w:w="5754" w:type="dxa"/>
+            <w:tcW w:w="5889" w:type="dxa"/>
             <w:tcBorders>
               <w:top w:val="single" w:sz="2" w:space="0" w:color="CCCCCC"/>
               <w:left w:val="single" w:sz="2" w:space="0" w:color="CCCCCC"/>
@@ -19535,15 +19525,12 @@
         </w:tc>
       </w:tr>
       <w:tr>
-        <w:tblPrEx>
-          <w:tblCellMar>
-            <w:top w:w="0" w:type="dxa"/>
-            <w:bottom w:w="0" w:type="dxa"/>
-          </w:tblCellMar>
-        </w:tblPrEx>
-        <w:tc>
-          <w:tcPr>
-            <w:tcW w:w="1600" w:type="dxa"/>
+        <w:trPr>
+          <w:trHeight w:val="771"/>
+        </w:trPr>
+        <w:tc>
+          <w:tcPr>
+            <w:tcW w:w="1637" w:type="dxa"/>
             <w:tcBorders>
               <w:top w:val="single" w:sz="2" w:space="0" w:color="CCCCCC"/>
               <w:left w:val="single" w:sz="2" w:space="0" w:color="CCCCCC"/>
@@ -19576,7 +19563,7 @@
         </w:tc>
         <w:tc>
           <w:tcPr>
-            <w:tcW w:w="2000" w:type="dxa"/>
+            <w:tcW w:w="2047" w:type="dxa"/>
             <w:tcBorders>
               <w:top w:val="single" w:sz="2" w:space="0" w:color="CCCCCC"/>
               <w:left w:val="single" w:sz="2" w:space="0" w:color="CCCCCC"/>
@@ -19609,7 +19596,7 @@
         </w:tc>
         <w:tc>
           <w:tcPr>
-            <w:tcW w:w="5754" w:type="dxa"/>
+            <w:tcW w:w="5889" w:type="dxa"/>
             <w:tcBorders>
               <w:top w:val="single" w:sz="2" w:space="0" w:color="CCCCCC"/>
               <w:left w:val="single" w:sz="2" w:space="0" w:color="CCCCCC"/>
@@ -19646,15 +19633,12 @@
         </w:tc>
       </w:tr>
       <w:tr>
-        <w:tblPrEx>
-          <w:tblCellMar>
-            <w:top w:w="0" w:type="dxa"/>
-            <w:bottom w:w="0" w:type="dxa"/>
-          </w:tblCellMar>
-        </w:tblPrEx>
-        <w:tc>
-          <w:tcPr>
-            <w:tcW w:w="1600" w:type="dxa"/>
+        <w:trPr>
+          <w:trHeight w:val="771"/>
+        </w:trPr>
+        <w:tc>
+          <w:tcPr>
+            <w:tcW w:w="1637" w:type="dxa"/>
             <w:tcBorders>
               <w:top w:val="single" w:sz="2" w:space="0" w:color="CCCCCC"/>
               <w:left w:val="single" w:sz="2" w:space="0" w:color="CCCCCC"/>
@@ -19686,7 +19670,7 @@
         </w:tc>
         <w:tc>
           <w:tcPr>
-            <w:tcW w:w="2000" w:type="dxa"/>
+            <w:tcW w:w="2047" w:type="dxa"/>
             <w:tcBorders>
               <w:top w:val="single" w:sz="2" w:space="0" w:color="CCCCCC"/>
               <w:left w:val="single" w:sz="2" w:space="0" w:color="CCCCCC"/>
@@ -19718,7 +19702,7 @@
         </w:tc>
         <w:tc>
           <w:tcPr>
-            <w:tcW w:w="5754" w:type="dxa"/>
+            <w:tcW w:w="5889" w:type="dxa"/>
             <w:tcBorders>
               <w:top w:val="single" w:sz="2" w:space="0" w:color="CCCCCC"/>
               <w:left w:val="single" w:sz="2" w:space="0" w:color="CCCCCC"/>
@@ -19772,15 +19756,12 @@
         </w:tc>
       </w:tr>
       <w:tr>
-        <w:tblPrEx>
-          <w:tblCellMar>
-            <w:top w:w="0" w:type="dxa"/>
-            <w:bottom w:w="0" w:type="dxa"/>
-          </w:tblCellMar>
-        </w:tblPrEx>
-        <w:tc>
-          <w:tcPr>
-            <w:tcW w:w="1600" w:type="dxa"/>
+        <w:trPr>
+          <w:trHeight w:val="948"/>
+        </w:trPr>
+        <w:tc>
+          <w:tcPr>
+            <w:tcW w:w="1637" w:type="dxa"/>
             <w:tcBorders>
               <w:top w:val="single" w:sz="2" w:space="0" w:color="CCCCCC"/>
               <w:left w:val="single" w:sz="2" w:space="0" w:color="CCCCCC"/>
@@ -19824,7 +19805,7 @@
         </w:tc>
         <w:tc>
           <w:tcPr>
-            <w:tcW w:w="2000" w:type="dxa"/>
+            <w:tcW w:w="2047" w:type="dxa"/>
             <w:tcBorders>
               <w:top w:val="single" w:sz="2" w:space="0" w:color="CCCCCC"/>
               <w:left w:val="single" w:sz="2" w:space="0" w:color="CCCCCC"/>
@@ -19880,7 +19861,7 @@
         </w:tc>
         <w:tc>
           <w:tcPr>
-            <w:tcW w:w="5754" w:type="dxa"/>
+            <w:tcW w:w="5889" w:type="dxa"/>
             <w:tcBorders>
               <w:top w:val="single" w:sz="2" w:space="0" w:color="CCCCCC"/>
               <w:left w:val="single" w:sz="2" w:space="0" w:color="CCCCCC"/>
@@ -19943,7 +19924,7 @@
           <w:lang w:val="en-US"/>
         </w:rPr>
       </w:pPr>
-      <w:bookmarkStart w:id="62" w:name="_Toc224415595"/>
+      <w:bookmarkStart w:id="62" w:name="_Toc224562603"/>
       <w:r>
         <w:rPr>
           <w:lang w:val="en-US"/>
@@ -19987,7 +19968,7 @@
           <w:lang w:val="en-US"/>
         </w:rPr>
       </w:pPr>
-      <w:bookmarkStart w:id="63" w:name="_Toc224415565"/>
+      <w:bookmarkStart w:id="63" w:name="_Toc224562571"/>
       <w:r>
         <w:rPr>
           <w:lang w:val="en-US"/>
@@ -20069,12 +20050,6 @@
         <w:gridCol w:w="6454"/>
       </w:tblGrid>
       <w:tr>
-        <w:tblPrEx>
-          <w:tblCellMar>
-            <w:top w:w="0" w:type="dxa"/>
-            <w:bottom w:w="0" w:type="dxa"/>
-          </w:tblCellMar>
-        </w:tblPrEx>
         <w:trPr>
           <w:tblHeader/>
         </w:trPr>
@@ -20158,12 +20133,6 @@
         </w:tc>
       </w:tr>
       <w:tr>
-        <w:tblPrEx>
-          <w:tblCellMar>
-            <w:top w:w="0" w:type="dxa"/>
-            <w:bottom w:w="0" w:type="dxa"/>
-          </w:tblCellMar>
-        </w:tblPrEx>
         <w:tc>
           <w:tcPr>
             <w:tcW w:w="900" w:type="dxa"/>
@@ -20261,12 +20230,6 @@
         </w:tc>
       </w:tr>
       <w:tr>
-        <w:tblPrEx>
-          <w:tblCellMar>
-            <w:top w:w="0" w:type="dxa"/>
-            <w:bottom w:w="0" w:type="dxa"/>
-          </w:tblCellMar>
-        </w:tblPrEx>
         <w:tc>
           <w:tcPr>
             <w:tcW w:w="900" w:type="dxa"/>
@@ -20367,12 +20330,6 @@
         </w:tc>
       </w:tr>
       <w:tr>
-        <w:tblPrEx>
-          <w:tblCellMar>
-            <w:top w:w="0" w:type="dxa"/>
-            <w:bottom w:w="0" w:type="dxa"/>
-          </w:tblCellMar>
-        </w:tblPrEx>
         <w:tc>
           <w:tcPr>
             <w:tcW w:w="900" w:type="dxa"/>
@@ -20470,12 +20427,6 @@
         </w:tc>
       </w:tr>
       <w:tr>
-        <w:tblPrEx>
-          <w:tblCellMar>
-            <w:top w:w="0" w:type="dxa"/>
-            <w:bottom w:w="0" w:type="dxa"/>
-          </w:tblCellMar>
-        </w:tblPrEx>
         <w:tc>
           <w:tcPr>
             <w:tcW w:w="900" w:type="dxa"/>
@@ -20574,12 +20525,6 @@
         </w:tc>
       </w:tr>
       <w:tr>
-        <w:tblPrEx>
-          <w:tblCellMar>
-            <w:top w:w="0" w:type="dxa"/>
-            <w:bottom w:w="0" w:type="dxa"/>
-          </w:tblCellMar>
-        </w:tblPrEx>
         <w:tc>
           <w:tcPr>
             <w:tcW w:w="900" w:type="dxa"/>
@@ -20675,12 +20620,6 @@
         </w:tc>
       </w:tr>
       <w:tr>
-        <w:tblPrEx>
-          <w:tblCellMar>
-            <w:top w:w="0" w:type="dxa"/>
-            <w:bottom w:w="0" w:type="dxa"/>
-          </w:tblCellMar>
-        </w:tblPrEx>
         <w:tc>
           <w:tcPr>
             <w:tcW w:w="900" w:type="dxa"/>
@@ -20779,12 +20718,6 @@
         </w:tc>
       </w:tr>
       <w:tr>
-        <w:tblPrEx>
-          <w:tblCellMar>
-            <w:top w:w="0" w:type="dxa"/>
-            <w:bottom w:w="0" w:type="dxa"/>
-          </w:tblCellMar>
-        </w:tblPrEx>
         <w:tc>
           <w:tcPr>
             <w:tcW w:w="900" w:type="dxa"/>
@@ -20880,12 +20813,6 @@
         </w:tc>
       </w:tr>
       <w:tr>
-        <w:tblPrEx>
-          <w:tblCellMar>
-            <w:top w:w="0" w:type="dxa"/>
-            <w:bottom w:w="0" w:type="dxa"/>
-          </w:tblCellMar>
-        </w:tblPrEx>
         <w:tc>
           <w:tcPr>
             <w:tcW w:w="900" w:type="dxa"/>
@@ -20984,12 +20911,6 @@
         </w:tc>
       </w:tr>
       <w:tr>
-        <w:tblPrEx>
-          <w:tblCellMar>
-            <w:top w:w="0" w:type="dxa"/>
-            <w:bottom w:w="0" w:type="dxa"/>
-          </w:tblCellMar>
-        </w:tblPrEx>
         <w:tc>
           <w:tcPr>
             <w:tcW w:w="900" w:type="dxa"/>
@@ -21121,12 +21042,6 @@
         </w:tc>
       </w:tr>
       <w:tr>
-        <w:tblPrEx>
-          <w:tblCellMar>
-            <w:top w:w="0" w:type="dxa"/>
-            <w:bottom w:w="0" w:type="dxa"/>
-          </w:tblCellMar>
-        </w:tblPrEx>
         <w:tc>
           <w:tcPr>
             <w:tcW w:w="900" w:type="dxa"/>
@@ -21261,12 +21176,6 @@
         </w:tc>
       </w:tr>
       <w:tr>
-        <w:tblPrEx>
-          <w:tblCellMar>
-            <w:top w:w="0" w:type="dxa"/>
-            <w:bottom w:w="0" w:type="dxa"/>
-          </w:tblCellMar>
-        </w:tblPrEx>
         <w:tc>
           <w:tcPr>
             <w:tcW w:w="900" w:type="dxa"/>
@@ -21364,12 +21273,6 @@
         </w:tc>
       </w:tr>
       <w:tr>
-        <w:tblPrEx>
-          <w:tblCellMar>
-            <w:top w:w="0" w:type="dxa"/>
-            <w:bottom w:w="0" w:type="dxa"/>
-          </w:tblCellMar>
-        </w:tblPrEx>
         <w:tc>
           <w:tcPr>
             <w:tcW w:w="900" w:type="dxa"/>
@@ -21468,12 +21371,6 @@
         </w:tc>
       </w:tr>
       <w:tr>
-        <w:tblPrEx>
-          <w:tblCellMar>
-            <w:top w:w="0" w:type="dxa"/>
-            <w:bottom w:w="0" w:type="dxa"/>
-          </w:tblCellMar>
-        </w:tblPrEx>
         <w:tc>
           <w:tcPr>
             <w:tcW w:w="900" w:type="dxa"/>
@@ -21569,12 +21466,6 @@
         </w:tc>
       </w:tr>
       <w:tr>
-        <w:tblPrEx>
-          <w:tblCellMar>
-            <w:top w:w="0" w:type="dxa"/>
-            <w:bottom w:w="0" w:type="dxa"/>
-          </w:tblCellMar>
-        </w:tblPrEx>
         <w:tc>
           <w:tcPr>
             <w:tcW w:w="900" w:type="dxa"/>
@@ -21673,12 +21564,6 @@
         </w:tc>
       </w:tr>
       <w:tr>
-        <w:tblPrEx>
-          <w:tblCellMar>
-            <w:top w:w="0" w:type="dxa"/>
-            <w:bottom w:w="0" w:type="dxa"/>
-          </w:tblCellMar>
-        </w:tblPrEx>
         <w:tc>
           <w:tcPr>
             <w:tcW w:w="900" w:type="dxa"/>
@@ -21792,12 +21677,6 @@
         </w:tc>
       </w:tr>
       <w:tr>
-        <w:tblPrEx>
-          <w:tblCellMar>
-            <w:top w:w="0" w:type="dxa"/>
-            <w:bottom w:w="0" w:type="dxa"/>
-          </w:tblCellMar>
-        </w:tblPrEx>
         <w:tc>
           <w:tcPr>
             <w:tcW w:w="900" w:type="dxa"/>
@@ -21896,12 +21775,6 @@
         </w:tc>
       </w:tr>
       <w:tr>
-        <w:tblPrEx>
-          <w:tblCellMar>
-            <w:top w:w="0" w:type="dxa"/>
-            <w:bottom w:w="0" w:type="dxa"/>
-          </w:tblCellMar>
-        </w:tblPrEx>
         <w:tc>
           <w:tcPr>
             <w:tcW w:w="900" w:type="dxa"/>
@@ -21997,12 +21870,6 @@
         </w:tc>
       </w:tr>
       <w:tr>
-        <w:tblPrEx>
-          <w:tblCellMar>
-            <w:top w:w="0" w:type="dxa"/>
-            <w:bottom w:w="0" w:type="dxa"/>
-          </w:tblCellMar>
-        </w:tblPrEx>
         <w:tc>
           <w:tcPr>
             <w:tcW w:w="900" w:type="dxa"/>
@@ -22145,12 +22012,6 @@
         </w:tc>
       </w:tr>
       <w:tr>
-        <w:tblPrEx>
-          <w:tblCellMar>
-            <w:top w:w="0" w:type="dxa"/>
-            <w:bottom w:w="0" w:type="dxa"/>
-          </w:tblCellMar>
-        </w:tblPrEx>
         <w:tc>
           <w:tcPr>
             <w:tcW w:w="900" w:type="dxa"/>
@@ -22260,12 +22121,6 @@
         </w:tc>
       </w:tr>
       <w:tr>
-        <w:tblPrEx>
-          <w:tblCellMar>
-            <w:top w:w="0" w:type="dxa"/>
-            <w:bottom w:w="0" w:type="dxa"/>
-          </w:tblCellMar>
-        </w:tblPrEx>
         <w:tc>
           <w:tcPr>
             <w:tcW w:w="900" w:type="dxa"/>
@@ -22373,12 +22228,6 @@
         </w:tc>
       </w:tr>
       <w:tr>
-        <w:tblPrEx>
-          <w:tblCellMar>
-            <w:top w:w="0" w:type="dxa"/>
-            <w:bottom w:w="0" w:type="dxa"/>
-          </w:tblCellMar>
-        </w:tblPrEx>
         <w:tc>
           <w:tcPr>
             <w:tcW w:w="900" w:type="dxa"/>
@@ -22495,12 +22344,6 @@
         </w:tc>
       </w:tr>
       <w:tr>
-        <w:tblPrEx>
-          <w:tblCellMar>
-            <w:top w:w="0" w:type="dxa"/>
-            <w:bottom w:w="0" w:type="dxa"/>
-          </w:tblCellMar>
-        </w:tblPrEx>
         <w:tc>
           <w:tcPr>
             <w:tcW w:w="900" w:type="dxa"/>
@@ -22621,7 +22464,7 @@
           <w:lang w:val="en-US"/>
         </w:rPr>
       </w:pPr>
-      <w:bookmarkStart w:id="64" w:name="_Toc224415596"/>
+      <w:bookmarkStart w:id="64" w:name="_Toc224562604"/>
       <w:r>
         <w:rPr>
           <w:lang w:val="en-US"/>
@@ -22665,7 +22508,7 @@
           <w:lang w:val="en-US"/>
         </w:rPr>
       </w:pPr>
-      <w:bookmarkStart w:id="65" w:name="_Toc224415566"/>
+      <w:bookmarkStart w:id="65" w:name="_Toc224562572"/>
       <w:r>
         <w:rPr>
           <w:lang w:val="en-US"/>
@@ -22750,12 +22593,6 @@
         <w:gridCol w:w="6654"/>
       </w:tblGrid>
       <w:tr>
-        <w:tblPrEx>
-          <w:tblCellMar>
-            <w:top w:w="0" w:type="dxa"/>
-            <w:bottom w:w="0" w:type="dxa"/>
-          </w:tblCellMar>
-        </w:tblPrEx>
         <w:trPr>
           <w:tblHeader/>
         </w:trPr>
@@ -22841,12 +22678,6 @@
         </w:tc>
       </w:tr>
       <w:tr>
-        <w:tblPrEx>
-          <w:tblCellMar>
-            <w:top w:w="0" w:type="dxa"/>
-            <w:bottom w:w="0" w:type="dxa"/>
-          </w:tblCellMar>
-        </w:tblPrEx>
         <w:tc>
           <w:tcPr>
             <w:tcW w:w="900" w:type="dxa"/>
@@ -22961,12 +22792,6 @@
         </w:tc>
       </w:tr>
       <w:tr>
-        <w:tblPrEx>
-          <w:tblCellMar>
-            <w:top w:w="0" w:type="dxa"/>
-            <w:bottom w:w="0" w:type="dxa"/>
-          </w:tblCellMar>
-        </w:tblPrEx>
         <w:tc>
           <w:tcPr>
             <w:tcW w:w="900" w:type="dxa"/>
@@ -23084,12 +22909,6 @@
         </w:tc>
       </w:tr>
       <w:tr>
-        <w:tblPrEx>
-          <w:tblCellMar>
-            <w:top w:w="0" w:type="dxa"/>
-            <w:bottom w:w="0" w:type="dxa"/>
-          </w:tblCellMar>
-        </w:tblPrEx>
         <w:tc>
           <w:tcPr>
             <w:tcW w:w="900" w:type="dxa"/>
@@ -23186,12 +23005,6 @@
         </w:tc>
       </w:tr>
       <w:tr>
-        <w:tblPrEx>
-          <w:tblCellMar>
-            <w:top w:w="0" w:type="dxa"/>
-            <w:bottom w:w="0" w:type="dxa"/>
-          </w:tblCellMar>
-        </w:tblPrEx>
         <w:tc>
           <w:tcPr>
             <w:tcW w:w="900" w:type="dxa"/>
@@ -23402,12 +23215,6 @@
         </w:tc>
       </w:tr>
       <w:tr>
-        <w:tblPrEx>
-          <w:tblCellMar>
-            <w:top w:w="0" w:type="dxa"/>
-            <w:bottom w:w="0" w:type="dxa"/>
-          </w:tblCellMar>
-        </w:tblPrEx>
         <w:tc>
           <w:tcPr>
             <w:tcW w:w="900" w:type="dxa"/>
@@ -23504,12 +23311,6 @@
         </w:tc>
       </w:tr>
       <w:tr>
-        <w:tblPrEx>
-          <w:tblCellMar>
-            <w:top w:w="0" w:type="dxa"/>
-            <w:bottom w:w="0" w:type="dxa"/>
-          </w:tblCellMar>
-        </w:tblPrEx>
         <w:tc>
           <w:tcPr>
             <w:tcW w:w="900" w:type="dxa"/>
@@ -23609,12 +23410,6 @@
         </w:tc>
       </w:tr>
       <w:tr>
-        <w:tblPrEx>
-          <w:tblCellMar>
-            <w:top w:w="0" w:type="dxa"/>
-            <w:bottom w:w="0" w:type="dxa"/>
-          </w:tblCellMar>
-        </w:tblPrEx>
         <w:tc>
           <w:tcPr>
             <w:tcW w:w="900" w:type="dxa"/>
@@ -23713,12 +23508,6 @@
         </w:tc>
       </w:tr>
       <w:tr>
-        <w:tblPrEx>
-          <w:tblCellMar>
-            <w:top w:w="0" w:type="dxa"/>
-            <w:bottom w:w="0" w:type="dxa"/>
-          </w:tblCellMar>
-        </w:tblPrEx>
         <w:tc>
           <w:tcPr>
             <w:tcW w:w="900" w:type="dxa"/>
@@ -23838,12 +23627,6 @@
         </w:tc>
       </w:tr>
       <w:tr>
-        <w:tblPrEx>
-          <w:tblCellMar>
-            <w:top w:w="0" w:type="dxa"/>
-            <w:bottom w:w="0" w:type="dxa"/>
-          </w:tblCellMar>
-        </w:tblPrEx>
         <w:tc>
           <w:tcPr>
             <w:tcW w:w="900" w:type="dxa"/>
@@ -23942,12 +23725,6 @@
         </w:tc>
       </w:tr>
       <w:tr>
-        <w:tblPrEx>
-          <w:tblCellMar>
-            <w:top w:w="0" w:type="dxa"/>
-            <w:bottom w:w="0" w:type="dxa"/>
-          </w:tblCellMar>
-        </w:tblPrEx>
         <w:tc>
           <w:tcPr>
             <w:tcW w:w="900" w:type="dxa"/>
@@ -24049,12 +23826,6 @@
         </w:tc>
       </w:tr>
       <w:tr>
-        <w:tblPrEx>
-          <w:tblCellMar>
-            <w:top w:w="0" w:type="dxa"/>
-            <w:bottom w:w="0" w:type="dxa"/>
-          </w:tblCellMar>
-        </w:tblPrEx>
         <w:tc>
           <w:tcPr>
             <w:tcW w:w="900" w:type="dxa"/>
@@ -24171,12 +23942,6 @@
         </w:tc>
       </w:tr>
       <w:tr>
-        <w:tblPrEx>
-          <w:tblCellMar>
-            <w:top w:w="0" w:type="dxa"/>
-            <w:bottom w:w="0" w:type="dxa"/>
-          </w:tblCellMar>
-        </w:tblPrEx>
         <w:tc>
           <w:tcPr>
             <w:tcW w:w="900" w:type="dxa"/>
@@ -24278,12 +24043,6 @@
         </w:tc>
       </w:tr>
       <w:tr>
-        <w:tblPrEx>
-          <w:tblCellMar>
-            <w:top w:w="0" w:type="dxa"/>
-            <w:bottom w:w="0" w:type="dxa"/>
-          </w:tblCellMar>
-        </w:tblPrEx>
         <w:tc>
           <w:tcPr>
             <w:tcW w:w="900" w:type="dxa"/>
@@ -24386,12 +24145,6 @@
         </w:tc>
       </w:tr>
       <w:tr>
-        <w:tblPrEx>
-          <w:tblCellMar>
-            <w:top w:w="0" w:type="dxa"/>
-            <w:bottom w:w="0" w:type="dxa"/>
-          </w:tblCellMar>
-        </w:tblPrEx>
         <w:tc>
           <w:tcPr>
             <w:tcW w:w="900" w:type="dxa"/>
@@ -24499,18 +24252,31 @@
           <w:lang w:val="en-US"/>
         </w:rPr>
       </w:pPr>
-      <w:bookmarkStart w:id="66" w:name="_Toc224415597"/>
+      <w:bookmarkStart w:id="66" w:name="_Toc224562605"/>
       <w:r>
         <w:t xml:space="preserve">Table </w:t>
       </w:r>
-      <w:fldSimple w:instr=" SEQ Table \* ARABIC ">
-        <w:r>
-          <w:rPr>
-            <w:noProof/>
-          </w:rPr>
-          <w:t>9</w:t>
-        </w:r>
-      </w:fldSimple>
+      <w:r>
+        <w:fldChar w:fldCharType="begin"/>
+      </w:r>
+      <w:r>
+        <w:instrText xml:space="preserve"> SEQ Table \* ARABIC </w:instrText>
+      </w:r>
+      <w:r>
+        <w:fldChar w:fldCharType="separate"/>
+      </w:r>
+      <w:r>
+        <w:rPr>
+          <w:noProof/>
+        </w:rPr>
+        <w:t>9</w:t>
+      </w:r>
+      <w:r>
+        <w:rPr>
+          <w:noProof/>
+        </w:rPr>
+        <w:fldChar w:fldCharType="end"/>
+      </w:r>
       <w:r>
         <w:t xml:space="preserve">: </w:t>
       </w:r>
@@ -24536,7 +24302,7 @@
       <w:pPr>
         <w:pStyle w:val="Heading3"/>
       </w:pPr>
-      <w:bookmarkStart w:id="67" w:name="_Toc224415567"/>
+      <w:bookmarkStart w:id="67" w:name="_Toc224562573"/>
       <w:r>
         <w:t xml:space="preserve">2.4   </w:t>
       </w:r>
@@ -26901,18 +26667,31 @@
       <w:pPr>
         <w:pStyle w:val="Caption"/>
       </w:pPr>
-      <w:bookmarkStart w:id="68" w:name="_Toc224415598"/>
+      <w:bookmarkStart w:id="68" w:name="_Toc224562606"/>
       <w:r>
         <w:t xml:space="preserve">Table </w:t>
       </w:r>
-      <w:fldSimple w:instr=" SEQ Table \* ARABIC ">
-        <w:r>
-          <w:rPr>
-            <w:noProof/>
-          </w:rPr>
-          <w:t>10</w:t>
-        </w:r>
-      </w:fldSimple>
+      <w:r>
+        <w:fldChar w:fldCharType="begin"/>
+      </w:r>
+      <w:r>
+        <w:instrText xml:space="preserve"> SEQ Table \* ARABIC </w:instrText>
+      </w:r>
+      <w:r>
+        <w:fldChar w:fldCharType="separate"/>
+      </w:r>
+      <w:r>
+        <w:rPr>
+          <w:noProof/>
+        </w:rPr>
+        <w:t>10</w:t>
+      </w:r>
+      <w:r>
+        <w:rPr>
+          <w:noProof/>
+        </w:rPr>
+        <w:fldChar w:fldCharType="end"/>
+      </w:r>
       <w:r>
         <w:t xml:space="preserve">: </w:t>
       </w:r>
@@ -26939,23 +26718,57 @@
     </w:p>
     <w:p>
       <w:pPr>
+        <w:rPr>
+          <w:b/>
+          <w:bCs/>
+          <w:color w:val="2E5496"/>
+          <w:sz w:val="28"/>
+          <w:szCs w:val="28"/>
+        </w:rPr>
+      </w:pPr>
+      <w:r>
+        <w:br w:type="page"/>
+      </w:r>
+    </w:p>
+    <w:p>
+      <w:pPr>
         <w:pStyle w:val="Heading2"/>
-        <w:rPr>
-          <w:sz w:val="24"/>
-          <w:szCs w:val="24"/>
-          <w:lang w:val="en-US"/>
-        </w:rPr>
       </w:pPr>
-      <w:bookmarkStart w:id="69" w:name="_Toc224415568"/>
-      <w:r>
-        <w:rPr>
-          <w:sz w:val="24"/>
-          <w:szCs w:val="24"/>
-          <w:lang w:val="en-US"/>
-        </w:rPr>
+      <w:bookmarkStart w:id="69" w:name="_Toc224562574"/>
+      <w:r>
+        <w:lastRenderedPageBreak/>
         <w:t>3.  Global Use Case Diagram</w:t>
       </w:r>
       <w:bookmarkEnd w:id="69"/>
+    </w:p>
+    <w:p>
+      <w:pPr>
+        <w:spacing w:line="360" w:lineRule="auto"/>
+        <w:jc w:val="both"/>
+        <w:rPr>
+          <w:lang w:val="en-US"/>
+        </w:rPr>
+      </w:pPr>
+      <w:proofErr w:type="gramStart"/>
+      <w:r>
+        <w:rPr>
+          <w:lang w:val="en-US"/>
+        </w:rPr>
+        <w:t>The use</w:t>
+      </w:r>
+      <w:proofErr w:type="gramEnd"/>
+      <w:r>
+        <w:rPr>
+          <w:lang w:val="en-US"/>
+        </w:rPr>
+        <w:t xml:space="preserve"> case model was produced as a single global diagram capturing all three roles and their interactions with the system</w:t>
+      </w:r>
+      <w:r>
+        <w:rPr>
+          <w:lang w:val="en-US"/>
+        </w:rPr>
+        <w:t>.</w:t>
+      </w:r>
     </w:p>
     <w:p>
       <w:pPr>
@@ -26970,7 +26783,6 @@
           <w:noProof/>
           <w:lang w:val="en-US"/>
         </w:rPr>
-        <w:lastRenderedPageBreak/>
         <w:drawing>
           <wp:inline distT="0" distB="0" distL="0" distR="0" wp14:anchorId="7EB71DE5" wp14:editId="0B73EEF9">
             <wp:extent cx="6445250" cy="7499350"/>
@@ -27012,26 +26824,6 @@
             </a:graphic>
           </wp:inline>
         </w:drawing>
-      </w:r>
-      <w:proofErr w:type="gramStart"/>
-      <w:r>
-        <w:rPr>
-          <w:lang w:val="en-US"/>
-        </w:rPr>
-        <w:t>The use</w:t>
-      </w:r>
-      <w:proofErr w:type="gramEnd"/>
-      <w:r>
-        <w:rPr>
-          <w:lang w:val="en-US"/>
-        </w:rPr>
-        <w:t xml:space="preserve"> case model was produced as a single global diagram capturing all three roles and their interactions with the system</w:t>
-      </w:r>
-      <w:r>
-        <w:rPr>
-          <w:lang w:val="en-US"/>
-        </w:rPr>
-        <w:t>.</w:t>
       </w:r>
     </w:p>
     <w:p>
@@ -27431,26 +27223,13 @@
     <w:p>
       <w:pPr>
         <w:pStyle w:val="Heading2"/>
-        <w:rPr>
-          <w:lang w:val="en-US"/>
-        </w:rPr>
       </w:pPr>
-      <w:bookmarkStart w:id="74" w:name="_Toc224415569"/>
-      <w:r>
-        <w:rPr>
-          <w:sz w:val="24"/>
-          <w:szCs w:val="24"/>
-          <w:lang w:val="en-US"/>
-        </w:rPr>
+      <w:bookmarkStart w:id="74" w:name="_Toc224562575"/>
+      <w:r>
         <w:lastRenderedPageBreak/>
         <w:t>4</w:t>
       </w:r>
       <w:r>
-        <w:rPr>
-          <w:sz w:val="24"/>
-          <w:szCs w:val="24"/>
-          <w:lang w:val="en-US"/>
-        </w:rPr>
         <w:t>.  Scrum Project Planning</w:t>
       </w:r>
       <w:bookmarkEnd w:id="74"/>
@@ -27462,7 +27241,7 @@
           <w:lang w:val="en-US"/>
         </w:rPr>
       </w:pPr>
-      <w:bookmarkStart w:id="75" w:name="_Toc224415570"/>
+      <w:bookmarkStart w:id="75" w:name="_Toc224562576"/>
       <w:r>
         <w:rPr>
           <w:lang w:val="en-US"/>
@@ -27614,7 +27393,7 @@
           <w:lang w:val="en-US"/>
         </w:rPr>
       </w:pPr>
-      <w:bookmarkStart w:id="76" w:name="_Toc224415571"/>
+      <w:bookmarkStart w:id="76" w:name="_Toc224562577"/>
       <w:r>
         <w:rPr>
           <w:lang w:val="en-US"/>
@@ -27720,12 +27499,6 @@
         <w:gridCol w:w="907"/>
       </w:tblGrid>
       <w:tr>
-        <w:tblPrEx>
-          <w:tblCellMar>
-            <w:top w:w="0" w:type="dxa"/>
-            <w:bottom w:w="0" w:type="dxa"/>
-          </w:tblCellMar>
-        </w:tblPrEx>
         <w:trPr>
           <w:tblHeader/>
         </w:trPr>
@@ -27927,12 +27700,6 @@
         </w:tc>
       </w:tr>
       <w:tr>
-        <w:tblPrEx>
-          <w:tblCellMar>
-            <w:top w:w="0" w:type="dxa"/>
-            <w:bottom w:w="0" w:type="dxa"/>
-          </w:tblCellMar>
-        </w:tblPrEx>
         <w:tc>
           <w:tcPr>
             <w:tcW w:w="660" w:type="dxa"/>
@@ -28117,12 +27884,6 @@
         </w:tc>
       </w:tr>
       <w:tr>
-        <w:tblPrEx>
-          <w:tblCellMar>
-            <w:top w:w="0" w:type="dxa"/>
-            <w:bottom w:w="0" w:type="dxa"/>
-          </w:tblCellMar>
-        </w:tblPrEx>
         <w:tc>
           <w:tcPr>
             <w:tcW w:w="660" w:type="dxa"/>
@@ -28313,12 +28074,6 @@
         </w:tc>
       </w:tr>
       <w:tr>
-        <w:tblPrEx>
-          <w:tblCellMar>
-            <w:top w:w="0" w:type="dxa"/>
-            <w:bottom w:w="0" w:type="dxa"/>
-          </w:tblCellMar>
-        </w:tblPrEx>
         <w:tc>
           <w:tcPr>
             <w:tcW w:w="660" w:type="dxa"/>
@@ -28501,12 +28256,6 @@
         </w:tc>
       </w:tr>
       <w:tr>
-        <w:tblPrEx>
-          <w:tblCellMar>
-            <w:top w:w="0" w:type="dxa"/>
-            <w:bottom w:w="0" w:type="dxa"/>
-          </w:tblCellMar>
-        </w:tblPrEx>
         <w:tc>
           <w:tcPr>
             <w:tcW w:w="660" w:type="dxa"/>
@@ -28695,12 +28444,6 @@
         </w:tc>
       </w:tr>
       <w:tr>
-        <w:tblPrEx>
-          <w:tblCellMar>
-            <w:top w:w="0" w:type="dxa"/>
-            <w:bottom w:w="0" w:type="dxa"/>
-          </w:tblCellMar>
-        </w:tblPrEx>
         <w:tc>
           <w:tcPr>
             <w:tcW w:w="660" w:type="dxa"/>
@@ -28883,12 +28626,6 @@
         </w:tc>
       </w:tr>
       <w:tr>
-        <w:tblPrEx>
-          <w:tblCellMar>
-            <w:top w:w="0" w:type="dxa"/>
-            <w:bottom w:w="0" w:type="dxa"/>
-          </w:tblCellMar>
-        </w:tblPrEx>
         <w:tc>
           <w:tcPr>
             <w:tcW w:w="660" w:type="dxa"/>
@@ -29077,12 +28814,6 @@
         </w:tc>
       </w:tr>
       <w:tr>
-        <w:tblPrEx>
-          <w:tblCellMar>
-            <w:top w:w="0" w:type="dxa"/>
-            <w:bottom w:w="0" w:type="dxa"/>
-          </w:tblCellMar>
-        </w:tblPrEx>
         <w:tc>
           <w:tcPr>
             <w:tcW w:w="660" w:type="dxa"/>
@@ -29265,12 +28996,6 @@
         </w:tc>
       </w:tr>
       <w:tr>
-        <w:tblPrEx>
-          <w:tblCellMar>
-            <w:top w:w="0" w:type="dxa"/>
-            <w:bottom w:w="0" w:type="dxa"/>
-          </w:tblCellMar>
-        </w:tblPrEx>
         <w:tc>
           <w:tcPr>
             <w:tcW w:w="660" w:type="dxa"/>
@@ -29459,12 +29184,6 @@
         </w:tc>
       </w:tr>
       <w:tr>
-        <w:tblPrEx>
-          <w:tblCellMar>
-            <w:top w:w="0" w:type="dxa"/>
-            <w:bottom w:w="0" w:type="dxa"/>
-          </w:tblCellMar>
-        </w:tblPrEx>
         <w:tc>
           <w:tcPr>
             <w:tcW w:w="660" w:type="dxa"/>
@@ -29648,12 +29367,6 @@
         </w:tc>
       </w:tr>
       <w:tr>
-        <w:tblPrEx>
-          <w:tblCellMar>
-            <w:top w:w="0" w:type="dxa"/>
-            <w:bottom w:w="0" w:type="dxa"/>
-          </w:tblCellMar>
-        </w:tblPrEx>
         <w:tc>
           <w:tcPr>
             <w:tcW w:w="660" w:type="dxa"/>
@@ -29878,12 +29591,6 @@
         </w:tc>
       </w:tr>
       <w:tr>
-        <w:tblPrEx>
-          <w:tblCellMar>
-            <w:top w:w="0" w:type="dxa"/>
-            <w:bottom w:w="0" w:type="dxa"/>
-          </w:tblCellMar>
-        </w:tblPrEx>
         <w:tc>
           <w:tcPr>
             <w:tcW w:w="660" w:type="dxa"/>
@@ -30084,12 +29791,6 @@
         </w:tc>
       </w:tr>
       <w:tr>
-        <w:tblPrEx>
-          <w:tblCellMar>
-            <w:top w:w="0" w:type="dxa"/>
-            <w:bottom w:w="0" w:type="dxa"/>
-          </w:tblCellMar>
-        </w:tblPrEx>
         <w:tc>
           <w:tcPr>
             <w:tcW w:w="660" w:type="dxa"/>
@@ -30296,12 +29997,6 @@
         </w:tc>
       </w:tr>
       <w:tr>
-        <w:tblPrEx>
-          <w:tblCellMar>
-            <w:top w:w="0" w:type="dxa"/>
-            <w:bottom w:w="0" w:type="dxa"/>
-          </w:tblCellMar>
-        </w:tblPrEx>
         <w:tc>
           <w:tcPr>
             <w:tcW w:w="660" w:type="dxa"/>
@@ -30484,12 +30179,6 @@
         </w:tc>
       </w:tr>
       <w:tr>
-        <w:tblPrEx>
-          <w:tblCellMar>
-            <w:top w:w="0" w:type="dxa"/>
-            <w:bottom w:w="0" w:type="dxa"/>
-          </w:tblCellMar>
-        </w:tblPrEx>
         <w:tc>
           <w:tcPr>
             <w:tcW w:w="660" w:type="dxa"/>
@@ -30678,12 +30367,6 @@
         </w:tc>
       </w:tr>
       <w:tr>
-        <w:tblPrEx>
-          <w:tblCellMar>
-            <w:top w:w="0" w:type="dxa"/>
-            <w:bottom w:w="0" w:type="dxa"/>
-          </w:tblCellMar>
-        </w:tblPrEx>
         <w:tc>
           <w:tcPr>
             <w:tcW w:w="660" w:type="dxa"/>
@@ -30866,12 +30549,6 @@
         </w:tc>
       </w:tr>
       <w:tr>
-        <w:tblPrEx>
-          <w:tblCellMar>
-            <w:top w:w="0" w:type="dxa"/>
-            <w:bottom w:w="0" w:type="dxa"/>
-          </w:tblCellMar>
-        </w:tblPrEx>
         <w:tc>
           <w:tcPr>
             <w:tcW w:w="660" w:type="dxa"/>
@@ -31060,12 +30737,6 @@
         </w:tc>
       </w:tr>
       <w:tr>
-        <w:tblPrEx>
-          <w:tblCellMar>
-            <w:top w:w="0" w:type="dxa"/>
-            <w:bottom w:w="0" w:type="dxa"/>
-          </w:tblCellMar>
-        </w:tblPrEx>
         <w:tc>
           <w:tcPr>
             <w:tcW w:w="660" w:type="dxa"/>
@@ -31248,12 +30919,6 @@
         </w:tc>
       </w:tr>
       <w:tr>
-        <w:tblPrEx>
-          <w:tblCellMar>
-            <w:top w:w="0" w:type="dxa"/>
-            <w:bottom w:w="0" w:type="dxa"/>
-          </w:tblCellMar>
-        </w:tblPrEx>
         <w:tc>
           <w:tcPr>
             <w:tcW w:w="660" w:type="dxa"/>
@@ -31442,12 +31107,6 @@
         </w:tc>
       </w:tr>
       <w:tr>
-        <w:tblPrEx>
-          <w:tblCellMar>
-            <w:top w:w="0" w:type="dxa"/>
-            <w:bottom w:w="0" w:type="dxa"/>
-          </w:tblCellMar>
-        </w:tblPrEx>
         <w:tc>
           <w:tcPr>
             <w:tcW w:w="660" w:type="dxa"/>
@@ -31672,12 +31331,6 @@
         </w:tc>
       </w:tr>
       <w:tr>
-        <w:tblPrEx>
-          <w:tblCellMar>
-            <w:top w:w="0" w:type="dxa"/>
-            <w:bottom w:w="0" w:type="dxa"/>
-          </w:tblCellMar>
-        </w:tblPrEx>
         <w:tc>
           <w:tcPr>
             <w:tcW w:w="660" w:type="dxa"/>
@@ -31896,12 +31549,6 @@
         </w:tc>
       </w:tr>
       <w:tr>
-        <w:tblPrEx>
-          <w:tblCellMar>
-            <w:top w:w="0" w:type="dxa"/>
-            <w:bottom w:w="0" w:type="dxa"/>
-          </w:tblCellMar>
-        </w:tblPrEx>
         <w:tc>
           <w:tcPr>
             <w:tcW w:w="660" w:type="dxa"/>
@@ -32119,7 +31766,7 @@
           <w:lang w:val="en-US"/>
         </w:rPr>
       </w:pPr>
-      <w:bookmarkStart w:id="77" w:name="_Toc224415599"/>
+      <w:bookmarkStart w:id="77" w:name="_Toc224562607"/>
       <w:r>
         <w:rPr>
           <w:lang w:val="en-US"/>
@@ -32177,7 +31824,6 @@
           <w:lang w:val="en-US"/>
         </w:rPr>
       </w:pPr>
-      <w:bookmarkStart w:id="78" w:name="_Toc224415572"/>
       <w:r>
         <w:rPr>
           <w:lang w:val="en-US"/>
@@ -32192,6 +31838,7 @@
           <w:lang w:val="en-US"/>
         </w:rPr>
       </w:pPr>
+      <w:bookmarkStart w:id="78" w:name="_Toc224562578"/>
       <w:r>
         <w:rPr>
           <w:lang w:val="en-US"/>
@@ -32311,12 +31958,6 @@
         <w:gridCol w:w="907"/>
       </w:tblGrid>
       <w:tr>
-        <w:tblPrEx>
-          <w:tblCellMar>
-            <w:top w:w="0" w:type="dxa"/>
-            <w:bottom w:w="0" w:type="dxa"/>
-          </w:tblCellMar>
-        </w:tblPrEx>
         <w:trPr>
           <w:tblHeader/>
         </w:trPr>
@@ -32470,12 +32111,6 @@
         </w:tc>
       </w:tr>
       <w:tr>
-        <w:tblPrEx>
-          <w:tblCellMar>
-            <w:top w:w="0" w:type="dxa"/>
-            <w:bottom w:w="0" w:type="dxa"/>
-          </w:tblCellMar>
-        </w:tblPrEx>
         <w:tc>
           <w:tcPr>
             <w:tcW w:w="1755" w:type="dxa"/>
@@ -32665,12 +32300,6 @@
         </w:tc>
       </w:tr>
       <w:tr>
-        <w:tblPrEx>
-          <w:tblCellMar>
-            <w:top w:w="0" w:type="dxa"/>
-            <w:bottom w:w="0" w:type="dxa"/>
-          </w:tblCellMar>
-        </w:tblPrEx>
         <w:tc>
           <w:tcPr>
             <w:tcW w:w="1755" w:type="dxa"/>
@@ -32861,12 +32490,6 @@
         </w:tc>
       </w:tr>
       <w:tr>
-        <w:tblPrEx>
-          <w:tblCellMar>
-            <w:top w:w="0" w:type="dxa"/>
-            <w:bottom w:w="0" w:type="dxa"/>
-          </w:tblCellMar>
-        </w:tblPrEx>
         <w:tc>
           <w:tcPr>
             <w:tcW w:w="1755" w:type="dxa"/>
@@ -33081,12 +32704,6 @@
         </w:tc>
       </w:tr>
       <w:tr>
-        <w:tblPrEx>
-          <w:tblCellMar>
-            <w:top w:w="0" w:type="dxa"/>
-            <w:bottom w:w="0" w:type="dxa"/>
-          </w:tblCellMar>
-        </w:tblPrEx>
         <w:tc>
           <w:tcPr>
             <w:tcW w:w="1755" w:type="dxa"/>
@@ -33261,12 +32878,6 @@
         </w:tc>
       </w:tr>
       <w:tr>
-        <w:tblPrEx>
-          <w:tblCellMar>
-            <w:top w:w="0" w:type="dxa"/>
-            <w:bottom w:w="0" w:type="dxa"/>
-          </w:tblCellMar>
-        </w:tblPrEx>
         <w:tc>
           <w:tcPr>
             <w:tcW w:w="1755" w:type="dxa"/>
@@ -33386,7 +32997,7 @@
                 <w:sz w:val="20"/>
                 <w:szCs w:val="20"/>
               </w:rPr>
-              <w:t>US-19, US-20</w:t>
+              <w:t>US-19</w:t>
             </w:r>
           </w:p>
         </w:tc>
@@ -33447,26 +33058,24 @@
           <w:p>
             <w:pPr>
               <w:spacing w:before="40" w:after="40"/>
-            </w:pPr>
-            <w:r>
               <w:rPr>
                 <w:b/>
                 <w:bCs/>
                 <w:sz w:val="20"/>
                 <w:szCs w:val="20"/>
               </w:rPr>
-              <w:t>11</w:t>
+            </w:pPr>
+            <w:r>
+              <w:rPr>
+                <w:b/>
+                <w:bCs/>
+              </w:rPr>
+              <w:t>8</w:t>
             </w:r>
           </w:p>
         </w:tc>
       </w:tr>
       <w:tr>
-        <w:tblPrEx>
-          <w:tblCellMar>
-            <w:top w:w="0" w:type="dxa"/>
-            <w:bottom w:w="0" w:type="dxa"/>
-          </w:tblCellMar>
-        </w:tblPrEx>
         <w:tc>
           <w:tcPr>
             <w:tcW w:w="1755" w:type="dxa"/>
@@ -33571,7 +33180,28 @@
                 <w:sz w:val="20"/>
                 <w:szCs w:val="20"/>
               </w:rPr>
-              <w:t>US-21, US-22</w:t>
+              <w:t>US-2</w:t>
+            </w:r>
+            <w:r>
+              <w:rPr>
+                <w:sz w:val="20"/>
+                <w:szCs w:val="20"/>
+              </w:rPr>
+              <w:t>0</w:t>
+            </w:r>
+            <w:r>
+              <w:rPr>
+                <w:sz w:val="20"/>
+                <w:szCs w:val="20"/>
+              </w:rPr>
+              <w:t>, US-2</w:t>
+            </w:r>
+            <w:r>
+              <w:rPr>
+                <w:sz w:val="20"/>
+                <w:szCs w:val="20"/>
+              </w:rPr>
+              <w:t>1</w:t>
             </w:r>
           </w:p>
         </w:tc>
@@ -33659,7 +33289,7 @@
           <w:lang w:val="en-US"/>
         </w:rPr>
       </w:pPr>
-      <w:bookmarkStart w:id="79" w:name="_Toc224415600"/>
+      <w:bookmarkStart w:id="79" w:name="_Toc224562608"/>
       <w:r>
         <w:rPr>
           <w:lang w:val="en-US"/>
@@ -33701,16 +33331,33 @@
     </w:p>
     <w:p>
       <w:pPr>
+        <w:rPr>
+          <w:b/>
+          <w:bCs/>
+          <w:color w:val="2E5496"/>
+          <w:lang w:val="en-US"/>
+        </w:rPr>
+      </w:pPr>
+      <w:r>
+        <w:rPr>
+          <w:lang w:val="en-US"/>
+        </w:rPr>
+        <w:br w:type="page"/>
+      </w:r>
+    </w:p>
+    <w:p>
+      <w:pPr>
         <w:pStyle w:val="Heading3"/>
         <w:rPr>
           <w:lang w:val="en-US"/>
         </w:rPr>
       </w:pPr>
-      <w:bookmarkStart w:id="80" w:name="_Toc224415573"/>
-      <w:r>
-        <w:rPr>
-          <w:lang w:val="en-US"/>
-        </w:rPr>
+      <w:bookmarkStart w:id="80" w:name="_Toc224562579"/>
+      <w:r>
+        <w:rPr>
+          <w:lang w:val="en-US"/>
+        </w:rPr>
+        <w:lastRenderedPageBreak/>
         <w:t>4</w:t>
       </w:r>
       <w:r>
@@ -33752,6 +33399,67 @@
       </w:pPr>
       <w:r>
         <w:rPr>
+          <w:noProof/>
+          <w:lang w:val="en-US"/>
+        </w:rPr>
+        <w:drawing>
+          <wp:anchor distT="0" distB="0" distL="114300" distR="114300" simplePos="0" relativeHeight="251668480" behindDoc="0" locked="0" layoutInCell="1" allowOverlap="1" wp14:anchorId="126A06EE" wp14:editId="551206F0">
+            <wp:simplePos x="0" y="0"/>
+            <wp:positionH relativeFrom="page">
+              <wp:align>right</wp:align>
+            </wp:positionH>
+            <wp:positionV relativeFrom="paragraph">
+              <wp:posOffset>528320</wp:posOffset>
+            </wp:positionV>
+            <wp:extent cx="7556500" cy="4349750"/>
+            <wp:effectExtent l="0" t="0" r="6350" b="0"/>
+            <wp:wrapSquare wrapText="bothSides"/>
+            <wp:docPr id="183157862" name="Picture 5"/>
+            <wp:cNvGraphicFramePr>
+              <a:graphicFrameLocks xmlns:a="http://schemas.openxmlformats.org/drawingml/2006/main" noChangeAspect="1"/>
+            </wp:cNvGraphicFramePr>
+            <a:graphic xmlns:a="http://schemas.openxmlformats.org/drawingml/2006/main">
+              <a:graphicData uri="http://schemas.openxmlformats.org/drawingml/2006/picture">
+                <pic:pic xmlns:pic="http://schemas.openxmlformats.org/drawingml/2006/picture">
+                  <pic:nvPicPr>
+                    <pic:cNvPr id="183157862" name="Picture 183157862"/>
+                    <pic:cNvPicPr/>
+                  </pic:nvPicPr>
+                  <pic:blipFill>
+                    <a:blip r:embed="rId18">
+                      <a:extLst>
+                        <a:ext uri="{28A0092B-C50C-407E-A947-70E740481C1C}">
+                          <a14:useLocalDpi xmlns:a14="http://schemas.microsoft.com/office/drawing/2010/main" val="0"/>
+                        </a:ext>
+                      </a:extLst>
+                    </a:blip>
+                    <a:stretch>
+                      <a:fillRect/>
+                    </a:stretch>
+                  </pic:blipFill>
+                  <pic:spPr>
+                    <a:xfrm>
+                      <a:off x="0" y="0"/>
+                      <a:ext cx="7556500" cy="4349750"/>
+                    </a:xfrm>
+                    <a:prstGeom prst="rect">
+                      <a:avLst/>
+                    </a:prstGeom>
+                  </pic:spPr>
+                </pic:pic>
+              </a:graphicData>
+            </a:graphic>
+            <wp14:sizeRelH relativeFrom="margin">
+              <wp14:pctWidth>0</wp14:pctWidth>
+            </wp14:sizeRelH>
+            <wp14:sizeRelV relativeFrom="margin">
+              <wp14:pctHeight>0</wp14:pctHeight>
+            </wp14:sizeRelV>
+          </wp:anchor>
+        </w:drawing>
+      </w:r>
+      <w:r>
+        <w:rPr>
           <w:rStyle w:val="Emphasis"/>
           <w:i w:val="0"/>
           <w:iCs w:val="0"/>
@@ -33815,69 +33523,28 @@
     </w:p>
     <w:p>
       <w:pPr>
-        <w:rPr>
-          <w:b/>
-          <w:bCs/>
-          <w:color w:val="2E5496"/>
-        </w:rPr>
+        <w:pStyle w:val="Heading2"/>
       </w:pPr>
-      <w:bookmarkStart w:id="82" w:name="_Toc224415574"/>
-      <w:r>
-        <w:br w:type="page"/>
-      </w:r>
-    </w:p>
-    <w:p>
-      <w:pPr>
-        <w:pStyle w:val="Heading2"/>
-        <w:rPr>
-          <w:sz w:val="24"/>
-          <w:szCs w:val="24"/>
-        </w:rPr>
-      </w:pPr>
-      <w:r>
-        <w:rPr>
-          <w:sz w:val="24"/>
-          <w:szCs w:val="24"/>
-        </w:rPr>
-        <w:lastRenderedPageBreak/>
+      <w:bookmarkStart w:id="82" w:name="_Toc224562580"/>
+      <w:r>
         <w:t>5.</w:t>
       </w:r>
       <w:r>
-        <w:rPr>
-          <w:sz w:val="24"/>
-          <w:szCs w:val="24"/>
-        </w:rPr>
         <w:t xml:space="preserve"> </w:t>
       </w:r>
       <w:r>
-        <w:rPr>
-          <w:sz w:val="24"/>
-          <w:szCs w:val="24"/>
-        </w:rPr>
         <w:t xml:space="preserve"> </w:t>
       </w:r>
       <w:proofErr w:type="spellStart"/>
       <w:r>
-        <w:rPr>
-          <w:sz w:val="24"/>
-          <w:szCs w:val="24"/>
-        </w:rPr>
         <w:t>Development</w:t>
       </w:r>
       <w:proofErr w:type="spellEnd"/>
       <w:r>
-        <w:rPr>
-          <w:sz w:val="24"/>
-          <w:szCs w:val="24"/>
-        </w:rPr>
         <w:t xml:space="preserve"> </w:t>
       </w:r>
       <w:proofErr w:type="spellStart"/>
       <w:r>
-        <w:rPr>
-          <w:sz w:val="24"/>
-          <w:szCs w:val="24"/>
-        </w:rPr>
         <w:t>Environment</w:t>
       </w:r>
       <w:bookmarkEnd w:id="82"/>
@@ -33890,7 +33557,7 @@
           <w:lang w:val="en-US"/>
         </w:rPr>
       </w:pPr>
-      <w:bookmarkStart w:id="83" w:name="_Toc224415575"/>
+      <w:bookmarkStart w:id="83" w:name="_Toc224562581"/>
       <w:r>
         <w:rPr>
           <w:lang w:val="en-US"/>
@@ -33901,7 +33568,8 @@
     </w:p>
     <w:tbl>
       <w:tblPr>
-        <w:tblW w:w="8365" w:type="dxa"/>
+        <w:tblW w:w="8028" w:type="dxa"/>
+        <w:jc w:val="center"/>
         <w:tblBorders>
           <w:top w:val="single" w:sz="4" w:space="0" w:color="auto"/>
           <w:left w:val="single" w:sz="4" w:space="0" w:color="auto"/>
@@ -33917,13 +33585,17 @@
         <w:tblLook w:val="0000" w:firstRow="0" w:lastRow="0" w:firstColumn="0" w:lastColumn="0" w:noHBand="0" w:noVBand="0"/>
       </w:tblPr>
       <w:tblGrid>
-        <w:gridCol w:w="2500"/>
-        <w:gridCol w:w="5865"/>
+        <w:gridCol w:w="2397"/>
+        <w:gridCol w:w="5631"/>
       </w:tblGrid>
       <w:tr>
-        <w:tc>
-          <w:tcPr>
-            <w:tcW w:w="2500" w:type="dxa"/>
+        <w:trPr>
+          <w:trHeight w:val="98"/>
+          <w:jc w:val="center"/>
+        </w:trPr>
+        <w:tc>
+          <w:tcPr>
+            <w:tcW w:w="2397" w:type="dxa"/>
             <w:tcBorders>
               <w:top w:val="single" w:sz="4" w:space="0" w:color="FFFFFF"/>
               <w:left w:val="single" w:sz="4" w:space="0" w:color="FFFFFF"/>
@@ -33942,12 +33614,18 @@
           <w:p>
             <w:pPr>
               <w:jc w:val="center"/>
+              <w:rPr>
+                <w:sz w:val="18"/>
+                <w:szCs w:val="18"/>
+              </w:rPr>
             </w:pPr>
             <w:r>
               <w:rPr>
                 <w:b/>
                 <w:bCs/>
                 <w:color w:val="FFFFFF"/>
+                <w:sz w:val="18"/>
+                <w:szCs w:val="18"/>
               </w:rPr>
               <w:t>Component</w:t>
             </w:r>
@@ -33955,7 +33633,7 @@
         </w:tc>
         <w:tc>
           <w:tcPr>
-            <w:tcW w:w="5865" w:type="dxa"/>
+            <w:tcW w:w="5631" w:type="dxa"/>
             <w:tcBorders>
               <w:top w:val="single" w:sz="4" w:space="0" w:color="FFFFFF"/>
               <w:left w:val="single" w:sz="4" w:space="0" w:color="FFFFFF"/>
@@ -33974,6 +33652,10 @@
           <w:p>
             <w:pPr>
               <w:jc w:val="center"/>
+              <w:rPr>
+                <w:sz w:val="18"/>
+                <w:szCs w:val="18"/>
+              </w:rPr>
             </w:pPr>
             <w:proofErr w:type="spellStart"/>
             <w:r>
@@ -33981,6 +33663,8 @@
                 <w:b/>
                 <w:bCs/>
                 <w:color w:val="FFFFFF"/>
+                <w:sz w:val="18"/>
+                <w:szCs w:val="18"/>
               </w:rPr>
               <w:t>Specification</w:t>
             </w:r>
@@ -33989,9 +33673,13 @@
         </w:tc>
       </w:tr>
       <w:tr>
-        <w:tc>
-          <w:tcPr>
-            <w:tcW w:w="2500" w:type="dxa"/>
+        <w:trPr>
+          <w:trHeight w:val="162"/>
+          <w:jc w:val="center"/>
+        </w:trPr>
+        <w:tc>
+          <w:tcPr>
+            <w:tcW w:w="2397" w:type="dxa"/>
             <w:tcBorders>
               <w:top w:val="single" w:sz="4" w:space="0" w:color="CCCCCC"/>
               <w:left w:val="single" w:sz="4" w:space="0" w:color="CCCCCC"/>
@@ -34010,8 +33698,8 @@
             <w:pPr>
               <w:spacing w:before="60" w:after="60" w:line="360" w:lineRule="auto"/>
               <w:rPr>
-                <w:sz w:val="20"/>
-                <w:szCs w:val="20"/>
+                <w:sz w:val="18"/>
+                <w:szCs w:val="18"/>
               </w:rPr>
             </w:pPr>
             <w:proofErr w:type="spellStart"/>
@@ -34019,8 +33707,8 @@
               <w:rPr>
                 <w:b/>
                 <w:bCs/>
-                <w:sz w:val="20"/>
-                <w:szCs w:val="20"/>
+                <w:sz w:val="18"/>
+                <w:szCs w:val="18"/>
               </w:rPr>
               <w:t>Development</w:t>
             </w:r>
@@ -34029,8 +33717,8 @@
               <w:rPr>
                 <w:b/>
                 <w:bCs/>
-                <w:sz w:val="20"/>
-                <w:szCs w:val="20"/>
+                <w:sz w:val="18"/>
+                <w:szCs w:val="18"/>
               </w:rPr>
               <w:t xml:space="preserve"> Machine</w:t>
             </w:r>
@@ -34038,7 +33726,7 @@
         </w:tc>
         <w:tc>
           <w:tcPr>
-            <w:tcW w:w="5865" w:type="dxa"/>
+            <w:tcW w:w="5631" w:type="dxa"/>
             <w:tcBorders>
               <w:top w:val="single" w:sz="4" w:space="0" w:color="CCCCCC"/>
               <w:left w:val="single" w:sz="4" w:space="0" w:color="CCCCCC"/>
@@ -34057,23 +33745,23 @@
             <w:pPr>
               <w:spacing w:before="60" w:after="60" w:line="360" w:lineRule="auto"/>
               <w:rPr>
-                <w:sz w:val="20"/>
-                <w:szCs w:val="20"/>
+                <w:sz w:val="18"/>
+                <w:szCs w:val="18"/>
               </w:rPr>
             </w:pPr>
             <w:proofErr w:type="spellStart"/>
             <w:r>
               <w:rPr>
-                <w:sz w:val="20"/>
-                <w:szCs w:val="20"/>
+                <w:sz w:val="18"/>
+                <w:szCs w:val="18"/>
               </w:rPr>
               <w:t>Personal</w:t>
             </w:r>
             <w:proofErr w:type="spellEnd"/>
             <w:r>
               <w:rPr>
-                <w:sz w:val="20"/>
-                <w:szCs w:val="20"/>
+                <w:sz w:val="18"/>
+                <w:szCs w:val="18"/>
               </w:rPr>
               <w:t xml:space="preserve"> laptop — Windows 11 Pro</w:t>
             </w:r>
@@ -34081,9 +33769,13 @@
         </w:tc>
       </w:tr>
       <w:tr>
-        <w:tc>
-          <w:tcPr>
-            <w:tcW w:w="2500" w:type="dxa"/>
+        <w:trPr>
+          <w:trHeight w:val="157"/>
+          <w:jc w:val="center"/>
+        </w:trPr>
+        <w:tc>
+          <w:tcPr>
+            <w:tcW w:w="2397" w:type="dxa"/>
             <w:tcBorders>
               <w:top w:val="single" w:sz="4" w:space="0" w:color="CCCCCC"/>
               <w:left w:val="single" w:sz="4" w:space="0" w:color="CCCCCC"/>
@@ -34104,16 +33796,16 @@
               <w:rPr>
                 <w:b/>
                 <w:bCs/>
-                <w:sz w:val="20"/>
-                <w:szCs w:val="20"/>
+                <w:sz w:val="18"/>
+                <w:szCs w:val="18"/>
               </w:rPr>
             </w:pPr>
             <w:r>
               <w:rPr>
                 <w:b/>
                 <w:bCs/>
-                <w:sz w:val="20"/>
-                <w:szCs w:val="20"/>
+                <w:sz w:val="18"/>
+                <w:szCs w:val="18"/>
               </w:rPr>
               <w:t>System Type</w:t>
             </w:r>
@@ -34121,7 +33813,7 @@
         </w:tc>
         <w:tc>
           <w:tcPr>
-            <w:tcW w:w="5865" w:type="dxa"/>
+            <w:tcW w:w="5631" w:type="dxa"/>
             <w:tcBorders>
               <w:top w:val="single" w:sz="4" w:space="0" w:color="CCCCCC"/>
               <w:left w:val="single" w:sz="4" w:space="0" w:color="CCCCCC"/>
@@ -34140,15 +33832,15 @@
             <w:pPr>
               <w:spacing w:before="60" w:after="60" w:line="360" w:lineRule="auto"/>
               <w:rPr>
-                <w:sz w:val="20"/>
-                <w:szCs w:val="20"/>
+                <w:sz w:val="18"/>
+                <w:szCs w:val="18"/>
                 <w:lang w:val="en-US"/>
               </w:rPr>
             </w:pPr>
             <w:r>
               <w:rPr>
-                <w:sz w:val="20"/>
-                <w:szCs w:val="20"/>
+                <w:sz w:val="18"/>
+                <w:szCs w:val="18"/>
                 <w:lang w:val="en-US"/>
               </w:rPr>
               <w:t>64-bit Operating System, x64-Based Processor</w:t>
@@ -34157,9 +33849,13 @@
         </w:tc>
       </w:tr>
       <w:tr>
-        <w:tc>
-          <w:tcPr>
-            <w:tcW w:w="2500" w:type="dxa"/>
+        <w:trPr>
+          <w:trHeight w:val="162"/>
+          <w:jc w:val="center"/>
+        </w:trPr>
+        <w:tc>
+          <w:tcPr>
+            <w:tcW w:w="2397" w:type="dxa"/>
             <w:tcBorders>
               <w:top w:val="single" w:sz="4" w:space="0" w:color="CCCCCC"/>
               <w:left w:val="single" w:sz="4" w:space="0" w:color="CCCCCC"/>
@@ -34177,16 +33873,16 @@
             <w:pPr>
               <w:spacing w:before="60" w:after="60" w:line="360" w:lineRule="auto"/>
               <w:rPr>
-                <w:sz w:val="20"/>
-                <w:szCs w:val="20"/>
+                <w:sz w:val="18"/>
+                <w:szCs w:val="18"/>
               </w:rPr>
             </w:pPr>
             <w:r>
               <w:rPr>
                 <w:b/>
                 <w:bCs/>
-                <w:sz w:val="20"/>
-                <w:szCs w:val="20"/>
+                <w:sz w:val="18"/>
+                <w:szCs w:val="18"/>
               </w:rPr>
               <w:t>Processor</w:t>
             </w:r>
@@ -34194,7 +33890,7 @@
         </w:tc>
         <w:tc>
           <w:tcPr>
-            <w:tcW w:w="5865" w:type="dxa"/>
+            <w:tcW w:w="5631" w:type="dxa"/>
             <w:tcBorders>
               <w:top w:val="single" w:sz="4" w:space="0" w:color="CCCCCC"/>
               <w:left w:val="single" w:sz="4" w:space="0" w:color="CCCCCC"/>
@@ -34212,15 +33908,15 @@
             <w:pPr>
               <w:spacing w:before="60" w:after="60" w:line="360" w:lineRule="auto"/>
               <w:rPr>
-                <w:sz w:val="20"/>
-                <w:szCs w:val="20"/>
+                <w:sz w:val="18"/>
+                <w:szCs w:val="18"/>
                 <w:lang w:val="en-US"/>
               </w:rPr>
             </w:pPr>
             <w:r>
               <w:rPr>
-                <w:sz w:val="20"/>
-                <w:szCs w:val="20"/>
+                <w:sz w:val="18"/>
+                <w:szCs w:val="18"/>
                 <w:lang w:val="en-US"/>
               </w:rPr>
               <w:t>AMD Ryzen 7 7735HS with Radeon Graphics</w:t>
@@ -34229,9 +33925,13 @@
         </w:tc>
       </w:tr>
       <w:tr>
-        <w:tc>
-          <w:tcPr>
-            <w:tcW w:w="2500" w:type="dxa"/>
+        <w:trPr>
+          <w:trHeight w:val="162"/>
+          <w:jc w:val="center"/>
+        </w:trPr>
+        <w:tc>
+          <w:tcPr>
+            <w:tcW w:w="2397" w:type="dxa"/>
             <w:tcBorders>
               <w:top w:val="single" w:sz="4" w:space="0" w:color="CCCCCC"/>
               <w:left w:val="single" w:sz="4" w:space="0" w:color="CCCCCC"/>
@@ -34250,16 +33950,16 @@
             <w:pPr>
               <w:spacing w:before="60" w:after="60" w:line="360" w:lineRule="auto"/>
               <w:rPr>
-                <w:sz w:val="20"/>
-                <w:szCs w:val="20"/>
+                <w:sz w:val="18"/>
+                <w:szCs w:val="18"/>
               </w:rPr>
             </w:pPr>
             <w:r>
               <w:rPr>
                 <w:b/>
                 <w:bCs/>
-                <w:sz w:val="20"/>
-                <w:szCs w:val="20"/>
+                <w:sz w:val="18"/>
+                <w:szCs w:val="18"/>
               </w:rPr>
               <w:t>RAM</w:t>
             </w:r>
@@ -34267,7 +33967,7 @@
         </w:tc>
         <w:tc>
           <w:tcPr>
-            <w:tcW w:w="5865" w:type="dxa"/>
+            <w:tcW w:w="5631" w:type="dxa"/>
             <w:tcBorders>
               <w:top w:val="single" w:sz="4" w:space="0" w:color="CCCCCC"/>
               <w:left w:val="single" w:sz="4" w:space="0" w:color="CCCCCC"/>
@@ -34286,14 +33986,14 @@
             <w:pPr>
               <w:spacing w:before="60" w:after="60" w:line="360" w:lineRule="auto"/>
               <w:rPr>
-                <w:sz w:val="20"/>
-                <w:szCs w:val="20"/>
-              </w:rPr>
-            </w:pPr>
-            <w:r>
-              <w:rPr>
-                <w:sz w:val="20"/>
-                <w:szCs w:val="20"/>
+                <w:sz w:val="18"/>
+                <w:szCs w:val="18"/>
+              </w:rPr>
+            </w:pPr>
+            <w:r>
+              <w:rPr>
+                <w:sz w:val="18"/>
+                <w:szCs w:val="18"/>
               </w:rPr>
               <w:t>16.0 GB</w:t>
             </w:r>
@@ -34301,9 +34001,13 @@
         </w:tc>
       </w:tr>
       <w:tr>
-        <w:tc>
-          <w:tcPr>
-            <w:tcW w:w="2500" w:type="dxa"/>
+        <w:trPr>
+          <w:trHeight w:val="162"/>
+          <w:jc w:val="center"/>
+        </w:trPr>
+        <w:tc>
+          <w:tcPr>
+            <w:tcW w:w="2397" w:type="dxa"/>
             <w:tcBorders>
               <w:top w:val="single" w:sz="4" w:space="0" w:color="CCCCCC"/>
               <w:left w:val="single" w:sz="4" w:space="0" w:color="CCCCCC"/>
@@ -34321,16 +34025,16 @@
             <w:pPr>
               <w:spacing w:before="60" w:after="60" w:line="360" w:lineRule="auto"/>
               <w:rPr>
-                <w:sz w:val="20"/>
-                <w:szCs w:val="20"/>
+                <w:sz w:val="18"/>
+                <w:szCs w:val="18"/>
               </w:rPr>
             </w:pPr>
             <w:r>
               <w:rPr>
                 <w:b/>
                 <w:bCs/>
-                <w:sz w:val="20"/>
-                <w:szCs w:val="20"/>
+                <w:sz w:val="18"/>
+                <w:szCs w:val="18"/>
               </w:rPr>
               <w:t>Storage</w:t>
             </w:r>
@@ -34338,7 +34042,7 @@
         </w:tc>
         <w:tc>
           <w:tcPr>
-            <w:tcW w:w="5865" w:type="dxa"/>
+            <w:tcW w:w="5631" w:type="dxa"/>
             <w:tcBorders>
               <w:top w:val="single" w:sz="4" w:space="0" w:color="CCCCCC"/>
               <w:left w:val="single" w:sz="4" w:space="0" w:color="CCCCCC"/>
@@ -34356,14 +34060,14 @@
             <w:pPr>
               <w:spacing w:before="60" w:after="60" w:line="360" w:lineRule="auto"/>
               <w:rPr>
-                <w:sz w:val="20"/>
-                <w:szCs w:val="20"/>
-              </w:rPr>
-            </w:pPr>
-            <w:r>
-              <w:rPr>
-                <w:sz w:val="20"/>
-                <w:szCs w:val="20"/>
+                <w:sz w:val="18"/>
+                <w:szCs w:val="18"/>
+              </w:rPr>
+            </w:pPr>
+            <w:r>
+              <w:rPr>
+                <w:sz w:val="18"/>
+                <w:szCs w:val="18"/>
               </w:rPr>
               <w:t>512 GB SSD</w:t>
             </w:r>
@@ -34371,9 +34075,13 @@
         </w:tc>
       </w:tr>
       <w:tr>
-        <w:tc>
-          <w:tcPr>
-            <w:tcW w:w="2500" w:type="dxa"/>
+        <w:trPr>
+          <w:trHeight w:val="169"/>
+          <w:jc w:val="center"/>
+        </w:trPr>
+        <w:tc>
+          <w:tcPr>
+            <w:tcW w:w="2397" w:type="dxa"/>
             <w:tcBorders>
               <w:top w:val="single" w:sz="4" w:space="0" w:color="CCCCCC"/>
               <w:left w:val="single" w:sz="4" w:space="0" w:color="CCCCCC"/>
@@ -34392,16 +34100,16 @@
             <w:pPr>
               <w:spacing w:before="60" w:after="60" w:line="360" w:lineRule="auto"/>
               <w:rPr>
-                <w:sz w:val="20"/>
-                <w:szCs w:val="20"/>
+                <w:sz w:val="18"/>
+                <w:szCs w:val="18"/>
               </w:rPr>
             </w:pPr>
             <w:r>
               <w:rPr>
                 <w:b/>
                 <w:bCs/>
-                <w:sz w:val="20"/>
-                <w:szCs w:val="20"/>
+                <w:sz w:val="18"/>
+                <w:szCs w:val="18"/>
               </w:rPr>
               <w:t>Browser</w:t>
             </w:r>
@@ -34409,7 +34117,7 @@
         </w:tc>
         <w:tc>
           <w:tcPr>
-            <w:tcW w:w="5865" w:type="dxa"/>
+            <w:tcW w:w="5631" w:type="dxa"/>
             <w:tcBorders>
               <w:top w:val="single" w:sz="4" w:space="0" w:color="CCCCCC"/>
               <w:left w:val="single" w:sz="4" w:space="0" w:color="CCCCCC"/>
@@ -34428,15 +34136,15 @@
             <w:pPr>
               <w:spacing w:before="60" w:after="60" w:line="360" w:lineRule="auto"/>
               <w:rPr>
-                <w:sz w:val="20"/>
-                <w:szCs w:val="20"/>
+                <w:sz w:val="18"/>
+                <w:szCs w:val="18"/>
                 <w:lang w:val="en-US"/>
               </w:rPr>
             </w:pPr>
             <w:r>
               <w:rPr>
-                <w:sz w:val="20"/>
-                <w:szCs w:val="20"/>
+                <w:sz w:val="18"/>
+                <w:szCs w:val="18"/>
               </w:rPr>
               <w:t>Mozilla Firefox</w:t>
             </w:r>
@@ -34455,18 +34163,31 @@
           <w:lang w:val="en-US"/>
         </w:rPr>
       </w:pPr>
-      <w:bookmarkStart w:id="84" w:name="_Toc224415601"/>
+      <w:bookmarkStart w:id="84" w:name="_Toc224562609"/>
       <w:r>
         <w:t xml:space="preserve">Table </w:t>
       </w:r>
-      <w:fldSimple w:instr=" SEQ Table \* ARABIC ">
-        <w:r>
-          <w:rPr>
-            <w:noProof/>
-          </w:rPr>
-          <w:t>13</w:t>
-        </w:r>
-      </w:fldSimple>
+      <w:r>
+        <w:fldChar w:fldCharType="begin"/>
+      </w:r>
+      <w:r>
+        <w:instrText xml:space="preserve"> SEQ Table \* ARABIC </w:instrText>
+      </w:r>
+      <w:r>
+        <w:fldChar w:fldCharType="separate"/>
+      </w:r>
+      <w:r>
+        <w:rPr>
+          <w:noProof/>
+        </w:rPr>
+        <w:t>13</w:t>
+      </w:r>
+      <w:r>
+        <w:rPr>
+          <w:noProof/>
+        </w:rPr>
+        <w:fldChar w:fldCharType="end"/>
+      </w:r>
       <w:r>
         <w:t xml:space="preserve">: </w:t>
       </w:r>
@@ -34490,23 +34211,17 @@
     </w:p>
     <w:p>
       <w:pPr>
+        <w:pStyle w:val="Heading3"/>
         <w:rPr>
           <w:lang w:val="en-US"/>
         </w:rPr>
       </w:pPr>
-    </w:p>
-    <w:p>
-      <w:pPr>
-        <w:pStyle w:val="Heading3"/>
-        <w:rPr>
-          <w:lang w:val="en-US"/>
-        </w:rPr>
-      </w:pPr>
-      <w:bookmarkStart w:id="85" w:name="_Toc224415576"/>
-      <w:r>
-        <w:rPr>
-          <w:lang w:val="en-US"/>
-        </w:rPr>
+      <w:bookmarkStart w:id="85" w:name="_Toc224562582"/>
+      <w:r>
+        <w:rPr>
+          <w:lang w:val="en-US"/>
+        </w:rPr>
+        <w:lastRenderedPageBreak/>
         <w:t>5.2   Software and Development Tools</w:t>
       </w:r>
       <w:bookmarkEnd w:id="85"/>
@@ -35919,7 +35634,6 @@
                 <w:sz w:val="20"/>
                 <w:szCs w:val="20"/>
               </w:rPr>
-              <w:lastRenderedPageBreak/>
               <w:t>Version Control</w:t>
             </w:r>
           </w:p>
@@ -36138,7 +35852,7 @@
           <w:lang w:val="en-US"/>
         </w:rPr>
       </w:pPr>
-      <w:bookmarkStart w:id="86" w:name="_Toc224415602"/>
+      <w:bookmarkStart w:id="86" w:name="_Toc224562610"/>
       <w:r>
         <w:rPr>
           <w:lang w:val="en-US"/>
@@ -36178,35 +35892,15 @@
     <w:p>
       <w:pPr>
         <w:pStyle w:val="Heading2"/>
-        <w:rPr>
-          <w:sz w:val="24"/>
-          <w:szCs w:val="24"/>
-          <w:lang w:val="en-US"/>
-        </w:rPr>
       </w:pPr>
-      <w:bookmarkStart w:id="87" w:name="_Toc224415577"/>
-      <w:r>
-        <w:rPr>
-          <w:sz w:val="24"/>
-          <w:szCs w:val="24"/>
-          <w:lang w:val="en-US"/>
-        </w:rPr>
+      <w:bookmarkStart w:id="87" w:name="_Toc224562583"/>
+      <w:r>
         <w:t xml:space="preserve">6. </w:t>
       </w:r>
       <w:r>
-        <w:rPr>
-          <w:sz w:val="24"/>
-          <w:szCs w:val="24"/>
-          <w:lang w:val="en-US"/>
-        </w:rPr>
         <w:t xml:space="preserve"> </w:t>
       </w:r>
       <w:r>
-        <w:rPr>
-          <w:sz w:val="24"/>
-          <w:szCs w:val="24"/>
-          <w:lang w:val="en-US"/>
-        </w:rPr>
         <w:t>System Architecture</w:t>
       </w:r>
       <w:bookmarkEnd w:id="87"/>
@@ -36218,7 +35912,7 @@
           <w:lang w:val="en-US"/>
         </w:rPr>
       </w:pPr>
-      <w:bookmarkStart w:id="88" w:name="_Toc224415578"/>
+      <w:bookmarkStart w:id="88" w:name="_Toc224562584"/>
       <w:r>
         <w:rPr>
           <w:lang w:val="en-US"/>
@@ -36279,7 +35973,7 @@
           <w:lang w:val="en-US"/>
         </w:rPr>
       </w:pPr>
-      <w:bookmarkStart w:id="89" w:name="_Toc224415579"/>
+      <w:bookmarkStart w:id="89" w:name="_Toc224562585"/>
       <w:r>
         <w:rPr>
           <w:lang w:val="en-US"/>
@@ -36378,7 +36072,7 @@
                     <pic:cNvPicPr/>
                   </pic:nvPicPr>
                   <pic:blipFill>
-                    <a:blip r:embed="rId18">
+                    <a:blip r:embed="rId19">
                       <a:extLst>
                         <a:ext uri="{28A0092B-C50C-407E-A947-70E740481C1C}">
                           <a14:useLocalDpi xmlns:a14="http://schemas.microsoft.com/office/drawing/2010/main" val="0"/>
@@ -36420,14 +36114,27 @@
       <w:r>
         <w:t xml:space="preserve">Figure </w:t>
       </w:r>
-      <w:fldSimple w:instr=" SEQ Figure \* ARABIC ">
-        <w:r>
-          <w:rPr>
-            <w:noProof/>
-          </w:rPr>
-          <w:t>11</w:t>
-        </w:r>
-      </w:fldSimple>
+      <w:r>
+        <w:fldChar w:fldCharType="begin"/>
+      </w:r>
+      <w:r>
+        <w:instrText xml:space="preserve"> SEQ Figure \* ARABIC </w:instrText>
+      </w:r>
+      <w:r>
+        <w:fldChar w:fldCharType="separate"/>
+      </w:r>
+      <w:r>
+        <w:rPr>
+          <w:noProof/>
+        </w:rPr>
+        <w:t>11</w:t>
+      </w:r>
+      <w:r>
+        <w:rPr>
+          <w:noProof/>
+        </w:rPr>
+        <w:fldChar w:fldCharType="end"/>
+      </w:r>
       <w:r>
         <w:t xml:space="preserve">: </w:t>
       </w:r>
@@ -36539,7 +36246,7 @@
                     <pic:cNvPicPr/>
                   </pic:nvPicPr>
                   <pic:blipFill>
-                    <a:blip r:embed="rId19">
+                    <a:blip r:embed="rId20">
                       <a:extLst>
                         <a:ext uri="{28A0092B-C50C-407E-A947-70E740481C1C}">
                           <a14:useLocalDpi xmlns:a14="http://schemas.microsoft.com/office/drawing/2010/main" val="0"/>
@@ -36577,14 +36284,27 @@
       <w:r>
         <w:t xml:space="preserve">Figure </w:t>
       </w:r>
-      <w:fldSimple w:instr=" SEQ Figure \* ARABIC ">
-        <w:r>
-          <w:rPr>
-            <w:noProof/>
-          </w:rPr>
-          <w:t>12</w:t>
-        </w:r>
-      </w:fldSimple>
+      <w:r>
+        <w:fldChar w:fldCharType="begin"/>
+      </w:r>
+      <w:r>
+        <w:instrText xml:space="preserve"> SEQ Figure \* ARABIC </w:instrText>
+      </w:r>
+      <w:r>
+        <w:fldChar w:fldCharType="separate"/>
+      </w:r>
+      <w:r>
+        <w:rPr>
+          <w:noProof/>
+        </w:rPr>
+        <w:t>12</w:t>
+      </w:r>
+      <w:r>
+        <w:rPr>
+          <w:noProof/>
+        </w:rPr>
+        <w:fldChar w:fldCharType="end"/>
+      </w:r>
       <w:r>
         <w:t xml:space="preserve">: </w:t>
       </w:r>
@@ -36630,7 +36350,7 @@
           <w:lang w:val="en-US"/>
         </w:rPr>
       </w:pPr>
-      <w:bookmarkStart w:id="93" w:name="_Toc224415580"/>
+      <w:bookmarkStart w:id="93" w:name="_Toc224562586"/>
       <w:r>
         <w:rPr>
           <w:lang w:val="en-US"/>
@@ -36707,7 +36427,7 @@
         </w:rPr>
       </w:pPr>
       <w:bookmarkStart w:id="94" w:name="_Toc223782547"/>
-      <w:bookmarkStart w:id="95" w:name="_Toc224415581"/>
+      <w:bookmarkStart w:id="95" w:name="_Toc224562587"/>
       <w:r>
         <w:rPr>
           <w:lang w:val="en-US"/>
@@ -36744,7 +36464,7 @@
                     <pic:cNvPicPr/>
                   </pic:nvPicPr>
                   <pic:blipFill>
-                    <a:blip r:embed="rId20">
+                    <a:blip r:embed="rId21">
                       <a:extLst>
                         <a:ext uri="{28A0092B-C50C-407E-A947-70E740481C1C}">
                           <a14:useLocalDpi xmlns:a14="http://schemas.microsoft.com/office/drawing/2010/main" val="0"/>
@@ -36867,7 +36587,6 @@
           <w:lang w:val="en-US"/>
         </w:rPr>
       </w:pPr>
-      <w:bookmarkStart w:id="98" w:name="_Toc224415582"/>
       <w:r>
         <w:rPr>
           <w:lang w:val="en-US"/>
@@ -36878,37 +36597,11 @@
     <w:p>
       <w:pPr>
         <w:pStyle w:val="Heading2"/>
-        <w:spacing w:before="240" w:after="120"/>
-        <w:rPr>
-          <w:sz w:val="24"/>
-          <w:szCs w:val="24"/>
-          <w:lang w:val="en-US"/>
-        </w:rPr>
       </w:pPr>
-      <w:r>
-        <w:rPr>
-          <w:sz w:val="24"/>
-          <w:szCs w:val="24"/>
-          <w:lang w:val="en-US"/>
-        </w:rPr>
+      <w:bookmarkStart w:id="98" w:name="_Toc224562588"/>
+      <w:r>
         <w:lastRenderedPageBreak/>
-        <w:t>7.</w:t>
-      </w:r>
-      <w:r>
-        <w:rPr>
-          <w:sz w:val="24"/>
-          <w:szCs w:val="24"/>
-          <w:lang w:val="en-US"/>
-        </w:rPr>
-        <w:t xml:space="preserve">  </w:t>
-      </w:r>
-      <w:r>
-        <w:rPr>
-          <w:sz w:val="24"/>
-          <w:szCs w:val="24"/>
-          <w:lang w:val="en-US"/>
-        </w:rPr>
-        <w:t>Global Data Model</w:t>
+        <w:t>7.  Global Data Model</w:t>
       </w:r>
       <w:bookmarkEnd w:id="97"/>
       <w:bookmarkEnd w:id="98"/>
@@ -36921,7 +36614,7 @@
         </w:rPr>
       </w:pPr>
       <w:bookmarkStart w:id="99" w:name="_Toc223782550"/>
-      <w:bookmarkStart w:id="100" w:name="_Toc224415583"/>
+      <w:bookmarkStart w:id="100" w:name="_Toc224562589"/>
       <w:r>
         <w:rPr>
           <w:lang w:val="en-US"/>
@@ -36979,7 +36672,7 @@
                     <pic:cNvPicPr/>
                   </pic:nvPicPr>
                   <pic:blipFill>
-                    <a:blip r:embed="rId21">
+                    <a:blip r:embed="rId22">
                       <a:extLst>
                         <a:ext uri="{28A0092B-C50C-407E-A947-70E740481C1C}">
                           <a14:useLocalDpi xmlns:a14="http://schemas.microsoft.com/office/drawing/2010/main" val="0"/>
@@ -37092,7 +36785,7 @@
           <w:lang w:val="en-US"/>
         </w:rPr>
       </w:pPr>
-      <w:bookmarkStart w:id="102" w:name="_Toc224415584"/>
+      <w:bookmarkStart w:id="102" w:name="_Toc224562590"/>
       <w:r>
         <w:rPr>
           <w:lang w:val="en-US"/>
@@ -37144,7 +36837,7 @@
                     <pic:cNvPicPr/>
                   </pic:nvPicPr>
                   <pic:blipFill>
-                    <a:blip r:embed="rId22" cstate="print">
+                    <a:blip r:embed="rId23" cstate="print">
                       <a:extLst>
                         <a:ext uri="{28A0092B-C50C-407E-A947-70E740481C1C}">
                           <a14:useLocalDpi xmlns:a14="http://schemas.microsoft.com/office/drawing/2010/main" val="0"/>
@@ -37267,7 +36960,7 @@
           <w:lang w:val="en-US"/>
         </w:rPr>
       </w:pPr>
-      <w:bookmarkStart w:id="104" w:name="_Toc224415585"/>
+      <w:bookmarkStart w:id="104" w:name="_Toc224562591"/>
       <w:r>
         <w:rPr>
           <w:lang w:val="en-US"/>
@@ -38384,39 +38077,19 @@
     <w:p>
       <w:pPr>
         <w:pStyle w:val="Heading2"/>
-        <w:spacing w:before="240" w:after="120"/>
-        <w:jc w:val="both"/>
-        <w:rPr>
-          <w:sz w:val="24"/>
-          <w:szCs w:val="24"/>
-          <w:lang w:val="en-US"/>
-        </w:rPr>
       </w:pPr>
       <w:bookmarkStart w:id="105" w:name="_Toc223782552"/>
-      <w:bookmarkStart w:id="106" w:name="_Toc224415586"/>
-      <w:r>
-        <w:rPr>
-          <w:sz w:val="24"/>
-          <w:szCs w:val="24"/>
-          <w:lang w:val="en-US"/>
-        </w:rPr>
-        <w:t>8.</w:t>
-      </w:r>
-      <w:r>
-        <w:rPr>
-          <w:sz w:val="24"/>
-          <w:szCs w:val="24"/>
-          <w:lang w:val="en-US"/>
-        </w:rPr>
-        <w:t xml:space="preserve">  </w:t>
-      </w:r>
-      <w:r>
-        <w:rPr>
-          <w:sz w:val="24"/>
-          <w:szCs w:val="24"/>
-          <w:lang w:val="en-US"/>
-        </w:rPr>
-        <w:t>Chapter Conclusion</w:t>
+      <w:bookmarkStart w:id="106" w:name="_Toc224562592"/>
+      <w:r>
+        <w:t xml:space="preserve">8.  </w:t>
+      </w:r>
+      <w:proofErr w:type="spellStart"/>
+      <w:r>
+        <w:t>Chapter</w:t>
+      </w:r>
+      <w:proofErr w:type="spellEnd"/>
+      <w:r>
+        <w:t xml:space="preserve"> Conclusion</w:t>
       </w:r>
       <w:bookmarkEnd w:id="105"/>
       <w:bookmarkEnd w:id="106"/>
@@ -38461,7 +38134,19 @@
         <w:rPr>
           <w:lang w:val="en-US"/>
         </w:rPr>
-        <w:t xml:space="preserve"> product backlog of 35 user stories,</w:t>
+        <w:t xml:space="preserve"> product backlog of </w:t>
+      </w:r>
+      <w:r>
+        <w:rPr>
+          <w:lang w:val="en-US"/>
+        </w:rPr>
+        <w:t>21</w:t>
+      </w:r>
+      <w:r>
+        <w:rPr>
+          <w:lang w:val="en-US"/>
+        </w:rPr>
+        <w:t xml:space="preserve"> user stories,</w:t>
       </w:r>
       <w:r>
         <w:rPr>
@@ -38505,7 +38190,7 @@
           <w:lang w:val="en-US"/>
         </w:rPr>
       </w:pPr>
-      <w:bookmarkStart w:id="107" w:name="_Toc224415587"/>
+      <w:bookmarkStart w:id="107" w:name="_Toc224562593"/>
       <w:r>
         <w:rPr>
           <w:lang w:val="en-US"/>
@@ -38541,12 +38226,1458 @@
         <w:rPr>
           <w:lang w:val="en-US"/>
         </w:rPr>
-        <w:t>Foundation and Data Layer</w:t>
+        <w:t xml:space="preserve">Foundation and </w:t>
+      </w:r>
+      <w:r>
+        <w:rPr>
+          <w:lang w:val="en-US"/>
+        </w:rPr>
+        <w:t>Authentication</w:t>
       </w:r>
       <w:bookmarkEnd w:id="107"/>
     </w:p>
     <w:p>
       <w:pPr>
+        <w:spacing w:line="360" w:lineRule="auto"/>
+        <w:jc w:val="both"/>
+        <w:rPr>
+          <w:i/>
+          <w:iCs/>
+          <w:lang w:val="en-US"/>
+        </w:rPr>
+      </w:pPr>
+      <w:r>
+        <w:rPr>
+          <w:rFonts w:eastAsia="Arial"/>
+          <w:i/>
+          <w:iCs/>
+          <w:lang w:val="en-US"/>
+        </w:rPr>
+        <w:t>This chapter documents the first sprint of the project. Sprint 1 establishes the entire technical foundation: both the Django backend and React frontend are scaffolded, all eleven database models are migrated, and the complete authentication flow — JWT login, role-based access control, and the invitation-based user onboarding — is implemented and verified end-to-end</w:t>
+      </w:r>
+      <w:r>
+        <w:rPr>
+          <w:i/>
+          <w:iCs/>
+          <w:lang w:val="en-US"/>
+        </w:rPr>
+        <w:t>.</w:t>
+      </w:r>
+    </w:p>
+    <w:p>
+      <w:pPr>
+        <w:pBdr>
+          <w:bottom w:val="single" w:sz="1" w:space="0" w:color="BBBBBB"/>
+        </w:pBdr>
+        <w:spacing w:before="200" w:after="200" w:line="360" w:lineRule="auto"/>
+        <w:rPr>
+          <w:lang w:val="en-US"/>
+        </w:rPr>
+      </w:pPr>
+    </w:p>
+    <w:p>
+      <w:pPr>
+        <w:pStyle w:val="Heading2"/>
+        <w:rPr>
+          <w:lang w:val="en-US"/>
+        </w:rPr>
+      </w:pPr>
+      <w:bookmarkStart w:id="108" w:name="_Toc224562594"/>
+      <w:r>
+        <w:rPr>
+          <w:lang w:val="en-US"/>
+        </w:rPr>
+        <w:t>1.  Introduction</w:t>
+      </w:r>
+      <w:bookmarkEnd w:id="108"/>
+    </w:p>
+    <w:p>
+      <w:pPr>
+        <w:spacing w:before="80" w:after="80" w:line="360" w:lineRule="auto"/>
+        <w:jc w:val="both"/>
+        <w:rPr>
+          <w:lang w:val="en-US"/>
+        </w:rPr>
+      </w:pPr>
+      <w:r>
+        <w:rPr>
+          <w:rFonts w:eastAsia="Arial"/>
+          <w:lang w:val="en-US"/>
+        </w:rPr>
+        <w:t>Sprint 1 covers five user stories (US-01 through US-05) with an estimated effort of 16 person-days distributed across a two-week iteration. Its overarching goal is to make authentication, password creation, and user management fully operational — without which no subsequent sprint can proceed, since all API endpoints require an authenticated, role-identified user.</w:t>
+      </w:r>
+    </w:p>
+    <w:p>
+      <w:pPr>
+        <w:spacing w:before="60" w:after="60" w:line="360" w:lineRule="auto"/>
+        <w:jc w:val="both"/>
+        <w:rPr>
+          <w:lang w:val="en-US"/>
+        </w:rPr>
+      </w:pPr>
+      <w:r>
+        <w:rPr>
+          <w:rFonts w:eastAsia="Arial"/>
+          <w:lang w:val="en-US"/>
+        </w:rPr>
+        <w:t xml:space="preserve">The sprint delivers two categories of output. First, the infrastructure layer: project scaffolding, database configuration, all eleven Django models migrated, and the custom permission classes. Second, the feature layer: JWT login endpoint, React login page and </w:t>
+      </w:r>
+      <w:proofErr w:type="spellStart"/>
+      <w:r>
+        <w:rPr>
+          <w:rFonts w:eastAsia="Arial"/>
+          <w:lang w:val="en-US"/>
+        </w:rPr>
+        <w:t>AuthContext</w:t>
+      </w:r>
+      <w:proofErr w:type="spellEnd"/>
+      <w:r>
+        <w:rPr>
+          <w:rFonts w:eastAsia="Arial"/>
+          <w:lang w:val="en-US"/>
+        </w:rPr>
+        <w:t xml:space="preserve">, invitation token generation, email delivery, and the account activation flow. All items are developed as vertical slices — model, </w:t>
+      </w:r>
+      <w:proofErr w:type="spellStart"/>
+      <w:r>
+        <w:rPr>
+          <w:rFonts w:eastAsia="Arial"/>
+          <w:lang w:val="en-US"/>
+        </w:rPr>
+        <w:t>serialiser</w:t>
+      </w:r>
+      <w:proofErr w:type="spellEnd"/>
+      <w:r>
+        <w:rPr>
+          <w:rFonts w:eastAsia="Arial"/>
+          <w:lang w:val="en-US"/>
+        </w:rPr>
+        <w:t>, API view, and React component — before the next story begins</w:t>
+      </w:r>
+      <w:r>
+        <w:rPr>
+          <w:lang w:val="en-US"/>
+        </w:rPr>
+        <w:t>.</w:t>
+      </w:r>
+    </w:p>
+    <w:p>
+      <w:pPr>
+        <w:pStyle w:val="Heading2"/>
+        <w:rPr>
+          <w:lang w:val="en-US"/>
+        </w:rPr>
+      </w:pPr>
+      <w:bookmarkStart w:id="109" w:name="_Toc224562595"/>
+      <w:r>
+        <w:rPr>
+          <w:lang w:val="en-US"/>
+        </w:rPr>
+        <w:t xml:space="preserve">2.  </w:t>
+      </w:r>
+      <w:r>
+        <w:rPr>
+          <w:lang w:val="en-US"/>
+        </w:rPr>
+        <w:t>Sprint 1 B</w:t>
+      </w:r>
+      <w:r>
+        <w:rPr>
+          <w:lang w:val="en-US"/>
+        </w:rPr>
+        <w:t>acklog</w:t>
+      </w:r>
+      <w:bookmarkEnd w:id="109"/>
+    </w:p>
+    <w:p>
+      <w:pPr>
+        <w:spacing w:line="360" w:lineRule="auto"/>
+        <w:jc w:val="both"/>
+        <w:rPr>
+          <w:lang w:val="en-US"/>
+        </w:rPr>
+      </w:pPr>
+      <w:r>
+        <w:rPr>
+          <w:rFonts w:eastAsia="Arial"/>
+          <w:lang w:val="en-US"/>
+        </w:rPr>
+        <w:t>The table below lists all user stories included in Sprint 1, their module, complexity, and estimated effort in person-days</w:t>
+      </w:r>
+      <w:r>
+        <w:rPr>
+          <w:rFonts w:eastAsia="Arial"/>
+          <w:lang w:val="en-US"/>
+        </w:rPr>
+        <w:t>.</w:t>
+      </w:r>
+    </w:p>
+    <w:tbl>
+      <w:tblPr>
+        <w:tblW w:w="9354" w:type="dxa"/>
+        <w:tblBorders>
+          <w:top w:val="single" w:sz="4" w:space="0" w:color="auto"/>
+          <w:left w:val="single" w:sz="4" w:space="0" w:color="auto"/>
+          <w:bottom w:val="single" w:sz="4" w:space="0" w:color="auto"/>
+          <w:right w:val="single" w:sz="4" w:space="0" w:color="auto"/>
+          <w:insideH w:val="single" w:sz="4" w:space="0" w:color="auto"/>
+          <w:insideV w:val="single" w:sz="4" w:space="0" w:color="auto"/>
+        </w:tblBorders>
+        <w:tblCellMar>
+          <w:left w:w="10" w:type="dxa"/>
+          <w:right w:w="10" w:type="dxa"/>
+        </w:tblCellMar>
+        <w:tblLook w:val="04A0" w:firstRow="1" w:lastRow="0" w:firstColumn="1" w:lastColumn="0" w:noHBand="0" w:noVBand="1"/>
+      </w:tblPr>
+      <w:tblGrid>
+        <w:gridCol w:w="660"/>
+        <w:gridCol w:w="1575"/>
+        <w:gridCol w:w="3652"/>
+        <w:gridCol w:w="1093"/>
+        <w:gridCol w:w="1467"/>
+        <w:gridCol w:w="907"/>
+      </w:tblGrid>
+      <w:tr>
+        <w:trPr>
+          <w:tblHeader/>
+        </w:trPr>
+        <w:tc>
+          <w:tcPr>
+            <w:tcW w:w="660" w:type="dxa"/>
+            <w:shd w:val="clear" w:color="auto" w:fill="1F3864"/>
+            <w:tcMar>
+              <w:top w:w="80" w:type="dxa"/>
+              <w:left w:w="140" w:type="dxa"/>
+              <w:bottom w:w="80" w:type="dxa"/>
+              <w:right w:w="140" w:type="dxa"/>
+            </w:tcMar>
+          </w:tcPr>
+          <w:p>
+            <w:pPr>
+              <w:spacing w:before="40" w:after="40"/>
+              <w:jc w:val="center"/>
+              <w:rPr>
+                <w:sz w:val="18"/>
+                <w:szCs w:val="18"/>
+              </w:rPr>
+            </w:pPr>
+            <w:r>
+              <w:rPr>
+                <w:b/>
+                <w:bCs/>
+                <w:color w:val="FFFFFF"/>
+                <w:sz w:val="18"/>
+                <w:szCs w:val="18"/>
+              </w:rPr>
+              <w:t>ID</w:t>
+            </w:r>
+          </w:p>
+        </w:tc>
+        <w:tc>
+          <w:tcPr>
+            <w:tcW w:w="1575" w:type="dxa"/>
+            <w:shd w:val="clear" w:color="auto" w:fill="1F3864"/>
+            <w:tcMar>
+              <w:top w:w="80" w:type="dxa"/>
+              <w:left w:w="140" w:type="dxa"/>
+              <w:bottom w:w="80" w:type="dxa"/>
+              <w:right w:w="140" w:type="dxa"/>
+            </w:tcMar>
+          </w:tcPr>
+          <w:p>
+            <w:pPr>
+              <w:spacing w:before="40" w:after="40"/>
+              <w:jc w:val="center"/>
+              <w:rPr>
+                <w:sz w:val="18"/>
+                <w:szCs w:val="18"/>
+              </w:rPr>
+            </w:pPr>
+            <w:r>
+              <w:rPr>
+                <w:b/>
+                <w:bCs/>
+                <w:color w:val="FFFFFF"/>
+                <w:sz w:val="18"/>
+                <w:szCs w:val="18"/>
+              </w:rPr>
+              <w:t>Epic</w:t>
+            </w:r>
+          </w:p>
+        </w:tc>
+        <w:tc>
+          <w:tcPr>
+            <w:tcW w:w="3652" w:type="dxa"/>
+            <w:shd w:val="clear" w:color="auto" w:fill="1F3864"/>
+            <w:tcMar>
+              <w:top w:w="80" w:type="dxa"/>
+              <w:left w:w="140" w:type="dxa"/>
+              <w:bottom w:w="80" w:type="dxa"/>
+              <w:right w:w="140" w:type="dxa"/>
+            </w:tcMar>
+          </w:tcPr>
+          <w:p>
+            <w:pPr>
+              <w:spacing w:before="40" w:after="40"/>
+              <w:jc w:val="center"/>
+              <w:rPr>
+                <w:sz w:val="18"/>
+                <w:szCs w:val="18"/>
+              </w:rPr>
+            </w:pPr>
+            <w:r>
+              <w:rPr>
+                <w:b/>
+                <w:bCs/>
+                <w:color w:val="FFFFFF"/>
+                <w:sz w:val="18"/>
+                <w:szCs w:val="18"/>
+              </w:rPr>
+              <w:t>User Story</w:t>
+            </w:r>
+          </w:p>
+        </w:tc>
+        <w:tc>
+          <w:tcPr>
+            <w:tcW w:w="1093" w:type="dxa"/>
+            <w:shd w:val="clear" w:color="auto" w:fill="1F3864"/>
+            <w:tcMar>
+              <w:top w:w="80" w:type="dxa"/>
+              <w:left w:w="140" w:type="dxa"/>
+              <w:bottom w:w="80" w:type="dxa"/>
+              <w:right w:w="140" w:type="dxa"/>
+            </w:tcMar>
+          </w:tcPr>
+          <w:p>
+            <w:pPr>
+              <w:spacing w:before="40" w:after="40"/>
+              <w:jc w:val="center"/>
+              <w:rPr>
+                <w:sz w:val="18"/>
+                <w:szCs w:val="18"/>
+              </w:rPr>
+            </w:pPr>
+            <w:proofErr w:type="spellStart"/>
+            <w:r>
+              <w:rPr>
+                <w:b/>
+                <w:bCs/>
+                <w:color w:val="FFFFFF"/>
+                <w:sz w:val="18"/>
+                <w:szCs w:val="18"/>
+              </w:rPr>
+              <w:t>Priority</w:t>
+            </w:r>
+            <w:proofErr w:type="spellEnd"/>
+          </w:p>
+        </w:tc>
+        <w:tc>
+          <w:tcPr>
+            <w:tcW w:w="1467" w:type="dxa"/>
+            <w:shd w:val="clear" w:color="auto" w:fill="1F3864"/>
+            <w:tcMar>
+              <w:top w:w="80" w:type="dxa"/>
+              <w:left w:w="140" w:type="dxa"/>
+              <w:bottom w:w="80" w:type="dxa"/>
+              <w:right w:w="140" w:type="dxa"/>
+            </w:tcMar>
+          </w:tcPr>
+          <w:p>
+            <w:pPr>
+              <w:spacing w:before="40" w:after="40"/>
+              <w:jc w:val="center"/>
+              <w:rPr>
+                <w:sz w:val="18"/>
+                <w:szCs w:val="18"/>
+              </w:rPr>
+            </w:pPr>
+            <w:proofErr w:type="spellStart"/>
+            <w:r>
+              <w:rPr>
+                <w:b/>
+                <w:bCs/>
+                <w:color w:val="FFFFFF"/>
+                <w:sz w:val="18"/>
+                <w:szCs w:val="18"/>
+              </w:rPr>
+              <w:t>Complexity</w:t>
+            </w:r>
+            <w:proofErr w:type="spellEnd"/>
+          </w:p>
+        </w:tc>
+        <w:tc>
+          <w:tcPr>
+            <w:tcW w:w="907" w:type="dxa"/>
+            <w:shd w:val="clear" w:color="auto" w:fill="1F3864"/>
+            <w:tcMar>
+              <w:top w:w="80" w:type="dxa"/>
+              <w:left w:w="140" w:type="dxa"/>
+              <w:bottom w:w="80" w:type="dxa"/>
+              <w:right w:w="140" w:type="dxa"/>
+            </w:tcMar>
+          </w:tcPr>
+          <w:p>
+            <w:pPr>
+              <w:spacing w:before="40" w:after="40"/>
+              <w:jc w:val="center"/>
+              <w:rPr>
+                <w:sz w:val="18"/>
+                <w:szCs w:val="18"/>
+              </w:rPr>
+            </w:pPr>
+            <w:r>
+              <w:rPr>
+                <w:b/>
+                <w:bCs/>
+                <w:color w:val="FFFFFF"/>
+                <w:sz w:val="18"/>
+                <w:szCs w:val="18"/>
+              </w:rPr>
+              <w:t>Est</w:t>
+            </w:r>
+          </w:p>
+        </w:tc>
+      </w:tr>
+      <w:tr>
+        <w:tc>
+          <w:tcPr>
+            <w:tcW w:w="660" w:type="dxa"/>
+            <w:tcBorders>
+              <w:top w:val="single" w:sz="2" w:space="0" w:color="CCCCCC"/>
+              <w:left w:val="single" w:sz="2" w:space="0" w:color="CCCCCC"/>
+              <w:bottom w:val="single" w:sz="2" w:space="0" w:color="CCCCCC"/>
+              <w:right w:val="single" w:sz="2" w:space="0" w:color="CCCCCC"/>
+            </w:tcBorders>
+            <w:tcMar>
+              <w:top w:w="80" w:type="dxa"/>
+              <w:left w:w="140" w:type="dxa"/>
+              <w:bottom w:w="80" w:type="dxa"/>
+              <w:right w:w="140" w:type="dxa"/>
+            </w:tcMar>
+          </w:tcPr>
+          <w:p>
+            <w:pPr>
+              <w:spacing w:before="40" w:after="40"/>
+              <w:rPr>
+                <w:sz w:val="18"/>
+                <w:szCs w:val="18"/>
+              </w:rPr>
+            </w:pPr>
+            <w:r>
+              <w:rPr>
+                <w:b/>
+                <w:bCs/>
+                <w:sz w:val="18"/>
+                <w:szCs w:val="18"/>
+              </w:rPr>
+              <w:t>US-01</w:t>
+            </w:r>
+          </w:p>
+        </w:tc>
+        <w:tc>
+          <w:tcPr>
+            <w:tcW w:w="1575" w:type="dxa"/>
+            <w:tcBorders>
+              <w:top w:val="single" w:sz="2" w:space="0" w:color="CCCCCC"/>
+              <w:left w:val="single" w:sz="2" w:space="0" w:color="CCCCCC"/>
+              <w:bottom w:val="single" w:sz="2" w:space="0" w:color="CCCCCC"/>
+              <w:right w:val="single" w:sz="2" w:space="0" w:color="CCCCCC"/>
+            </w:tcBorders>
+            <w:tcMar>
+              <w:top w:w="80" w:type="dxa"/>
+              <w:left w:w="140" w:type="dxa"/>
+              <w:bottom w:w="80" w:type="dxa"/>
+              <w:right w:w="140" w:type="dxa"/>
+            </w:tcMar>
+          </w:tcPr>
+          <w:p>
+            <w:pPr>
+              <w:spacing w:before="40" w:after="40"/>
+              <w:rPr>
+                <w:sz w:val="18"/>
+                <w:szCs w:val="18"/>
+              </w:rPr>
+            </w:pPr>
+            <w:proofErr w:type="spellStart"/>
+            <w:r>
+              <w:rPr>
+                <w:sz w:val="18"/>
+                <w:szCs w:val="18"/>
+              </w:rPr>
+              <w:t>Authentication</w:t>
+            </w:r>
+            <w:proofErr w:type="spellEnd"/>
+          </w:p>
+        </w:tc>
+        <w:tc>
+          <w:tcPr>
+            <w:tcW w:w="3652" w:type="dxa"/>
+            <w:tcBorders>
+              <w:top w:val="single" w:sz="2" w:space="0" w:color="CCCCCC"/>
+              <w:left w:val="single" w:sz="2" w:space="0" w:color="CCCCCC"/>
+              <w:bottom w:val="single" w:sz="2" w:space="0" w:color="CCCCCC"/>
+              <w:right w:val="single" w:sz="2" w:space="0" w:color="CCCCCC"/>
+            </w:tcBorders>
+            <w:tcMar>
+              <w:top w:w="80" w:type="dxa"/>
+              <w:left w:w="140" w:type="dxa"/>
+              <w:bottom w:w="80" w:type="dxa"/>
+              <w:right w:w="140" w:type="dxa"/>
+            </w:tcMar>
+          </w:tcPr>
+          <w:p>
+            <w:pPr>
+              <w:spacing w:before="40" w:after="40"/>
+              <w:rPr>
+                <w:sz w:val="18"/>
+                <w:szCs w:val="18"/>
+                <w:lang w:val="en-US"/>
+              </w:rPr>
+            </w:pPr>
+            <w:r>
+              <w:rPr>
+                <w:sz w:val="18"/>
+                <w:szCs w:val="18"/>
+                <w:lang w:val="en-US"/>
+              </w:rPr>
+              <w:t>As a Manager/Designer/Client, I want to authenticate so that I can access the platform.</w:t>
+            </w:r>
+          </w:p>
+        </w:tc>
+        <w:tc>
+          <w:tcPr>
+            <w:tcW w:w="1093" w:type="dxa"/>
+            <w:tcBorders>
+              <w:top w:val="single" w:sz="2" w:space="0" w:color="CCCCCC"/>
+              <w:left w:val="single" w:sz="2" w:space="0" w:color="CCCCCC"/>
+              <w:bottom w:val="single" w:sz="2" w:space="0" w:color="CCCCCC"/>
+              <w:right w:val="single" w:sz="2" w:space="0" w:color="CCCCCC"/>
+            </w:tcBorders>
+            <w:tcMar>
+              <w:top w:w="80" w:type="dxa"/>
+              <w:left w:w="140" w:type="dxa"/>
+              <w:bottom w:w="80" w:type="dxa"/>
+              <w:right w:w="140" w:type="dxa"/>
+            </w:tcMar>
+          </w:tcPr>
+          <w:p>
+            <w:pPr>
+              <w:spacing w:before="40" w:after="40"/>
+              <w:rPr>
+                <w:sz w:val="18"/>
+                <w:szCs w:val="18"/>
+              </w:rPr>
+            </w:pPr>
+            <w:r>
+              <w:rPr>
+                <w:sz w:val="18"/>
+                <w:szCs w:val="18"/>
+              </w:rPr>
+              <w:t>1</w:t>
+            </w:r>
+          </w:p>
+        </w:tc>
+        <w:tc>
+          <w:tcPr>
+            <w:tcW w:w="1467" w:type="dxa"/>
+            <w:tcBorders>
+              <w:top w:val="single" w:sz="2" w:space="0" w:color="CCCCCC"/>
+              <w:left w:val="single" w:sz="2" w:space="0" w:color="CCCCCC"/>
+              <w:bottom w:val="single" w:sz="2" w:space="0" w:color="CCCCCC"/>
+              <w:right w:val="single" w:sz="2" w:space="0" w:color="CCCCCC"/>
+            </w:tcBorders>
+            <w:tcMar>
+              <w:top w:w="80" w:type="dxa"/>
+              <w:left w:w="140" w:type="dxa"/>
+              <w:bottom w:w="80" w:type="dxa"/>
+              <w:right w:w="140" w:type="dxa"/>
+            </w:tcMar>
+          </w:tcPr>
+          <w:p>
+            <w:pPr>
+              <w:spacing w:before="40" w:after="40"/>
+              <w:rPr>
+                <w:sz w:val="18"/>
+                <w:szCs w:val="18"/>
+              </w:rPr>
+            </w:pPr>
+            <w:r>
+              <w:rPr>
+                <w:sz w:val="18"/>
+                <w:szCs w:val="18"/>
+              </w:rPr>
+              <w:t>Medium</w:t>
+            </w:r>
+          </w:p>
+        </w:tc>
+        <w:tc>
+          <w:tcPr>
+            <w:tcW w:w="907" w:type="dxa"/>
+            <w:tcBorders>
+              <w:top w:val="single" w:sz="2" w:space="0" w:color="CCCCCC"/>
+              <w:left w:val="single" w:sz="2" w:space="0" w:color="CCCCCC"/>
+              <w:bottom w:val="single" w:sz="2" w:space="0" w:color="CCCCCC"/>
+              <w:right w:val="single" w:sz="2" w:space="0" w:color="CCCCCC"/>
+            </w:tcBorders>
+            <w:tcMar>
+              <w:top w:w="80" w:type="dxa"/>
+              <w:left w:w="140" w:type="dxa"/>
+              <w:bottom w:w="80" w:type="dxa"/>
+              <w:right w:w="140" w:type="dxa"/>
+            </w:tcMar>
+          </w:tcPr>
+          <w:p>
+            <w:pPr>
+              <w:spacing w:before="40" w:after="40"/>
+              <w:rPr>
+                <w:sz w:val="18"/>
+                <w:szCs w:val="18"/>
+              </w:rPr>
+            </w:pPr>
+            <w:r>
+              <w:rPr>
+                <w:sz w:val="18"/>
+                <w:szCs w:val="18"/>
+              </w:rPr>
+              <w:t>3</w:t>
+            </w:r>
+          </w:p>
+        </w:tc>
+      </w:tr>
+      <w:tr>
+        <w:tc>
+          <w:tcPr>
+            <w:tcW w:w="660" w:type="dxa"/>
+            <w:tcBorders>
+              <w:top w:val="single" w:sz="2" w:space="0" w:color="CCCCCC"/>
+              <w:left w:val="single" w:sz="2" w:space="0" w:color="CCCCCC"/>
+              <w:bottom w:val="single" w:sz="2" w:space="0" w:color="CCCCCC"/>
+              <w:right w:val="single" w:sz="2" w:space="0" w:color="CCCCCC"/>
+            </w:tcBorders>
+            <w:shd w:val="clear" w:color="auto" w:fill="F2F7FB"/>
+            <w:tcMar>
+              <w:top w:w="80" w:type="dxa"/>
+              <w:left w:w="140" w:type="dxa"/>
+              <w:bottom w:w="80" w:type="dxa"/>
+              <w:right w:w="140" w:type="dxa"/>
+            </w:tcMar>
+          </w:tcPr>
+          <w:p>
+            <w:pPr>
+              <w:spacing w:before="40" w:after="40"/>
+              <w:rPr>
+                <w:sz w:val="18"/>
+                <w:szCs w:val="18"/>
+              </w:rPr>
+            </w:pPr>
+            <w:r>
+              <w:rPr>
+                <w:b/>
+                <w:bCs/>
+                <w:sz w:val="18"/>
+                <w:szCs w:val="18"/>
+              </w:rPr>
+              <w:t>US-02</w:t>
+            </w:r>
+          </w:p>
+        </w:tc>
+        <w:tc>
+          <w:tcPr>
+            <w:tcW w:w="1575" w:type="dxa"/>
+            <w:tcBorders>
+              <w:top w:val="single" w:sz="2" w:space="0" w:color="CCCCCC"/>
+              <w:left w:val="single" w:sz="2" w:space="0" w:color="CCCCCC"/>
+              <w:bottom w:val="single" w:sz="2" w:space="0" w:color="CCCCCC"/>
+              <w:right w:val="single" w:sz="2" w:space="0" w:color="CCCCCC"/>
+            </w:tcBorders>
+            <w:shd w:val="clear" w:color="auto" w:fill="F2F7FB"/>
+            <w:tcMar>
+              <w:top w:w="80" w:type="dxa"/>
+              <w:left w:w="140" w:type="dxa"/>
+              <w:bottom w:w="80" w:type="dxa"/>
+              <w:right w:w="140" w:type="dxa"/>
+            </w:tcMar>
+          </w:tcPr>
+          <w:p>
+            <w:pPr>
+              <w:spacing w:before="40" w:after="40"/>
+              <w:rPr>
+                <w:sz w:val="18"/>
+                <w:szCs w:val="18"/>
+              </w:rPr>
+            </w:pPr>
+            <w:proofErr w:type="spellStart"/>
+            <w:r>
+              <w:rPr>
+                <w:sz w:val="18"/>
+                <w:szCs w:val="18"/>
+              </w:rPr>
+              <w:t>Authentication</w:t>
+            </w:r>
+            <w:proofErr w:type="spellEnd"/>
+          </w:p>
+        </w:tc>
+        <w:tc>
+          <w:tcPr>
+            <w:tcW w:w="3652" w:type="dxa"/>
+            <w:tcBorders>
+              <w:top w:val="single" w:sz="2" w:space="0" w:color="CCCCCC"/>
+              <w:left w:val="single" w:sz="2" w:space="0" w:color="CCCCCC"/>
+              <w:bottom w:val="single" w:sz="2" w:space="0" w:color="CCCCCC"/>
+              <w:right w:val="single" w:sz="2" w:space="0" w:color="CCCCCC"/>
+            </w:tcBorders>
+            <w:shd w:val="clear" w:color="auto" w:fill="F2F7FB"/>
+            <w:tcMar>
+              <w:top w:w="80" w:type="dxa"/>
+              <w:left w:w="140" w:type="dxa"/>
+              <w:bottom w:w="80" w:type="dxa"/>
+              <w:right w:w="140" w:type="dxa"/>
+            </w:tcMar>
+          </w:tcPr>
+          <w:p>
+            <w:pPr>
+              <w:spacing w:before="40" w:after="40"/>
+              <w:rPr>
+                <w:sz w:val="18"/>
+                <w:szCs w:val="18"/>
+                <w:lang w:val="en-US"/>
+              </w:rPr>
+            </w:pPr>
+            <w:r>
+              <w:rPr>
+                <w:sz w:val="18"/>
+                <w:szCs w:val="18"/>
+                <w:lang w:val="en-US"/>
+              </w:rPr>
+              <w:t>As a Manager/Designer/Client, I want to create my password so that I can secure my account after receiving an invitation.</w:t>
+            </w:r>
+          </w:p>
+        </w:tc>
+        <w:tc>
+          <w:tcPr>
+            <w:tcW w:w="1093" w:type="dxa"/>
+            <w:tcBorders>
+              <w:top w:val="single" w:sz="2" w:space="0" w:color="CCCCCC"/>
+              <w:left w:val="single" w:sz="2" w:space="0" w:color="CCCCCC"/>
+              <w:bottom w:val="single" w:sz="2" w:space="0" w:color="CCCCCC"/>
+              <w:right w:val="single" w:sz="2" w:space="0" w:color="CCCCCC"/>
+            </w:tcBorders>
+            <w:shd w:val="clear" w:color="auto" w:fill="F2F7FB"/>
+            <w:tcMar>
+              <w:top w:w="80" w:type="dxa"/>
+              <w:left w:w="140" w:type="dxa"/>
+              <w:bottom w:w="80" w:type="dxa"/>
+              <w:right w:w="140" w:type="dxa"/>
+            </w:tcMar>
+          </w:tcPr>
+          <w:p>
+            <w:pPr>
+              <w:spacing w:before="40" w:after="40"/>
+              <w:rPr>
+                <w:sz w:val="18"/>
+                <w:szCs w:val="18"/>
+              </w:rPr>
+            </w:pPr>
+            <w:r>
+              <w:rPr>
+                <w:sz w:val="18"/>
+                <w:szCs w:val="18"/>
+              </w:rPr>
+              <w:t>1</w:t>
+            </w:r>
+          </w:p>
+        </w:tc>
+        <w:tc>
+          <w:tcPr>
+            <w:tcW w:w="1467" w:type="dxa"/>
+            <w:tcBorders>
+              <w:top w:val="single" w:sz="2" w:space="0" w:color="CCCCCC"/>
+              <w:left w:val="single" w:sz="2" w:space="0" w:color="CCCCCC"/>
+              <w:bottom w:val="single" w:sz="2" w:space="0" w:color="CCCCCC"/>
+              <w:right w:val="single" w:sz="2" w:space="0" w:color="CCCCCC"/>
+            </w:tcBorders>
+            <w:shd w:val="clear" w:color="auto" w:fill="F2F7FB"/>
+            <w:tcMar>
+              <w:top w:w="80" w:type="dxa"/>
+              <w:left w:w="140" w:type="dxa"/>
+              <w:bottom w:w="80" w:type="dxa"/>
+              <w:right w:w="140" w:type="dxa"/>
+            </w:tcMar>
+          </w:tcPr>
+          <w:p>
+            <w:pPr>
+              <w:spacing w:before="40" w:after="40"/>
+              <w:rPr>
+                <w:sz w:val="18"/>
+                <w:szCs w:val="18"/>
+              </w:rPr>
+            </w:pPr>
+            <w:r>
+              <w:rPr>
+                <w:sz w:val="18"/>
+                <w:szCs w:val="18"/>
+              </w:rPr>
+              <w:t>Low</w:t>
+            </w:r>
+          </w:p>
+        </w:tc>
+        <w:tc>
+          <w:tcPr>
+            <w:tcW w:w="907" w:type="dxa"/>
+            <w:tcBorders>
+              <w:top w:val="single" w:sz="2" w:space="0" w:color="CCCCCC"/>
+              <w:left w:val="single" w:sz="2" w:space="0" w:color="CCCCCC"/>
+              <w:bottom w:val="single" w:sz="2" w:space="0" w:color="CCCCCC"/>
+              <w:right w:val="single" w:sz="2" w:space="0" w:color="CCCCCC"/>
+            </w:tcBorders>
+            <w:shd w:val="clear" w:color="auto" w:fill="F2F7FB"/>
+            <w:tcMar>
+              <w:top w:w="80" w:type="dxa"/>
+              <w:left w:w="140" w:type="dxa"/>
+              <w:bottom w:w="80" w:type="dxa"/>
+              <w:right w:w="140" w:type="dxa"/>
+            </w:tcMar>
+          </w:tcPr>
+          <w:p>
+            <w:pPr>
+              <w:spacing w:before="40" w:after="40"/>
+              <w:rPr>
+                <w:sz w:val="18"/>
+                <w:szCs w:val="18"/>
+              </w:rPr>
+            </w:pPr>
+            <w:r>
+              <w:rPr>
+                <w:sz w:val="18"/>
+                <w:szCs w:val="18"/>
+              </w:rPr>
+              <w:t>2</w:t>
+            </w:r>
+          </w:p>
+        </w:tc>
+      </w:tr>
+      <w:tr>
+        <w:tc>
+          <w:tcPr>
+            <w:tcW w:w="660" w:type="dxa"/>
+            <w:tcBorders>
+              <w:top w:val="single" w:sz="2" w:space="0" w:color="CCCCCC"/>
+              <w:left w:val="single" w:sz="2" w:space="0" w:color="CCCCCC"/>
+              <w:bottom w:val="single" w:sz="2" w:space="0" w:color="CCCCCC"/>
+              <w:right w:val="single" w:sz="2" w:space="0" w:color="CCCCCC"/>
+            </w:tcBorders>
+            <w:tcMar>
+              <w:top w:w="80" w:type="dxa"/>
+              <w:left w:w="140" w:type="dxa"/>
+              <w:bottom w:w="80" w:type="dxa"/>
+              <w:right w:w="140" w:type="dxa"/>
+            </w:tcMar>
+          </w:tcPr>
+          <w:p>
+            <w:pPr>
+              <w:spacing w:before="40" w:after="40"/>
+              <w:rPr>
+                <w:sz w:val="18"/>
+                <w:szCs w:val="18"/>
+              </w:rPr>
+            </w:pPr>
+            <w:r>
+              <w:rPr>
+                <w:b/>
+                <w:bCs/>
+                <w:sz w:val="18"/>
+                <w:szCs w:val="18"/>
+              </w:rPr>
+              <w:t>US-03</w:t>
+            </w:r>
+          </w:p>
+        </w:tc>
+        <w:tc>
+          <w:tcPr>
+            <w:tcW w:w="1575" w:type="dxa"/>
+            <w:tcBorders>
+              <w:top w:val="single" w:sz="2" w:space="0" w:color="CCCCCC"/>
+              <w:left w:val="single" w:sz="2" w:space="0" w:color="CCCCCC"/>
+              <w:bottom w:val="single" w:sz="2" w:space="0" w:color="CCCCCC"/>
+              <w:right w:val="single" w:sz="2" w:space="0" w:color="CCCCCC"/>
+            </w:tcBorders>
+            <w:tcMar>
+              <w:top w:w="80" w:type="dxa"/>
+              <w:left w:w="140" w:type="dxa"/>
+              <w:bottom w:w="80" w:type="dxa"/>
+              <w:right w:w="140" w:type="dxa"/>
+            </w:tcMar>
+          </w:tcPr>
+          <w:p>
+            <w:pPr>
+              <w:spacing w:before="40" w:after="40"/>
+              <w:rPr>
+                <w:sz w:val="18"/>
+                <w:szCs w:val="18"/>
+              </w:rPr>
+            </w:pPr>
+            <w:r>
+              <w:rPr>
+                <w:sz w:val="18"/>
+                <w:szCs w:val="18"/>
+              </w:rPr>
+              <w:t>User Management</w:t>
+            </w:r>
+          </w:p>
+        </w:tc>
+        <w:tc>
+          <w:tcPr>
+            <w:tcW w:w="3652" w:type="dxa"/>
+            <w:tcBorders>
+              <w:top w:val="single" w:sz="2" w:space="0" w:color="CCCCCC"/>
+              <w:left w:val="single" w:sz="2" w:space="0" w:color="CCCCCC"/>
+              <w:bottom w:val="single" w:sz="2" w:space="0" w:color="CCCCCC"/>
+              <w:right w:val="single" w:sz="2" w:space="0" w:color="CCCCCC"/>
+            </w:tcBorders>
+            <w:tcMar>
+              <w:top w:w="80" w:type="dxa"/>
+              <w:left w:w="140" w:type="dxa"/>
+              <w:bottom w:w="80" w:type="dxa"/>
+              <w:right w:w="140" w:type="dxa"/>
+            </w:tcMar>
+          </w:tcPr>
+          <w:p>
+            <w:pPr>
+              <w:spacing w:before="40" w:after="40"/>
+              <w:rPr>
+                <w:sz w:val="18"/>
+                <w:szCs w:val="18"/>
+                <w:lang w:val="en-US"/>
+              </w:rPr>
+            </w:pPr>
+            <w:r>
+              <w:rPr>
+                <w:sz w:val="18"/>
+                <w:szCs w:val="18"/>
+                <w:lang w:val="en-US"/>
+              </w:rPr>
+              <w:t>As a Manager, I want to create user accounts so that new members can access the platform.</w:t>
+            </w:r>
+          </w:p>
+        </w:tc>
+        <w:tc>
+          <w:tcPr>
+            <w:tcW w:w="1093" w:type="dxa"/>
+            <w:tcBorders>
+              <w:top w:val="single" w:sz="2" w:space="0" w:color="CCCCCC"/>
+              <w:left w:val="single" w:sz="2" w:space="0" w:color="CCCCCC"/>
+              <w:bottom w:val="single" w:sz="2" w:space="0" w:color="CCCCCC"/>
+              <w:right w:val="single" w:sz="2" w:space="0" w:color="CCCCCC"/>
+            </w:tcBorders>
+            <w:tcMar>
+              <w:top w:w="80" w:type="dxa"/>
+              <w:left w:w="140" w:type="dxa"/>
+              <w:bottom w:w="80" w:type="dxa"/>
+              <w:right w:w="140" w:type="dxa"/>
+            </w:tcMar>
+          </w:tcPr>
+          <w:p>
+            <w:pPr>
+              <w:spacing w:before="40" w:after="40"/>
+              <w:rPr>
+                <w:sz w:val="18"/>
+                <w:szCs w:val="18"/>
+              </w:rPr>
+            </w:pPr>
+            <w:r>
+              <w:rPr>
+                <w:sz w:val="18"/>
+                <w:szCs w:val="18"/>
+              </w:rPr>
+              <w:t>1</w:t>
+            </w:r>
+          </w:p>
+        </w:tc>
+        <w:tc>
+          <w:tcPr>
+            <w:tcW w:w="1467" w:type="dxa"/>
+            <w:tcBorders>
+              <w:top w:val="single" w:sz="2" w:space="0" w:color="CCCCCC"/>
+              <w:left w:val="single" w:sz="2" w:space="0" w:color="CCCCCC"/>
+              <w:bottom w:val="single" w:sz="2" w:space="0" w:color="CCCCCC"/>
+              <w:right w:val="single" w:sz="2" w:space="0" w:color="CCCCCC"/>
+            </w:tcBorders>
+            <w:tcMar>
+              <w:top w:w="80" w:type="dxa"/>
+              <w:left w:w="140" w:type="dxa"/>
+              <w:bottom w:w="80" w:type="dxa"/>
+              <w:right w:w="140" w:type="dxa"/>
+            </w:tcMar>
+          </w:tcPr>
+          <w:p>
+            <w:pPr>
+              <w:spacing w:before="40" w:after="40"/>
+              <w:rPr>
+                <w:sz w:val="18"/>
+                <w:szCs w:val="18"/>
+              </w:rPr>
+            </w:pPr>
+            <w:r>
+              <w:rPr>
+                <w:sz w:val="18"/>
+                <w:szCs w:val="18"/>
+              </w:rPr>
+              <w:t>Medium</w:t>
+            </w:r>
+          </w:p>
+        </w:tc>
+        <w:tc>
+          <w:tcPr>
+            <w:tcW w:w="907" w:type="dxa"/>
+            <w:tcBorders>
+              <w:top w:val="single" w:sz="2" w:space="0" w:color="CCCCCC"/>
+              <w:left w:val="single" w:sz="2" w:space="0" w:color="CCCCCC"/>
+              <w:bottom w:val="single" w:sz="2" w:space="0" w:color="CCCCCC"/>
+              <w:right w:val="single" w:sz="2" w:space="0" w:color="CCCCCC"/>
+            </w:tcBorders>
+            <w:tcMar>
+              <w:top w:w="80" w:type="dxa"/>
+              <w:left w:w="140" w:type="dxa"/>
+              <w:bottom w:w="80" w:type="dxa"/>
+              <w:right w:w="140" w:type="dxa"/>
+            </w:tcMar>
+          </w:tcPr>
+          <w:p>
+            <w:pPr>
+              <w:spacing w:before="40" w:after="40"/>
+              <w:rPr>
+                <w:sz w:val="18"/>
+                <w:szCs w:val="18"/>
+              </w:rPr>
+            </w:pPr>
+            <w:r>
+              <w:rPr>
+                <w:sz w:val="18"/>
+                <w:szCs w:val="18"/>
+              </w:rPr>
+              <w:t>4</w:t>
+            </w:r>
+          </w:p>
+        </w:tc>
+      </w:tr>
+      <w:tr>
+        <w:tc>
+          <w:tcPr>
+            <w:tcW w:w="660" w:type="dxa"/>
+            <w:tcBorders>
+              <w:top w:val="single" w:sz="2" w:space="0" w:color="CCCCCC"/>
+              <w:left w:val="single" w:sz="2" w:space="0" w:color="CCCCCC"/>
+              <w:bottom w:val="single" w:sz="2" w:space="0" w:color="CCCCCC"/>
+              <w:right w:val="single" w:sz="2" w:space="0" w:color="CCCCCC"/>
+            </w:tcBorders>
+            <w:shd w:val="clear" w:color="auto" w:fill="F2F7FB"/>
+            <w:tcMar>
+              <w:top w:w="80" w:type="dxa"/>
+              <w:left w:w="140" w:type="dxa"/>
+              <w:bottom w:w="80" w:type="dxa"/>
+              <w:right w:w="140" w:type="dxa"/>
+            </w:tcMar>
+          </w:tcPr>
+          <w:p>
+            <w:pPr>
+              <w:spacing w:before="40" w:after="40"/>
+              <w:rPr>
+                <w:sz w:val="18"/>
+                <w:szCs w:val="18"/>
+              </w:rPr>
+            </w:pPr>
+            <w:r>
+              <w:rPr>
+                <w:b/>
+                <w:bCs/>
+                <w:sz w:val="18"/>
+                <w:szCs w:val="18"/>
+              </w:rPr>
+              <w:t>US-04</w:t>
+            </w:r>
+          </w:p>
+        </w:tc>
+        <w:tc>
+          <w:tcPr>
+            <w:tcW w:w="1575" w:type="dxa"/>
+            <w:tcBorders>
+              <w:top w:val="single" w:sz="2" w:space="0" w:color="CCCCCC"/>
+              <w:left w:val="single" w:sz="2" w:space="0" w:color="CCCCCC"/>
+              <w:bottom w:val="single" w:sz="2" w:space="0" w:color="CCCCCC"/>
+              <w:right w:val="single" w:sz="2" w:space="0" w:color="CCCCCC"/>
+            </w:tcBorders>
+            <w:shd w:val="clear" w:color="auto" w:fill="F2F7FB"/>
+            <w:tcMar>
+              <w:top w:w="80" w:type="dxa"/>
+              <w:left w:w="140" w:type="dxa"/>
+              <w:bottom w:w="80" w:type="dxa"/>
+              <w:right w:w="140" w:type="dxa"/>
+            </w:tcMar>
+          </w:tcPr>
+          <w:p>
+            <w:pPr>
+              <w:spacing w:before="40" w:after="40"/>
+              <w:rPr>
+                <w:sz w:val="18"/>
+                <w:szCs w:val="18"/>
+              </w:rPr>
+            </w:pPr>
+            <w:r>
+              <w:rPr>
+                <w:sz w:val="18"/>
+                <w:szCs w:val="18"/>
+              </w:rPr>
+              <w:t>User Management</w:t>
+            </w:r>
+          </w:p>
+        </w:tc>
+        <w:tc>
+          <w:tcPr>
+            <w:tcW w:w="3652" w:type="dxa"/>
+            <w:tcBorders>
+              <w:top w:val="single" w:sz="2" w:space="0" w:color="CCCCCC"/>
+              <w:left w:val="single" w:sz="2" w:space="0" w:color="CCCCCC"/>
+              <w:bottom w:val="single" w:sz="2" w:space="0" w:color="CCCCCC"/>
+              <w:right w:val="single" w:sz="2" w:space="0" w:color="CCCCCC"/>
+            </w:tcBorders>
+            <w:shd w:val="clear" w:color="auto" w:fill="F2F7FB"/>
+            <w:tcMar>
+              <w:top w:w="80" w:type="dxa"/>
+              <w:left w:w="140" w:type="dxa"/>
+              <w:bottom w:w="80" w:type="dxa"/>
+              <w:right w:w="140" w:type="dxa"/>
+            </w:tcMar>
+          </w:tcPr>
+          <w:p>
+            <w:pPr>
+              <w:spacing w:before="40" w:after="40"/>
+              <w:rPr>
+                <w:sz w:val="18"/>
+                <w:szCs w:val="18"/>
+                <w:lang w:val="en-US"/>
+              </w:rPr>
+            </w:pPr>
+            <w:r>
+              <w:rPr>
+                <w:sz w:val="18"/>
+                <w:szCs w:val="18"/>
+                <w:lang w:val="en-US"/>
+              </w:rPr>
+              <w:t>As a Manager, I want to manage users so that I can view, edit, and deactivate accounts.</w:t>
+            </w:r>
+          </w:p>
+        </w:tc>
+        <w:tc>
+          <w:tcPr>
+            <w:tcW w:w="1093" w:type="dxa"/>
+            <w:tcBorders>
+              <w:top w:val="single" w:sz="2" w:space="0" w:color="CCCCCC"/>
+              <w:left w:val="single" w:sz="2" w:space="0" w:color="CCCCCC"/>
+              <w:bottom w:val="single" w:sz="2" w:space="0" w:color="CCCCCC"/>
+              <w:right w:val="single" w:sz="2" w:space="0" w:color="CCCCCC"/>
+            </w:tcBorders>
+            <w:shd w:val="clear" w:color="auto" w:fill="F2F7FB"/>
+            <w:tcMar>
+              <w:top w:w="80" w:type="dxa"/>
+              <w:left w:w="140" w:type="dxa"/>
+              <w:bottom w:w="80" w:type="dxa"/>
+              <w:right w:w="140" w:type="dxa"/>
+            </w:tcMar>
+          </w:tcPr>
+          <w:p>
+            <w:pPr>
+              <w:spacing w:before="40" w:after="40"/>
+              <w:rPr>
+                <w:sz w:val="18"/>
+                <w:szCs w:val="18"/>
+              </w:rPr>
+            </w:pPr>
+            <w:r>
+              <w:rPr>
+                <w:sz w:val="18"/>
+                <w:szCs w:val="18"/>
+              </w:rPr>
+              <w:t>1</w:t>
+            </w:r>
+          </w:p>
+        </w:tc>
+        <w:tc>
+          <w:tcPr>
+            <w:tcW w:w="1467" w:type="dxa"/>
+            <w:tcBorders>
+              <w:top w:val="single" w:sz="2" w:space="0" w:color="CCCCCC"/>
+              <w:left w:val="single" w:sz="2" w:space="0" w:color="CCCCCC"/>
+              <w:bottom w:val="single" w:sz="2" w:space="0" w:color="CCCCCC"/>
+              <w:right w:val="single" w:sz="2" w:space="0" w:color="CCCCCC"/>
+            </w:tcBorders>
+            <w:shd w:val="clear" w:color="auto" w:fill="F2F7FB"/>
+            <w:tcMar>
+              <w:top w:w="80" w:type="dxa"/>
+              <w:left w:w="140" w:type="dxa"/>
+              <w:bottom w:w="80" w:type="dxa"/>
+              <w:right w:w="140" w:type="dxa"/>
+            </w:tcMar>
+          </w:tcPr>
+          <w:p>
+            <w:pPr>
+              <w:spacing w:before="40" w:after="40"/>
+              <w:rPr>
+                <w:sz w:val="18"/>
+                <w:szCs w:val="18"/>
+              </w:rPr>
+            </w:pPr>
+            <w:r>
+              <w:rPr>
+                <w:sz w:val="18"/>
+                <w:szCs w:val="18"/>
+              </w:rPr>
+              <w:t>Medium</w:t>
+            </w:r>
+          </w:p>
+        </w:tc>
+        <w:tc>
+          <w:tcPr>
+            <w:tcW w:w="907" w:type="dxa"/>
+            <w:tcBorders>
+              <w:top w:val="single" w:sz="2" w:space="0" w:color="CCCCCC"/>
+              <w:left w:val="single" w:sz="2" w:space="0" w:color="CCCCCC"/>
+              <w:bottom w:val="single" w:sz="2" w:space="0" w:color="CCCCCC"/>
+              <w:right w:val="single" w:sz="2" w:space="0" w:color="CCCCCC"/>
+            </w:tcBorders>
+            <w:shd w:val="clear" w:color="auto" w:fill="F2F7FB"/>
+            <w:tcMar>
+              <w:top w:w="80" w:type="dxa"/>
+              <w:left w:w="140" w:type="dxa"/>
+              <w:bottom w:w="80" w:type="dxa"/>
+              <w:right w:w="140" w:type="dxa"/>
+            </w:tcMar>
+          </w:tcPr>
+          <w:p>
+            <w:pPr>
+              <w:spacing w:before="40" w:after="40"/>
+              <w:rPr>
+                <w:sz w:val="18"/>
+                <w:szCs w:val="18"/>
+              </w:rPr>
+            </w:pPr>
+            <w:r>
+              <w:rPr>
+                <w:sz w:val="18"/>
+                <w:szCs w:val="18"/>
+              </w:rPr>
+              <w:t>5</w:t>
+            </w:r>
+          </w:p>
+        </w:tc>
+      </w:tr>
+      <w:tr>
+        <w:tc>
+          <w:tcPr>
+            <w:tcW w:w="660" w:type="dxa"/>
+            <w:tcBorders>
+              <w:top w:val="single" w:sz="2" w:space="0" w:color="CCCCCC"/>
+              <w:left w:val="single" w:sz="2" w:space="0" w:color="CCCCCC"/>
+              <w:bottom w:val="single" w:sz="2" w:space="0" w:color="CCCCCC"/>
+              <w:right w:val="single" w:sz="2" w:space="0" w:color="CCCCCC"/>
+            </w:tcBorders>
+            <w:tcMar>
+              <w:top w:w="80" w:type="dxa"/>
+              <w:left w:w="140" w:type="dxa"/>
+              <w:bottom w:w="80" w:type="dxa"/>
+              <w:right w:w="140" w:type="dxa"/>
+            </w:tcMar>
+          </w:tcPr>
+          <w:p>
+            <w:pPr>
+              <w:spacing w:before="40" w:after="40"/>
+              <w:rPr>
+                <w:sz w:val="18"/>
+                <w:szCs w:val="18"/>
+              </w:rPr>
+            </w:pPr>
+            <w:r>
+              <w:rPr>
+                <w:b/>
+                <w:bCs/>
+                <w:sz w:val="18"/>
+                <w:szCs w:val="18"/>
+              </w:rPr>
+              <w:t>US-05</w:t>
+            </w:r>
+          </w:p>
+        </w:tc>
+        <w:tc>
+          <w:tcPr>
+            <w:tcW w:w="1575" w:type="dxa"/>
+            <w:tcBorders>
+              <w:top w:val="single" w:sz="2" w:space="0" w:color="CCCCCC"/>
+              <w:left w:val="single" w:sz="2" w:space="0" w:color="CCCCCC"/>
+              <w:bottom w:val="single" w:sz="2" w:space="0" w:color="CCCCCC"/>
+              <w:right w:val="single" w:sz="2" w:space="0" w:color="CCCCCC"/>
+            </w:tcBorders>
+            <w:tcMar>
+              <w:top w:w="80" w:type="dxa"/>
+              <w:left w:w="140" w:type="dxa"/>
+              <w:bottom w:w="80" w:type="dxa"/>
+              <w:right w:w="140" w:type="dxa"/>
+            </w:tcMar>
+          </w:tcPr>
+          <w:p>
+            <w:pPr>
+              <w:spacing w:before="40" w:after="40"/>
+              <w:rPr>
+                <w:sz w:val="18"/>
+                <w:szCs w:val="18"/>
+              </w:rPr>
+            </w:pPr>
+            <w:r>
+              <w:rPr>
+                <w:sz w:val="18"/>
+                <w:szCs w:val="18"/>
+              </w:rPr>
+              <w:t>User Management</w:t>
+            </w:r>
+          </w:p>
+        </w:tc>
+        <w:tc>
+          <w:tcPr>
+            <w:tcW w:w="3652" w:type="dxa"/>
+            <w:tcBorders>
+              <w:top w:val="single" w:sz="2" w:space="0" w:color="CCCCCC"/>
+              <w:left w:val="single" w:sz="2" w:space="0" w:color="CCCCCC"/>
+              <w:bottom w:val="single" w:sz="2" w:space="0" w:color="CCCCCC"/>
+              <w:right w:val="single" w:sz="2" w:space="0" w:color="CCCCCC"/>
+            </w:tcBorders>
+            <w:tcMar>
+              <w:top w:w="80" w:type="dxa"/>
+              <w:left w:w="140" w:type="dxa"/>
+              <w:bottom w:w="80" w:type="dxa"/>
+              <w:right w:w="140" w:type="dxa"/>
+            </w:tcMar>
+          </w:tcPr>
+          <w:p>
+            <w:pPr>
+              <w:spacing w:before="40" w:after="40"/>
+              <w:rPr>
+                <w:sz w:val="18"/>
+                <w:szCs w:val="18"/>
+                <w:lang w:val="en-US"/>
+              </w:rPr>
+            </w:pPr>
+            <w:r>
+              <w:rPr>
+                <w:sz w:val="18"/>
+                <w:szCs w:val="18"/>
+                <w:lang w:val="en-US"/>
+              </w:rPr>
+              <w:t>As a Manager, I want the system to send an email invitation when a user account is created.</w:t>
+            </w:r>
+          </w:p>
+        </w:tc>
+        <w:tc>
+          <w:tcPr>
+            <w:tcW w:w="1093" w:type="dxa"/>
+            <w:tcBorders>
+              <w:top w:val="single" w:sz="2" w:space="0" w:color="CCCCCC"/>
+              <w:left w:val="single" w:sz="2" w:space="0" w:color="CCCCCC"/>
+              <w:bottom w:val="single" w:sz="2" w:space="0" w:color="CCCCCC"/>
+              <w:right w:val="single" w:sz="2" w:space="0" w:color="CCCCCC"/>
+            </w:tcBorders>
+            <w:tcMar>
+              <w:top w:w="80" w:type="dxa"/>
+              <w:left w:w="140" w:type="dxa"/>
+              <w:bottom w:w="80" w:type="dxa"/>
+              <w:right w:w="140" w:type="dxa"/>
+            </w:tcMar>
+          </w:tcPr>
+          <w:p>
+            <w:pPr>
+              <w:spacing w:before="40" w:after="40"/>
+              <w:rPr>
+                <w:sz w:val="18"/>
+                <w:szCs w:val="18"/>
+              </w:rPr>
+            </w:pPr>
+            <w:r>
+              <w:rPr>
+                <w:sz w:val="18"/>
+                <w:szCs w:val="18"/>
+              </w:rPr>
+              <w:t>1</w:t>
+            </w:r>
+          </w:p>
+        </w:tc>
+        <w:tc>
+          <w:tcPr>
+            <w:tcW w:w="1467" w:type="dxa"/>
+            <w:tcBorders>
+              <w:top w:val="single" w:sz="2" w:space="0" w:color="CCCCCC"/>
+              <w:left w:val="single" w:sz="2" w:space="0" w:color="CCCCCC"/>
+              <w:bottom w:val="single" w:sz="2" w:space="0" w:color="CCCCCC"/>
+              <w:right w:val="single" w:sz="2" w:space="0" w:color="CCCCCC"/>
+            </w:tcBorders>
+            <w:tcMar>
+              <w:top w:w="80" w:type="dxa"/>
+              <w:left w:w="140" w:type="dxa"/>
+              <w:bottom w:w="80" w:type="dxa"/>
+              <w:right w:w="140" w:type="dxa"/>
+            </w:tcMar>
+          </w:tcPr>
+          <w:p>
+            <w:pPr>
+              <w:spacing w:before="40" w:after="40"/>
+              <w:rPr>
+                <w:sz w:val="18"/>
+                <w:szCs w:val="18"/>
+              </w:rPr>
+            </w:pPr>
+            <w:r>
+              <w:rPr>
+                <w:sz w:val="18"/>
+                <w:szCs w:val="18"/>
+              </w:rPr>
+              <w:t>Low</w:t>
+            </w:r>
+          </w:p>
+        </w:tc>
+        <w:tc>
+          <w:tcPr>
+            <w:tcW w:w="907" w:type="dxa"/>
+            <w:tcBorders>
+              <w:top w:val="single" w:sz="2" w:space="0" w:color="CCCCCC"/>
+              <w:left w:val="single" w:sz="2" w:space="0" w:color="CCCCCC"/>
+              <w:bottom w:val="single" w:sz="2" w:space="0" w:color="CCCCCC"/>
+              <w:right w:val="single" w:sz="2" w:space="0" w:color="CCCCCC"/>
+            </w:tcBorders>
+            <w:tcMar>
+              <w:top w:w="80" w:type="dxa"/>
+              <w:left w:w="140" w:type="dxa"/>
+              <w:bottom w:w="80" w:type="dxa"/>
+              <w:right w:w="140" w:type="dxa"/>
+            </w:tcMar>
+          </w:tcPr>
+          <w:p>
+            <w:pPr>
+              <w:spacing w:before="40" w:after="40"/>
+              <w:rPr>
+                <w:sz w:val="18"/>
+                <w:szCs w:val="18"/>
+              </w:rPr>
+            </w:pPr>
+            <w:r>
+              <w:rPr>
+                <w:sz w:val="18"/>
+                <w:szCs w:val="18"/>
+              </w:rPr>
+              <w:t>2</w:t>
+            </w:r>
+          </w:p>
+        </w:tc>
+      </w:tr>
+    </w:tbl>
+    <w:p>
+      <w:pPr>
+        <w:pStyle w:val="Caption"/>
         <w:rPr>
           <w:b/>
           <w:bCs/>
@@ -38554,6 +39685,109 @@
           <w:lang w:val="en-US"/>
         </w:rPr>
       </w:pPr>
+      <w:bookmarkStart w:id="110" w:name="_Toc224562611"/>
+      <w:r>
+        <w:t xml:space="preserve">Table </w:t>
+      </w:r>
+      <w:r>
+        <w:fldChar w:fldCharType="begin"/>
+      </w:r>
+      <w:r>
+        <w:instrText xml:space="preserve"> SEQ Table \* ARABIC </w:instrText>
+      </w:r>
+      <w:r>
+        <w:fldChar w:fldCharType="separate"/>
+      </w:r>
+      <w:r>
+        <w:rPr>
+          <w:noProof/>
+        </w:rPr>
+        <w:t>15</w:t>
+      </w:r>
+      <w:r>
+        <w:fldChar w:fldCharType="end"/>
+      </w:r>
+      <w:r>
+        <w:t xml:space="preserve">: </w:t>
+      </w:r>
+      <w:r>
+        <w:t xml:space="preserve">Sprint 1 </w:t>
+      </w:r>
+      <w:proofErr w:type="spellStart"/>
+      <w:r>
+        <w:t>Backlog</w:t>
+      </w:r>
+      <w:bookmarkEnd w:id="110"/>
+      <w:proofErr w:type="spellEnd"/>
+    </w:p>
+    <w:p>
+      <w:pPr>
+        <w:pStyle w:val="Heading2"/>
+      </w:pPr>
+      <w:r>
+        <w:rPr>
+          <w:rFonts w:eastAsia="Arial"/>
+        </w:rPr>
+        <w:lastRenderedPageBreak/>
+        <w:t xml:space="preserve">3.  </w:t>
+      </w:r>
+      <w:proofErr w:type="spellStart"/>
+      <w:r>
+        <w:rPr>
+          <w:rFonts w:eastAsia="Arial"/>
+        </w:rPr>
+        <w:t>Functional</w:t>
+      </w:r>
+      <w:proofErr w:type="spellEnd"/>
+      <w:r>
+        <w:rPr>
+          <w:rFonts w:eastAsia="Arial"/>
+        </w:rPr>
+        <w:t xml:space="preserve"> </w:t>
+      </w:r>
+      <w:proofErr w:type="spellStart"/>
+      <w:r>
+        <w:rPr>
+          <w:rFonts w:eastAsia="Arial"/>
+        </w:rPr>
+        <w:t>Specification</w:t>
+      </w:r>
+      <w:proofErr w:type="spellEnd"/>
+    </w:p>
+    <w:p>
+      <w:pPr>
+        <w:pStyle w:val="Heading3"/>
+      </w:pPr>
+      <w:proofErr w:type="gramStart"/>
+      <w:r>
+        <w:rPr>
+          <w:rFonts w:eastAsia="Arial"/>
+        </w:rPr>
+        <w:t>3.1  Sprint</w:t>
+      </w:r>
+      <w:proofErr w:type="gramEnd"/>
+      <w:r>
+        <w:rPr>
+          <w:rFonts w:eastAsia="Arial"/>
+        </w:rPr>
+        <w:t xml:space="preserve"> 1 Use Case Diagram</w:t>
+      </w:r>
+    </w:p>
+    <w:p>
+      <w:pPr>
+        <w:spacing w:before="80" w:after="80" w:line="360" w:lineRule="auto"/>
+        <w:jc w:val="both"/>
+        <w:rPr>
+          <w:lang w:val="en-US"/>
+        </w:rPr>
+      </w:pPr>
+      <w:r>
+        <w:rPr>
+          <w:rFonts w:eastAsia="Arial"/>
+          <w:lang w:val="en-US"/>
+        </w:rPr>
+        <w:t>The diagram below isolates the use cases addressed in Sprint 1. All three internal actors interact with the Authenticate use case; the Manager additionally triggers the Send Email Invitation use case through the Create User Account action, which involves the external Email System actor.</w:t>
+      </w:r>
       <w:r>
         <w:rPr>
           <w:lang w:val="en-US"/>
@@ -38573,7 +39807,7 @@
           <w:lang w:val="en-US"/>
         </w:rPr>
       </w:pPr>
-      <w:bookmarkStart w:id="108" w:name="_Toc224415588"/>
+      <w:bookmarkStart w:id="111" w:name="_Toc224562596"/>
       <w:r>
         <w:rPr>
           <w:lang w:val="en-US"/>
@@ -38581,7 +39815,7 @@
         <w:lastRenderedPageBreak/>
         <w:t>References</w:t>
       </w:r>
-      <w:bookmarkEnd w:id="108"/>
+      <w:bookmarkEnd w:id="111"/>
     </w:p>
     <w:p>
       <w:pPr>
@@ -38851,7 +40085,7 @@
       </w:r>
     </w:p>
     <w:sectPr>
-      <w:footerReference w:type="default" r:id="rId23"/>
+      <w:footerReference w:type="default" r:id="rId24"/>
       <w:pgSz w:w="11906" w:h="16838"/>
       <w:pgMar w:top="1134" w:right="1134" w:bottom="1134" w:left="1418" w:header="708" w:footer="708" w:gutter="0"/>
       <w:pgNumType w:start="1"/>
@@ -39819,7 +41053,6 @@
   <w:style w:type="character" w:default="1" w:styleId="DefaultParagraphFont">
     <w:name w:val="Default Paragraph Font"/>
     <w:uiPriority w:val="1"/>
-    <w:semiHidden/>
     <w:unhideWhenUsed/>
   </w:style>
   <w:style w:type="table" w:default="1" w:styleId="TableNormal">

--- a/docs/Rapport.docx
+++ b/docs/Rapport.docx
@@ -713,10 +713,18 @@
           <w:numId w:val="0"/>
         </w:numPr>
         <w:jc w:val="center"/>
+        <w:rPr>
+          <w:sz w:val="32"/>
+          <w:szCs w:val="32"/>
+        </w:rPr>
       </w:pPr>
-      <w:bookmarkStart w:id="0" w:name="_Toc224833754"/>
+      <w:bookmarkStart w:id="0" w:name="_Toc224834862"/>
       <w:proofErr w:type="spellStart"/>
       <w:r>
+        <w:rPr>
+          <w:sz w:val="32"/>
+          <w:szCs w:val="32"/>
+        </w:rPr>
         <w:lastRenderedPageBreak/>
         <w:t>Acknowledgements</w:t>
       </w:r>
@@ -933,12 +941,16 @@
         <w:ind w:left="360" w:hanging="360"/>
         <w:jc w:val="center"/>
         <w:rPr>
+          <w:sz w:val="32"/>
+          <w:szCs w:val="32"/>
           <w:lang w:val="en-US"/>
         </w:rPr>
       </w:pPr>
-      <w:bookmarkStart w:id="1" w:name="_Toc224833755"/>
-      <w:r>
-        <w:rPr>
+      <w:bookmarkStart w:id="1" w:name="_Toc224834863"/>
+      <w:r>
+        <w:rPr>
+          <w:sz w:val="32"/>
+          <w:szCs w:val="32"/>
           <w:lang w:val="en-US"/>
         </w:rPr>
         <w:lastRenderedPageBreak/>
@@ -2114,7 +2126,24 @@
     <w:p>
       <w:pPr>
         <w:pStyle w:val="Heading1"/>
-        <w:rPr>
+        <w:numPr>
+          <w:ilvl w:val="0"/>
+          <w:numId w:val="0"/>
+        </w:numPr>
+        <w:jc w:val="center"/>
+        <w:rPr>
+          <w:lang w:val="en-US"/>
+        </w:rPr>
+      </w:pPr>
+    </w:p>
+    <w:p>
+      <w:pPr>
+        <w:rPr>
+          <w:b/>
+          <w:bCs/>
+          <w:color w:val="1F3864"/>
+          <w:sz w:val="36"/>
+          <w:szCs w:val="36"/>
           <w:lang w:val="en-US"/>
         </w:rPr>
       </w:pPr>
@@ -2134,12 +2163,16 @@
         </w:numPr>
         <w:jc w:val="center"/>
         <w:rPr>
+          <w:sz w:val="32"/>
+          <w:szCs w:val="32"/>
           <w:lang w:val="en-US"/>
         </w:rPr>
       </w:pPr>
-      <w:bookmarkStart w:id="2" w:name="_Toc224833756"/>
-      <w:r>
-        <w:rPr>
+      <w:bookmarkStart w:id="2" w:name="_Toc224834864"/>
+      <w:r>
+        <w:rPr>
+          <w:sz w:val="32"/>
+          <w:szCs w:val="32"/>
           <w:lang w:val="en-US"/>
         </w:rPr>
         <w:lastRenderedPageBreak/>
@@ -2336,6 +2369,20 @@
           <w:lang w:val="en-US"/>
         </w:rPr>
         <w:t>Business Intelligence, Project Management, Django REST Framework, React, TypeScript, PostgreSQL, Profitability Analytics, Scope Creep, Agile Development, Graphic Design Agency.</w:t>
+      </w:r>
+    </w:p>
+    <w:p>
+      <w:pPr>
+        <w:rPr>
+          <w:b/>
+          <w:bCs/>
+          <w:color w:val="1F3864"/>
+          <w:sz w:val="36"/>
+          <w:szCs w:val="36"/>
+        </w:rPr>
+      </w:pPr>
+      <w:r>
+        <w:br w:type="page"/>
       </w:r>
     </w:p>
     <w:p>
@@ -2345,14 +2392,18 @@
           <w:ilvl w:val="0"/>
           <w:numId w:val="0"/>
         </w:numPr>
-        <w:ind w:left="360" w:hanging="360"/>
         <w:jc w:val="center"/>
+        <w:rPr>
+          <w:sz w:val="32"/>
+          <w:szCs w:val="32"/>
+        </w:rPr>
       </w:pPr>
-      <w:r>
-        <w:br w:type="page"/>
-      </w:r>
-      <w:bookmarkStart w:id="3" w:name="_Toc224833757"/>
-      <w:r>
+      <w:bookmarkStart w:id="3" w:name="_Toc224834865"/>
+      <w:r>
+        <w:rPr>
+          <w:sz w:val="32"/>
+          <w:szCs w:val="32"/>
+        </w:rPr>
         <w:lastRenderedPageBreak/>
         <w:t>Résumé</w:t>
       </w:r>
@@ -2496,9 +2547,17 @@
         </w:numPr>
         <w:ind w:left="360" w:hanging="360"/>
         <w:jc w:val="center"/>
+        <w:rPr>
+          <w:sz w:val="32"/>
+          <w:szCs w:val="32"/>
+        </w:rPr>
       </w:pPr>
-      <w:bookmarkStart w:id="4" w:name="_Toc224833758"/>
-      <w:r>
+      <w:bookmarkStart w:id="4" w:name="_Toc224834866"/>
+      <w:r>
+        <w:rPr>
+          <w:sz w:val="32"/>
+          <w:szCs w:val="32"/>
+        </w:rPr>
         <w:lastRenderedPageBreak/>
         <w:t>Table of Contents</w:t>
       </w:r>
@@ -2532,7 +2591,7 @@
           <w:r>
             <w:fldChar w:fldCharType="separate"/>
           </w:r>
-          <w:hyperlink w:anchor="_Toc224833754" w:history="1">
+          <w:hyperlink w:anchor="_Toc224834862" w:history="1">
             <w:r>
               <w:rPr>
                 <w:rStyle w:val="Hyperlink"/>
@@ -2556,7 +2615,7 @@
               <w:rPr>
                 <w:noProof/>
               </w:rPr>
-              <w:instrText xml:space="preserve"> PAGEREF _Toc224833754 \h </w:instrText>
+              <w:instrText xml:space="preserve"> PAGEREF _Toc224834862 \h </w:instrText>
             </w:r>
             <w:r>
               <w:rPr>
@@ -2596,7 +2655,7 @@
               <w14:ligatures w14:val="standardContextual"/>
             </w:rPr>
           </w:pPr>
-          <w:hyperlink w:anchor="_Toc224833755" w:history="1">
+          <w:hyperlink w:anchor="_Toc224834863" w:history="1">
             <w:r>
               <w:rPr>
                 <w:rStyle w:val="Hyperlink"/>
@@ -2621,7 +2680,7 @@
               <w:rPr>
                 <w:noProof/>
               </w:rPr>
-              <w:instrText xml:space="preserve"> PAGEREF _Toc224833755 \h </w:instrText>
+              <w:instrText xml:space="preserve"> PAGEREF _Toc224834863 \h </w:instrText>
             </w:r>
             <w:r>
               <w:rPr>
@@ -2661,7 +2720,7 @@
               <w14:ligatures w14:val="standardContextual"/>
             </w:rPr>
           </w:pPr>
-          <w:hyperlink w:anchor="_Toc224833756" w:history="1">
+          <w:hyperlink w:anchor="_Toc224834864" w:history="1">
             <w:r>
               <w:rPr>
                 <w:rStyle w:val="Hyperlink"/>
@@ -2686,7 +2745,7 @@
               <w:rPr>
                 <w:noProof/>
               </w:rPr>
-              <w:instrText xml:space="preserve"> PAGEREF _Toc224833756 \h </w:instrText>
+              <w:instrText xml:space="preserve"> PAGEREF _Toc224834864 \h </w:instrText>
             </w:r>
             <w:r>
               <w:rPr>
@@ -2726,7 +2785,7 @@
               <w14:ligatures w14:val="standardContextual"/>
             </w:rPr>
           </w:pPr>
-          <w:hyperlink w:anchor="_Toc224833757" w:history="1">
+          <w:hyperlink w:anchor="_Toc224834865" w:history="1">
             <w:r>
               <w:rPr>
                 <w:rStyle w:val="Hyperlink"/>
@@ -2750,7 +2809,7 @@
               <w:rPr>
                 <w:noProof/>
               </w:rPr>
-              <w:instrText xml:space="preserve"> PAGEREF _Toc224833757 \h </w:instrText>
+              <w:instrText xml:space="preserve"> PAGEREF _Toc224834865 \h </w:instrText>
             </w:r>
             <w:r>
               <w:rPr>
@@ -2790,7 +2849,7 @@
               <w14:ligatures w14:val="standardContextual"/>
             </w:rPr>
           </w:pPr>
-          <w:hyperlink w:anchor="_Toc224833758" w:history="1">
+          <w:hyperlink w:anchor="_Toc224834866" w:history="1">
             <w:r>
               <w:rPr>
                 <w:rStyle w:val="Hyperlink"/>
@@ -2814,7 +2873,7 @@
               <w:rPr>
                 <w:noProof/>
               </w:rPr>
-              <w:instrText xml:space="preserve"> PAGEREF _Toc224833758 \h </w:instrText>
+              <w:instrText xml:space="preserve"> PAGEREF _Toc224834866 \h </w:instrText>
             </w:r>
             <w:r>
               <w:rPr>
@@ -2854,7 +2913,7 @@
               <w14:ligatures w14:val="standardContextual"/>
             </w:rPr>
           </w:pPr>
-          <w:hyperlink w:anchor="_Toc224833759" w:history="1">
+          <w:hyperlink w:anchor="_Toc224834867" w:history="1">
             <w:r>
               <w:rPr>
                 <w:rStyle w:val="Hyperlink"/>
@@ -2879,7 +2938,7 @@
               <w:rPr>
                 <w:noProof/>
               </w:rPr>
-              <w:instrText xml:space="preserve"> PAGEREF _Toc224833759 \h </w:instrText>
+              <w:instrText xml:space="preserve"> PAGEREF _Toc224834867 \h </w:instrText>
             </w:r>
             <w:r>
               <w:rPr>
@@ -2896,7 +2955,7 @@
               <w:rPr>
                 <w:noProof/>
               </w:rPr>
-              <w:t>vii</w:t>
+              <w:t>viii</w:t>
             </w:r>
             <w:r>
               <w:rPr>
@@ -2919,7 +2978,7 @@
               <w14:ligatures w14:val="standardContextual"/>
             </w:rPr>
           </w:pPr>
-          <w:hyperlink w:anchor="_Toc224833760" w:history="1">
+          <w:hyperlink w:anchor="_Toc224834868" w:history="1">
             <w:r>
               <w:rPr>
                 <w:rStyle w:val="Hyperlink"/>
@@ -2944,7 +3003,7 @@
               <w:rPr>
                 <w:noProof/>
               </w:rPr>
-              <w:instrText xml:space="preserve"> PAGEREF _Toc224833760 \h </w:instrText>
+              <w:instrText xml:space="preserve"> PAGEREF _Toc224834868 \h </w:instrText>
             </w:r>
             <w:r>
               <w:rPr>
@@ -2984,7 +3043,7 @@
               <w14:ligatures w14:val="standardContextual"/>
             </w:rPr>
           </w:pPr>
-          <w:hyperlink w:anchor="_Toc224833761" w:history="1">
+          <w:hyperlink w:anchor="_Toc224834869" w:history="1">
             <w:r>
               <w:rPr>
                 <w:rStyle w:val="Hyperlink"/>
@@ -3009,7 +3068,7 @@
               <w:rPr>
                 <w:noProof/>
               </w:rPr>
-              <w:instrText xml:space="preserve"> PAGEREF _Toc224833761 \h </w:instrText>
+              <w:instrText xml:space="preserve"> PAGEREF _Toc224834869 \h </w:instrText>
             </w:r>
             <w:r>
               <w:rPr>
@@ -3049,7 +3108,7 @@
               <w14:ligatures w14:val="standardContextual"/>
             </w:rPr>
           </w:pPr>
-          <w:hyperlink w:anchor="_Toc224833762" w:history="1">
+          <w:hyperlink w:anchor="_Toc224834870" w:history="1">
             <w:r>
               <w:rPr>
                 <w:rStyle w:val="Hyperlink"/>
@@ -3074,7 +3133,7 @@
               <w:rPr>
                 <w:noProof/>
               </w:rPr>
-              <w:instrText xml:space="preserve"> PAGEREF _Toc224833762 \h </w:instrText>
+              <w:instrText xml:space="preserve"> PAGEREF _Toc224834870 \h </w:instrText>
             </w:r>
             <w:r>
               <w:rPr>
@@ -3114,7 +3173,7 @@
               <w14:ligatures w14:val="standardContextual"/>
             </w:rPr>
           </w:pPr>
-          <w:hyperlink w:anchor="_Toc224833763" w:history="1">
+          <w:hyperlink w:anchor="_Toc224834871" w:history="1">
             <w:r>
               <w:rPr>
                 <w:rStyle w:val="Hyperlink"/>
@@ -3139,7 +3198,7 @@
               <w:rPr>
                 <w:noProof/>
               </w:rPr>
-              <w:instrText xml:space="preserve"> PAGEREF _Toc224833763 \h </w:instrText>
+              <w:instrText xml:space="preserve"> PAGEREF _Toc224834871 \h </w:instrText>
             </w:r>
             <w:r>
               <w:rPr>
@@ -3179,7 +3238,7 @@
               <w14:ligatures w14:val="standardContextual"/>
             </w:rPr>
           </w:pPr>
-          <w:hyperlink w:anchor="_Toc224833764" w:history="1">
+          <w:hyperlink w:anchor="_Toc224834872" w:history="1">
             <w:r>
               <w:rPr>
                 <w:rStyle w:val="Hyperlink"/>
@@ -3204,7 +3263,7 @@
               <w:rPr>
                 <w:noProof/>
               </w:rPr>
-              <w:instrText xml:space="preserve"> PAGEREF _Toc224833764 \h </w:instrText>
+              <w:instrText xml:space="preserve"> PAGEREF _Toc224834872 \h </w:instrText>
             </w:r>
             <w:r>
               <w:rPr>
@@ -3244,7 +3303,7 @@
               <w14:ligatures w14:val="standardContextual"/>
             </w:rPr>
           </w:pPr>
-          <w:hyperlink w:anchor="_Toc224833765" w:history="1">
+          <w:hyperlink w:anchor="_Toc224834873" w:history="1">
             <w:r>
               <w:rPr>
                 <w:rStyle w:val="Hyperlink"/>
@@ -3269,7 +3328,7 @@
               <w:rPr>
                 <w:noProof/>
               </w:rPr>
-              <w:instrText xml:space="preserve"> PAGEREF _Toc224833765 \h </w:instrText>
+              <w:instrText xml:space="preserve"> PAGEREF _Toc224834873 \h </w:instrText>
             </w:r>
             <w:r>
               <w:rPr>
@@ -3309,7 +3368,7 @@
               <w14:ligatures w14:val="standardContextual"/>
             </w:rPr>
           </w:pPr>
-          <w:hyperlink w:anchor="_Toc224833766" w:history="1">
+          <w:hyperlink w:anchor="_Toc224834874" w:history="1">
             <w:r>
               <w:rPr>
                 <w:rStyle w:val="Hyperlink"/>
@@ -3334,7 +3393,7 @@
               <w:rPr>
                 <w:noProof/>
               </w:rPr>
-              <w:instrText xml:space="preserve"> PAGEREF _Toc224833766 \h </w:instrText>
+              <w:instrText xml:space="preserve"> PAGEREF _Toc224834874 \h </w:instrText>
             </w:r>
             <w:r>
               <w:rPr>
@@ -3374,7 +3433,7 @@
               <w14:ligatures w14:val="standardContextual"/>
             </w:rPr>
           </w:pPr>
-          <w:hyperlink w:anchor="_Toc224833767" w:history="1">
+          <w:hyperlink w:anchor="_Toc224834875" w:history="1">
             <w:r>
               <w:rPr>
                 <w:rStyle w:val="Hyperlink"/>
@@ -3399,7 +3458,7 @@
               <w:rPr>
                 <w:noProof/>
               </w:rPr>
-              <w:instrText xml:space="preserve"> PAGEREF _Toc224833767 \h </w:instrText>
+              <w:instrText xml:space="preserve"> PAGEREF _Toc224834875 \h </w:instrText>
             </w:r>
             <w:r>
               <w:rPr>
@@ -3439,7 +3498,7 @@
               <w14:ligatures w14:val="standardContextual"/>
             </w:rPr>
           </w:pPr>
-          <w:hyperlink w:anchor="_Toc224833768" w:history="1">
+          <w:hyperlink w:anchor="_Toc224834876" w:history="1">
             <w:r>
               <w:rPr>
                 <w:rStyle w:val="Hyperlink"/>
@@ -3464,7 +3523,7 @@
               <w:rPr>
                 <w:noProof/>
               </w:rPr>
-              <w:instrText xml:space="preserve"> PAGEREF _Toc224833768 \h </w:instrText>
+              <w:instrText xml:space="preserve"> PAGEREF _Toc224834876 \h </w:instrText>
             </w:r>
             <w:r>
               <w:rPr>
@@ -3504,7 +3563,7 @@
               <w14:ligatures w14:val="standardContextual"/>
             </w:rPr>
           </w:pPr>
-          <w:hyperlink w:anchor="_Toc224833769" w:history="1">
+          <w:hyperlink w:anchor="_Toc224834877" w:history="1">
             <w:r>
               <w:rPr>
                 <w:rStyle w:val="Hyperlink"/>
@@ -3529,7 +3588,7 @@
               <w:rPr>
                 <w:noProof/>
               </w:rPr>
-              <w:instrText xml:space="preserve"> PAGEREF _Toc224833769 \h </w:instrText>
+              <w:instrText xml:space="preserve"> PAGEREF _Toc224834877 \h </w:instrText>
             </w:r>
             <w:r>
               <w:rPr>
@@ -3569,7 +3628,7 @@
               <w14:ligatures w14:val="standardContextual"/>
             </w:rPr>
           </w:pPr>
-          <w:hyperlink w:anchor="_Toc224833770" w:history="1">
+          <w:hyperlink w:anchor="_Toc224834878" w:history="1">
             <w:r>
               <w:rPr>
                 <w:rStyle w:val="Hyperlink"/>
@@ -3594,7 +3653,7 @@
               <w:rPr>
                 <w:noProof/>
               </w:rPr>
-              <w:instrText xml:space="preserve"> PAGEREF _Toc224833770 \h </w:instrText>
+              <w:instrText xml:space="preserve"> PAGEREF _Toc224834878 \h </w:instrText>
             </w:r>
             <w:r>
               <w:rPr>
@@ -3634,7 +3693,7 @@
               <w14:ligatures w14:val="standardContextual"/>
             </w:rPr>
           </w:pPr>
-          <w:hyperlink w:anchor="_Toc224833771" w:history="1">
+          <w:hyperlink w:anchor="_Toc224834879" w:history="1">
             <w:r>
               <w:rPr>
                 <w:rStyle w:val="Hyperlink"/>
@@ -3659,7 +3718,7 @@
               <w:rPr>
                 <w:noProof/>
               </w:rPr>
-              <w:instrText xml:space="preserve"> PAGEREF _Toc224833771 \h </w:instrText>
+              <w:instrText xml:space="preserve"> PAGEREF _Toc224834879 \h </w:instrText>
             </w:r>
             <w:r>
               <w:rPr>
@@ -3699,7 +3758,7 @@
               <w14:ligatures w14:val="standardContextual"/>
             </w:rPr>
           </w:pPr>
-          <w:hyperlink w:anchor="_Toc224833772" w:history="1">
+          <w:hyperlink w:anchor="_Toc224834880" w:history="1">
             <w:r>
               <w:rPr>
                 <w:rStyle w:val="Hyperlink"/>
@@ -3724,7 +3783,7 @@
               <w:rPr>
                 <w:noProof/>
               </w:rPr>
-              <w:instrText xml:space="preserve"> PAGEREF _Toc224833772 \h </w:instrText>
+              <w:instrText xml:space="preserve"> PAGEREF _Toc224834880 \h </w:instrText>
             </w:r>
             <w:r>
               <w:rPr>
@@ -3764,7 +3823,7 @@
               <w14:ligatures w14:val="standardContextual"/>
             </w:rPr>
           </w:pPr>
-          <w:hyperlink w:anchor="_Toc224833773" w:history="1">
+          <w:hyperlink w:anchor="_Toc224834881" w:history="1">
             <w:r>
               <w:rPr>
                 <w:rStyle w:val="Hyperlink"/>
@@ -3789,7 +3848,7 @@
               <w:rPr>
                 <w:noProof/>
               </w:rPr>
-              <w:instrText xml:space="preserve"> PAGEREF _Toc224833773 \h </w:instrText>
+              <w:instrText xml:space="preserve"> PAGEREF _Toc224834881 \h </w:instrText>
             </w:r>
             <w:r>
               <w:rPr>
@@ -3829,7 +3888,7 @@
               <w14:ligatures w14:val="standardContextual"/>
             </w:rPr>
           </w:pPr>
-          <w:hyperlink w:anchor="_Toc224833774" w:history="1">
+          <w:hyperlink w:anchor="_Toc224834882" w:history="1">
             <w:r>
               <w:rPr>
                 <w:rStyle w:val="Hyperlink"/>
@@ -3854,7 +3913,7 @@
               <w:rPr>
                 <w:noProof/>
               </w:rPr>
-              <w:instrText xml:space="preserve"> PAGEREF _Toc224833774 \h </w:instrText>
+              <w:instrText xml:space="preserve"> PAGEREF _Toc224834882 \h </w:instrText>
             </w:r>
             <w:r>
               <w:rPr>
@@ -3894,7 +3953,7 @@
               <w14:ligatures w14:val="standardContextual"/>
             </w:rPr>
           </w:pPr>
-          <w:hyperlink w:anchor="_Toc224833775" w:history="1">
+          <w:hyperlink w:anchor="_Toc224834883" w:history="1">
             <w:r>
               <w:rPr>
                 <w:rStyle w:val="Hyperlink"/>
@@ -3919,7 +3978,7 @@
               <w:rPr>
                 <w:noProof/>
               </w:rPr>
-              <w:instrText xml:space="preserve"> PAGEREF _Toc224833775 \h </w:instrText>
+              <w:instrText xml:space="preserve"> PAGEREF _Toc224834883 \h </w:instrText>
             </w:r>
             <w:r>
               <w:rPr>
@@ -3959,7 +4018,7 @@
               <w14:ligatures w14:val="standardContextual"/>
             </w:rPr>
           </w:pPr>
-          <w:hyperlink w:anchor="_Toc224833776" w:history="1">
+          <w:hyperlink w:anchor="_Toc224834884" w:history="1">
             <w:r>
               <w:rPr>
                 <w:rStyle w:val="Hyperlink"/>
@@ -3984,7 +4043,7 @@
               <w:rPr>
                 <w:noProof/>
               </w:rPr>
-              <w:instrText xml:space="preserve"> PAGEREF _Toc224833776 \h </w:instrText>
+              <w:instrText xml:space="preserve"> PAGEREF _Toc224834884 \h </w:instrText>
             </w:r>
             <w:r>
               <w:rPr>
@@ -4024,7 +4083,7 @@
               <w14:ligatures w14:val="standardContextual"/>
             </w:rPr>
           </w:pPr>
-          <w:hyperlink w:anchor="_Toc224833777" w:history="1">
+          <w:hyperlink w:anchor="_Toc224834885" w:history="1">
             <w:r>
               <w:rPr>
                 <w:rStyle w:val="Hyperlink"/>
@@ -4049,7 +4108,7 @@
               <w:rPr>
                 <w:noProof/>
               </w:rPr>
-              <w:instrText xml:space="preserve"> PAGEREF _Toc224833777 \h </w:instrText>
+              <w:instrText xml:space="preserve"> PAGEREF _Toc224834885 \h </w:instrText>
             </w:r>
             <w:r>
               <w:rPr>
@@ -4089,7 +4148,7 @@
               <w14:ligatures w14:val="standardContextual"/>
             </w:rPr>
           </w:pPr>
-          <w:hyperlink w:anchor="_Toc224833778" w:history="1">
+          <w:hyperlink w:anchor="_Toc224834886" w:history="1">
             <w:r>
               <w:rPr>
                 <w:rStyle w:val="Hyperlink"/>
@@ -4114,7 +4173,7 @@
               <w:rPr>
                 <w:noProof/>
               </w:rPr>
-              <w:instrText xml:space="preserve"> PAGEREF _Toc224833778 \h </w:instrText>
+              <w:instrText xml:space="preserve"> PAGEREF _Toc224834886 \h </w:instrText>
             </w:r>
             <w:r>
               <w:rPr>
@@ -4154,7 +4213,7 @@
               <w14:ligatures w14:val="standardContextual"/>
             </w:rPr>
           </w:pPr>
-          <w:hyperlink w:anchor="_Toc224833779" w:history="1">
+          <w:hyperlink w:anchor="_Toc224834887" w:history="1">
             <w:r>
               <w:rPr>
                 <w:rStyle w:val="Hyperlink"/>
@@ -4179,7 +4238,7 @@
               <w:rPr>
                 <w:noProof/>
               </w:rPr>
-              <w:instrText xml:space="preserve"> PAGEREF _Toc224833779 \h </w:instrText>
+              <w:instrText xml:space="preserve"> PAGEREF _Toc224834887 \h </w:instrText>
             </w:r>
             <w:r>
               <w:rPr>
@@ -4219,7 +4278,7 @@
               <w14:ligatures w14:val="standardContextual"/>
             </w:rPr>
           </w:pPr>
-          <w:hyperlink w:anchor="_Toc224833780" w:history="1">
+          <w:hyperlink w:anchor="_Toc224834888" w:history="1">
             <w:r>
               <w:rPr>
                 <w:rStyle w:val="Hyperlink"/>
@@ -4244,7 +4303,7 @@
               <w:rPr>
                 <w:noProof/>
               </w:rPr>
-              <w:instrText xml:space="preserve"> PAGEREF _Toc224833780 \h </w:instrText>
+              <w:instrText xml:space="preserve"> PAGEREF _Toc224834888 \h </w:instrText>
             </w:r>
             <w:r>
               <w:rPr>
@@ -4284,7 +4343,7 @@
               <w14:ligatures w14:val="standardContextual"/>
             </w:rPr>
           </w:pPr>
-          <w:hyperlink w:anchor="_Toc224833781" w:history="1">
+          <w:hyperlink w:anchor="_Toc224834889" w:history="1">
             <w:r>
               <w:rPr>
                 <w:rStyle w:val="Hyperlink"/>
@@ -4309,7 +4368,7 @@
               <w:rPr>
                 <w:noProof/>
               </w:rPr>
-              <w:instrText xml:space="preserve"> PAGEREF _Toc224833781 \h </w:instrText>
+              <w:instrText xml:space="preserve"> PAGEREF _Toc224834889 \h </w:instrText>
             </w:r>
             <w:r>
               <w:rPr>
@@ -4349,7 +4408,7 @@
               <w14:ligatures w14:val="standardContextual"/>
             </w:rPr>
           </w:pPr>
-          <w:hyperlink w:anchor="_Toc224833782" w:history="1">
+          <w:hyperlink w:anchor="_Toc224834890" w:history="1">
             <w:r>
               <w:rPr>
                 <w:rStyle w:val="Hyperlink"/>
@@ -4374,7 +4433,7 @@
               <w:rPr>
                 <w:noProof/>
               </w:rPr>
-              <w:instrText xml:space="preserve"> PAGEREF _Toc224833782 \h </w:instrText>
+              <w:instrText xml:space="preserve"> PAGEREF _Toc224834890 \h </w:instrText>
             </w:r>
             <w:r>
               <w:rPr>
@@ -4414,7 +4473,7 @@
               <w14:ligatures w14:val="standardContextual"/>
             </w:rPr>
           </w:pPr>
-          <w:hyperlink w:anchor="_Toc224833783" w:history="1">
+          <w:hyperlink w:anchor="_Toc224834891" w:history="1">
             <w:r>
               <w:rPr>
                 <w:rStyle w:val="Hyperlink"/>
@@ -4438,7 +4497,7 @@
               <w:rPr>
                 <w:noProof/>
               </w:rPr>
-              <w:instrText xml:space="preserve"> PAGEREF _Toc224833783 \h </w:instrText>
+              <w:instrText xml:space="preserve"> PAGEREF _Toc224834891 \h </w:instrText>
             </w:r>
             <w:r>
               <w:rPr>
@@ -4478,7 +4537,7 @@
               <w14:ligatures w14:val="standardContextual"/>
             </w:rPr>
           </w:pPr>
-          <w:hyperlink w:anchor="_Toc224833784" w:history="1">
+          <w:hyperlink w:anchor="_Toc224834892" w:history="1">
             <w:r>
               <w:rPr>
                 <w:rStyle w:val="Hyperlink"/>
@@ -4503,7 +4562,7 @@
               <w:rPr>
                 <w:noProof/>
               </w:rPr>
-              <w:instrText xml:space="preserve"> PAGEREF _Toc224833784 \h </w:instrText>
+              <w:instrText xml:space="preserve"> PAGEREF _Toc224834892 \h </w:instrText>
             </w:r>
             <w:r>
               <w:rPr>
@@ -4543,7 +4602,7 @@
               <w14:ligatures w14:val="standardContextual"/>
             </w:rPr>
           </w:pPr>
-          <w:hyperlink w:anchor="_Toc224833785" w:history="1">
+          <w:hyperlink w:anchor="_Toc224834893" w:history="1">
             <w:r>
               <w:rPr>
                 <w:rStyle w:val="Hyperlink"/>
@@ -4568,7 +4627,7 @@
               <w:rPr>
                 <w:noProof/>
               </w:rPr>
-              <w:instrText xml:space="preserve"> PAGEREF _Toc224833785 \h </w:instrText>
+              <w:instrText xml:space="preserve"> PAGEREF _Toc224834893 \h </w:instrText>
             </w:r>
             <w:r>
               <w:rPr>
@@ -4608,7 +4667,7 @@
               <w14:ligatures w14:val="standardContextual"/>
             </w:rPr>
           </w:pPr>
-          <w:hyperlink w:anchor="_Toc224833786" w:history="1">
+          <w:hyperlink w:anchor="_Toc224834894" w:history="1">
             <w:r>
               <w:rPr>
                 <w:rStyle w:val="Hyperlink"/>
@@ -4633,7 +4692,7 @@
               <w:rPr>
                 <w:noProof/>
               </w:rPr>
-              <w:instrText xml:space="preserve"> PAGEREF _Toc224833786 \h </w:instrText>
+              <w:instrText xml:space="preserve"> PAGEREF _Toc224834894 \h </w:instrText>
             </w:r>
             <w:r>
               <w:rPr>
@@ -4673,7 +4732,7 @@
               <w14:ligatures w14:val="standardContextual"/>
             </w:rPr>
           </w:pPr>
-          <w:hyperlink w:anchor="_Toc224833787" w:history="1">
+          <w:hyperlink w:anchor="_Toc224834895" w:history="1">
             <w:r>
               <w:rPr>
                 <w:rStyle w:val="Hyperlink"/>
@@ -4698,7 +4757,7 @@
               <w:rPr>
                 <w:noProof/>
               </w:rPr>
-              <w:instrText xml:space="preserve"> PAGEREF _Toc224833787 \h </w:instrText>
+              <w:instrText xml:space="preserve"> PAGEREF _Toc224834895 \h </w:instrText>
             </w:r>
             <w:r>
               <w:rPr>
@@ -4738,7 +4797,7 @@
               <w14:ligatures w14:val="standardContextual"/>
             </w:rPr>
           </w:pPr>
-          <w:hyperlink w:anchor="_Toc224833788" w:history="1">
+          <w:hyperlink w:anchor="_Toc224834896" w:history="1">
             <w:r>
               <w:rPr>
                 <w:rStyle w:val="Hyperlink"/>
@@ -4763,7 +4822,7 @@
               <w:rPr>
                 <w:noProof/>
               </w:rPr>
-              <w:instrText xml:space="preserve"> PAGEREF _Toc224833788 \h </w:instrText>
+              <w:instrText xml:space="preserve"> PAGEREF _Toc224834896 \h </w:instrText>
             </w:r>
             <w:r>
               <w:rPr>
@@ -4780,7 +4839,7 @@
               <w:rPr>
                 <w:noProof/>
               </w:rPr>
-              <w:t>10</w:t>
+              <w:t>9</w:t>
             </w:r>
             <w:r>
               <w:rPr>
@@ -4803,7 +4862,7 @@
               <w14:ligatures w14:val="standardContextual"/>
             </w:rPr>
           </w:pPr>
-          <w:hyperlink w:anchor="_Toc224833789" w:history="1">
+          <w:hyperlink w:anchor="_Toc224834897" w:history="1">
             <w:r>
               <w:rPr>
                 <w:rStyle w:val="Hyperlink"/>
@@ -4828,7 +4887,7 @@
               <w:rPr>
                 <w:noProof/>
               </w:rPr>
-              <w:instrText xml:space="preserve"> PAGEREF _Toc224833789 \h </w:instrText>
+              <w:instrText xml:space="preserve"> PAGEREF _Toc224834897 \h </w:instrText>
             </w:r>
             <w:r>
               <w:rPr>
@@ -4868,7 +4927,7 @@
               <w14:ligatures w14:val="standardContextual"/>
             </w:rPr>
           </w:pPr>
-          <w:hyperlink w:anchor="_Toc224833790" w:history="1">
+          <w:hyperlink w:anchor="_Toc224834898" w:history="1">
             <w:r>
               <w:rPr>
                 <w:rStyle w:val="Hyperlink"/>
@@ -4893,7 +4952,7 @@
               <w:rPr>
                 <w:noProof/>
               </w:rPr>
-              <w:instrText xml:space="preserve"> PAGEREF _Toc224833790 \h </w:instrText>
+              <w:instrText xml:space="preserve"> PAGEREF _Toc224834898 \h </w:instrText>
             </w:r>
             <w:r>
               <w:rPr>
@@ -4933,7 +4992,7 @@
               <w14:ligatures w14:val="standardContextual"/>
             </w:rPr>
           </w:pPr>
-          <w:hyperlink w:anchor="_Toc224833791" w:history="1">
+          <w:hyperlink w:anchor="_Toc224834899" w:history="1">
             <w:r>
               <w:rPr>
                 <w:rStyle w:val="Hyperlink"/>
@@ -4958,7 +5017,7 @@
               <w:rPr>
                 <w:noProof/>
               </w:rPr>
-              <w:instrText xml:space="preserve"> PAGEREF _Toc224833791 \h </w:instrText>
+              <w:instrText xml:space="preserve"> PAGEREF _Toc224834899 \h </w:instrText>
             </w:r>
             <w:r>
               <w:rPr>
@@ -4998,7 +5057,7 @@
               <w14:ligatures w14:val="standardContextual"/>
             </w:rPr>
           </w:pPr>
-          <w:hyperlink w:anchor="_Toc224833792" w:history="1">
+          <w:hyperlink w:anchor="_Toc224834900" w:history="1">
             <w:r>
               <w:rPr>
                 <w:rStyle w:val="Hyperlink"/>
@@ -5023,7 +5082,7 @@
               <w:rPr>
                 <w:noProof/>
               </w:rPr>
-              <w:instrText xml:space="preserve"> PAGEREF _Toc224833792 \h </w:instrText>
+              <w:instrText xml:space="preserve"> PAGEREF _Toc224834900 \h </w:instrText>
             </w:r>
             <w:r>
               <w:rPr>
@@ -5063,7 +5122,7 @@
               <w14:ligatures w14:val="standardContextual"/>
             </w:rPr>
           </w:pPr>
-          <w:hyperlink w:anchor="_Toc224833793" w:history="1">
+          <w:hyperlink w:anchor="_Toc224834901" w:history="1">
             <w:r>
               <w:rPr>
                 <w:rStyle w:val="Hyperlink"/>
@@ -5088,7 +5147,7 @@
               <w:rPr>
                 <w:noProof/>
               </w:rPr>
-              <w:instrText xml:space="preserve"> PAGEREF _Toc224833793 \h </w:instrText>
+              <w:instrText xml:space="preserve"> PAGEREF _Toc224834901 \h </w:instrText>
             </w:r>
             <w:r>
               <w:rPr>
@@ -5128,7 +5187,7 @@
               <w14:ligatures w14:val="standardContextual"/>
             </w:rPr>
           </w:pPr>
-          <w:hyperlink w:anchor="_Toc224833794" w:history="1">
+          <w:hyperlink w:anchor="_Toc224834902" w:history="1">
             <w:r>
               <w:rPr>
                 <w:rStyle w:val="Hyperlink"/>
@@ -5153,7 +5212,7 @@
               <w:rPr>
                 <w:noProof/>
               </w:rPr>
-              <w:instrText xml:space="preserve"> PAGEREF _Toc224833794 \h </w:instrText>
+              <w:instrText xml:space="preserve"> PAGEREF _Toc224834902 \h </w:instrText>
             </w:r>
             <w:r>
               <w:rPr>
@@ -5193,7 +5252,7 @@
               <w14:ligatures w14:val="standardContextual"/>
             </w:rPr>
           </w:pPr>
-          <w:hyperlink w:anchor="_Toc224833795" w:history="1">
+          <w:hyperlink w:anchor="_Toc224834903" w:history="1">
             <w:r>
               <w:rPr>
                 <w:rStyle w:val="Hyperlink"/>
@@ -5217,7 +5276,7 @@
               <w:rPr>
                 <w:noProof/>
               </w:rPr>
-              <w:instrText xml:space="preserve"> PAGEREF _Toc224833795 \h </w:instrText>
+              <w:instrText xml:space="preserve"> PAGEREF _Toc224834903 \h </w:instrText>
             </w:r>
             <w:r>
               <w:rPr>
@@ -5257,7 +5316,7 @@
               <w14:ligatures w14:val="standardContextual"/>
             </w:rPr>
           </w:pPr>
-          <w:hyperlink w:anchor="_Toc224833796" w:history="1">
+          <w:hyperlink w:anchor="_Toc224834904" w:history="1">
             <w:r>
               <w:rPr>
                 <w:rStyle w:val="Hyperlink"/>
@@ -5281,7 +5340,7 @@
               <w:rPr>
                 <w:noProof/>
               </w:rPr>
-              <w:instrText xml:space="preserve"> PAGEREF _Toc224833796 \h </w:instrText>
+              <w:instrText xml:space="preserve"> PAGEREF _Toc224834904 \h </w:instrText>
             </w:r>
             <w:r>
               <w:rPr>
@@ -5321,7 +5380,7 @@
               <w14:ligatures w14:val="standardContextual"/>
             </w:rPr>
           </w:pPr>
-          <w:hyperlink w:anchor="_Toc224833797" w:history="1">
+          <w:hyperlink w:anchor="_Toc224834905" w:history="1">
             <w:r>
               <w:rPr>
                 <w:rStyle w:val="Hyperlink"/>
@@ -5346,7 +5405,7 @@
               <w:rPr>
                 <w:noProof/>
               </w:rPr>
-              <w:instrText xml:space="preserve"> PAGEREF _Toc224833797 \h </w:instrText>
+              <w:instrText xml:space="preserve"> PAGEREF _Toc224834905 \h </w:instrText>
             </w:r>
             <w:r>
               <w:rPr>
@@ -5386,7 +5445,7 @@
               <w14:ligatures w14:val="standardContextual"/>
             </w:rPr>
           </w:pPr>
-          <w:hyperlink w:anchor="_Toc224833798" w:history="1">
+          <w:hyperlink w:anchor="_Toc224834906" w:history="1">
             <w:r>
               <w:rPr>
                 <w:rStyle w:val="Hyperlink"/>
@@ -5411,7 +5470,7 @@
               <w:rPr>
                 <w:noProof/>
               </w:rPr>
-              <w:instrText xml:space="preserve"> PAGEREF _Toc224833798 \h </w:instrText>
+              <w:instrText xml:space="preserve"> PAGEREF _Toc224834906 \h </w:instrText>
             </w:r>
             <w:r>
               <w:rPr>
@@ -5451,7 +5510,7 @@
               <w14:ligatures w14:val="standardContextual"/>
             </w:rPr>
           </w:pPr>
-          <w:hyperlink w:anchor="_Toc224833799" w:history="1">
+          <w:hyperlink w:anchor="_Toc224834907" w:history="1">
             <w:r>
               <w:rPr>
                 <w:rStyle w:val="Hyperlink"/>
@@ -5476,7 +5535,7 @@
               <w:rPr>
                 <w:noProof/>
               </w:rPr>
-              <w:instrText xml:space="preserve"> PAGEREF _Toc224833799 \h </w:instrText>
+              <w:instrText xml:space="preserve"> PAGEREF _Toc224834907 \h </w:instrText>
             </w:r>
             <w:r>
               <w:rPr>
@@ -5516,7 +5575,7 @@
               <w14:ligatures w14:val="standardContextual"/>
             </w:rPr>
           </w:pPr>
-          <w:hyperlink w:anchor="_Toc224833800" w:history="1">
+          <w:hyperlink w:anchor="_Toc224834908" w:history="1">
             <w:r>
               <w:rPr>
                 <w:rStyle w:val="Hyperlink"/>
@@ -5541,7 +5600,7 @@
               <w:rPr>
                 <w:noProof/>
               </w:rPr>
-              <w:instrText xml:space="preserve"> PAGEREF _Toc224833800 \h </w:instrText>
+              <w:instrText xml:space="preserve"> PAGEREF _Toc224834908 \h </w:instrText>
             </w:r>
             <w:r>
               <w:rPr>
@@ -5581,7 +5640,7 @@
               <w14:ligatures w14:val="standardContextual"/>
             </w:rPr>
           </w:pPr>
-          <w:hyperlink w:anchor="_Toc224833801" w:history="1">
+          <w:hyperlink w:anchor="_Toc224834909" w:history="1">
             <w:r>
               <w:rPr>
                 <w:rStyle w:val="Hyperlink"/>
@@ -5606,7 +5665,7 @@
               <w:rPr>
                 <w:noProof/>
               </w:rPr>
-              <w:instrText xml:space="preserve"> PAGEREF _Toc224833801 \h </w:instrText>
+              <w:instrText xml:space="preserve"> PAGEREF _Toc224834909 \h </w:instrText>
             </w:r>
             <w:r>
               <w:rPr>
@@ -5646,7 +5705,7 @@
               <w14:ligatures w14:val="standardContextual"/>
             </w:rPr>
           </w:pPr>
-          <w:hyperlink w:anchor="_Toc224833802" w:history="1">
+          <w:hyperlink w:anchor="_Toc224834910" w:history="1">
             <w:r>
               <w:rPr>
                 <w:rStyle w:val="Hyperlink"/>
@@ -5671,7 +5730,7 @@
               <w:rPr>
                 <w:noProof/>
               </w:rPr>
-              <w:instrText xml:space="preserve"> PAGEREF _Toc224833802 \h </w:instrText>
+              <w:instrText xml:space="preserve"> PAGEREF _Toc224834910 \h </w:instrText>
             </w:r>
             <w:r>
               <w:rPr>
@@ -5711,7 +5770,7 @@
               <w14:ligatures w14:val="standardContextual"/>
             </w:rPr>
           </w:pPr>
-          <w:hyperlink w:anchor="_Toc224833803" w:history="1">
+          <w:hyperlink w:anchor="_Toc224834911" w:history="1">
             <w:r>
               <w:rPr>
                 <w:rStyle w:val="Hyperlink"/>
@@ -5736,7 +5795,7 @@
               <w:rPr>
                 <w:noProof/>
               </w:rPr>
-              <w:instrText xml:space="preserve"> PAGEREF _Toc224833803 \h </w:instrText>
+              <w:instrText xml:space="preserve"> PAGEREF _Toc224834911 \h </w:instrText>
             </w:r>
             <w:r>
               <w:rPr>
@@ -5776,7 +5835,7 @@
               <w14:ligatures w14:val="standardContextual"/>
             </w:rPr>
           </w:pPr>
-          <w:hyperlink w:anchor="_Toc224833804" w:history="1">
+          <w:hyperlink w:anchor="_Toc224834912" w:history="1">
             <w:r>
               <w:rPr>
                 <w:rStyle w:val="Hyperlink"/>
@@ -5800,7 +5859,7 @@
               <w:rPr>
                 <w:noProof/>
               </w:rPr>
-              <w:instrText xml:space="preserve"> PAGEREF _Toc224833804 \h </w:instrText>
+              <w:instrText xml:space="preserve"> PAGEREF _Toc224834912 \h </w:instrText>
             </w:r>
             <w:r>
               <w:rPr>
@@ -5840,7 +5899,7 @@
               <w14:ligatures w14:val="standardContextual"/>
             </w:rPr>
           </w:pPr>
-          <w:hyperlink w:anchor="_Toc224833805" w:history="1">
+          <w:hyperlink w:anchor="_Toc224834913" w:history="1">
             <w:r>
               <w:rPr>
                 <w:rStyle w:val="Hyperlink"/>
@@ -5864,7 +5923,7 @@
               <w:rPr>
                 <w:noProof/>
               </w:rPr>
-              <w:instrText xml:space="preserve"> PAGEREF _Toc224833805 \h </w:instrText>
+              <w:instrText xml:space="preserve"> PAGEREF _Toc224834913 \h </w:instrText>
             </w:r>
             <w:r>
               <w:rPr>
@@ -5904,7 +5963,7 @@
               <w14:ligatures w14:val="standardContextual"/>
             </w:rPr>
           </w:pPr>
-          <w:hyperlink w:anchor="_Toc224833806" w:history="1">
+          <w:hyperlink w:anchor="_Toc224834914" w:history="1">
             <w:r>
               <w:rPr>
                 <w:rStyle w:val="Hyperlink"/>
@@ -5929,7 +5988,7 @@
               <w:rPr>
                 <w:noProof/>
               </w:rPr>
-              <w:instrText xml:space="preserve"> PAGEREF _Toc224833806 \h </w:instrText>
+              <w:instrText xml:space="preserve"> PAGEREF _Toc224834914 \h </w:instrText>
             </w:r>
             <w:r>
               <w:rPr>
@@ -5969,7 +6028,7 @@
               <w14:ligatures w14:val="standardContextual"/>
             </w:rPr>
           </w:pPr>
-          <w:hyperlink w:anchor="_Toc224833807" w:history="1">
+          <w:hyperlink w:anchor="_Toc224834915" w:history="1">
             <w:r>
               <w:rPr>
                 <w:rStyle w:val="Hyperlink"/>
@@ -5994,7 +6053,7 @@
               <w:rPr>
                 <w:noProof/>
               </w:rPr>
-              <w:instrText xml:space="preserve"> PAGEREF _Toc224833807 \h </w:instrText>
+              <w:instrText xml:space="preserve"> PAGEREF _Toc224834915 \h </w:instrText>
             </w:r>
             <w:r>
               <w:rPr>
@@ -6034,7 +6093,7 @@
               <w14:ligatures w14:val="standardContextual"/>
             </w:rPr>
           </w:pPr>
-          <w:hyperlink w:anchor="_Toc224833808" w:history="1">
+          <w:hyperlink w:anchor="_Toc224834916" w:history="1">
             <w:r>
               <w:rPr>
                 <w:rStyle w:val="Hyperlink"/>
@@ -6059,7 +6118,7 @@
               <w:rPr>
                 <w:noProof/>
               </w:rPr>
-              <w:instrText xml:space="preserve"> PAGEREF _Toc224833808 \h </w:instrText>
+              <w:instrText xml:space="preserve"> PAGEREF _Toc224834916 \h </w:instrText>
             </w:r>
             <w:r>
               <w:rPr>
@@ -6099,7 +6158,7 @@
               <w14:ligatures w14:val="standardContextual"/>
             </w:rPr>
           </w:pPr>
-          <w:hyperlink w:anchor="_Toc224833809" w:history="1">
+          <w:hyperlink w:anchor="_Toc224834917" w:history="1">
             <w:r>
               <w:rPr>
                 <w:rStyle w:val="Hyperlink"/>
@@ -6124,7 +6183,7 @@
               <w:rPr>
                 <w:noProof/>
               </w:rPr>
-              <w:instrText xml:space="preserve"> PAGEREF _Toc224833809 \h </w:instrText>
+              <w:instrText xml:space="preserve"> PAGEREF _Toc224834917 \h </w:instrText>
             </w:r>
             <w:r>
               <w:rPr>
@@ -6164,7 +6223,7 @@
               <w14:ligatures w14:val="standardContextual"/>
             </w:rPr>
           </w:pPr>
-          <w:hyperlink w:anchor="_Toc224833810" w:history="1">
+          <w:hyperlink w:anchor="_Toc224834918" w:history="1">
             <w:r>
               <w:rPr>
                 <w:rStyle w:val="Hyperlink"/>
@@ -6189,7 +6248,7 @@
               <w:rPr>
                 <w:noProof/>
               </w:rPr>
-              <w:instrText xml:space="preserve"> PAGEREF _Toc224833810 \h </w:instrText>
+              <w:instrText xml:space="preserve"> PAGEREF _Toc224834918 \h </w:instrText>
             </w:r>
             <w:r>
               <w:rPr>
@@ -6229,7 +6288,7 @@
               <w14:ligatures w14:val="standardContextual"/>
             </w:rPr>
           </w:pPr>
-          <w:hyperlink w:anchor="_Toc224833811" w:history="1">
+          <w:hyperlink w:anchor="_Toc224834919" w:history="1">
             <w:r>
               <w:rPr>
                 <w:rStyle w:val="Hyperlink"/>
@@ -6253,7 +6312,7 @@
               <w:rPr>
                 <w:noProof/>
               </w:rPr>
-              <w:instrText xml:space="preserve"> PAGEREF _Toc224833811 \h </w:instrText>
+              <w:instrText xml:space="preserve"> PAGEREF _Toc224834919 \h </w:instrText>
             </w:r>
             <w:r>
               <w:rPr>
@@ -6293,7 +6352,7 @@
               <w14:ligatures w14:val="standardContextual"/>
             </w:rPr>
           </w:pPr>
-          <w:hyperlink w:anchor="_Toc224833812" w:history="1">
+          <w:hyperlink w:anchor="_Toc224834920" w:history="1">
             <w:r>
               <w:rPr>
                 <w:rStyle w:val="Hyperlink"/>
@@ -6318,7 +6377,7 @@
               <w:rPr>
                 <w:noProof/>
               </w:rPr>
-              <w:instrText xml:space="preserve"> PAGEREF _Toc224833812 \h </w:instrText>
+              <w:instrText xml:space="preserve"> PAGEREF _Toc224834920 \h </w:instrText>
             </w:r>
             <w:r>
               <w:rPr>
@@ -6358,7 +6417,7 @@
               <w14:ligatures w14:val="standardContextual"/>
             </w:rPr>
           </w:pPr>
-          <w:hyperlink w:anchor="_Toc224833813" w:history="1">
+          <w:hyperlink w:anchor="_Toc224834921" w:history="1">
             <w:r>
               <w:rPr>
                 <w:rStyle w:val="Hyperlink"/>
@@ -6383,7 +6442,7 @@
               <w:rPr>
                 <w:noProof/>
               </w:rPr>
-              <w:instrText xml:space="preserve"> PAGEREF _Toc224833813 \h </w:instrText>
+              <w:instrText xml:space="preserve"> PAGEREF _Toc224834921 \h </w:instrText>
             </w:r>
             <w:r>
               <w:rPr>
@@ -6423,7 +6482,7 @@
               <w14:ligatures w14:val="standardContextual"/>
             </w:rPr>
           </w:pPr>
-          <w:hyperlink w:anchor="_Toc224833814" w:history="1">
+          <w:hyperlink w:anchor="_Toc224834922" w:history="1">
             <w:r>
               <w:rPr>
                 <w:rStyle w:val="Hyperlink"/>
@@ -6447,7 +6506,7 @@
               <w:rPr>
                 <w:noProof/>
               </w:rPr>
-              <w:instrText xml:space="preserve"> PAGEREF _Toc224833814 \h </w:instrText>
+              <w:instrText xml:space="preserve"> PAGEREF _Toc224834922 \h </w:instrText>
             </w:r>
             <w:r>
               <w:rPr>
@@ -6487,7 +6546,7 @@
               <w14:ligatures w14:val="standardContextual"/>
             </w:rPr>
           </w:pPr>
-          <w:hyperlink w:anchor="_Toc224833815" w:history="1">
+          <w:hyperlink w:anchor="_Toc224834923" w:history="1">
             <w:r>
               <w:rPr>
                 <w:rStyle w:val="Hyperlink"/>
@@ -6512,7 +6571,7 @@
               <w:rPr>
                 <w:noProof/>
               </w:rPr>
-              <w:instrText xml:space="preserve"> PAGEREF _Toc224833815 \h </w:instrText>
+              <w:instrText xml:space="preserve"> PAGEREF _Toc224834923 \h </w:instrText>
             </w:r>
             <w:r>
               <w:rPr>
@@ -6552,7 +6611,7 @@
               <w14:ligatures w14:val="standardContextual"/>
             </w:rPr>
           </w:pPr>
-          <w:hyperlink w:anchor="_Toc224833816" w:history="1">
+          <w:hyperlink w:anchor="_Toc224834924" w:history="1">
             <w:r>
               <w:rPr>
                 <w:rStyle w:val="Hyperlink"/>
@@ -6577,7 +6636,7 @@
               <w:rPr>
                 <w:noProof/>
               </w:rPr>
-              <w:instrText xml:space="preserve"> PAGEREF _Toc224833816 \h </w:instrText>
+              <w:instrText xml:space="preserve"> PAGEREF _Toc224834924 \h </w:instrText>
             </w:r>
             <w:r>
               <w:rPr>
@@ -6617,7 +6676,7 @@
               <w14:ligatures w14:val="standardContextual"/>
             </w:rPr>
           </w:pPr>
-          <w:hyperlink w:anchor="_Toc224833817" w:history="1">
+          <w:hyperlink w:anchor="_Toc224834925" w:history="1">
             <w:r>
               <w:rPr>
                 <w:rStyle w:val="Hyperlink"/>
@@ -6642,7 +6701,7 @@
               <w:rPr>
                 <w:noProof/>
               </w:rPr>
-              <w:instrText xml:space="preserve"> PAGEREF _Toc224833817 \h </w:instrText>
+              <w:instrText xml:space="preserve"> PAGEREF _Toc224834925 \h </w:instrText>
             </w:r>
             <w:r>
               <w:rPr>
@@ -6682,7 +6741,7 @@
               <w14:ligatures w14:val="standardContextual"/>
             </w:rPr>
           </w:pPr>
-          <w:hyperlink w:anchor="_Toc224833818" w:history="1">
+          <w:hyperlink w:anchor="_Toc224834926" w:history="1">
             <w:r>
               <w:rPr>
                 <w:rStyle w:val="Hyperlink"/>
@@ -6707,7 +6766,7 @@
               <w:rPr>
                 <w:noProof/>
               </w:rPr>
-              <w:instrText xml:space="preserve"> PAGEREF _Toc224833818 \h </w:instrText>
+              <w:instrText xml:space="preserve"> PAGEREF _Toc224834926 \h </w:instrText>
             </w:r>
             <w:r>
               <w:rPr>
@@ -6747,7 +6806,7 @@
               <w14:ligatures w14:val="standardContextual"/>
             </w:rPr>
           </w:pPr>
-          <w:hyperlink w:anchor="_Toc224833819" w:history="1">
+          <w:hyperlink w:anchor="_Toc224834927" w:history="1">
             <w:r>
               <w:rPr>
                 <w:rStyle w:val="Hyperlink"/>
@@ -6772,7 +6831,7 @@
               <w:rPr>
                 <w:noProof/>
               </w:rPr>
-              <w:instrText xml:space="preserve"> PAGEREF _Toc224833819 \h </w:instrText>
+              <w:instrText xml:space="preserve"> PAGEREF _Toc224834927 \h </w:instrText>
             </w:r>
             <w:r>
               <w:rPr>
@@ -6812,7 +6871,7 @@
               <w14:ligatures w14:val="standardContextual"/>
             </w:rPr>
           </w:pPr>
-          <w:hyperlink w:anchor="_Toc224833820" w:history="1">
+          <w:hyperlink w:anchor="_Toc224834928" w:history="1">
             <w:r>
               <w:rPr>
                 <w:rStyle w:val="Hyperlink"/>
@@ -6837,7 +6896,7 @@
               <w:rPr>
                 <w:noProof/>
               </w:rPr>
-              <w:instrText xml:space="preserve"> PAGEREF _Toc224833820 \h </w:instrText>
+              <w:instrText xml:space="preserve"> PAGEREF _Toc224834928 \h </w:instrText>
             </w:r>
             <w:r>
               <w:rPr>
@@ -6877,7 +6936,7 @@
               <w14:ligatures w14:val="standardContextual"/>
             </w:rPr>
           </w:pPr>
-          <w:hyperlink w:anchor="_Toc224833821" w:history="1">
+          <w:hyperlink w:anchor="_Toc224834929" w:history="1">
             <w:r>
               <w:rPr>
                 <w:rStyle w:val="Hyperlink"/>
@@ -6902,7 +6961,7 @@
               <w:rPr>
                 <w:noProof/>
               </w:rPr>
-              <w:instrText xml:space="preserve"> PAGEREF _Toc224833821 \h </w:instrText>
+              <w:instrText xml:space="preserve"> PAGEREF _Toc224834929 \h </w:instrText>
             </w:r>
             <w:r>
               <w:rPr>
@@ -6942,7 +7001,7 @@
               <w14:ligatures w14:val="standardContextual"/>
             </w:rPr>
           </w:pPr>
-          <w:hyperlink w:anchor="_Toc224833822" w:history="1">
+          <w:hyperlink w:anchor="_Toc224834930" w:history="1">
             <w:r>
               <w:rPr>
                 <w:rStyle w:val="Hyperlink"/>
@@ -6967,7 +7026,7 @@
               <w:rPr>
                 <w:noProof/>
               </w:rPr>
-              <w:instrText xml:space="preserve"> PAGEREF _Toc224833822 \h </w:instrText>
+              <w:instrText xml:space="preserve"> PAGEREF _Toc224834930 \h </w:instrText>
             </w:r>
             <w:r>
               <w:rPr>
@@ -7007,7 +7066,7 @@
               <w14:ligatures w14:val="standardContextual"/>
             </w:rPr>
           </w:pPr>
-          <w:hyperlink w:anchor="_Toc224833823" w:history="1">
+          <w:hyperlink w:anchor="_Toc224834931" w:history="1">
             <w:r>
               <w:rPr>
                 <w:rStyle w:val="Hyperlink"/>
@@ -7031,7 +7090,7 @@
               <w:rPr>
                 <w:noProof/>
               </w:rPr>
-              <w:instrText xml:space="preserve"> PAGEREF _Toc224833823 \h </w:instrText>
+              <w:instrText xml:space="preserve"> PAGEREF _Toc224834931 \h </w:instrText>
             </w:r>
             <w:r>
               <w:rPr>
@@ -7071,7 +7130,7 @@
               <w14:ligatures w14:val="standardContextual"/>
             </w:rPr>
           </w:pPr>
-          <w:hyperlink w:anchor="_Toc224833824" w:history="1">
+          <w:hyperlink w:anchor="_Toc224834932" w:history="1">
             <w:r>
               <w:rPr>
                 <w:rStyle w:val="Hyperlink"/>
@@ -7096,7 +7155,7 @@
               <w:rPr>
                 <w:noProof/>
               </w:rPr>
-              <w:instrText xml:space="preserve"> PAGEREF _Toc224833824 \h </w:instrText>
+              <w:instrText xml:space="preserve"> PAGEREF _Toc224834932 \h </w:instrText>
             </w:r>
             <w:r>
               <w:rPr>
@@ -7136,7 +7195,7 @@
               <w14:ligatures w14:val="standardContextual"/>
             </w:rPr>
           </w:pPr>
-          <w:hyperlink w:anchor="_Toc224833825" w:history="1">
+          <w:hyperlink w:anchor="_Toc224834933" w:history="1">
             <w:r>
               <w:rPr>
                 <w:rStyle w:val="Hyperlink"/>
@@ -7161,7 +7220,7 @@
               <w:rPr>
                 <w:noProof/>
               </w:rPr>
-              <w:instrText xml:space="preserve"> PAGEREF _Toc224833825 \h </w:instrText>
+              <w:instrText xml:space="preserve"> PAGEREF _Toc224834933 \h </w:instrText>
             </w:r>
             <w:r>
               <w:rPr>
@@ -7201,7 +7260,7 @@
               <w14:ligatures w14:val="standardContextual"/>
             </w:rPr>
           </w:pPr>
-          <w:hyperlink w:anchor="_Toc224833826" w:history="1">
+          <w:hyperlink w:anchor="_Toc224834934" w:history="1">
             <w:r>
               <w:rPr>
                 <w:rStyle w:val="Hyperlink"/>
@@ -7226,7 +7285,7 @@
               <w:rPr>
                 <w:noProof/>
               </w:rPr>
-              <w:instrText xml:space="preserve"> PAGEREF _Toc224833826 \h </w:instrText>
+              <w:instrText xml:space="preserve"> PAGEREF _Toc224834934 \h </w:instrText>
             </w:r>
             <w:r>
               <w:rPr>
@@ -7266,7 +7325,7 @@
               <w14:ligatures w14:val="standardContextual"/>
             </w:rPr>
           </w:pPr>
-          <w:hyperlink w:anchor="_Toc224833827" w:history="1">
+          <w:hyperlink w:anchor="_Toc224834935" w:history="1">
             <w:r>
               <w:rPr>
                 <w:rStyle w:val="Hyperlink"/>
@@ -7291,7 +7350,7 @@
               <w:rPr>
                 <w:noProof/>
               </w:rPr>
-              <w:instrText xml:space="preserve"> PAGEREF _Toc224833827 \h </w:instrText>
+              <w:instrText xml:space="preserve"> PAGEREF _Toc224834935 \h </w:instrText>
             </w:r>
             <w:r>
               <w:rPr>
@@ -7331,7 +7390,7 @@
               <w14:ligatures w14:val="standardContextual"/>
             </w:rPr>
           </w:pPr>
-          <w:hyperlink w:anchor="_Toc224833828" w:history="1">
+          <w:hyperlink w:anchor="_Toc224834936" w:history="1">
             <w:r>
               <w:rPr>
                 <w:rStyle w:val="Hyperlink"/>
@@ -7357,7 +7416,7 @@
               <w:rPr>
                 <w:noProof/>
               </w:rPr>
-              <w:instrText xml:space="preserve"> PAGEREF _Toc224833828 \h </w:instrText>
+              <w:instrText xml:space="preserve"> PAGEREF _Toc224834936 \h </w:instrText>
             </w:r>
             <w:r>
               <w:rPr>
@@ -7397,7 +7456,7 @@
               <w14:ligatures w14:val="standardContextual"/>
             </w:rPr>
           </w:pPr>
-          <w:hyperlink w:anchor="_Toc224833829" w:history="1">
+          <w:hyperlink w:anchor="_Toc224834937" w:history="1">
             <w:r>
               <w:rPr>
                 <w:rStyle w:val="Hyperlink"/>
@@ -7422,7 +7481,7 @@
               <w:rPr>
                 <w:noProof/>
               </w:rPr>
-              <w:instrText xml:space="preserve"> PAGEREF _Toc224833829 \h </w:instrText>
+              <w:instrText xml:space="preserve"> PAGEREF _Toc224834937 \h </w:instrText>
             </w:r>
             <w:r>
               <w:rPr>
@@ -7462,7 +7521,7 @@
               <w14:ligatures w14:val="standardContextual"/>
             </w:rPr>
           </w:pPr>
-          <w:hyperlink w:anchor="_Toc224833830" w:history="1">
+          <w:hyperlink w:anchor="_Toc224834938" w:history="1">
             <w:r>
               <w:rPr>
                 <w:rStyle w:val="Hyperlink"/>
@@ -7487,7 +7546,7 @@
               <w:rPr>
                 <w:noProof/>
               </w:rPr>
-              <w:instrText xml:space="preserve"> PAGEREF _Toc224833830 \h </w:instrText>
+              <w:instrText xml:space="preserve"> PAGEREF _Toc224834938 \h </w:instrText>
             </w:r>
             <w:r>
               <w:rPr>
@@ -7527,7 +7586,7 @@
               <w14:ligatures w14:val="standardContextual"/>
             </w:rPr>
           </w:pPr>
-          <w:hyperlink w:anchor="_Toc224833831" w:history="1">
+          <w:hyperlink w:anchor="_Toc224834939" w:history="1">
             <w:r>
               <w:rPr>
                 <w:rStyle w:val="Hyperlink"/>
@@ -7553,7 +7612,7 @@
               <w:rPr>
                 <w:noProof/>
               </w:rPr>
-              <w:instrText xml:space="preserve"> PAGEREF _Toc224833831 \h </w:instrText>
+              <w:instrText xml:space="preserve"> PAGEREF _Toc224834939 \h </w:instrText>
             </w:r>
             <w:r>
               <w:rPr>
@@ -7593,7 +7652,7 @@
               <w14:ligatures w14:val="standardContextual"/>
             </w:rPr>
           </w:pPr>
-          <w:hyperlink w:anchor="_Toc224833832" w:history="1">
+          <w:hyperlink w:anchor="_Toc224834940" w:history="1">
             <w:r>
               <w:rPr>
                 <w:rStyle w:val="Hyperlink"/>
@@ -7618,7 +7677,7 @@
               <w:rPr>
                 <w:noProof/>
               </w:rPr>
-              <w:instrText xml:space="preserve"> PAGEREF _Toc224833832 \h </w:instrText>
+              <w:instrText xml:space="preserve"> PAGEREF _Toc224834940 \h </w:instrText>
             </w:r>
             <w:r>
               <w:rPr>
@@ -7658,7 +7717,7 @@
               <w14:ligatures w14:val="standardContextual"/>
             </w:rPr>
           </w:pPr>
-          <w:hyperlink w:anchor="_Toc224833833" w:history="1">
+          <w:hyperlink w:anchor="_Toc224834941" w:history="1">
             <w:r>
               <w:rPr>
                 <w:rStyle w:val="Hyperlink"/>
@@ -7683,7 +7742,7 @@
               <w:rPr>
                 <w:noProof/>
               </w:rPr>
-              <w:instrText xml:space="preserve"> PAGEREF _Toc224833833 \h </w:instrText>
+              <w:instrText xml:space="preserve"> PAGEREF _Toc224834941 \h </w:instrText>
             </w:r>
             <w:r>
               <w:rPr>
@@ -7723,7 +7782,7 @@
               <w14:ligatures w14:val="standardContextual"/>
             </w:rPr>
           </w:pPr>
-          <w:hyperlink w:anchor="_Toc224833834" w:history="1">
+          <w:hyperlink w:anchor="_Toc224834942" w:history="1">
             <w:r>
               <w:rPr>
                 <w:rStyle w:val="Hyperlink"/>
@@ -7748,7 +7807,7 @@
               <w:rPr>
                 <w:noProof/>
               </w:rPr>
-              <w:instrText xml:space="preserve"> PAGEREF _Toc224833834 \h </w:instrText>
+              <w:instrText xml:space="preserve"> PAGEREF _Toc224834942 \h </w:instrText>
             </w:r>
             <w:r>
               <w:rPr>
@@ -7788,7 +7847,7 @@
               <w14:ligatures w14:val="standardContextual"/>
             </w:rPr>
           </w:pPr>
-          <w:hyperlink w:anchor="_Toc224833835" w:history="1">
+          <w:hyperlink w:anchor="_Toc224834943" w:history="1">
             <w:r>
               <w:rPr>
                 <w:rStyle w:val="Hyperlink"/>
@@ -7814,7 +7873,7 @@
               <w:rPr>
                 <w:noProof/>
               </w:rPr>
-              <w:instrText xml:space="preserve"> PAGEREF _Toc224833835 \h </w:instrText>
+              <w:instrText xml:space="preserve"> PAGEREF _Toc224834943 \h </w:instrText>
             </w:r>
             <w:r>
               <w:rPr>
@@ -7854,7 +7913,7 @@
               <w14:ligatures w14:val="standardContextual"/>
             </w:rPr>
           </w:pPr>
-          <w:hyperlink w:anchor="_Toc224833836" w:history="1">
+          <w:hyperlink w:anchor="_Toc224834944" w:history="1">
             <w:r>
               <w:rPr>
                 <w:rStyle w:val="Hyperlink"/>
@@ -7880,7 +7939,7 @@
               <w:rPr>
                 <w:noProof/>
               </w:rPr>
-              <w:instrText xml:space="preserve"> PAGEREF _Toc224833836 \h </w:instrText>
+              <w:instrText xml:space="preserve"> PAGEREF _Toc224834944 \h </w:instrText>
             </w:r>
             <w:r>
               <w:rPr>
@@ -7920,7 +7979,7 @@
               <w14:ligatures w14:val="standardContextual"/>
             </w:rPr>
           </w:pPr>
-          <w:hyperlink w:anchor="_Toc224833837" w:history="1">
+          <w:hyperlink w:anchor="_Toc224834945" w:history="1">
             <w:r>
               <w:rPr>
                 <w:rStyle w:val="Hyperlink"/>
@@ -7946,7 +8005,7 @@
               <w:rPr>
                 <w:noProof/>
               </w:rPr>
-              <w:instrText xml:space="preserve"> PAGEREF _Toc224833837 \h </w:instrText>
+              <w:instrText xml:space="preserve"> PAGEREF _Toc224834945 \h </w:instrText>
             </w:r>
             <w:r>
               <w:rPr>
@@ -7986,7 +8045,7 @@
               <w14:ligatures w14:val="standardContextual"/>
             </w:rPr>
           </w:pPr>
-          <w:hyperlink w:anchor="_Toc224833838" w:history="1">
+          <w:hyperlink w:anchor="_Toc224834946" w:history="1">
             <w:r>
               <w:rPr>
                 <w:rStyle w:val="Hyperlink"/>
@@ -8012,7 +8071,7 @@
               <w:rPr>
                 <w:noProof/>
               </w:rPr>
-              <w:instrText xml:space="preserve"> PAGEREF _Toc224833838 \h </w:instrText>
+              <w:instrText xml:space="preserve"> PAGEREF _Toc224834946 \h </w:instrText>
             </w:r>
             <w:r>
               <w:rPr>
@@ -8052,7 +8111,7 @@
               <w14:ligatures w14:val="standardContextual"/>
             </w:rPr>
           </w:pPr>
-          <w:hyperlink w:anchor="_Toc224833839" w:history="1">
+          <w:hyperlink w:anchor="_Toc224834947" w:history="1">
             <w:r>
               <w:rPr>
                 <w:rStyle w:val="Hyperlink"/>
@@ -8078,7 +8137,7 @@
               <w:rPr>
                 <w:noProof/>
               </w:rPr>
-              <w:instrText xml:space="preserve"> PAGEREF _Toc224833839 \h </w:instrText>
+              <w:instrText xml:space="preserve"> PAGEREF _Toc224834947 \h </w:instrText>
             </w:r>
             <w:r>
               <w:rPr>
@@ -8118,7 +8177,7 @@
               <w14:ligatures w14:val="standardContextual"/>
             </w:rPr>
           </w:pPr>
-          <w:hyperlink w:anchor="_Toc224833840" w:history="1">
+          <w:hyperlink w:anchor="_Toc224834948" w:history="1">
             <w:r>
               <w:rPr>
                 <w:rStyle w:val="Hyperlink"/>
@@ -8144,7 +8203,7 @@
               <w:rPr>
                 <w:noProof/>
               </w:rPr>
-              <w:instrText xml:space="preserve"> PAGEREF _Toc224833840 \h </w:instrText>
+              <w:instrText xml:space="preserve"> PAGEREF _Toc224834948 \h </w:instrText>
             </w:r>
             <w:r>
               <w:rPr>
@@ -8184,7 +8243,7 @@
               <w14:ligatures w14:val="standardContextual"/>
             </w:rPr>
           </w:pPr>
-          <w:hyperlink w:anchor="_Toc224833841" w:history="1">
+          <w:hyperlink w:anchor="_Toc224834949" w:history="1">
             <w:r>
               <w:rPr>
                 <w:rStyle w:val="Hyperlink"/>
@@ -8209,7 +8268,7 @@
               <w:rPr>
                 <w:noProof/>
               </w:rPr>
-              <w:instrText xml:space="preserve"> PAGEREF _Toc224833841 \h </w:instrText>
+              <w:instrText xml:space="preserve"> PAGEREF _Toc224834949 \h </w:instrText>
             </w:r>
             <w:r>
               <w:rPr>
@@ -8249,7 +8308,7 @@
               <w14:ligatures w14:val="standardContextual"/>
             </w:rPr>
           </w:pPr>
-          <w:hyperlink w:anchor="_Toc224833842" w:history="1">
+          <w:hyperlink w:anchor="_Toc224834950" w:history="1">
             <w:r>
               <w:rPr>
                 <w:rStyle w:val="Hyperlink"/>
@@ -8274,7 +8333,7 @@
               <w:rPr>
                 <w:noProof/>
               </w:rPr>
-              <w:instrText xml:space="preserve"> PAGEREF _Toc224833842 \h </w:instrText>
+              <w:instrText xml:space="preserve"> PAGEREF _Toc224834950 \h </w:instrText>
             </w:r>
             <w:r>
               <w:rPr>
@@ -8314,7 +8373,7 @@
               <w14:ligatures w14:val="standardContextual"/>
             </w:rPr>
           </w:pPr>
-          <w:hyperlink w:anchor="_Toc224833843" w:history="1">
+          <w:hyperlink w:anchor="_Toc224834951" w:history="1">
             <w:r>
               <w:rPr>
                 <w:rStyle w:val="Hyperlink"/>
@@ -8339,7 +8398,7 @@
               <w:rPr>
                 <w:noProof/>
               </w:rPr>
-              <w:instrText xml:space="preserve"> PAGEREF _Toc224833843 \h </w:instrText>
+              <w:instrText xml:space="preserve"> PAGEREF _Toc224834951 \h </w:instrText>
             </w:r>
             <w:r>
               <w:rPr>
@@ -8379,7 +8438,7 @@
               <w14:ligatures w14:val="standardContextual"/>
             </w:rPr>
           </w:pPr>
-          <w:hyperlink w:anchor="_Toc224833844" w:history="1">
+          <w:hyperlink w:anchor="_Toc224834952" w:history="1">
             <w:r>
               <w:rPr>
                 <w:rStyle w:val="Hyperlink"/>
@@ -8404,7 +8463,7 @@
               <w:rPr>
                 <w:noProof/>
               </w:rPr>
-              <w:instrText xml:space="preserve"> PAGEREF _Toc224833844 \h </w:instrText>
+              <w:instrText xml:space="preserve"> PAGEREF _Toc224834952 \h </w:instrText>
             </w:r>
             <w:r>
               <w:rPr>
@@ -8444,7 +8503,7 @@
               <w14:ligatures w14:val="standardContextual"/>
             </w:rPr>
           </w:pPr>
-          <w:hyperlink w:anchor="_Toc224833845" w:history="1">
+          <w:hyperlink w:anchor="_Toc224834953" w:history="1">
             <w:r>
               <w:rPr>
                 <w:rStyle w:val="Hyperlink"/>
@@ -8469,7 +8528,7 @@
               <w:rPr>
                 <w:noProof/>
               </w:rPr>
-              <w:instrText xml:space="preserve"> PAGEREF _Toc224833845 \h </w:instrText>
+              <w:instrText xml:space="preserve"> PAGEREF _Toc224834953 \h </w:instrText>
             </w:r>
             <w:r>
               <w:rPr>
@@ -8509,7 +8568,7 @@
               <w14:ligatures w14:val="standardContextual"/>
             </w:rPr>
           </w:pPr>
-          <w:hyperlink w:anchor="_Toc224833846" w:history="1">
+          <w:hyperlink w:anchor="_Toc224834954" w:history="1">
             <w:r>
               <w:rPr>
                 <w:rStyle w:val="Hyperlink"/>
@@ -8534,7 +8593,7 @@
               <w:rPr>
                 <w:noProof/>
               </w:rPr>
-              <w:instrText xml:space="preserve"> PAGEREF _Toc224833846 \h </w:instrText>
+              <w:instrText xml:space="preserve"> PAGEREF _Toc224834954 \h </w:instrText>
             </w:r>
             <w:r>
               <w:rPr>
@@ -8574,7 +8633,7 @@
               <w14:ligatures w14:val="standardContextual"/>
             </w:rPr>
           </w:pPr>
-          <w:hyperlink w:anchor="_Toc224833847" w:history="1">
+          <w:hyperlink w:anchor="_Toc224834955" w:history="1">
             <w:r>
               <w:rPr>
                 <w:rStyle w:val="Hyperlink"/>
@@ -8599,7 +8658,7 @@
               <w:rPr>
                 <w:noProof/>
               </w:rPr>
-              <w:instrText xml:space="preserve"> PAGEREF _Toc224833847 \h </w:instrText>
+              <w:instrText xml:space="preserve"> PAGEREF _Toc224834955 \h </w:instrText>
             </w:r>
             <w:r>
               <w:rPr>
@@ -8639,7 +8698,7 @@
               <w14:ligatures w14:val="standardContextual"/>
             </w:rPr>
           </w:pPr>
-          <w:hyperlink w:anchor="_Toc224833848" w:history="1">
+          <w:hyperlink w:anchor="_Toc224834956" w:history="1">
             <w:r>
               <w:rPr>
                 <w:rStyle w:val="Hyperlink"/>
@@ -8664,7 +8723,7 @@
               <w:rPr>
                 <w:noProof/>
               </w:rPr>
-              <w:instrText xml:space="preserve"> PAGEREF _Toc224833848 \h </w:instrText>
+              <w:instrText xml:space="preserve"> PAGEREF _Toc224834956 \h </w:instrText>
             </w:r>
             <w:r>
               <w:rPr>
@@ -8704,7 +8763,7 @@
               <w14:ligatures w14:val="standardContextual"/>
             </w:rPr>
           </w:pPr>
-          <w:hyperlink w:anchor="_Toc224833849" w:history="1">
+          <w:hyperlink w:anchor="_Toc224834957" w:history="1">
             <w:r>
               <w:rPr>
                 <w:rStyle w:val="Hyperlink"/>
@@ -8729,7 +8788,7 @@
               <w:rPr>
                 <w:noProof/>
               </w:rPr>
-              <w:instrText xml:space="preserve"> PAGEREF _Toc224833849 \h </w:instrText>
+              <w:instrText xml:space="preserve"> PAGEREF _Toc224834957 \h </w:instrText>
             </w:r>
             <w:r>
               <w:rPr>
@@ -8765,18 +8824,6 @@
     </w:sdt>
     <w:p>
       <w:pPr>
-        <w:pStyle w:val="Heading1"/>
-        <w:numPr>
-          <w:ilvl w:val="0"/>
-          <w:numId w:val="0"/>
-        </w:numPr>
-        <w:rPr>
-          <w:lang w:val="en-US"/>
-        </w:rPr>
-      </w:pPr>
-    </w:p>
-    <w:p>
-      <w:pPr>
         <w:rPr>
           <w:b/>
           <w:bCs/>
@@ -8786,7 +8833,6 @@
           <w:lang w:val="en-US"/>
         </w:rPr>
       </w:pPr>
-      <w:bookmarkStart w:id="5" w:name="_Toc224833759"/>
       <w:r>
         <w:rPr>
           <w:lang w:val="en-US"/>
@@ -8804,10 +8850,15 @@
         <w:jc w:val="center"/>
         <w:rPr>
           <w:noProof/>
+          <w:sz w:val="32"/>
+          <w:szCs w:val="32"/>
         </w:rPr>
       </w:pPr>
-      <w:r>
-        <w:rPr>
+      <w:bookmarkStart w:id="5" w:name="_Toc224834867"/>
+      <w:r>
+        <w:rPr>
+          <w:sz w:val="32"/>
+          <w:szCs w:val="32"/>
           <w:lang w:val="en-US"/>
         </w:rPr>
         <w:lastRenderedPageBreak/>
@@ -8816,18 +8867,24 @@
       <w:bookmarkEnd w:id="5"/>
       <w:r>
         <w:rPr>
+          <w:sz w:val="32"/>
+          <w:szCs w:val="32"/>
           <w:lang w:val="en-US"/>
         </w:rPr>
         <w:fldChar w:fldCharType="begin"/>
       </w:r>
       <w:r>
         <w:rPr>
+          <w:sz w:val="32"/>
+          <w:szCs w:val="32"/>
           <w:lang w:val="en-US"/>
         </w:rPr>
         <w:instrText xml:space="preserve"> TOC \h \z \c "Figure" </w:instrText>
       </w:r>
       <w:r>
         <w:rPr>
+          <w:sz w:val="32"/>
+          <w:szCs w:val="32"/>
           <w:lang w:val="en-US"/>
         </w:rPr>
         <w:fldChar w:fldCharType="separate"/>
@@ -10359,32 +10416,13 @@
         </w:rPr>
         <w:fldChar w:fldCharType="end"/>
       </w:r>
-    </w:p>
-    <w:p>
-      <w:pPr>
-        <w:spacing w:before="120" w:after="120" w:line="360" w:lineRule="auto"/>
-        <w:jc w:val="both"/>
-        <w:rPr>
-          <w:lang w:val="en-US"/>
-        </w:rPr>
-      </w:pPr>
-    </w:p>
-    <w:p>
-      <w:pPr>
-        <w:spacing w:before="120" w:after="120" w:line="360" w:lineRule="auto"/>
-        <w:jc w:val="both"/>
-        <w:rPr>
-          <w:noProof/>
-        </w:rPr>
-      </w:pPr>
-      <w:r>
-        <w:rPr>
-          <w:lang w:val="en-US"/>
-        </w:rPr>
-        <w:br w:type="page"/>
-      </w:r>
-      <w:r>
-        <w:rPr>
+      <w:r>
+        <w:rPr>
+          <w:b w:val="0"/>
+          <w:bCs w:val="0"/>
+          <w:color w:val="auto"/>
+          <w:sz w:val="24"/>
+          <w:szCs w:val="24"/>
           <w:lang w:val="en-US"/>
         </w:rPr>
         <w:fldChar w:fldCharType="begin"/>
@@ -10397,6 +10435,11 @@
       </w:r>
       <w:r>
         <w:rPr>
+          <w:b w:val="0"/>
+          <w:bCs w:val="0"/>
+          <w:color w:val="auto"/>
+          <w:sz w:val="24"/>
+          <w:szCs w:val="24"/>
           <w:lang w:val="en-US"/>
         </w:rPr>
         <w:fldChar w:fldCharType="separate"/>
@@ -10419,14 +10462,50 @@
         <w:rPr>
           <w:lang w:val="en-US"/>
         </w:rPr>
+        <w:fldChar w:fldCharType="end"/>
+      </w:r>
+    </w:p>
+    <w:p>
+      <w:pPr>
+        <w:rPr>
+          <w:b/>
+          <w:bCs/>
+          <w:color w:val="1F3864"/>
+          <w:sz w:val="36"/>
+          <w:szCs w:val="36"/>
+          <w:lang w:val="en-US"/>
+        </w:rPr>
+      </w:pPr>
+      <w:r>
+        <w:rPr>
+          <w:lang w:val="en-US"/>
+        </w:rPr>
+        <w:br w:type="page"/>
+      </w:r>
+    </w:p>
+    <w:p>
+      <w:pPr>
+        <w:pStyle w:val="Heading1"/>
+        <w:numPr>
+          <w:ilvl w:val="0"/>
+          <w:numId w:val="0"/>
+        </w:numPr>
+        <w:ind w:left="360" w:hanging="360"/>
+        <w:jc w:val="center"/>
+        <w:rPr>
+          <w:sz w:val="32"/>
+          <w:szCs w:val="32"/>
+          <w:lang w:val="en-US"/>
+        </w:rPr>
+      </w:pPr>
+      <w:bookmarkStart w:id="6" w:name="_Toc224834868"/>
+      <w:r>
+        <w:rPr>
+          <w:sz w:val="32"/>
+          <w:szCs w:val="32"/>
+          <w:lang w:val="en-US"/>
+        </w:rPr>
         <w:lastRenderedPageBreak/>
-        <w:fldChar w:fldCharType="end"/>
-      </w:r>
-      <w:bookmarkStart w:id="6" w:name="_Toc224833760"/>
-      <w:r>
-        <w:rPr>
-          <w:lang w:val="en-US"/>
-        </w:rPr>
         <w:t>List of Tables</w:t>
       </w:r>
       <w:bookmarkEnd w:id="6"/>
@@ -11856,13 +11935,29 @@
           <w:lang w:val="en-US"/>
         </w:rPr>
       </w:pPr>
-      <w:bookmarkStart w:id="7" w:name="_Toc224833761"/>
-      <w:r>
-        <w:rPr>
+      <w:bookmarkStart w:id="7" w:name="_Toc224834869"/>
+      <w:r>
+        <w:rPr>
+          <w:sz w:val="32"/>
+          <w:szCs w:val="32"/>
           <w:lang w:val="en-US"/>
         </w:rPr>
         <w:lastRenderedPageBreak/>
-        <w:t>General Introduction</w:t>
+        <w:t>General</w:t>
+      </w:r>
+      <w:r>
+        <w:rPr>
+          <w:lang w:val="en-US"/>
+        </w:rPr>
+        <w:t xml:space="preserve"> </w:t>
+      </w:r>
+      <w:r>
+        <w:rPr>
+          <w:sz w:val="32"/>
+          <w:szCs w:val="32"/>
+          <w:lang w:val="en-US"/>
+        </w:rPr>
+        <w:t>Introduction</w:t>
       </w:r>
       <w:bookmarkEnd w:id="7"/>
     </w:p>
@@ -11873,7 +11968,7 @@
           <w:lang w:val="en-US"/>
         </w:rPr>
       </w:pPr>
-      <w:bookmarkStart w:id="8" w:name="_Toc224833762"/>
+      <w:bookmarkStart w:id="8" w:name="_Toc224834870"/>
       <w:r>
         <w:rPr>
           <w:lang w:val="en-US"/>
@@ -11964,7 +12059,7 @@
           <w:lang w:val="en-US"/>
         </w:rPr>
       </w:pPr>
-      <w:bookmarkStart w:id="9" w:name="_Toc224833763"/>
+      <w:bookmarkStart w:id="9" w:name="_Toc224834871"/>
       <w:r>
         <w:rPr>
           <w:lang w:val="en-US"/>
@@ -12187,7 +12282,7 @@
           <w:lang w:val="en-US"/>
         </w:rPr>
       </w:pPr>
-      <w:bookmarkStart w:id="10" w:name="_Toc224833764"/>
+      <w:bookmarkStart w:id="10" w:name="_Toc224834872"/>
       <w:r>
         <w:rPr>
           <w:lang w:val="en-US"/>
@@ -12232,7 +12327,7 @@
           <w:lang w:val="en-US"/>
         </w:rPr>
       </w:pPr>
-      <w:bookmarkStart w:id="11" w:name="_Toc224833765"/>
+      <w:bookmarkStart w:id="11" w:name="_Toc224834873"/>
       <w:r>
         <w:rPr>
           <w:lang w:val="en-US"/>
@@ -12323,28 +12418,20 @@
         <w:spacing w:before="360"/>
         <w:jc w:val="center"/>
         <w:rPr>
+          <w:sz w:val="32"/>
+          <w:szCs w:val="32"/>
           <w:lang w:val="en-US"/>
         </w:rPr>
       </w:pPr>
-      <w:bookmarkStart w:id="12" w:name="_Toc224833766"/>
-      <w:r>
-        <w:rPr>
+      <w:bookmarkStart w:id="12" w:name="_Toc224834874"/>
+      <w:r>
+        <w:rPr>
+          <w:sz w:val="32"/>
+          <w:szCs w:val="32"/>
           <w:lang w:val="en-US"/>
         </w:rPr>
         <w:lastRenderedPageBreak/>
-        <w:t xml:space="preserve">Chapter 1 </w:t>
-      </w:r>
-      <w:r>
-        <w:rPr>
-          <w:lang w:val="en-US"/>
-        </w:rPr>
-        <w:t>—</w:t>
-      </w:r>
-      <w:r>
-        <w:rPr>
-          <w:lang w:val="en-US"/>
-        </w:rPr>
-        <w:t xml:space="preserve"> Project Presentation and Framing</w:t>
+        <w:t>Chapter 1 — Project Presentation and Framing</w:t>
       </w:r>
       <w:bookmarkEnd w:id="12"/>
     </w:p>
@@ -12419,7 +12506,7 @@
           <w:lang w:val="en-US"/>
         </w:rPr>
       </w:pPr>
-      <w:bookmarkStart w:id="13" w:name="_Toc224833767"/>
+      <w:bookmarkStart w:id="13" w:name="_Toc224834875"/>
       <w:r>
         <w:rPr>
           <w:lang w:val="en-US"/>
@@ -12435,7 +12522,7 @@
           <w:lang w:val="en-US"/>
         </w:rPr>
       </w:pPr>
-      <w:bookmarkStart w:id="14" w:name="_Toc224833768"/>
+      <w:bookmarkStart w:id="14" w:name="_Toc224834876"/>
       <w:r>
         <w:rPr>
           <w:lang w:val="en-US"/>
@@ -12612,7 +12699,7 @@
           <w:lang w:val="en-US"/>
         </w:rPr>
       </w:pPr>
-      <w:bookmarkStart w:id="16" w:name="_Toc224833769"/>
+      <w:bookmarkStart w:id="16" w:name="_Toc224834877"/>
       <w:r>
         <w:rPr>
           <w:lang w:val="en-US"/>
@@ -12759,7 +12846,7 @@
           <w:lang w:val="en-US"/>
         </w:rPr>
       </w:pPr>
-      <w:bookmarkStart w:id="18" w:name="_Toc224833770"/>
+      <w:bookmarkStart w:id="18" w:name="_Toc224834878"/>
       <w:r>
         <w:rPr>
           <w:lang w:val="en-US"/>
@@ -13572,7 +13659,7 @@
           <w:lang w:val="en-US"/>
         </w:rPr>
       </w:pPr>
-      <w:bookmarkStart w:id="20" w:name="_Toc224833771"/>
+      <w:bookmarkStart w:id="20" w:name="_Toc224834879"/>
       <w:r>
         <w:rPr>
           <w:lang w:val="en-US"/>
@@ -13730,7 +13817,7 @@
           <w:lang w:val="en-US"/>
         </w:rPr>
       </w:pPr>
-      <w:bookmarkStart w:id="21" w:name="_Toc224833772"/>
+      <w:bookmarkStart w:id="21" w:name="_Toc224834880"/>
       <w:r>
         <w:rPr>
           <w:lang w:val="en-US"/>
@@ -14487,7 +14574,7 @@
           <w:lang w:val="en-US"/>
         </w:rPr>
       </w:pPr>
-      <w:bookmarkStart w:id="23" w:name="_Toc224833773"/>
+      <w:bookmarkStart w:id="23" w:name="_Toc224834881"/>
       <w:r>
         <w:rPr>
           <w:lang w:val="en-US"/>
@@ -14503,7 +14590,7 @@
           <w:lang w:val="en-US"/>
         </w:rPr>
       </w:pPr>
-      <w:bookmarkStart w:id="24" w:name="_Toc224833774"/>
+      <w:bookmarkStart w:id="24" w:name="_Toc224834882"/>
       <w:r>
         <w:rPr>
           <w:lang w:val="en-US"/>
@@ -14649,7 +14736,7 @@
           <w:lang w:val="en-US"/>
         </w:rPr>
       </w:pPr>
-      <w:bookmarkStart w:id="25" w:name="_Toc224833775"/>
+      <w:bookmarkStart w:id="25" w:name="_Toc224834883"/>
       <w:r>
         <w:rPr>
           <w:lang w:val="en-US"/>
@@ -14738,7 +14825,7 @@
           <w:lang w:val="en-US"/>
         </w:rPr>
       </w:pPr>
-      <w:bookmarkStart w:id="26" w:name="_Toc224833776"/>
+      <w:bookmarkStart w:id="26" w:name="_Toc224834884"/>
       <w:r>
         <w:rPr>
           <w:lang w:val="en-US"/>
@@ -14755,7 +14842,7 @@
         </w:rPr>
       </w:pPr>
       <w:bookmarkStart w:id="27" w:name="_Toc223791340"/>
-      <w:bookmarkStart w:id="28" w:name="_Toc224833777"/>
+      <w:bookmarkStart w:id="28" w:name="_Toc224834885"/>
       <w:r>
         <w:rPr>
           <w:lang w:val="en-US"/>
@@ -15839,7 +15926,7 @@
           <w:lang w:val="en-US"/>
         </w:rPr>
       </w:pPr>
-      <w:bookmarkStart w:id="30" w:name="_Toc224833778"/>
+      <w:bookmarkStart w:id="30" w:name="_Toc224834886"/>
       <w:r>
         <w:rPr>
           <w:lang w:val="en-US"/>
@@ -15898,7 +15985,7 @@
           <w:lang w:val="en-US"/>
         </w:rPr>
       </w:pPr>
-      <w:bookmarkStart w:id="31" w:name="_Toc224833779"/>
+      <w:bookmarkStart w:id="31" w:name="_Toc224834887"/>
       <w:r>
         <w:rPr>
           <w:lang w:val="en-US"/>
@@ -16012,7 +16099,7 @@
           <w:lang w:val="en-US"/>
         </w:rPr>
       </w:pPr>
-      <w:bookmarkStart w:id="32" w:name="_Toc224833780"/>
+      <w:bookmarkStart w:id="32" w:name="_Toc224834888"/>
       <w:r>
         <w:rPr>
           <w:lang w:val="en-US"/>
@@ -16163,7 +16250,7 @@
           <w:lang w:val="en-US"/>
         </w:rPr>
       </w:pPr>
-      <w:bookmarkStart w:id="34" w:name="_Toc224833781"/>
+      <w:bookmarkStart w:id="34" w:name="_Toc224834889"/>
       <w:r>
         <w:rPr>
           <w:lang w:val="en-US"/>
@@ -16373,7 +16460,7 @@
           <w:lang w:val="en-US"/>
         </w:rPr>
       </w:pPr>
-      <w:bookmarkStart w:id="36" w:name="_Toc224833782"/>
+      <w:bookmarkStart w:id="36" w:name="_Toc224834890"/>
       <w:r>
         <w:rPr>
           <w:lang w:val="en-US"/>
@@ -16532,7 +16619,7 @@
       <w:pPr>
         <w:pStyle w:val="Heading2"/>
       </w:pPr>
-      <w:bookmarkStart w:id="37" w:name="_Toc224833783"/>
+      <w:bookmarkStart w:id="37" w:name="_Toc224834891"/>
       <w:r>
         <w:t xml:space="preserve">4.  </w:t>
       </w:r>
@@ -16622,12 +16709,16 @@
         <w:ind w:left="630"/>
         <w:jc w:val="center"/>
         <w:rPr>
+          <w:sz w:val="32"/>
+          <w:szCs w:val="32"/>
           <w:lang w:val="en-US"/>
         </w:rPr>
       </w:pPr>
-      <w:bookmarkStart w:id="39" w:name="_Toc224833784"/>
-      <w:r>
-        <w:rPr>
+      <w:bookmarkStart w:id="39" w:name="_Toc224834892"/>
+      <w:r>
+        <w:rPr>
+          <w:sz w:val="32"/>
+          <w:szCs w:val="32"/>
           <w:lang w:val="en-US"/>
         </w:rPr>
         <w:lastRenderedPageBreak/>
@@ -16636,12 +16727,16 @@
       <w:bookmarkEnd w:id="38"/>
       <w:r>
         <w:rPr>
+          <w:sz w:val="32"/>
+          <w:szCs w:val="32"/>
           <w:lang w:val="en-US"/>
         </w:rPr>
         <w:t xml:space="preserve">Literature Review and Technical </w:t>
       </w:r>
       <w:r>
         <w:rPr>
+          <w:sz w:val="32"/>
+          <w:szCs w:val="32"/>
           <w:lang w:val="en-US"/>
         </w:rPr>
         <w:t>Framework</w:t>
@@ -16709,7 +16804,7 @@
           <w:lang w:val="en-US"/>
         </w:rPr>
       </w:pPr>
-      <w:bookmarkStart w:id="40" w:name="_Toc224833785"/>
+      <w:bookmarkStart w:id="40" w:name="_Toc224834893"/>
       <w:r>
         <w:rPr>
           <w:lang w:val="en-US"/>
@@ -16746,7 +16841,7 @@
           <w:lang w:val="en-US"/>
         </w:rPr>
       </w:pPr>
-      <w:bookmarkStart w:id="41" w:name="_Toc224833786"/>
+      <w:bookmarkStart w:id="41" w:name="_Toc224834894"/>
       <w:r>
         <w:rPr>
           <w:lang w:val="en-US"/>
@@ -16762,7 +16857,7 @@
           <w:lang w:val="en-US"/>
         </w:rPr>
       </w:pPr>
-      <w:bookmarkStart w:id="42" w:name="_Toc224833787"/>
+      <w:bookmarkStart w:id="42" w:name="_Toc224834895"/>
       <w:r>
         <w:rPr>
           <w:lang w:val="en-US"/>
@@ -16822,12 +16917,11 @@
           <w:lang w:val="en-US"/>
         </w:rPr>
       </w:pPr>
-      <w:bookmarkStart w:id="43" w:name="_Toc224833788"/>
-      <w:r>
-        <w:rPr>
-          <w:lang w:val="en-US"/>
-        </w:rPr>
-        <w:lastRenderedPageBreak/>
+      <w:bookmarkStart w:id="43" w:name="_Toc224834896"/>
+      <w:r>
+        <w:rPr>
+          <w:lang w:val="en-US"/>
+        </w:rPr>
         <w:t>2</w:t>
       </w:r>
       <w:r>
@@ -16860,6 +16954,7 @@
           <w:szCs w:val="24"/>
           <w:lang w:val="en-US"/>
         </w:rPr>
+        <w:lastRenderedPageBreak/>
         <w:t xml:space="preserve">Selecting </w:t>
       </w:r>
       <w:r>
@@ -17904,7 +17999,7 @@
           <w:lang w:val="en-US"/>
         </w:rPr>
       </w:pPr>
-      <w:bookmarkStart w:id="45" w:name="_Toc224833789"/>
+      <w:bookmarkStart w:id="45" w:name="_Toc224834897"/>
       <w:r>
         <w:rPr>
           <w:lang w:val="en-US"/>
@@ -17920,7 +18015,7 @@
           <w:lang w:val="en-US"/>
         </w:rPr>
       </w:pPr>
-      <w:bookmarkStart w:id="46" w:name="_Toc224833790"/>
+      <w:bookmarkStart w:id="46" w:name="_Toc224834898"/>
       <w:r>
         <w:rPr>
           <w:lang w:val="en-US"/>
@@ -17984,8 +18079,14 @@
         <w:rPr>
           <w:lang w:val="en-US"/>
         </w:rPr>
+        <w:t xml:space="preserve">Key characteristics of an effective PMIS in this context include: role-differentiated access (so that clients see only their own projects, designers see only their assignments, and managers have </w:t>
+      </w:r>
+      <w:r>
+        <w:rPr>
+          <w:lang w:val="en-US"/>
+        </w:rPr>
         <w:lastRenderedPageBreak/>
-        <w:t>Key characteristics of an effective PMIS in this context include: role-differentiated access (so that clients see only their own projects, designers see only their assignments, and managers have complete visibility); real-time status updates (task status, hours logged against budget); and direct integration between task management and financial tracking (so that logged hours translate immediately into budget consumption data without manual consolidation).</w:t>
+        <w:t>complete visibility); real-time status updates (task status, hours logged against budget); and direct integration between task management and financial tracking (so that logged hours translate immediately into budget consumption data without manual consolidation).</w:t>
       </w:r>
     </w:p>
     <w:p>
@@ -17995,7 +18096,7 @@
           <w:lang w:val="en-US"/>
         </w:rPr>
       </w:pPr>
-      <w:bookmarkStart w:id="47" w:name="_Toc224833791"/>
+      <w:bookmarkStart w:id="47" w:name="_Toc224834899"/>
       <w:r>
         <w:rPr>
           <w:lang w:val="en-US"/>
@@ -18902,7 +19003,7 @@
           <w:lang w:val="en-US"/>
         </w:rPr>
       </w:pPr>
-      <w:bookmarkStart w:id="49" w:name="_Toc224833792"/>
+      <w:bookmarkStart w:id="49" w:name="_Toc224834900"/>
       <w:r>
         <w:rPr>
           <w:lang w:val="en-US"/>
@@ -18918,7 +19019,7 @@
           <w:lang w:val="en-US"/>
         </w:rPr>
       </w:pPr>
-      <w:bookmarkStart w:id="50" w:name="_Toc224833793"/>
+      <w:bookmarkStart w:id="50" w:name="_Toc224834901"/>
       <w:r>
         <w:rPr>
           <w:lang w:val="en-US"/>
@@ -18952,21 +19053,21 @@
         <w:rPr>
           <w:lang w:val="en-US"/>
         </w:rPr>
+        <w:t>frontend</w:t>
+      </w:r>
+      <w:proofErr w:type="gramEnd"/>
+      <w:r>
+        <w:rPr>
+          <w:lang w:val="en-US"/>
+        </w:rPr>
+        <w:t xml:space="preserve"> and backend can be developed, tested, and deployed independently; the API can be consumed by future clients (mobile apps, integrations) without changes; and authentication and </w:t>
+      </w:r>
+      <w:proofErr w:type="spellStart"/>
+      <w:r>
+        <w:rPr>
+          <w:lang w:val="en-US"/>
+        </w:rPr>
         <w:lastRenderedPageBreak/>
-        <w:t>frontend</w:t>
-      </w:r>
-      <w:proofErr w:type="gramEnd"/>
-      <w:r>
-        <w:rPr>
-          <w:lang w:val="en-US"/>
-        </w:rPr>
-        <w:t xml:space="preserve"> and backend can be developed, tested, and deployed independently; the API can be consumed by future clients (mobile apps, integrations) without changes; and authentication and </w:t>
-      </w:r>
-      <w:proofErr w:type="spellStart"/>
-      <w:r>
-        <w:rPr>
-          <w:lang w:val="en-US"/>
-        </w:rPr>
         <w:t>authorisation</w:t>
       </w:r>
       <w:proofErr w:type="spellEnd"/>
@@ -19084,7 +19185,7 @@
           <w:lang w:val="en-US"/>
         </w:rPr>
       </w:pPr>
-      <w:bookmarkStart w:id="52" w:name="_Toc224833794"/>
+      <w:bookmarkStart w:id="52" w:name="_Toc224834902"/>
       <w:r>
         <w:rPr>
           <w:lang w:val="en-US"/>
@@ -20349,7 +20450,25 @@
                 <w:szCs w:val="20"/>
                 <w:lang w:val="en-US"/>
               </w:rPr>
-              <w:t>React-native charting library built on D3. Declarative and composable — well-suited for BI dashboards with dynamic data.</w:t>
+              <w:t xml:space="preserve">React-native charting library </w:t>
+            </w:r>
+            <w:proofErr w:type="gramStart"/>
+            <w:r>
+              <w:rPr>
+                <w:sz w:val="20"/>
+                <w:szCs w:val="20"/>
+                <w:lang w:val="en-US"/>
+              </w:rPr>
+              <w:t>built</w:t>
+            </w:r>
+            <w:proofErr w:type="gramEnd"/>
+            <w:r>
+              <w:rPr>
+                <w:sz w:val="20"/>
+                <w:szCs w:val="20"/>
+                <w:lang w:val="en-US"/>
+              </w:rPr>
+              <w:t xml:space="preserve"> on D3. Declarative and composable — well-suited for BI dashboards with dynamic data.</w:t>
             </w:r>
           </w:p>
         </w:tc>
@@ -20948,7 +21067,7 @@
       <w:pPr>
         <w:pStyle w:val="Heading3"/>
       </w:pPr>
-      <w:bookmarkStart w:id="54" w:name="_Toc224833795"/>
+      <w:bookmarkStart w:id="54" w:name="_Toc224834903"/>
       <w:r>
         <w:t xml:space="preserve">4.3   </w:t>
       </w:r>
@@ -21045,7 +21164,7 @@
       <w:pPr>
         <w:pStyle w:val="Heading2"/>
       </w:pPr>
-      <w:bookmarkStart w:id="55" w:name="_Toc224833796"/>
+      <w:bookmarkStart w:id="55" w:name="_Toc224834904"/>
       <w:r>
         <w:t xml:space="preserve">5.  </w:t>
       </w:r>
@@ -21192,7 +21311,7 @@
           <w:lang w:val="en-US"/>
         </w:rPr>
       </w:pPr>
-      <w:bookmarkStart w:id="56" w:name="_Toc224833797"/>
+      <w:bookmarkStart w:id="56" w:name="_Toc224834905"/>
       <w:r>
         <w:rPr>
           <w:lang w:val="en-US"/>
@@ -21278,35 +21397,48 @@
           <w:bottom w:val="single" w:sz="6" w:space="4" w:color="1F3864"/>
         </w:pBdr>
         <w:spacing w:before="360"/>
-        <w:ind w:left="1440"/>
         <w:jc w:val="center"/>
         <w:rPr>
+          <w:sz w:val="32"/>
+          <w:szCs w:val="32"/>
           <w:lang w:val="en-US"/>
         </w:rPr>
       </w:pPr>
-      <w:bookmarkStart w:id="57" w:name="_Toc223782525"/>
-      <w:bookmarkStart w:id="58" w:name="_Toc224833798"/>
-      <w:r>
-        <w:rPr>
+      <w:bookmarkStart w:id="57" w:name="_Toc224834906"/>
+      <w:r>
+        <w:rPr>
+          <w:sz w:val="32"/>
+          <w:szCs w:val="32"/>
           <w:lang w:val="en-US"/>
         </w:rPr>
         <w:lastRenderedPageBreak/>
-        <w:t xml:space="preserve">Chapter 3 — </w:t>
-      </w:r>
-      <w:r>
-        <w:rPr>
-          <w:lang w:val="en-US"/>
-        </w:rPr>
-        <w:t xml:space="preserve">Sprint 0: </w:t>
-      </w:r>
-      <w:r>
-        <w:rPr>
-          <w:lang w:val="en-US"/>
-        </w:rPr>
-        <w:t>Requirements Specification and System Design</w:t>
+        <w:t xml:space="preserve">Chapter </w:t>
+      </w:r>
+      <w:r>
+        <w:rPr>
+          <w:sz w:val="32"/>
+          <w:szCs w:val="32"/>
+          <w:lang w:val="en-US"/>
+        </w:rPr>
+        <w:t>3</w:t>
+      </w:r>
+      <w:r>
+        <w:rPr>
+          <w:sz w:val="32"/>
+          <w:szCs w:val="32"/>
+          <w:lang w:val="en-US"/>
+        </w:rPr>
+        <w:t xml:space="preserve"> — </w:t>
+      </w:r>
+      <w:r>
+        <w:rPr>
+          <w:sz w:val="32"/>
+          <w:szCs w:val="32"/>
+          <w:lang w:val="en-US"/>
+        </w:rPr>
+        <w:t>Sprint 0: Requirements Specification and System Design</w:t>
       </w:r>
       <w:bookmarkEnd w:id="57"/>
-      <w:bookmarkEnd w:id="58"/>
     </w:p>
     <w:p>
       <w:pPr>
@@ -21351,7 +21483,7 @@
           <w:lang w:val="en-US"/>
         </w:rPr>
       </w:pPr>
-      <w:bookmarkStart w:id="59" w:name="_Toc224833799"/>
+      <w:bookmarkStart w:id="58" w:name="_Toc224834907"/>
       <w:r>
         <w:rPr>
           <w:lang w:val="en-US"/>
@@ -21369,72 +21501,72 @@
           <w:lang w:val="en-US"/>
         </w:rPr>
         <w:t>Introduction</w:t>
+      </w:r>
+      <w:bookmarkEnd w:id="58"/>
+    </w:p>
+    <w:p>
+      <w:pPr>
+        <w:spacing w:before="60" w:after="60" w:line="360" w:lineRule="auto"/>
+        <w:rPr>
+          <w:lang w:val="en-US"/>
+        </w:rPr>
+      </w:pPr>
+      <w:r>
+        <w:rPr>
+          <w:lang w:val="en-US"/>
+        </w:rPr>
+        <w:t>This chapter documents Sprint 0 in full. It begins with a structured requirements capture, then presents the Scrum planning artefacts (product backlog, use case diagrams, Gantt chart), the interface wireframes, the hardware and software development environment, the system architecture, and the global data model.</w:t>
+      </w:r>
+    </w:p>
+    <w:p>
+      <w:pPr>
+        <w:pStyle w:val="Heading2"/>
+        <w:rPr>
+          <w:lang w:val="en-US"/>
+        </w:rPr>
+      </w:pPr>
+      <w:bookmarkStart w:id="59" w:name="_Toc224834908"/>
+      <w:r>
+        <w:rPr>
+          <w:lang w:val="en-US"/>
+        </w:rPr>
+        <w:t xml:space="preserve">2.  Requirements </w:t>
+      </w:r>
+      <w:r>
+        <w:rPr>
+          <w:lang w:val="en-US"/>
+        </w:rPr>
+        <w:t>Capture</w:t>
       </w:r>
       <w:bookmarkEnd w:id="59"/>
     </w:p>
     <w:p>
       <w:pPr>
-        <w:spacing w:before="60" w:after="60" w:line="360" w:lineRule="auto"/>
+        <w:pStyle w:val="Heading3"/>
         <w:rPr>
           <w:lang w:val="en-US"/>
         </w:rPr>
       </w:pPr>
-      <w:r>
-        <w:rPr>
-          <w:lang w:val="en-US"/>
-        </w:rPr>
-        <w:t>This chapter documents Sprint 0 in full. It begins with a structured requirements capture, then presents the Scrum planning artefacts (product backlog, use case diagrams, Gantt chart), the interface wireframes, the hardware and software development environment, the system architecture, and the global data model.</w:t>
-      </w:r>
-    </w:p>
-    <w:p>
-      <w:pPr>
-        <w:pStyle w:val="Heading2"/>
-        <w:rPr>
-          <w:lang w:val="en-US"/>
-        </w:rPr>
-      </w:pPr>
-      <w:bookmarkStart w:id="60" w:name="_Toc224833800"/>
-      <w:r>
-        <w:rPr>
-          <w:lang w:val="en-US"/>
-        </w:rPr>
-        <w:t xml:space="preserve">2.  Requirements </w:t>
-      </w:r>
-      <w:r>
-        <w:rPr>
-          <w:lang w:val="en-US"/>
-        </w:rPr>
-        <w:t>Capture</w:t>
+      <w:bookmarkStart w:id="60" w:name="_Toc224834909"/>
+      <w:r>
+        <w:rPr>
+          <w:lang w:val="en-US"/>
+        </w:rPr>
+        <w:t>2</w:t>
+      </w:r>
+      <w:r>
+        <w:rPr>
+          <w:lang w:val="en-US"/>
+        </w:rPr>
+        <w:t xml:space="preserve">.1   </w:t>
+      </w:r>
+      <w:r>
+        <w:rPr>
+          <w:lang w:val="en-US"/>
+        </w:rPr>
+        <w:t>Identification of Actors</w:t>
       </w:r>
       <w:bookmarkEnd w:id="60"/>
-    </w:p>
-    <w:p>
-      <w:pPr>
-        <w:pStyle w:val="Heading3"/>
-        <w:rPr>
-          <w:lang w:val="en-US"/>
-        </w:rPr>
-      </w:pPr>
-      <w:bookmarkStart w:id="61" w:name="_Toc224833801"/>
-      <w:r>
-        <w:rPr>
-          <w:lang w:val="en-US"/>
-        </w:rPr>
-        <w:t>2</w:t>
-      </w:r>
-      <w:r>
-        <w:rPr>
-          <w:lang w:val="en-US"/>
-        </w:rPr>
-        <w:t xml:space="preserve">.1   </w:t>
-      </w:r>
-      <w:r>
-        <w:rPr>
-          <w:lang w:val="en-US"/>
-        </w:rPr>
-        <w:t>Identification of Actors</w:t>
-      </w:r>
-      <w:bookmarkEnd w:id="61"/>
     </w:p>
     <w:p>
       <w:pPr>
@@ -22162,7 +22294,7 @@
           <w:lang w:val="en-US"/>
         </w:rPr>
       </w:pPr>
-      <w:bookmarkStart w:id="62" w:name="_Toc224833877"/>
+      <w:bookmarkStart w:id="61" w:name="_Toc224833877"/>
       <w:r>
         <w:rPr>
           <w:lang w:val="en-US"/>
@@ -22206,7 +22338,7 @@
         </w:rPr>
         <w:t>: Identified Actors and Their Roles</w:t>
       </w:r>
-      <w:bookmarkEnd w:id="62"/>
+      <w:bookmarkEnd w:id="61"/>
     </w:p>
     <w:p>
       <w:pPr>
@@ -22215,7 +22347,7 @@
           <w:lang w:val="en-US"/>
         </w:rPr>
       </w:pPr>
-      <w:bookmarkStart w:id="63" w:name="_Toc224833802"/>
+      <w:bookmarkStart w:id="62" w:name="_Toc224834910"/>
       <w:r>
         <w:rPr>
           <w:lang w:val="en-US"/>
@@ -22223,7 +22355,7 @@
         <w:lastRenderedPageBreak/>
         <w:t>2.2   Functional Requirements</w:t>
       </w:r>
-      <w:bookmarkEnd w:id="63"/>
+      <w:bookmarkEnd w:id="62"/>
     </w:p>
     <w:p>
       <w:pPr>
@@ -24711,7 +24843,7 @@
           <w:lang w:val="en-US"/>
         </w:rPr>
       </w:pPr>
-      <w:bookmarkStart w:id="64" w:name="_Toc224833878"/>
+      <w:bookmarkStart w:id="63" w:name="_Toc224833878"/>
       <w:r>
         <w:rPr>
           <w:lang w:val="en-US"/>
@@ -24755,7 +24887,7 @@
         </w:rPr>
         <w:t>: Functional Requirements by Role</w:t>
       </w:r>
-      <w:bookmarkEnd w:id="64"/>
+      <w:bookmarkEnd w:id="63"/>
     </w:p>
     <w:p>
       <w:pPr>
@@ -24764,7 +24896,7 @@
           <w:lang w:val="en-US"/>
         </w:rPr>
       </w:pPr>
-      <w:bookmarkStart w:id="65" w:name="_Toc224833803"/>
+      <w:bookmarkStart w:id="64" w:name="_Toc224834911"/>
       <w:r>
         <w:rPr>
           <w:lang w:val="en-US"/>
@@ -24789,7 +24921,7 @@
         </w:rPr>
         <w:t xml:space="preserve">   Non-Functional Requirements</w:t>
       </w:r>
-      <w:bookmarkEnd w:id="65"/>
+      <w:bookmarkEnd w:id="64"/>
     </w:p>
     <w:p>
       <w:pPr>
@@ -26508,18 +26640,31 @@
           <w:lang w:val="en-US"/>
         </w:rPr>
       </w:pPr>
-      <w:bookmarkStart w:id="66" w:name="_Toc224833879"/>
+      <w:bookmarkStart w:id="65" w:name="_Toc224833879"/>
       <w:r>
         <w:t xml:space="preserve">Table </w:t>
       </w:r>
-      <w:fldSimple w:instr=" SEQ Table \* ARABIC ">
-        <w:r>
-          <w:rPr>
-            <w:noProof/>
-          </w:rPr>
-          <w:t>9</w:t>
-        </w:r>
-      </w:fldSimple>
+      <w:r>
+        <w:fldChar w:fldCharType="begin"/>
+      </w:r>
+      <w:r>
+        <w:instrText xml:space="preserve"> SEQ Table \* ARABIC </w:instrText>
+      </w:r>
+      <w:r>
+        <w:fldChar w:fldCharType="separate"/>
+      </w:r>
+      <w:r>
+        <w:rPr>
+          <w:noProof/>
+        </w:rPr>
+        <w:t>9</w:t>
+      </w:r>
+      <w:r>
+        <w:rPr>
+          <w:noProof/>
+        </w:rPr>
+        <w:fldChar w:fldCharType="end"/>
+      </w:r>
       <w:r>
         <w:t xml:space="preserve">: </w:t>
       </w:r>
@@ -26538,14 +26683,14 @@
       <w:r>
         <w:t>Requirements</w:t>
       </w:r>
-      <w:bookmarkEnd w:id="66"/>
+      <w:bookmarkEnd w:id="65"/>
       <w:proofErr w:type="spellEnd"/>
     </w:p>
     <w:p>
       <w:pPr>
         <w:pStyle w:val="Heading3"/>
       </w:pPr>
-      <w:bookmarkStart w:id="67" w:name="_Toc224833804"/>
+      <w:bookmarkStart w:id="66" w:name="_Toc224834912"/>
       <w:r>
         <w:t xml:space="preserve">2.4   </w:t>
       </w:r>
@@ -26557,7 +26702,7 @@
       <w:r>
         <w:t xml:space="preserve"> and Permissions Matrix</w:t>
       </w:r>
-      <w:bookmarkEnd w:id="67"/>
+      <w:bookmarkEnd w:id="66"/>
     </w:p>
     <w:tbl>
       <w:tblPr>
@@ -28910,18 +29055,31 @@
       <w:pPr>
         <w:pStyle w:val="Caption"/>
       </w:pPr>
-      <w:bookmarkStart w:id="68" w:name="_Toc224833880"/>
+      <w:bookmarkStart w:id="67" w:name="_Toc224833880"/>
       <w:r>
         <w:t xml:space="preserve">Table </w:t>
       </w:r>
-      <w:fldSimple w:instr=" SEQ Table \* ARABIC ">
-        <w:r>
-          <w:rPr>
-            <w:noProof/>
-          </w:rPr>
-          <w:t>10</w:t>
-        </w:r>
-      </w:fldSimple>
+      <w:r>
+        <w:fldChar w:fldCharType="begin"/>
+      </w:r>
+      <w:r>
+        <w:instrText xml:space="preserve"> SEQ Table \* ARABIC </w:instrText>
+      </w:r>
+      <w:r>
+        <w:fldChar w:fldCharType="separate"/>
+      </w:r>
+      <w:r>
+        <w:rPr>
+          <w:noProof/>
+        </w:rPr>
+        <w:t>10</w:t>
+      </w:r>
+      <w:r>
+        <w:rPr>
+          <w:noProof/>
+        </w:rPr>
+        <w:fldChar w:fldCharType="end"/>
+      </w:r>
       <w:r>
         <w:t xml:space="preserve">: </w:t>
       </w:r>
@@ -28936,7 +29094,7 @@
       <w:r>
         <w:t xml:space="preserve"> and Permissions Matrix</w:t>
       </w:r>
-      <w:bookmarkEnd w:id="68"/>
+      <w:bookmarkEnd w:id="67"/>
     </w:p>
     <w:p>
       <w:pPr>
@@ -28964,12 +29122,12 @@
       <w:pPr>
         <w:pStyle w:val="Heading2"/>
       </w:pPr>
-      <w:bookmarkStart w:id="69" w:name="_Toc224833805"/>
+      <w:bookmarkStart w:id="68" w:name="_Toc224834913"/>
       <w:r>
         <w:lastRenderedPageBreak/>
         <w:t>3.  Global Use Case Diagram</w:t>
       </w:r>
-      <w:bookmarkEnd w:id="69"/>
+      <w:bookmarkEnd w:id="68"/>
     </w:p>
     <w:p>
       <w:pPr>
@@ -29063,7 +29221,7 @@
           <w:lang w:val="en-US"/>
         </w:rPr>
       </w:pPr>
-      <w:bookmarkStart w:id="70" w:name="_Toc224833855"/>
+      <w:bookmarkStart w:id="69" w:name="_Toc224833855"/>
       <w:r>
         <w:rPr>
           <w:lang w:val="en-US"/>
@@ -29098,7 +29256,7 @@
         </w:rPr>
         <w:t>: Use Case Diagram — Global View</w:t>
       </w:r>
-      <w:bookmarkEnd w:id="70"/>
+      <w:bookmarkEnd w:id="69"/>
     </w:p>
     <w:p>
       <w:pPr>
@@ -29172,7 +29330,7 @@
           <w:lang w:val="en-US"/>
         </w:rPr>
       </w:pPr>
-      <w:bookmarkStart w:id="71" w:name="_Toc224833856"/>
+      <w:bookmarkStart w:id="70" w:name="_Toc224833856"/>
       <w:r>
         <w:rPr>
           <w:lang w:val="en-US"/>
@@ -29207,7 +29365,7 @@
         </w:rPr>
         <w:t>: Use Case Diagram — Manager Role</w:t>
       </w:r>
-      <w:bookmarkEnd w:id="71"/>
+      <w:bookmarkEnd w:id="70"/>
     </w:p>
     <w:p>
       <w:pPr>
@@ -29280,7 +29438,7 @@
           <w:lang w:val="en-US"/>
         </w:rPr>
       </w:pPr>
-      <w:bookmarkStart w:id="72" w:name="_Toc224833857"/>
+      <w:bookmarkStart w:id="71" w:name="_Toc224833857"/>
       <w:r>
         <w:rPr>
           <w:lang w:val="en-US"/>
@@ -29315,7 +29473,7 @@
         </w:rPr>
         <w:t>: : Use Case Diagram — Designer Role</w:t>
       </w:r>
-      <w:bookmarkEnd w:id="72"/>
+      <w:bookmarkEnd w:id="71"/>
     </w:p>
     <w:p>
       <w:pPr>
@@ -29397,7 +29555,7 @@
           <w:lang w:val="en-US"/>
         </w:rPr>
       </w:pPr>
-      <w:bookmarkStart w:id="73" w:name="_Toc224833858"/>
+      <w:bookmarkStart w:id="72" w:name="_Toc224833858"/>
       <w:r>
         <w:rPr>
           <w:lang w:val="en-US"/>
@@ -29431,75 +29589,115 @@
           <w:lang w:val="en-US"/>
         </w:rPr>
         <w:t>: Use Case Diagram — Client Role</w:t>
+      </w:r>
+      <w:bookmarkEnd w:id="72"/>
+    </w:p>
+    <w:p>
+      <w:pPr>
+        <w:rPr>
+          <w:b/>
+          <w:bCs/>
+          <w:color w:val="2E5496"/>
+          <w:lang w:val="en-US"/>
+        </w:rPr>
+      </w:pPr>
+      <w:r>
+        <w:rPr>
+          <w:lang w:val="en-US"/>
+        </w:rPr>
+        <w:br w:type="page"/>
+      </w:r>
+    </w:p>
+    <w:p>
+      <w:pPr>
+        <w:pStyle w:val="Heading2"/>
+        <w:rPr>
+          <w:lang w:val="en-US"/>
+        </w:rPr>
+      </w:pPr>
+      <w:bookmarkStart w:id="73" w:name="_Toc224834914"/>
+      <w:r>
+        <w:rPr>
+          <w:lang w:val="en-US"/>
+        </w:rPr>
+        <w:lastRenderedPageBreak/>
+        <w:t>4</w:t>
+      </w:r>
+      <w:r>
+        <w:rPr>
+          <w:lang w:val="en-US"/>
+        </w:rPr>
+        <w:t>.  Scrum Project Planning</w:t>
       </w:r>
       <w:bookmarkEnd w:id="73"/>
     </w:p>
     <w:p>
       <w:pPr>
-        <w:rPr>
-          <w:b/>
-          <w:bCs/>
-          <w:color w:val="2E5496"/>
+        <w:pStyle w:val="Heading3"/>
+        <w:rPr>
           <w:lang w:val="en-US"/>
         </w:rPr>
       </w:pPr>
-      <w:r>
-        <w:rPr>
-          <w:lang w:val="en-US"/>
-        </w:rPr>
-        <w:br w:type="page"/>
-      </w:r>
-    </w:p>
-    <w:p>
-      <w:pPr>
-        <w:pStyle w:val="Heading2"/>
-        <w:rPr>
-          <w:lang w:val="en-US"/>
-        </w:rPr>
-      </w:pPr>
-      <w:bookmarkStart w:id="74" w:name="_Toc224833806"/>
-      <w:r>
-        <w:rPr>
-          <w:lang w:val="en-US"/>
-        </w:rPr>
-        <w:lastRenderedPageBreak/>
+      <w:bookmarkStart w:id="74" w:name="_Toc224834915"/>
+      <w:r>
+        <w:rPr>
+          <w:lang w:val="en-US"/>
+        </w:rPr>
         <w:t>4</w:t>
       </w:r>
       <w:r>
         <w:rPr>
           <w:lang w:val="en-US"/>
         </w:rPr>
-        <w:t>.  Scrum Project Planning</w:t>
+        <w:t xml:space="preserve">.1   </w:t>
+      </w:r>
+      <w:r>
+        <w:rPr>
+          <w:lang w:val="en-US"/>
+        </w:rPr>
+        <w:t>Scrum Roles and Responsibilities</w:t>
       </w:r>
       <w:bookmarkEnd w:id="74"/>
     </w:p>
     <w:p>
       <w:pPr>
-        <w:pStyle w:val="Heading3"/>
+        <w:spacing w:before="60" w:after="60" w:line="360" w:lineRule="auto"/>
         <w:rPr>
           <w:lang w:val="en-US"/>
         </w:rPr>
       </w:pPr>
-      <w:bookmarkStart w:id="75" w:name="_Toc224833807"/>
-      <w:r>
-        <w:rPr>
-          <w:lang w:val="en-US"/>
-        </w:rPr>
-        <w:t>4</w:t>
-      </w:r>
-      <w:r>
-        <w:rPr>
-          <w:lang w:val="en-US"/>
-        </w:rPr>
-        <w:t xml:space="preserve">.1   </w:t>
-      </w:r>
-      <w:r>
-        <w:rPr>
-          <w:lang w:val="en-US"/>
-        </w:rPr>
-        <w:t>Scrum Roles and Responsibilities</w:t>
-      </w:r>
-      <w:bookmarkEnd w:id="75"/>
+      <w:r>
+        <w:rPr>
+          <w:lang w:val="en-US"/>
+        </w:rPr>
+        <w:t xml:space="preserve">Product Owner: Mr. Jawhar </w:t>
+      </w:r>
+      <w:proofErr w:type="spellStart"/>
+      <w:r>
+        <w:rPr>
+          <w:lang w:val="en-US"/>
+        </w:rPr>
+        <w:t>Letaief</w:t>
+      </w:r>
+      <w:proofErr w:type="spellEnd"/>
+      <w:r>
+        <w:rPr>
+          <w:lang w:val="en-US"/>
+        </w:rPr>
+        <w:t xml:space="preserve"> </w:t>
+      </w:r>
+      <w:r>
+        <w:rPr>
+          <w:lang w:val="en-US"/>
+        </w:rPr>
+        <w:t>d</w:t>
+      </w:r>
+      <w:r>
+        <w:rPr>
+          <w:lang w:val="en-US"/>
+        </w:rPr>
+        <w:t>efines and prioritizes the product backlog and business requirements.</w:t>
+      </w:r>
     </w:p>
     <w:p>
       <w:pPr>
@@ -29512,33 +29710,31 @@
         <w:rPr>
           <w:lang w:val="en-US"/>
         </w:rPr>
-        <w:t xml:space="preserve">Product Owner: Mr. Jawhar </w:t>
-      </w:r>
-      <w:proofErr w:type="spellStart"/>
-      <w:r>
-        <w:rPr>
-          <w:lang w:val="en-US"/>
-        </w:rPr>
-        <w:t>Letaief</w:t>
-      </w:r>
-      <w:proofErr w:type="spellEnd"/>
-      <w:r>
-        <w:rPr>
-          <w:lang w:val="en-US"/>
-        </w:rPr>
-        <w:t xml:space="preserve"> </w:t>
-      </w:r>
-      <w:r>
-        <w:rPr>
-          <w:lang w:val="en-US"/>
-        </w:rPr>
-        <w:t>d</w:t>
-      </w:r>
-      <w:r>
-        <w:rPr>
-          <w:lang w:val="en-US"/>
-        </w:rPr>
-        <w:t>efines and prioritizes the product backlog and business requirements.</w:t>
+        <w:t>Scrum Master</w:t>
+      </w:r>
+      <w:r>
+        <w:rPr>
+          <w:lang w:val="en-US"/>
+        </w:rPr>
+        <w:t xml:space="preserve">: </w:t>
+      </w:r>
+      <w:r>
+        <w:rPr>
+          <w:lang w:val="en-US"/>
+        </w:rPr>
+        <w:t>Mr. Trigui Oma</w:t>
+      </w:r>
+      <w:r>
+        <w:rPr>
+          <w:lang w:val="en-US"/>
+        </w:rPr>
+        <w:t>r m</w:t>
+      </w:r>
+      <w:r>
+        <w:rPr>
+          <w:lang w:val="en-US"/>
+        </w:rPr>
+        <w:t>anages the sprint cycle, facilitates ceremonies, and resolves impediments.</w:t>
       </w:r>
     </w:p>
     <w:p>
@@ -29552,44 +29748,6 @@
         <w:rPr>
           <w:lang w:val="en-US"/>
         </w:rPr>
-        <w:t>Scrum Master</w:t>
-      </w:r>
-      <w:r>
-        <w:rPr>
-          <w:lang w:val="en-US"/>
-        </w:rPr>
-        <w:t xml:space="preserve">: </w:t>
-      </w:r>
-      <w:r>
-        <w:rPr>
-          <w:lang w:val="en-US"/>
-        </w:rPr>
-        <w:t>Mr. Trigui Oma</w:t>
-      </w:r>
-      <w:r>
-        <w:rPr>
-          <w:lang w:val="en-US"/>
-        </w:rPr>
-        <w:t>r m</w:t>
-      </w:r>
-      <w:r>
-        <w:rPr>
-          <w:lang w:val="en-US"/>
-        </w:rPr>
-        <w:t>anages the sprint cycle, facilitates ceremonies, and resolves impediments.</w:t>
-      </w:r>
-    </w:p>
-    <w:p>
-      <w:pPr>
-        <w:spacing w:before="60" w:after="60" w:line="360" w:lineRule="auto"/>
-        <w:rPr>
-          <w:lang w:val="en-US"/>
-        </w:rPr>
-      </w:pPr>
-      <w:r>
-        <w:rPr>
-          <w:lang w:val="en-US"/>
-        </w:rPr>
         <w:t xml:space="preserve">Developer: Mahdi </w:t>
       </w:r>
       <w:proofErr w:type="spellStart"/>
@@ -29632,7 +29790,7 @@
           <w:lang w:val="en-US"/>
         </w:rPr>
       </w:pPr>
-      <w:bookmarkStart w:id="76" w:name="_Toc224833808"/>
+      <w:bookmarkStart w:id="75" w:name="_Toc224834916"/>
       <w:r>
         <w:rPr>
           <w:lang w:val="en-US"/>
@@ -29663,7 +29821,7 @@
         </w:rPr>
         <w:t>Product Backlog</w:t>
       </w:r>
-      <w:bookmarkEnd w:id="76"/>
+      <w:bookmarkEnd w:id="75"/>
     </w:p>
     <w:p>
       <w:pPr>
@@ -30217,7 +30375,7 @@
                 <w:szCs w:val="20"/>
                 <w:lang w:val="en-US"/>
               </w:rPr>
-              <w:t>As a Manager/Designer/Client, I want to create my password so that I can secure my account after receiving an invitation.</w:t>
+              <w:t>As a Designer/Client, I want to create my password so that I can secure my account after receiving an invitation.</w:t>
             </w:r>
           </w:p>
         </w:tc>
@@ -34005,7 +34163,7 @@
           <w:lang w:val="en-US"/>
         </w:rPr>
       </w:pPr>
-      <w:bookmarkStart w:id="77" w:name="_Toc224833881"/>
+      <w:bookmarkStart w:id="76" w:name="_Toc224833881"/>
       <w:r>
         <w:rPr>
           <w:lang w:val="en-US"/>
@@ -34061,7 +34219,7 @@
         </w:rPr>
         <w:t>Product Backlog</w:t>
       </w:r>
-      <w:bookmarkEnd w:id="77"/>
+      <w:bookmarkEnd w:id="76"/>
     </w:p>
     <w:p>
       <w:pPr>
@@ -34086,7 +34244,7 @@
           <w:lang w:val="en-US"/>
         </w:rPr>
       </w:pPr>
-      <w:bookmarkStart w:id="78" w:name="_Toc224833809"/>
+      <w:bookmarkStart w:id="77" w:name="_Toc224834917"/>
       <w:r>
         <w:rPr>
           <w:lang w:val="en-US"/>
@@ -34118,7 +34276,7 @@
         </w:rPr>
         <w:t>Sprint Planning Overview</w:t>
       </w:r>
-      <w:bookmarkEnd w:id="78"/>
+      <w:bookmarkEnd w:id="77"/>
     </w:p>
     <w:p>
       <w:pPr>
@@ -34132,7 +34290,19 @@
         <w:rPr>
           <w:lang w:val="en-US"/>
         </w:rPr>
-        <w:t xml:space="preserve">The 22 user stories are distributed across six 2-week sprints, ordered by priority and inter-sprint dependency. The table below provides a high-level view of each sprint's goal, </w:t>
+        <w:t>The 2</w:t>
+      </w:r>
+      <w:r>
+        <w:rPr>
+          <w:lang w:val="en-US"/>
+        </w:rPr>
+        <w:t>1</w:t>
+      </w:r>
+      <w:r>
+        <w:rPr>
+          <w:lang w:val="en-US"/>
+        </w:rPr>
+        <w:t xml:space="preserve"> user stories are distributed across six 2-week sprints, ordered by priority and inter-sprint dependency. The table below provides a high-level view of each sprint's goal, </w:t>
       </w:r>
       <w:proofErr w:type="gramStart"/>
       <w:r>
@@ -35537,7 +35707,7 @@
           <w:lang w:val="en-US"/>
         </w:rPr>
       </w:pPr>
-      <w:bookmarkStart w:id="79" w:name="_Toc224833882"/>
+      <w:bookmarkStart w:id="78" w:name="_Toc224833882"/>
       <w:r>
         <w:rPr>
           <w:lang w:val="en-US"/>
@@ -35581,7 +35751,7 @@
         </w:rPr>
         <w:t>: Sprint Planning Overview</w:t>
       </w:r>
-      <w:bookmarkEnd w:id="79"/>
+      <w:bookmarkEnd w:id="78"/>
     </w:p>
     <w:p>
       <w:pPr>
@@ -35606,7 +35776,7 @@
           <w:lang w:val="en-US"/>
         </w:rPr>
       </w:pPr>
-      <w:bookmarkStart w:id="80" w:name="_Toc224833810"/>
+      <w:bookmarkStart w:id="79" w:name="_Toc224834918"/>
       <w:r>
         <w:rPr>
           <w:lang w:val="en-US"/>
@@ -35638,7 +35808,7 @@
         </w:rPr>
         <w:t>Project Gantt Chart</w:t>
       </w:r>
-      <w:bookmarkEnd w:id="80"/>
+      <w:bookmarkEnd w:id="79"/>
     </w:p>
     <w:p>
       <w:pPr>
@@ -35738,7 +35908,7 @@
           <w:lang w:val="en-US"/>
         </w:rPr>
       </w:pPr>
-      <w:bookmarkStart w:id="81" w:name="_Toc224833859"/>
+      <w:bookmarkStart w:id="80" w:name="_Toc224833859"/>
       <w:r>
         <w:rPr>
           <w:lang w:val="en-US"/>
@@ -35773,13 +35943,13 @@
         </w:rPr>
         <w:t>: : Gantt Chart — Six-Sprint Development Timeline</w:t>
       </w:r>
-      <w:bookmarkEnd w:id="81"/>
+      <w:bookmarkEnd w:id="80"/>
     </w:p>
     <w:p>
       <w:pPr>
         <w:pStyle w:val="Heading2"/>
       </w:pPr>
-      <w:bookmarkStart w:id="82" w:name="_Toc224833811"/>
+      <w:bookmarkStart w:id="81" w:name="_Toc224834919"/>
       <w:r>
         <w:t>5.</w:t>
       </w:r>
@@ -35801,7 +35971,7 @@
       <w:r>
         <w:t>Environment</w:t>
       </w:r>
-      <w:bookmarkEnd w:id="82"/>
+      <w:bookmarkEnd w:id="81"/>
       <w:proofErr w:type="spellEnd"/>
     </w:p>
     <w:p>
@@ -35811,14 +35981,14 @@
           <w:lang w:val="en-US"/>
         </w:rPr>
       </w:pPr>
-      <w:bookmarkStart w:id="83" w:name="_Toc224833812"/>
+      <w:bookmarkStart w:id="82" w:name="_Toc224834920"/>
       <w:r>
         <w:rPr>
           <w:lang w:val="en-US"/>
         </w:rPr>
         <w:t>5.1   Hardware Environment</w:t>
       </w:r>
-      <w:bookmarkEnd w:id="83"/>
+      <w:bookmarkEnd w:id="82"/>
     </w:p>
     <w:tbl>
       <w:tblPr>
@@ -36417,18 +36587,31 @@
           <w:lang w:val="en-US"/>
         </w:rPr>
       </w:pPr>
-      <w:bookmarkStart w:id="84" w:name="_Toc224833883"/>
+      <w:bookmarkStart w:id="83" w:name="_Toc224833883"/>
       <w:r>
         <w:t xml:space="preserve">Table </w:t>
       </w:r>
-      <w:fldSimple w:instr=" SEQ Table \* ARABIC ">
-        <w:r>
-          <w:rPr>
-            <w:noProof/>
-          </w:rPr>
-          <w:t>13</w:t>
-        </w:r>
-      </w:fldSimple>
+      <w:r>
+        <w:fldChar w:fldCharType="begin"/>
+      </w:r>
+      <w:r>
+        <w:instrText xml:space="preserve"> SEQ Table \* ARABIC </w:instrText>
+      </w:r>
+      <w:r>
+        <w:fldChar w:fldCharType="separate"/>
+      </w:r>
+      <w:r>
+        <w:rPr>
+          <w:noProof/>
+        </w:rPr>
+        <w:t>13</w:t>
+      </w:r>
+      <w:r>
+        <w:rPr>
+          <w:noProof/>
+        </w:rPr>
+        <w:fldChar w:fldCharType="end"/>
+      </w:r>
       <w:r>
         <w:t xml:space="preserve">: </w:t>
       </w:r>
@@ -36447,7 +36630,7 @@
       <w:r>
         <w:t>Environment</w:t>
       </w:r>
-      <w:bookmarkEnd w:id="84"/>
+      <w:bookmarkEnd w:id="83"/>
       <w:proofErr w:type="spellEnd"/>
     </w:p>
     <w:p>
@@ -36457,7 +36640,7 @@
           <w:lang w:val="en-US"/>
         </w:rPr>
       </w:pPr>
-      <w:bookmarkStart w:id="85" w:name="_Toc224833813"/>
+      <w:bookmarkStart w:id="84" w:name="_Toc224834921"/>
       <w:r>
         <w:rPr>
           <w:lang w:val="en-US"/>
@@ -36465,7 +36648,7 @@
         <w:lastRenderedPageBreak/>
         <w:t>5.2   Software and Development Tools</w:t>
       </w:r>
-      <w:bookmarkEnd w:id="85"/>
+      <w:bookmarkEnd w:id="84"/>
     </w:p>
     <w:tbl>
       <w:tblPr>
@@ -38093,7 +38276,7 @@
           <w:lang w:val="en-US"/>
         </w:rPr>
       </w:pPr>
-      <w:bookmarkStart w:id="86" w:name="_Toc224833884"/>
+      <w:bookmarkStart w:id="85" w:name="_Toc224833884"/>
       <w:r>
         <w:rPr>
           <w:lang w:val="en-US"/>
@@ -38137,13 +38320,13 @@
         </w:rPr>
         <w:t>: Software and Development Environment</w:t>
       </w:r>
-      <w:bookmarkEnd w:id="86"/>
+      <w:bookmarkEnd w:id="85"/>
     </w:p>
     <w:p>
       <w:pPr>
         <w:pStyle w:val="Heading2"/>
       </w:pPr>
-      <w:bookmarkStart w:id="87" w:name="_Toc224833814"/>
+      <w:bookmarkStart w:id="86" w:name="_Toc224834922"/>
       <w:r>
         <w:t xml:space="preserve">6. </w:t>
       </w:r>
@@ -38153,7 +38336,7 @@
       <w:r>
         <w:t>System Architecture</w:t>
       </w:r>
-      <w:bookmarkEnd w:id="87"/>
+      <w:bookmarkEnd w:id="86"/>
     </w:p>
     <w:p>
       <w:pPr>
@@ -38162,14 +38345,14 @@
           <w:lang w:val="en-US"/>
         </w:rPr>
       </w:pPr>
-      <w:bookmarkStart w:id="88" w:name="_Toc224833815"/>
+      <w:bookmarkStart w:id="87" w:name="_Toc224834923"/>
       <w:r>
         <w:rPr>
           <w:lang w:val="en-US"/>
         </w:rPr>
         <w:t>6.1   Physical Architecture</w:t>
       </w:r>
-      <w:bookmarkEnd w:id="88"/>
+      <w:bookmarkEnd w:id="87"/>
     </w:p>
     <w:p>
       <w:pPr>
@@ -38223,7 +38406,7 @@
           <w:lang w:val="en-US"/>
         </w:rPr>
       </w:pPr>
-      <w:bookmarkStart w:id="89" w:name="_Toc224833816"/>
+      <w:bookmarkStart w:id="88" w:name="_Toc224834924"/>
       <w:r>
         <w:rPr>
           <w:lang w:val="en-US"/>
@@ -38231,7 +38414,7 @@
         <w:lastRenderedPageBreak/>
         <w:t>6.2   Logical / Software Architecture</w:t>
       </w:r>
-      <w:bookmarkEnd w:id="89"/>
+      <w:bookmarkEnd w:id="88"/>
     </w:p>
     <w:p>
       <w:pPr>
@@ -38360,25 +38543,38 @@
           <w:lang w:val="en-US"/>
         </w:rPr>
       </w:pPr>
-      <w:bookmarkStart w:id="90" w:name="_Toc224833860"/>
+      <w:bookmarkStart w:id="89" w:name="_Toc224833860"/>
       <w:r>
         <w:t xml:space="preserve">Figure </w:t>
       </w:r>
-      <w:fldSimple w:instr=" SEQ Figure \* ARABIC ">
-        <w:r>
-          <w:rPr>
-            <w:noProof/>
-          </w:rPr>
-          <w:t>11</w:t>
-        </w:r>
-      </w:fldSimple>
+      <w:r>
+        <w:fldChar w:fldCharType="begin"/>
+      </w:r>
+      <w:r>
+        <w:instrText xml:space="preserve"> SEQ Figure \* ARABIC </w:instrText>
+      </w:r>
+      <w:r>
+        <w:fldChar w:fldCharType="separate"/>
+      </w:r>
+      <w:r>
+        <w:rPr>
+          <w:noProof/>
+        </w:rPr>
+        <w:t>11</w:t>
+      </w:r>
+      <w:r>
+        <w:rPr>
+          <w:noProof/>
+        </w:rPr>
+        <w:fldChar w:fldCharType="end"/>
+      </w:r>
       <w:r>
         <w:t xml:space="preserve">: </w:t>
       </w:r>
       <w:r>
         <w:t>Backend Directory Structure</w:t>
       </w:r>
-      <w:bookmarkEnd w:id="90"/>
+      <w:bookmarkEnd w:id="89"/>
     </w:p>
     <w:p>
       <w:pPr>
@@ -38517,18 +38713,31 @@
           <w:lang w:val="en-US"/>
         </w:rPr>
       </w:pPr>
-      <w:bookmarkStart w:id="91" w:name="_Toc224833861"/>
+      <w:bookmarkStart w:id="90" w:name="_Toc224833861"/>
       <w:r>
         <w:t xml:space="preserve">Figure </w:t>
       </w:r>
-      <w:fldSimple w:instr=" SEQ Figure \* ARABIC ">
-        <w:r>
-          <w:rPr>
-            <w:noProof/>
-          </w:rPr>
-          <w:t>12</w:t>
-        </w:r>
-      </w:fldSimple>
+      <w:r>
+        <w:fldChar w:fldCharType="begin"/>
+      </w:r>
+      <w:r>
+        <w:instrText xml:space="preserve"> SEQ Figure \* ARABIC </w:instrText>
+      </w:r>
+      <w:r>
+        <w:fldChar w:fldCharType="separate"/>
+      </w:r>
+      <w:r>
+        <w:rPr>
+          <w:noProof/>
+        </w:rPr>
+        <w:t>12</w:t>
+      </w:r>
+      <w:r>
+        <w:rPr>
+          <w:noProof/>
+        </w:rPr>
+        <w:fldChar w:fldCharType="end"/>
+      </w:r>
       <w:r>
         <w:t xml:space="preserve">: </w:t>
       </w:r>
@@ -38538,7 +38747,7 @@
       <w:r>
         <w:t xml:space="preserve"> Structure</w:t>
       </w:r>
-      <w:bookmarkEnd w:id="91"/>
+      <w:bookmarkEnd w:id="90"/>
     </w:p>
     <w:p>
       <w:pPr>
@@ -38548,7 +38757,7 @@
           <w:lang w:val="en-US"/>
         </w:rPr>
       </w:pPr>
-      <w:bookmarkStart w:id="92" w:name="_Toc223782546"/>
+      <w:bookmarkStart w:id="91" w:name="_Toc223782546"/>
     </w:p>
     <w:p>
       <w:pPr>
@@ -38574,7 +38783,7 @@
           <w:lang w:val="en-US"/>
         </w:rPr>
       </w:pPr>
-      <w:bookmarkStart w:id="93" w:name="_Toc224833817"/>
+      <w:bookmarkStart w:id="92" w:name="_Toc224834925"/>
       <w:r>
         <w:rPr>
           <w:lang w:val="en-US"/>
@@ -38582,8 +38791,8 @@
         <w:lastRenderedPageBreak/>
         <w:t>6.3 Architecture Rationale</w:t>
       </w:r>
+      <w:bookmarkEnd w:id="91"/>
       <w:bookmarkEnd w:id="92"/>
-      <w:bookmarkEnd w:id="93"/>
     </w:p>
     <w:p>
       <w:pPr>
@@ -38650,16 +38859,16 @@
           <w:lang w:val="en-US"/>
         </w:rPr>
       </w:pPr>
-      <w:bookmarkStart w:id="94" w:name="_Toc223782547"/>
-      <w:bookmarkStart w:id="95" w:name="_Toc224833818"/>
+      <w:bookmarkStart w:id="93" w:name="_Toc223782547"/>
+      <w:bookmarkStart w:id="94" w:name="_Toc224834926"/>
       <w:r>
         <w:rPr>
           <w:lang w:val="en-US"/>
         </w:rPr>
         <w:t>6.4 Deployment Diagram</w:t>
       </w:r>
+      <w:bookmarkEnd w:id="93"/>
       <w:bookmarkEnd w:id="94"/>
-      <w:bookmarkEnd w:id="95"/>
     </w:p>
     <w:p>
       <w:pPr>
@@ -38722,7 +38931,7 @@
           <w:lang w:val="en-US"/>
         </w:rPr>
       </w:pPr>
-      <w:bookmarkStart w:id="96" w:name="_Toc224833862"/>
+      <w:bookmarkStart w:id="95" w:name="_Toc224833862"/>
       <w:r>
         <w:rPr>
           <w:lang w:val="en-US"/>
@@ -38757,7 +38966,7 @@
         </w:rPr>
         <w:t>: Deployment Diagram</w:t>
       </w:r>
-      <w:bookmarkEnd w:id="96"/>
+      <w:bookmarkEnd w:id="95"/>
     </w:p>
     <w:p>
       <w:pPr>
@@ -38765,7 +38974,7 @@
           <w:lang w:val="en-US"/>
         </w:rPr>
       </w:pPr>
-      <w:bookmarkStart w:id="97" w:name="_Toc223782548"/>
+      <w:bookmarkStart w:id="96" w:name="_Toc223782548"/>
     </w:p>
     <w:p>
       <w:pPr>
@@ -38825,7 +39034,7 @@
           <w:lang w:val="en-US"/>
         </w:rPr>
       </w:pPr>
-      <w:bookmarkStart w:id="98" w:name="_Toc224833819"/>
+      <w:bookmarkStart w:id="97" w:name="_Toc224834927"/>
       <w:r>
         <w:rPr>
           <w:lang w:val="en-US"/>
@@ -38833,8 +39042,8 @@
         <w:lastRenderedPageBreak/>
         <w:t>7.  Global Data Model</w:t>
       </w:r>
+      <w:bookmarkEnd w:id="96"/>
       <w:bookmarkEnd w:id="97"/>
-      <w:bookmarkEnd w:id="98"/>
     </w:p>
     <w:p>
       <w:pPr>
@@ -38843,8 +39052,8 @@
           <w:lang w:val="en-US"/>
         </w:rPr>
       </w:pPr>
-      <w:bookmarkStart w:id="99" w:name="_Toc223782550"/>
-      <w:bookmarkStart w:id="100" w:name="_Toc224833820"/>
+      <w:bookmarkStart w:id="98" w:name="_Toc223782550"/>
+      <w:bookmarkStart w:id="99" w:name="_Toc224834928"/>
       <w:r>
         <w:rPr>
           <w:lang w:val="en-US"/>
@@ -38863,8 +39072,8 @@
         </w:rPr>
         <w:t>Global Class Diagram</w:t>
       </w:r>
+      <w:bookmarkEnd w:id="98"/>
       <w:bookmarkEnd w:id="99"/>
-      <w:bookmarkEnd w:id="100"/>
     </w:p>
     <w:p>
       <w:pPr>
@@ -38974,7 +39183,7 @@
           <w:lang w:val="en-US"/>
         </w:rPr>
       </w:pPr>
-      <w:bookmarkStart w:id="101" w:name="_Toc224833863"/>
+      <w:bookmarkStart w:id="100" w:name="_Toc224833863"/>
       <w:r>
         <w:rPr>
           <w:lang w:val="en-US"/>
@@ -39009,7 +39218,7 @@
         </w:rPr>
         <w:t>: Class Diagram</w:t>
       </w:r>
-      <w:bookmarkEnd w:id="101"/>
+      <w:bookmarkEnd w:id="100"/>
     </w:p>
     <w:p>
       <w:pPr>
@@ -39034,7 +39243,7 @@
           <w:lang w:val="en-US"/>
         </w:rPr>
       </w:pPr>
-      <w:bookmarkStart w:id="102" w:name="_Toc224833821"/>
+      <w:bookmarkStart w:id="101" w:name="_Toc224834929"/>
       <w:r>
         <w:rPr>
           <w:lang w:val="en-US"/>
@@ -39042,7 +39251,7 @@
         <w:lastRenderedPageBreak/>
         <w:t>7.2   Entity-Relationship Diagram</w:t>
       </w:r>
-      <w:bookmarkEnd w:id="102"/>
+      <w:bookmarkEnd w:id="101"/>
       <w:r>
         <w:rPr>
           <w:lang w:val="en-US"/>
@@ -39164,7 +39373,7 @@
           <w:lang w:val="en-US"/>
         </w:rPr>
       </w:pPr>
-      <w:bookmarkStart w:id="103" w:name="_Toc224833864"/>
+      <w:bookmarkStart w:id="102" w:name="_Toc224833864"/>
       <w:r>
         <w:rPr>
           <w:lang w:val="en-US"/>
@@ -39199,7 +39408,7 @@
         </w:rPr>
         <w:t>: Entity-Relationship Diagram</w:t>
       </w:r>
-      <w:bookmarkEnd w:id="103"/>
+      <w:bookmarkEnd w:id="102"/>
     </w:p>
     <w:p>
       <w:pPr>
@@ -39225,7 +39434,7 @@
           <w:lang w:val="en-US"/>
         </w:rPr>
       </w:pPr>
-      <w:bookmarkStart w:id="104" w:name="_Toc224833822"/>
+      <w:bookmarkStart w:id="103" w:name="_Toc224834930"/>
       <w:r>
         <w:rPr>
           <w:lang w:val="en-US"/>
@@ -39239,7 +39448,7 @@
         </w:rPr>
         <w:t>3   Relational Schema</w:t>
       </w:r>
-      <w:bookmarkEnd w:id="104"/>
+      <w:bookmarkEnd w:id="103"/>
     </w:p>
     <w:p>
       <w:pPr>
@@ -40343,8 +40552,8 @@
       <w:pPr>
         <w:pStyle w:val="Heading2"/>
       </w:pPr>
-      <w:bookmarkStart w:id="105" w:name="_Toc223782552"/>
-      <w:bookmarkStart w:id="106" w:name="_Toc224833823"/>
+      <w:bookmarkStart w:id="104" w:name="_Toc223782552"/>
+      <w:bookmarkStart w:id="105" w:name="_Toc224834931"/>
       <w:r>
         <w:t xml:space="preserve">8.  </w:t>
       </w:r>
@@ -40356,8 +40565,8 @@
       <w:r>
         <w:t xml:space="preserve"> Conclusion</w:t>
       </w:r>
+      <w:bookmarkEnd w:id="104"/>
       <w:bookmarkEnd w:id="105"/>
-      <w:bookmarkEnd w:id="106"/>
     </w:p>
     <w:p>
       <w:pPr>
@@ -40452,54 +40661,38 @@
         <w:spacing w:before="360"/>
         <w:jc w:val="center"/>
         <w:rPr>
+          <w:sz w:val="32"/>
+          <w:szCs w:val="32"/>
           <w:lang w:val="en-US"/>
         </w:rPr>
       </w:pPr>
-      <w:bookmarkStart w:id="107" w:name="_Toc224833824"/>
-      <w:r>
-        <w:rPr>
+      <w:bookmarkStart w:id="106" w:name="_Toc224834932"/>
+      <w:r>
+        <w:rPr>
+          <w:sz w:val="32"/>
+          <w:szCs w:val="32"/>
           <w:lang w:val="en-US"/>
         </w:rPr>
         <w:lastRenderedPageBreak/>
-        <w:t xml:space="preserve">Chapter </w:t>
-      </w:r>
-      <w:r>
-        <w:rPr>
-          <w:lang w:val="en-US"/>
-        </w:rPr>
-        <w:t>4</w:t>
-      </w:r>
-      <w:r>
-        <w:rPr>
-          <w:lang w:val="en-US"/>
-        </w:rPr>
-        <w:t xml:space="preserve"> — </w:t>
-      </w:r>
-      <w:r>
-        <w:rPr>
-          <w:lang w:val="en-US"/>
-        </w:rPr>
-        <w:t>Sprint 1:</w:t>
-      </w:r>
-      <w:r>
-        <w:rPr>
-          <w:lang w:val="en-US"/>
-        </w:rPr>
-        <w:t xml:space="preserve"> </w:t>
-      </w:r>
-      <w:r>
-        <w:rPr>
-          <w:lang w:val="en-US"/>
-        </w:rPr>
-        <w:t xml:space="preserve">Foundation and </w:t>
-      </w:r>
-      <w:r>
-        <w:rPr>
+        <w:t>Chapter 4 — Sprint 1:</w:t>
+      </w:r>
+      <w:r>
+        <w:rPr>
+          <w:sz w:val="32"/>
+          <w:szCs w:val="32"/>
+          <w:lang w:val="en-US"/>
+        </w:rPr>
+        <w:t xml:space="preserve"> Foundation and </w:t>
+      </w:r>
+      <w:r>
+        <w:rPr>
+          <w:sz w:val="32"/>
+          <w:szCs w:val="32"/>
           <w:lang w:val="en-US"/>
         </w:rPr>
         <w:t>Authentication</w:t>
       </w:r>
-      <w:bookmarkEnd w:id="107"/>
+      <w:bookmarkEnd w:id="106"/>
     </w:p>
     <w:p>
       <w:pPr>
@@ -40547,14 +40740,14 @@
           <w:lang w:val="en-US"/>
         </w:rPr>
       </w:pPr>
-      <w:bookmarkStart w:id="108" w:name="_Toc224833825"/>
+      <w:bookmarkStart w:id="107" w:name="_Toc224834933"/>
       <w:r>
         <w:rPr>
           <w:lang w:val="en-US"/>
         </w:rPr>
         <w:t>1.  Introduction</w:t>
       </w:r>
-      <w:bookmarkEnd w:id="108"/>
+      <w:bookmarkEnd w:id="107"/>
     </w:p>
     <w:p>
       <w:pPr>
@@ -40633,7 +40826,7 @@
           <w:lang w:val="en-US"/>
         </w:rPr>
       </w:pPr>
-      <w:bookmarkStart w:id="109" w:name="_Toc224833826"/>
+      <w:bookmarkStart w:id="108" w:name="_Toc224834934"/>
       <w:r>
         <w:rPr>
           <w:lang w:val="en-US"/>
@@ -40652,7 +40845,7 @@
         </w:rPr>
         <w:t>acklog</w:t>
       </w:r>
-      <w:bookmarkEnd w:id="109"/>
+      <w:bookmarkEnd w:id="108"/>
     </w:p>
     <w:p>
       <w:pPr>
@@ -41959,18 +42152,31 @@
           <w:lang w:val="en-US"/>
         </w:rPr>
       </w:pPr>
-      <w:bookmarkStart w:id="110" w:name="_Toc224833885"/>
+      <w:bookmarkStart w:id="109" w:name="_Toc224833885"/>
       <w:r>
         <w:t xml:space="preserve">Table </w:t>
       </w:r>
-      <w:fldSimple w:instr=" SEQ Table \* ARABIC ">
-        <w:r>
-          <w:rPr>
-            <w:noProof/>
-          </w:rPr>
-          <w:t>15</w:t>
-        </w:r>
-      </w:fldSimple>
+      <w:r>
+        <w:fldChar w:fldCharType="begin"/>
+      </w:r>
+      <w:r>
+        <w:instrText xml:space="preserve"> SEQ Table \* ARABIC </w:instrText>
+      </w:r>
+      <w:r>
+        <w:fldChar w:fldCharType="separate"/>
+      </w:r>
+      <w:r>
+        <w:rPr>
+          <w:noProof/>
+        </w:rPr>
+        <w:t>15</w:t>
+      </w:r>
+      <w:r>
+        <w:rPr>
+          <w:noProof/>
+        </w:rPr>
+        <w:fldChar w:fldCharType="end"/>
+      </w:r>
       <w:r>
         <w:t xml:space="preserve">: </w:t>
       </w:r>
@@ -41981,14 +42187,14 @@
       <w:r>
         <w:t>Backlog</w:t>
       </w:r>
-      <w:bookmarkEnd w:id="110"/>
+      <w:bookmarkEnd w:id="109"/>
       <w:proofErr w:type="spellEnd"/>
     </w:p>
     <w:p>
       <w:pPr>
         <w:pStyle w:val="Heading2"/>
       </w:pPr>
-      <w:bookmarkStart w:id="111" w:name="_Toc224833827"/>
+      <w:bookmarkStart w:id="110" w:name="_Toc224834935"/>
       <w:r>
         <w:rPr>
           <w:rFonts w:eastAsia="Arial"/>
@@ -42017,7 +42223,7 @@
         </w:rPr>
         <w:t>Specification</w:t>
       </w:r>
-      <w:bookmarkEnd w:id="111"/>
+      <w:bookmarkEnd w:id="110"/>
       <w:proofErr w:type="spellEnd"/>
     </w:p>
     <w:p>
@@ -42027,7 +42233,7 @@
           <w:lang w:val="en-US"/>
         </w:rPr>
       </w:pPr>
-      <w:bookmarkStart w:id="112" w:name="_Toc224833828"/>
+      <w:bookmarkStart w:id="111" w:name="_Toc224834936"/>
       <w:r>
         <w:rPr>
           <w:rFonts w:eastAsia="Arial"/>
@@ -42035,7 +42241,7 @@
         </w:rPr>
         <w:t>3.1  Sprint 1 Use Case Diagram</w:t>
       </w:r>
-      <w:bookmarkEnd w:id="112"/>
+      <w:bookmarkEnd w:id="111"/>
     </w:p>
     <w:p>
       <w:pPr>
@@ -42108,7 +42314,7 @@
           <w:lang w:val="en-US"/>
         </w:rPr>
       </w:pPr>
-      <w:bookmarkStart w:id="113" w:name="_Toc224833865"/>
+      <w:bookmarkStart w:id="112" w:name="_Toc224833865"/>
       <w:r>
         <w:rPr>
           <w:lang w:val="en-US"/>
@@ -42143,7 +42349,7 @@
         </w:rPr>
         <w:t>: Sprint 1 Use Case Diagram</w:t>
       </w:r>
-      <w:bookmarkEnd w:id="113"/>
+      <w:bookmarkEnd w:id="112"/>
     </w:p>
     <w:p>
       <w:pPr>
@@ -42152,14 +42358,14 @@
           <w:lang w:val="en-US"/>
         </w:rPr>
       </w:pPr>
-      <w:bookmarkStart w:id="114" w:name="_Toc224833829"/>
+      <w:bookmarkStart w:id="113" w:name="_Toc224834937"/>
       <w:r>
         <w:rPr>
           <w:lang w:val="en-US"/>
         </w:rPr>
         <w:t>3.2 Textual Description of Use Cases</w:t>
       </w:r>
-      <w:bookmarkEnd w:id="114"/>
+      <w:bookmarkEnd w:id="113"/>
     </w:p>
     <w:p>
       <w:pPr>
@@ -43078,7 +43284,7 @@
           <w:lang w:val="en-US"/>
         </w:rPr>
       </w:pPr>
-      <w:bookmarkStart w:id="115" w:name="_Toc224833886"/>
+      <w:bookmarkStart w:id="114" w:name="_Toc224833886"/>
       <w:r>
         <w:rPr>
           <w:lang w:val="en-US"/>
@@ -43113,7 +43319,7 @@
         </w:rPr>
         <w:t>: Textual Description of Use Case: Authenticate</w:t>
       </w:r>
-      <w:bookmarkEnd w:id="115"/>
+      <w:bookmarkEnd w:id="114"/>
     </w:p>
     <w:p>
       <w:pPr>
@@ -44240,7 +44446,7 @@
           <w:lang w:val="en-US"/>
         </w:rPr>
       </w:pPr>
-      <w:bookmarkStart w:id="116" w:name="_Toc224833887"/>
+      <w:bookmarkStart w:id="115" w:name="_Toc224833887"/>
       <w:r>
         <w:rPr>
           <w:lang w:val="en-US"/>
@@ -44275,7 +44481,7 @@
         </w:rPr>
         <w:t>: Textual Description of Use Case: Create Password</w:t>
       </w:r>
-      <w:bookmarkEnd w:id="116"/>
+      <w:bookmarkEnd w:id="115"/>
     </w:p>
     <w:p>
       <w:pPr>
@@ -44589,13 +44795,23 @@
                 <w:lang w:val="en-US"/>
               </w:rPr>
             </w:pPr>
+            <w:proofErr w:type="gramStart"/>
             <w:r>
               <w:rPr>
                 <w:sz w:val="22"/>
                 <w:szCs w:val="22"/>
                 <w:lang w:val="en-US"/>
               </w:rPr>
-              <w:t>Allows the Manager to register a new user on the platform by providing their name, email address, and role. The system automatically sends the new user an invitation email with an activation link.</w:t>
+              <w:t>Allows</w:t>
+            </w:r>
+            <w:proofErr w:type="gramEnd"/>
+            <w:r>
+              <w:rPr>
+                <w:sz w:val="22"/>
+                <w:szCs w:val="22"/>
+                <w:lang w:val="en-US"/>
+              </w:rPr>
+              <w:t xml:space="preserve"> the Manager to register a new user on the platform by providing their name, email address, and role. The system automatically sends the new user an invitation email with an activation link.</w:t>
             </w:r>
           </w:p>
         </w:tc>
@@ -45232,7 +45448,7 @@
           <w:lang w:val="en-US"/>
         </w:rPr>
       </w:pPr>
-      <w:bookmarkStart w:id="117" w:name="_Toc224833888"/>
+      <w:bookmarkStart w:id="116" w:name="_Toc224833888"/>
       <w:r>
         <w:rPr>
           <w:lang w:val="en-US"/>
@@ -45267,7 +45483,7 @@
         </w:rPr>
         <w:t>: Textual Description of Use Case: Create User Account</w:t>
       </w:r>
-      <w:bookmarkEnd w:id="117"/>
+      <w:bookmarkEnd w:id="116"/>
     </w:p>
     <w:p>
       <w:pPr>
@@ -45940,7 +46156,7 @@
           <w:lang w:val="en-US"/>
         </w:rPr>
       </w:pPr>
-      <w:bookmarkStart w:id="118" w:name="_Toc224833889"/>
+      <w:bookmarkStart w:id="117" w:name="_Toc224833889"/>
       <w:r>
         <w:rPr>
           <w:lang w:val="en-US"/>
@@ -45975,7 +46191,7 @@
         </w:rPr>
         <w:t>: Textual Description of Use Case: Manager Users</w:t>
       </w:r>
-      <w:bookmarkEnd w:id="118"/>
+      <w:bookmarkEnd w:id="117"/>
     </w:p>
     <w:p>
       <w:pPr>
@@ -46000,7 +46216,7 @@
           <w:lang w:val="en-US"/>
         </w:rPr>
       </w:pPr>
-      <w:bookmarkStart w:id="119" w:name="_Toc224833830"/>
+      <w:bookmarkStart w:id="118" w:name="_Toc224834938"/>
       <w:r>
         <w:rPr>
           <w:lang w:val="en-US"/>
@@ -46026,7 +46242,7 @@
         </w:rPr>
         <w:t>Sprint 1 Class Diagram</w:t>
       </w:r>
-      <w:bookmarkEnd w:id="119"/>
+      <w:bookmarkEnd w:id="118"/>
     </w:p>
     <w:p>
       <w:pPr>
@@ -46124,7 +46340,7 @@
           <w:lang w:val="en-US"/>
         </w:rPr>
       </w:pPr>
-      <w:bookmarkStart w:id="120" w:name="_Toc224833866"/>
+      <w:bookmarkStart w:id="119" w:name="_Toc224833866"/>
       <w:r>
         <w:rPr>
           <w:lang w:val="en-US"/>
@@ -46158,86 +46374,86 @@
           <w:lang w:val="en-US"/>
         </w:rPr>
         <w:t>: Sprint 1 Class Diagram</w:t>
+      </w:r>
+      <w:bookmarkEnd w:id="119"/>
+    </w:p>
+    <w:p>
+      <w:pPr>
+        <w:pStyle w:val="Heading2"/>
+        <w:rPr>
+          <w:rFonts w:eastAsia="Arial"/>
+          <w:lang w:val="en-US"/>
+        </w:rPr>
+      </w:pPr>
+      <w:bookmarkStart w:id="120" w:name="_Toc224834939"/>
+      <w:r>
+        <w:rPr>
+          <w:rFonts w:eastAsia="Arial"/>
+          <w:lang w:val="en-US"/>
+        </w:rPr>
+        <w:t>4</w:t>
+      </w:r>
+      <w:r>
+        <w:rPr>
+          <w:rFonts w:eastAsia="Arial"/>
+          <w:lang w:val="en-US"/>
+        </w:rPr>
+        <w:t xml:space="preserve">.  </w:t>
+      </w:r>
+      <w:r>
+        <w:rPr>
+          <w:rFonts w:eastAsia="Arial"/>
+          <w:lang w:val="en-US"/>
+        </w:rPr>
+        <w:t>Conception</w:t>
       </w:r>
       <w:bookmarkEnd w:id="120"/>
     </w:p>
     <w:p>
       <w:pPr>
-        <w:pStyle w:val="Heading2"/>
-        <w:rPr>
-          <w:rFonts w:eastAsia="Arial"/>
+        <w:pStyle w:val="Heading3"/>
+        <w:rPr>
           <w:lang w:val="en-US"/>
         </w:rPr>
       </w:pPr>
-      <w:bookmarkStart w:id="121" w:name="_Toc224833831"/>
-      <w:r>
-        <w:rPr>
-          <w:rFonts w:eastAsia="Arial"/>
+      <w:bookmarkStart w:id="121" w:name="_Toc224834940"/>
+      <w:r>
+        <w:rPr>
           <w:lang w:val="en-US"/>
         </w:rPr>
         <w:t>4</w:t>
       </w:r>
       <w:r>
         <w:rPr>
-          <w:rFonts w:eastAsia="Arial"/>
-          <w:lang w:val="en-US"/>
-        </w:rPr>
-        <w:t xml:space="preserve">.  </w:t>
-      </w:r>
-      <w:r>
-        <w:rPr>
-          <w:rFonts w:eastAsia="Arial"/>
-          <w:lang w:val="en-US"/>
-        </w:rPr>
-        <w:t>Conception</w:t>
+          <w:lang w:val="en-US"/>
+        </w:rPr>
+        <w:t>.</w:t>
+      </w:r>
+      <w:r>
+        <w:rPr>
+          <w:lang w:val="en-US"/>
+        </w:rPr>
+        <w:t>1</w:t>
+      </w:r>
+      <w:r>
+        <w:rPr>
+          <w:lang w:val="en-US"/>
+        </w:rPr>
+        <w:t xml:space="preserve"> </w:t>
+      </w:r>
+      <w:r>
+        <w:rPr>
+          <w:lang w:val="en-US"/>
+        </w:rPr>
+        <w:t>S</w:t>
+      </w:r>
+      <w:r>
+        <w:rPr>
+          <w:lang w:val="en-US"/>
+        </w:rPr>
+        <w:t>equence Diagrams</w:t>
       </w:r>
       <w:bookmarkEnd w:id="121"/>
-    </w:p>
-    <w:p>
-      <w:pPr>
-        <w:pStyle w:val="Heading3"/>
-        <w:rPr>
-          <w:lang w:val="en-US"/>
-        </w:rPr>
-      </w:pPr>
-      <w:bookmarkStart w:id="122" w:name="_Toc224833832"/>
-      <w:r>
-        <w:rPr>
-          <w:lang w:val="en-US"/>
-        </w:rPr>
-        <w:t>4</w:t>
-      </w:r>
-      <w:r>
-        <w:rPr>
-          <w:lang w:val="en-US"/>
-        </w:rPr>
-        <w:t>.</w:t>
-      </w:r>
-      <w:r>
-        <w:rPr>
-          <w:lang w:val="en-US"/>
-        </w:rPr>
-        <w:t>1</w:t>
-      </w:r>
-      <w:r>
-        <w:rPr>
-          <w:lang w:val="en-US"/>
-        </w:rPr>
-        <w:t xml:space="preserve"> </w:t>
-      </w:r>
-      <w:r>
-        <w:rPr>
-          <w:lang w:val="en-US"/>
-        </w:rPr>
-        <w:t>S</w:t>
-      </w:r>
-      <w:r>
-        <w:rPr>
-          <w:lang w:val="en-US"/>
-        </w:rPr>
-        <w:t>equence Diagrams</w:t>
-      </w:r>
-      <w:bookmarkEnd w:id="122"/>
     </w:p>
     <w:p>
       <w:pPr>
@@ -46285,7 +46501,7 @@
           <w:lang w:val="en-US"/>
         </w:rPr>
       </w:pPr>
-      <w:bookmarkStart w:id="123" w:name="_Toc224833833"/>
+      <w:bookmarkStart w:id="122" w:name="_Toc224834941"/>
       <w:r>
         <w:rPr>
           <w:sz w:val="22"/>
@@ -46311,7 +46527,7 @@
         </w:rPr>
         <w:t xml:space="preserve"> Sequence Diagram: Authenticate</w:t>
       </w:r>
-      <w:bookmarkEnd w:id="123"/>
+      <w:bookmarkEnd w:id="122"/>
     </w:p>
     <w:p>
       <w:pPr>
@@ -46383,7 +46599,7 @@
           <w:lang w:val="en-US"/>
         </w:rPr>
       </w:pPr>
-      <w:bookmarkStart w:id="124" w:name="_Toc224833867"/>
+      <w:bookmarkStart w:id="123" w:name="_Toc224833867"/>
       <w:r>
         <w:rPr>
           <w:lang w:val="en-US"/>
@@ -46418,7 +46634,7 @@
         </w:rPr>
         <w:t>: Sequence Diagram — Authenticate</w:t>
       </w:r>
-      <w:bookmarkEnd w:id="124"/>
+      <w:bookmarkEnd w:id="123"/>
     </w:p>
     <w:p>
       <w:pPr>
@@ -46429,7 +46645,7 @@
           <w:lang w:val="en-US"/>
         </w:rPr>
       </w:pPr>
-      <w:bookmarkStart w:id="125" w:name="_Toc224833834"/>
+      <w:bookmarkStart w:id="124" w:name="_Toc224834942"/>
       <w:r>
         <w:rPr>
           <w:sz w:val="22"/>
@@ -46438,7 +46654,7 @@
         </w:rPr>
         <w:t>4.1.2 Sequence Diagram: User Onboarding — Create &amp; Activate Account</w:t>
       </w:r>
-      <w:bookmarkEnd w:id="125"/>
+      <w:bookmarkEnd w:id="124"/>
     </w:p>
     <w:p>
       <w:pPr>
@@ -46477,7 +46693,7 @@
           <w:lang w:val="en-US"/>
         </w:rPr>
       </w:pPr>
-      <w:bookmarkStart w:id="126" w:name="_Toc224833835"/>
+      <w:bookmarkStart w:id="125" w:name="_Toc224834943"/>
       <w:r>
         <w:rPr>
           <w:noProof/>
@@ -46585,18 +46801,31 @@
                             <w:pPr>
                               <w:pStyle w:val="Caption"/>
                             </w:pPr>
-                            <w:bookmarkStart w:id="127" w:name="_Toc224833868"/>
+                            <w:bookmarkStart w:id="126" w:name="_Toc224833868"/>
                             <w:r>
                               <w:t xml:space="preserve">Figure </w:t>
                             </w:r>
-                            <w:fldSimple w:instr=" SEQ Figure \* ARABIC ">
-                              <w:r>
-                                <w:rPr>
-                                  <w:noProof/>
-                                </w:rPr>
-                                <w:t>19</w:t>
-                              </w:r>
-                            </w:fldSimple>
+                            <w:r>
+                              <w:fldChar w:fldCharType="begin"/>
+                            </w:r>
+                            <w:r>
+                              <w:instrText xml:space="preserve"> SEQ Figure \* ARABIC </w:instrText>
+                            </w:r>
+                            <w:r>
+                              <w:fldChar w:fldCharType="separate"/>
+                            </w:r>
+                            <w:r>
+                              <w:rPr>
+                                <w:noProof/>
+                              </w:rPr>
+                              <w:t>19</w:t>
+                            </w:r>
+                            <w:r>
+                              <w:rPr>
+                                <w:noProof/>
+                              </w:rPr>
+                              <w:fldChar w:fldCharType="end"/>
+                            </w:r>
                             <w:r>
                               <w:t xml:space="preserve">: </w:t>
                             </w:r>
@@ -46612,7 +46841,7 @@
                             <w:r>
                               <w:t>Onboarding</w:t>
                             </w:r>
-                            <w:bookmarkEnd w:id="127"/>
+                            <w:bookmarkEnd w:id="126"/>
                             <w:proofErr w:type="spellEnd"/>
                           </w:p>
                         </w:txbxContent>
@@ -46642,18 +46871,31 @@
                       <w:pPr>
                         <w:pStyle w:val="Caption"/>
                       </w:pPr>
-                      <w:bookmarkStart w:id="128" w:name="_Toc224833868"/>
+                      <w:bookmarkStart w:id="127" w:name="_Toc224833868"/>
                       <w:r>
                         <w:t xml:space="preserve">Figure </w:t>
                       </w:r>
-                      <w:fldSimple w:instr=" SEQ Figure \* ARABIC ">
-                        <w:r>
-                          <w:rPr>
-                            <w:noProof/>
-                          </w:rPr>
-                          <w:t>19</w:t>
-                        </w:r>
-                      </w:fldSimple>
+                      <w:r>
+                        <w:fldChar w:fldCharType="begin"/>
+                      </w:r>
+                      <w:r>
+                        <w:instrText xml:space="preserve"> SEQ Figure \* ARABIC </w:instrText>
+                      </w:r>
+                      <w:r>
+                        <w:fldChar w:fldCharType="separate"/>
+                      </w:r>
+                      <w:r>
+                        <w:rPr>
+                          <w:noProof/>
+                        </w:rPr>
+                        <w:t>19</w:t>
+                      </w:r>
+                      <w:r>
+                        <w:rPr>
+                          <w:noProof/>
+                        </w:rPr>
+                        <w:fldChar w:fldCharType="end"/>
+                      </w:r>
                       <w:r>
                         <w:t xml:space="preserve">: </w:t>
                       </w:r>
@@ -46669,7 +46911,7 @@
                       <w:r>
                         <w:t>Onboarding</w:t>
                       </w:r>
-                      <w:bookmarkEnd w:id="128"/>
+                      <w:bookmarkEnd w:id="127"/>
                       <w:proofErr w:type="spellEnd"/>
                     </w:p>
                   </w:txbxContent>
@@ -46701,7 +46943,7 @@
         </w:rPr>
         <w:t>Implementation</w:t>
       </w:r>
-      <w:bookmarkEnd w:id="126"/>
+      <w:bookmarkEnd w:id="125"/>
     </w:p>
     <w:p>
       <w:pPr>
@@ -46711,13 +46953,345 @@
           <w:lang w:val="en-US"/>
         </w:rPr>
       </w:pPr>
-      <w:bookmarkStart w:id="129" w:name="_Toc224833836"/>
+      <w:bookmarkStart w:id="128" w:name="_Toc224834944"/>
       <w:r>
         <w:rPr>
           <w:rFonts w:eastAsia="Arial"/>
           <w:lang w:val="en-US"/>
         </w:rPr>
         <w:t>5.1 Data Layer: Custom User Model and Profiles</w:t>
+      </w:r>
+      <w:bookmarkEnd w:id="128"/>
+    </w:p>
+    <w:p>
+      <w:pPr>
+        <w:spacing w:line="360" w:lineRule="auto"/>
+        <w:jc w:val="both"/>
+        <w:rPr>
+          <w:rFonts w:eastAsia="Arial"/>
+          <w:lang w:val="en-US"/>
+        </w:rPr>
+      </w:pPr>
+      <w:r>
+        <w:rPr>
+          <w:rFonts w:eastAsia="Arial"/>
+          <w:lang w:val="en-US"/>
+        </w:rPr>
+        <w:t xml:space="preserve">The User model extends </w:t>
+      </w:r>
+      <w:proofErr w:type="spellStart"/>
+      <w:r>
+        <w:rPr>
+          <w:rFonts w:eastAsia="Arial"/>
+          <w:lang w:val="en-US"/>
+        </w:rPr>
+        <w:t>AbstractBaseUser</w:t>
+      </w:r>
+      <w:proofErr w:type="spellEnd"/>
+      <w:r>
+        <w:rPr>
+          <w:rFonts w:eastAsia="Arial"/>
+          <w:lang w:val="en-US"/>
+        </w:rPr>
+        <w:t xml:space="preserve"> rather than Django's default User model. This decision was made for three reasons:</w:t>
+      </w:r>
+    </w:p>
+    <w:p>
+      <w:pPr>
+        <w:spacing w:line="360" w:lineRule="auto"/>
+        <w:jc w:val="center"/>
+        <w:rPr>
+          <w:rFonts w:eastAsia="Arial"/>
+          <w:lang w:val="en-US"/>
+        </w:rPr>
+      </w:pPr>
+      <w:r>
+        <w:rPr>
+          <w:rFonts w:eastAsia="Arial"/>
+          <w:b/>
+          <w:bCs/>
+          <w:lang w:val="en-US"/>
+        </w:rPr>
+        <w:t>1.</w:t>
+      </w:r>
+      <w:r>
+        <w:rPr>
+          <w:rFonts w:eastAsia="Arial"/>
+          <w:lang w:val="en-US"/>
+        </w:rPr>
+        <w:t xml:space="preserve"> </w:t>
+      </w:r>
+      <w:r>
+        <w:rPr>
+          <w:rFonts w:eastAsia="Arial"/>
+          <w:lang w:val="en-US"/>
+        </w:rPr>
+        <w:t xml:space="preserve">email is used as the login identifier instead of a username, requiring a custom </w:t>
+      </w:r>
+      <w:proofErr w:type="spellStart"/>
+      <w:r>
+        <w:rPr>
+          <w:rFonts w:eastAsia="Arial"/>
+          <w:lang w:val="en-US"/>
+        </w:rPr>
+        <w:t>UserManager</w:t>
+      </w:r>
+      <w:proofErr w:type="spellEnd"/>
+      <w:r>
+        <w:rPr>
+          <w:rFonts w:eastAsia="Arial"/>
+          <w:lang w:val="en-US"/>
+        </w:rPr>
+        <w:t>.</w:t>
+      </w:r>
+    </w:p>
+    <w:p>
+      <w:pPr>
+        <w:spacing w:line="360" w:lineRule="auto"/>
+        <w:rPr>
+          <w:rFonts w:eastAsia="Arial"/>
+          <w:lang w:val="en-US"/>
+        </w:rPr>
+      </w:pPr>
+      <w:r>
+        <w:rPr>
+          <w:rFonts w:eastAsia="Arial"/>
+          <w:b/>
+          <w:bCs/>
+          <w:lang w:val="en-US"/>
+        </w:rPr>
+        <w:t xml:space="preserve">  </w:t>
+      </w:r>
+      <w:r>
+        <w:rPr>
+          <w:rFonts w:eastAsia="Arial"/>
+          <w:b/>
+          <w:bCs/>
+          <w:lang w:val="en-US"/>
+        </w:rPr>
+        <w:t>2.</w:t>
+      </w:r>
+      <w:r>
+        <w:rPr>
+          <w:rFonts w:eastAsia="Arial"/>
+          <w:lang w:val="en-US"/>
+        </w:rPr>
+        <w:t xml:space="preserve"> </w:t>
+      </w:r>
+      <w:r>
+        <w:rPr>
+          <w:rFonts w:eastAsia="Arial"/>
+          <w:lang w:val="en-US"/>
+        </w:rPr>
+        <w:t xml:space="preserve">the role field must be a constrained </w:t>
+      </w:r>
+      <w:proofErr w:type="spellStart"/>
+      <w:r>
+        <w:rPr>
+          <w:rFonts w:eastAsia="Arial"/>
+          <w:lang w:val="en-US"/>
+        </w:rPr>
+        <w:t>enum</w:t>
+      </w:r>
+      <w:proofErr w:type="spellEnd"/>
+      <w:r>
+        <w:rPr>
+          <w:rFonts w:eastAsia="Arial"/>
+          <w:lang w:val="en-US"/>
+        </w:rPr>
+        <w:t xml:space="preserve"> with choices Manager / Designer / Client</w:t>
+      </w:r>
+      <w:r>
+        <w:rPr>
+          <w:rFonts w:eastAsia="Arial"/>
+          <w:lang w:val="en-US"/>
+        </w:rPr>
+        <w:t>.</w:t>
+      </w:r>
+    </w:p>
+    <w:p>
+      <w:pPr>
+        <w:spacing w:line="360" w:lineRule="auto"/>
+        <w:jc w:val="both"/>
+        <w:rPr>
+          <w:rFonts w:eastAsia="Arial"/>
+          <w:lang w:val="en-US"/>
+        </w:rPr>
+      </w:pPr>
+      <w:r>
+        <w:rPr>
+          <w:rFonts w:eastAsia="Arial"/>
+          <w:b/>
+          <w:bCs/>
+          <w:lang w:val="en-US"/>
+        </w:rPr>
+        <w:t xml:space="preserve">  </w:t>
+      </w:r>
+      <w:r>
+        <w:rPr>
+          <w:rFonts w:eastAsia="Arial"/>
+          <w:b/>
+          <w:bCs/>
+          <w:lang w:val="en-US"/>
+        </w:rPr>
+        <w:t>3.</w:t>
+      </w:r>
+      <w:r>
+        <w:rPr>
+          <w:rFonts w:eastAsia="Arial"/>
+          <w:lang w:val="en-US"/>
+        </w:rPr>
+        <w:t xml:space="preserve"> </w:t>
+      </w:r>
+      <w:proofErr w:type="spellStart"/>
+      <w:r>
+        <w:rPr>
+          <w:rFonts w:eastAsia="Arial"/>
+          <w:lang w:val="en-US"/>
+        </w:rPr>
+        <w:t>is_active</w:t>
+      </w:r>
+      <w:proofErr w:type="spellEnd"/>
+      <w:r>
+        <w:rPr>
+          <w:rFonts w:eastAsia="Arial"/>
+          <w:lang w:val="en-US"/>
+        </w:rPr>
+        <w:t>=False by default prevents uninvited users from logging in before completing the activation flow.</w:t>
+      </w:r>
+    </w:p>
+    <w:p>
+      <w:pPr>
+        <w:spacing w:line="360" w:lineRule="auto"/>
+        <w:jc w:val="both"/>
+        <w:rPr>
+          <w:rFonts w:eastAsia="Arial"/>
+          <w:lang w:val="en-US"/>
+        </w:rPr>
+      </w:pPr>
+      <w:r>
+        <w:rPr>
+          <w:rFonts w:eastAsia="Arial"/>
+          <w:lang w:val="en-US"/>
+        </w:rPr>
+        <w:t xml:space="preserve">Two profile models, Designer and Client, are linked via </w:t>
+      </w:r>
+      <w:proofErr w:type="spellStart"/>
+      <w:r>
+        <w:rPr>
+          <w:rFonts w:eastAsia="Arial"/>
+          <w:lang w:val="en-US"/>
+        </w:rPr>
+        <w:t>OneToOneField</w:t>
+      </w:r>
+      <w:proofErr w:type="spellEnd"/>
+      <w:r>
+        <w:rPr>
+          <w:rFonts w:eastAsia="Arial"/>
+          <w:lang w:val="en-US"/>
+        </w:rPr>
+        <w:t xml:space="preserve"> to User. Profile records are created automatically via a </w:t>
+      </w:r>
+      <w:proofErr w:type="spellStart"/>
+      <w:r>
+        <w:rPr>
+          <w:rFonts w:eastAsia="Arial"/>
+          <w:lang w:val="en-US"/>
+        </w:rPr>
+        <w:t>post_save</w:t>
+      </w:r>
+      <w:proofErr w:type="spellEnd"/>
+      <w:r>
+        <w:rPr>
+          <w:rFonts w:eastAsia="Arial"/>
+          <w:lang w:val="en-US"/>
+        </w:rPr>
+        <w:t xml:space="preserve"> signal on User, which fires on every new user creation and branches on the role field. The </w:t>
+      </w:r>
+      <w:proofErr w:type="spellStart"/>
+      <w:r>
+        <w:rPr>
+          <w:rFonts w:eastAsia="Arial"/>
+          <w:lang w:val="en-US"/>
+        </w:rPr>
+        <w:t>InvitationToken</w:t>
+      </w:r>
+      <w:proofErr w:type="spellEnd"/>
+      <w:r>
+        <w:rPr>
+          <w:rFonts w:eastAsia="Arial"/>
+          <w:lang w:val="en-US"/>
+        </w:rPr>
+        <w:t xml:space="preserve"> model stores a UUID token alongside the user </w:t>
+      </w:r>
+      <w:r>
+        <w:rPr>
+          <w:rFonts w:eastAsia="Arial"/>
+          <w:lang w:val="en-US"/>
+        </w:rPr>
+        <w:lastRenderedPageBreak/>
+        <w:t xml:space="preserve">foreign key, an expiry timestamp (48 hours from creation), and an </w:t>
+      </w:r>
+      <w:proofErr w:type="spellStart"/>
+      <w:r>
+        <w:rPr>
+          <w:rFonts w:eastAsia="Arial"/>
+          <w:lang w:val="en-US"/>
+        </w:rPr>
+        <w:t>is_used</w:t>
+      </w:r>
+      <w:proofErr w:type="spellEnd"/>
+      <w:r>
+        <w:rPr>
+          <w:rFonts w:eastAsia="Arial"/>
+          <w:lang w:val="en-US"/>
+        </w:rPr>
+        <w:t xml:space="preserve"> flag. </w:t>
+      </w:r>
+      <w:r>
+        <w:rPr>
+          <w:rFonts w:eastAsia="Arial"/>
+          <w:lang w:val="en-US"/>
+        </w:rPr>
+        <w:t>Tokens are invalidated on use, preventing replay attacks.</w:t>
+      </w:r>
+    </w:p>
+    <w:p>
+      <w:pPr>
+        <w:pStyle w:val="Heading3"/>
+        <w:rPr>
+          <w:rFonts w:eastAsia="Arial"/>
+          <w:lang w:val="en-US"/>
+        </w:rPr>
+      </w:pPr>
+      <w:bookmarkStart w:id="129" w:name="_Toc224834945"/>
+      <w:r>
+        <w:rPr>
+          <w:rFonts w:eastAsia="Arial"/>
+          <w:lang w:val="en-US"/>
+        </w:rPr>
+        <w:t>5.</w:t>
+      </w:r>
+      <w:r>
+        <w:rPr>
+          <w:rFonts w:eastAsia="Arial"/>
+          <w:lang w:val="en-US"/>
+        </w:rPr>
+        <w:t>2</w:t>
+      </w:r>
+      <w:r>
+        <w:rPr>
+          <w:rFonts w:eastAsia="Arial"/>
+          <w:lang w:val="en-US"/>
+        </w:rPr>
+        <w:t xml:space="preserve"> </w:t>
+      </w:r>
+      <w:r>
+        <w:rPr>
+          <w:rFonts w:eastAsia="Arial"/>
+          <w:lang w:val="en-US"/>
+        </w:rPr>
+        <w:t>Authentication API Endpoints</w:t>
       </w:r>
       <w:bookmarkEnd w:id="129"/>
     </w:p>
@@ -46726,292 +47300,42 @@
         <w:spacing w:line="360" w:lineRule="auto"/>
         <w:jc w:val="both"/>
         <w:rPr>
-          <w:rFonts w:eastAsia="Arial"/>
           <w:lang w:val="en-US"/>
         </w:rPr>
       </w:pPr>
       <w:r>
         <w:rPr>
-          <w:rFonts w:eastAsia="Arial"/>
-          <w:lang w:val="en-US"/>
-        </w:rPr>
-        <w:t xml:space="preserve">The User model extends </w:t>
+          <w:lang w:val="en-US"/>
+        </w:rPr>
+        <w:t xml:space="preserve">JWT authentication is provided by </w:t>
       </w:r>
       <w:proofErr w:type="spellStart"/>
       <w:r>
         <w:rPr>
-          <w:rFonts w:eastAsia="Arial"/>
-          <w:lang w:val="en-US"/>
-        </w:rPr>
-        <w:t>AbstractBaseUser</w:t>
+          <w:lang w:val="en-US"/>
+        </w:rPr>
+        <w:t>djangorestframework-simplejwt</w:t>
       </w:r>
       <w:proofErr w:type="spellEnd"/>
       <w:r>
         <w:rPr>
-          <w:rFonts w:eastAsia="Arial"/>
-          <w:lang w:val="en-US"/>
-        </w:rPr>
-        <w:t xml:space="preserve"> rather than Django's default User model. This decision was made for three reasons:</w:t>
-      </w:r>
-    </w:p>
-    <w:p>
-      <w:pPr>
-        <w:spacing w:line="360" w:lineRule="auto"/>
-        <w:jc w:val="center"/>
-        <w:rPr>
-          <w:rFonts w:eastAsia="Arial"/>
-          <w:lang w:val="en-US"/>
-        </w:rPr>
-      </w:pPr>
-      <w:r>
-        <w:rPr>
-          <w:rFonts w:eastAsia="Arial"/>
-          <w:b/>
-          <w:bCs/>
-          <w:lang w:val="en-US"/>
-        </w:rPr>
-        <w:t>1.</w:t>
-      </w:r>
-      <w:r>
-        <w:rPr>
-          <w:rFonts w:eastAsia="Arial"/>
-          <w:lang w:val="en-US"/>
-        </w:rPr>
-        <w:t xml:space="preserve"> </w:t>
-      </w:r>
-      <w:r>
-        <w:rPr>
-          <w:rFonts w:eastAsia="Arial"/>
-          <w:lang w:val="en-US"/>
-        </w:rPr>
-        <w:t xml:space="preserve">email is used as the login identifier instead of a username, requiring a custom </w:t>
-      </w:r>
-      <w:proofErr w:type="spellStart"/>
-      <w:r>
-        <w:rPr>
-          <w:rFonts w:eastAsia="Arial"/>
-          <w:lang w:val="en-US"/>
-        </w:rPr>
-        <w:t>UserManager</w:t>
-      </w:r>
-      <w:proofErr w:type="spellEnd"/>
-      <w:r>
-        <w:rPr>
-          <w:rFonts w:eastAsia="Arial"/>
-          <w:lang w:val="en-US"/>
-        </w:rPr>
-        <w:t>.</w:t>
-      </w:r>
-    </w:p>
-    <w:p>
-      <w:pPr>
-        <w:spacing w:line="360" w:lineRule="auto"/>
-        <w:rPr>
-          <w:rFonts w:eastAsia="Arial"/>
-          <w:lang w:val="en-US"/>
-        </w:rPr>
-      </w:pPr>
-      <w:r>
-        <w:rPr>
-          <w:rFonts w:eastAsia="Arial"/>
-          <w:b/>
-          <w:bCs/>
-          <w:lang w:val="en-US"/>
-        </w:rPr>
-        <w:t xml:space="preserve">  </w:t>
-      </w:r>
-      <w:r>
-        <w:rPr>
-          <w:rFonts w:eastAsia="Arial"/>
-          <w:b/>
-          <w:bCs/>
-          <w:lang w:val="en-US"/>
-        </w:rPr>
-        <w:t>2.</w:t>
-      </w:r>
-      <w:r>
-        <w:rPr>
-          <w:rFonts w:eastAsia="Arial"/>
-          <w:lang w:val="en-US"/>
-        </w:rPr>
-        <w:t xml:space="preserve"> </w:t>
-      </w:r>
-      <w:r>
-        <w:rPr>
-          <w:rFonts w:eastAsia="Arial"/>
-          <w:lang w:val="en-US"/>
-        </w:rPr>
-        <w:t xml:space="preserve">the role field must be a constrained </w:t>
-      </w:r>
-      <w:proofErr w:type="spellStart"/>
-      <w:r>
-        <w:rPr>
-          <w:rFonts w:eastAsia="Arial"/>
-          <w:lang w:val="en-US"/>
-        </w:rPr>
-        <w:t>enum</w:t>
-      </w:r>
-      <w:proofErr w:type="spellEnd"/>
-      <w:r>
-        <w:rPr>
-          <w:rFonts w:eastAsia="Arial"/>
-          <w:lang w:val="en-US"/>
-        </w:rPr>
-        <w:t xml:space="preserve"> with choices Manager / Designer / Client</w:t>
-      </w:r>
-      <w:r>
-        <w:rPr>
-          <w:rFonts w:eastAsia="Arial"/>
-          <w:lang w:val="en-US"/>
-        </w:rPr>
-        <w:t>.</w:t>
-      </w:r>
-    </w:p>
-    <w:p>
-      <w:pPr>
-        <w:spacing w:line="360" w:lineRule="auto"/>
-        <w:jc w:val="both"/>
-        <w:rPr>
-          <w:rFonts w:eastAsia="Arial"/>
-          <w:lang w:val="en-US"/>
-        </w:rPr>
-      </w:pPr>
-      <w:r>
-        <w:rPr>
-          <w:rFonts w:eastAsia="Arial"/>
-          <w:b/>
-          <w:bCs/>
-          <w:lang w:val="en-US"/>
-        </w:rPr>
-        <w:t xml:space="preserve">  </w:t>
-      </w:r>
-      <w:r>
-        <w:rPr>
-          <w:rFonts w:eastAsia="Arial"/>
-          <w:b/>
-          <w:bCs/>
-          <w:lang w:val="en-US"/>
-        </w:rPr>
-        <w:t>3.</w:t>
-      </w:r>
-      <w:r>
-        <w:rPr>
-          <w:rFonts w:eastAsia="Arial"/>
-          <w:lang w:val="en-US"/>
-        </w:rPr>
-        <w:t xml:space="preserve"> </w:t>
-      </w:r>
-      <w:proofErr w:type="spellStart"/>
-      <w:r>
-        <w:rPr>
-          <w:rFonts w:eastAsia="Arial"/>
-          <w:lang w:val="en-US"/>
-        </w:rPr>
-        <w:t>is_active</w:t>
-      </w:r>
-      <w:proofErr w:type="spellEnd"/>
-      <w:r>
-        <w:rPr>
-          <w:rFonts w:eastAsia="Arial"/>
-          <w:lang w:val="en-US"/>
-        </w:rPr>
-        <w:t>=False by default prevents uninvited users from logging in before completing the activation flow.</w:t>
-      </w:r>
-    </w:p>
-    <w:p>
-      <w:pPr>
-        <w:spacing w:line="360" w:lineRule="auto"/>
-        <w:jc w:val="both"/>
-        <w:rPr>
-          <w:rFonts w:eastAsia="Arial"/>
-          <w:lang w:val="en-US"/>
-        </w:rPr>
-      </w:pPr>
-      <w:r>
-        <w:rPr>
-          <w:rFonts w:eastAsia="Arial"/>
-          <w:lang w:val="en-US"/>
-        </w:rPr>
-        <w:t xml:space="preserve">Two profile models, Designer and Client, are linked via </w:t>
-      </w:r>
-      <w:proofErr w:type="spellStart"/>
-      <w:r>
-        <w:rPr>
-          <w:rFonts w:eastAsia="Arial"/>
-          <w:lang w:val="en-US"/>
-        </w:rPr>
-        <w:t>OneToOneField</w:t>
-      </w:r>
-      <w:proofErr w:type="spellEnd"/>
-      <w:r>
-        <w:rPr>
-          <w:rFonts w:eastAsia="Arial"/>
-          <w:lang w:val="en-US"/>
-        </w:rPr>
-        <w:t xml:space="preserve"> to User. Profile records are created automatically via a </w:t>
-      </w:r>
-      <w:proofErr w:type="spellStart"/>
-      <w:r>
-        <w:rPr>
-          <w:rFonts w:eastAsia="Arial"/>
-          <w:lang w:val="en-US"/>
-        </w:rPr>
-        <w:t>post_save</w:t>
-      </w:r>
-      <w:proofErr w:type="spellEnd"/>
-      <w:r>
-        <w:rPr>
-          <w:rFonts w:eastAsia="Arial"/>
-          <w:lang w:val="en-US"/>
-        </w:rPr>
-        <w:t xml:space="preserve"> signal on User, which fires on every new user creation and branches on the role field. The </w:t>
-      </w:r>
-      <w:proofErr w:type="spellStart"/>
-      <w:r>
-        <w:rPr>
-          <w:rFonts w:eastAsia="Arial"/>
-          <w:lang w:val="en-US"/>
-        </w:rPr>
-        <w:t>InvitationToken</w:t>
-      </w:r>
-      <w:proofErr w:type="spellEnd"/>
-      <w:r>
-        <w:rPr>
-          <w:rFonts w:eastAsia="Arial"/>
-          <w:lang w:val="en-US"/>
-        </w:rPr>
-        <w:t xml:space="preserve"> model stores a UUID token alongside the user </w:t>
-      </w:r>
-      <w:r>
-        <w:rPr>
-          <w:rFonts w:eastAsia="Arial"/>
-          <w:lang w:val="en-US"/>
-        </w:rPr>
-        <w:lastRenderedPageBreak/>
-        <w:t xml:space="preserve">foreign key, an expiry timestamp (48 hours from creation), and an </w:t>
-      </w:r>
-      <w:proofErr w:type="spellStart"/>
-      <w:r>
-        <w:rPr>
-          <w:rFonts w:eastAsia="Arial"/>
-          <w:lang w:val="en-US"/>
-        </w:rPr>
-        <w:t>is_used</w:t>
-      </w:r>
-      <w:proofErr w:type="spellEnd"/>
-      <w:r>
-        <w:rPr>
-          <w:rFonts w:eastAsia="Arial"/>
-          <w:lang w:val="en-US"/>
-        </w:rPr>
-        <w:t xml:space="preserve"> flag. </w:t>
-      </w:r>
-      <w:r>
-        <w:rPr>
-          <w:rFonts w:eastAsia="Arial"/>
-          <w:lang w:val="en-US"/>
-        </w:rPr>
-        <w:t>Tokens are invalidated on use, preventing replay attacks.</w:t>
+          <w:lang w:val="en-US"/>
+        </w:rPr>
+        <w:t xml:space="preserve">. The access token lifespan was set to 60 minutes; the refresh </w:t>
+      </w:r>
+      <w:proofErr w:type="gramStart"/>
+      <w:r>
+        <w:rPr>
+          <w:lang w:val="en-US"/>
+        </w:rPr>
+        <w:t>token to</w:t>
+      </w:r>
+      <w:proofErr w:type="gramEnd"/>
+      <w:r>
+        <w:rPr>
+          <w:lang w:val="en-US"/>
+        </w:rPr>
+        <w:t xml:space="preserve"> 7 days with rotation enabled. The token payload was extended to include the user's role, so that the React frontend can perform role-based routing without a secondary API call after login.</w:t>
       </w:r>
     </w:p>
     <w:p>
@@ -47022,7 +47346,7 @@
           <w:lang w:val="en-US"/>
         </w:rPr>
       </w:pPr>
-      <w:bookmarkStart w:id="130" w:name="_Toc224833837"/>
+      <w:bookmarkStart w:id="130" w:name="_Toc224834946"/>
       <w:r>
         <w:rPr>
           <w:rFonts w:eastAsia="Arial"/>
@@ -47035,7 +47359,7 @@
           <w:rFonts w:eastAsia="Arial"/>
           <w:lang w:val="en-US"/>
         </w:rPr>
-        <w:t>2</w:t>
+        <w:t>3</w:t>
       </w:r>
       <w:r>
         <w:rPr>
@@ -47049,7 +47373,7 @@
           <w:rFonts w:eastAsia="Arial"/>
           <w:lang w:val="en-US"/>
         </w:rPr>
-        <w:t>Authentication API Endpoints</w:t>
+        <w:t>Invitation Token and Activation Endpoint</w:t>
       </w:r>
       <w:bookmarkEnd w:id="130"/>
     </w:p>
@@ -47065,35 +47389,77 @@
         <w:rPr>
           <w:lang w:val="en-US"/>
         </w:rPr>
-        <w:t xml:space="preserve">JWT authentication is provided by </w:t>
+        <w:t>The activation endpoint (POST /</w:t>
       </w:r>
       <w:proofErr w:type="spellStart"/>
       <w:r>
         <w:rPr>
           <w:lang w:val="en-US"/>
         </w:rPr>
-        <w:t>djangorestframework-simplejwt</w:t>
+        <w:t>api</w:t>
       </w:r>
       <w:proofErr w:type="spellEnd"/>
       <w:r>
         <w:rPr>
           <w:lang w:val="en-US"/>
         </w:rPr>
-        <w:t xml:space="preserve">. The access token lifespan was set to 60 minutes; the refresh </w:t>
-      </w:r>
-      <w:proofErr w:type="gramStart"/>
-      <w:r>
-        <w:rPr>
-          <w:lang w:val="en-US"/>
-        </w:rPr>
-        <w:t>token to</w:t>
-      </w:r>
-      <w:proofErr w:type="gramEnd"/>
-      <w:r>
-        <w:rPr>
-          <w:lang w:val="en-US"/>
-        </w:rPr>
-        <w:t xml:space="preserve"> 7 days with rotation enabled. The token payload was extended to include the user's role, so that the React frontend can perform role-based routing without a secondary API call after login.</w:t>
+        <w:t xml:space="preserve">/auth/activate/) receives a token string and a new password. It performs three validation checks in sequence: the token record must exist, </w:t>
+      </w:r>
+      <w:proofErr w:type="spellStart"/>
+      <w:r>
+        <w:rPr>
+          <w:lang w:val="en-US"/>
+        </w:rPr>
+        <w:t>is_used</w:t>
+      </w:r>
+      <w:proofErr w:type="spellEnd"/>
+      <w:r>
+        <w:rPr>
+          <w:lang w:val="en-US"/>
+        </w:rPr>
+        <w:t xml:space="preserve"> must be False, and </w:t>
+      </w:r>
+      <w:proofErr w:type="spellStart"/>
+      <w:r>
+        <w:rPr>
+          <w:lang w:val="en-US"/>
+        </w:rPr>
+        <w:t>expires_at</w:t>
+      </w:r>
+      <w:proofErr w:type="spellEnd"/>
+      <w:r>
+        <w:rPr>
+          <w:lang w:val="en-US"/>
+        </w:rPr>
+        <w:t xml:space="preserve"> must be in the future. If all pass, the password is set via </w:t>
+      </w:r>
+      <w:proofErr w:type="spellStart"/>
+      <w:r>
+        <w:rPr>
+          <w:lang w:val="en-US"/>
+        </w:rPr>
+        <w:t>user.set_password</w:t>
+      </w:r>
+      <w:proofErr w:type="spellEnd"/>
+      <w:r>
+        <w:rPr>
+          <w:lang w:val="en-US"/>
+        </w:rPr>
+        <w:t xml:space="preserve">() (which applies PBKDF2 hashing), </w:t>
+      </w:r>
+      <w:proofErr w:type="spellStart"/>
+      <w:r>
+        <w:rPr>
+          <w:lang w:val="en-US"/>
+        </w:rPr>
+        <w:t>User.is_active</w:t>
+      </w:r>
+      <w:proofErr w:type="spellEnd"/>
+      <w:r>
+        <w:rPr>
+          <w:lang w:val="en-US"/>
+        </w:rPr>
+        <w:t xml:space="preserve"> is set to True, and the token is marked as used.</w:t>
       </w:r>
     </w:p>
     <w:p>
@@ -47104,7 +47470,7 @@
           <w:lang w:val="en-US"/>
         </w:rPr>
       </w:pPr>
-      <w:bookmarkStart w:id="131" w:name="_Toc224833838"/>
+      <w:bookmarkStart w:id="131" w:name="_Toc224834947"/>
       <w:r>
         <w:rPr>
           <w:rFonts w:eastAsia="Arial"/>
@@ -47117,7 +47483,7 @@
           <w:rFonts w:eastAsia="Arial"/>
           <w:lang w:val="en-US"/>
         </w:rPr>
-        <w:t>3</w:t>
+        <w:t>4</w:t>
       </w:r>
       <w:r>
         <w:rPr>
@@ -47131,7 +47497,7 @@
           <w:rFonts w:eastAsia="Arial"/>
           <w:lang w:val="en-US"/>
         </w:rPr>
-        <w:t>Invitation Token and Activation Endpoint</w:t>
+        <w:t>Permission Classes</w:t>
       </w:r>
       <w:bookmarkEnd w:id="131"/>
     </w:p>
@@ -47147,77 +47513,133 @@
         <w:rPr>
           <w:lang w:val="en-US"/>
         </w:rPr>
-        <w:t>The activation endpoint (POST /</w:t>
+        <w:t xml:space="preserve">Four permission classes were defined in apps/users/permissions.py: </w:t>
       </w:r>
       <w:proofErr w:type="spellStart"/>
       <w:r>
         <w:rPr>
           <w:lang w:val="en-US"/>
         </w:rPr>
-        <w:t>api</w:t>
+        <w:t>IsManager</w:t>
       </w:r>
       <w:proofErr w:type="spellEnd"/>
       <w:r>
         <w:rPr>
           <w:lang w:val="en-US"/>
         </w:rPr>
-        <w:t xml:space="preserve">/auth/activate/) receives a token string and a new password. It performs three validation checks in sequence: the token record must exist, </w:t>
+        <w:t xml:space="preserve">, </w:t>
       </w:r>
       <w:proofErr w:type="spellStart"/>
       <w:r>
         <w:rPr>
           <w:lang w:val="en-US"/>
         </w:rPr>
-        <w:t>is_used</w:t>
+        <w:t>IsDesigner</w:t>
       </w:r>
       <w:proofErr w:type="spellEnd"/>
       <w:r>
         <w:rPr>
           <w:lang w:val="en-US"/>
         </w:rPr>
-        <w:t xml:space="preserve"> must be False, and </w:t>
+        <w:t xml:space="preserve">, </w:t>
       </w:r>
       <w:proofErr w:type="spellStart"/>
       <w:r>
         <w:rPr>
           <w:lang w:val="en-US"/>
         </w:rPr>
-        <w:t>expires_at</w:t>
+        <w:t>IsClient</w:t>
       </w:r>
       <w:proofErr w:type="spellEnd"/>
       <w:r>
         <w:rPr>
           <w:lang w:val="en-US"/>
         </w:rPr>
-        <w:t xml:space="preserve"> must be in the future. If all pass, the password is set via </w:t>
+        <w:t xml:space="preserve">, and </w:t>
       </w:r>
       <w:proofErr w:type="spellStart"/>
       <w:r>
         <w:rPr>
           <w:lang w:val="en-US"/>
         </w:rPr>
-        <w:t>user.set_password</w:t>
+        <w:t>IsManagerOrDesigner</w:t>
       </w:r>
       <w:proofErr w:type="spellEnd"/>
       <w:r>
         <w:rPr>
           <w:lang w:val="en-US"/>
         </w:rPr>
-        <w:t xml:space="preserve">() (which applies PBKDF2 hashing), </w:t>
+        <w:t xml:space="preserve">. Each checks </w:t>
       </w:r>
       <w:proofErr w:type="spellStart"/>
       <w:r>
         <w:rPr>
           <w:lang w:val="en-US"/>
         </w:rPr>
-        <w:t>User.is_active</w:t>
+        <w:t>request.user.is_authenticated</w:t>
       </w:r>
       <w:proofErr w:type="spellEnd"/>
       <w:r>
         <w:rPr>
           <w:lang w:val="en-US"/>
         </w:rPr>
-        <w:t xml:space="preserve"> is set to True, and the token is marked as used.</w:t>
+        <w:t xml:space="preserve"> and the role field. These classes are applied at the </w:t>
+      </w:r>
+      <w:proofErr w:type="spellStart"/>
+      <w:r>
+        <w:rPr>
+          <w:lang w:val="en-US"/>
+        </w:rPr>
+        <w:t>ViewSet</w:t>
+      </w:r>
+      <w:proofErr w:type="spellEnd"/>
+      <w:r>
+        <w:rPr>
+          <w:lang w:val="en-US"/>
+        </w:rPr>
+        <w:t xml:space="preserve"> level via </w:t>
+      </w:r>
+      <w:proofErr w:type="spellStart"/>
+      <w:r>
+        <w:rPr>
+          <w:lang w:val="en-US"/>
+        </w:rPr>
+        <w:t>get_permissions</w:t>
+      </w:r>
+      <w:proofErr w:type="spellEnd"/>
+      <w:r>
+        <w:rPr>
+          <w:lang w:val="en-US"/>
+        </w:rPr>
+        <w:t xml:space="preserve">(), allowing fine-grained per-action control — for example, create and destroy require </w:t>
+      </w:r>
+      <w:proofErr w:type="spellStart"/>
+      <w:r>
+        <w:rPr>
+          <w:lang w:val="en-US"/>
+        </w:rPr>
+        <w:t>IsManager</w:t>
+      </w:r>
+      <w:proofErr w:type="spellEnd"/>
+      <w:r>
+        <w:rPr>
+          <w:lang w:val="en-US"/>
+        </w:rPr>
+        <w:t xml:space="preserve">; list and retrieve require only </w:t>
+      </w:r>
+      <w:proofErr w:type="spellStart"/>
+      <w:r>
+        <w:rPr>
+          <w:lang w:val="en-US"/>
+        </w:rPr>
+        <w:t>IsAuthenticated</w:t>
+      </w:r>
+      <w:proofErr w:type="spellEnd"/>
+      <w:r>
+        <w:rPr>
+          <w:lang w:val="en-US"/>
+        </w:rPr>
+        <w:t>.</w:t>
       </w:r>
     </w:p>
     <w:p>
@@ -47228,7 +47650,7 @@
           <w:lang w:val="en-US"/>
         </w:rPr>
       </w:pPr>
-      <w:bookmarkStart w:id="132" w:name="_Toc224833839"/>
+      <w:bookmarkStart w:id="132" w:name="_Toc224834948"/>
       <w:r>
         <w:rPr>
           <w:rFonts w:eastAsia="Arial"/>
@@ -47241,7 +47663,7 @@
           <w:rFonts w:eastAsia="Arial"/>
           <w:lang w:val="en-US"/>
         </w:rPr>
-        <w:t>4</w:t>
+        <w:t>5</w:t>
       </w:r>
       <w:r>
         <w:rPr>
@@ -47255,9 +47677,34 @@
           <w:rFonts w:eastAsia="Arial"/>
           <w:lang w:val="en-US"/>
         </w:rPr>
-        <w:t>Permission Classes</w:t>
+        <w:t xml:space="preserve">React Frontend: Login, </w:t>
+      </w:r>
+      <w:proofErr w:type="spellStart"/>
+      <w:r>
+        <w:rPr>
+          <w:rFonts w:eastAsia="Arial"/>
+          <w:lang w:val="en-US"/>
+        </w:rPr>
+        <w:t>AuthContext</w:t>
+      </w:r>
+      <w:proofErr w:type="spellEnd"/>
+      <w:r>
+        <w:rPr>
+          <w:rFonts w:eastAsia="Arial"/>
+          <w:lang w:val="en-US"/>
+        </w:rPr>
+        <w:t xml:space="preserve">, and </w:t>
+      </w:r>
+      <w:proofErr w:type="spellStart"/>
+      <w:r>
+        <w:rPr>
+          <w:rFonts w:eastAsia="Arial"/>
+          <w:lang w:val="en-US"/>
+        </w:rPr>
+        <w:t>ProtectedRoute</w:t>
       </w:r>
       <w:bookmarkEnd w:id="132"/>
+      <w:proofErr w:type="spellEnd"/>
     </w:p>
     <w:p>
       <w:pPr>
@@ -47271,195 +47718,85 @@
         <w:rPr>
           <w:lang w:val="en-US"/>
         </w:rPr>
-        <w:t xml:space="preserve">Four permission classes were defined in apps/users/permissions.py: </w:t>
+        <w:t xml:space="preserve">The React </w:t>
       </w:r>
       <w:proofErr w:type="spellStart"/>
       <w:r>
         <w:rPr>
           <w:lang w:val="en-US"/>
         </w:rPr>
-        <w:t>IsManager</w:t>
+        <w:t>AuthContext</w:t>
       </w:r>
       <w:proofErr w:type="spellEnd"/>
       <w:r>
         <w:rPr>
           <w:lang w:val="en-US"/>
         </w:rPr>
-        <w:t xml:space="preserve">, </w:t>
+        <w:t xml:space="preserve"> stores the decoded JWT payload (user ID, email, role) and exposes it to all components via the </w:t>
       </w:r>
       <w:proofErr w:type="spellStart"/>
       <w:r>
         <w:rPr>
           <w:lang w:val="en-US"/>
         </w:rPr>
-        <w:t>IsDesigner</w:t>
+        <w:t>useAuth</w:t>
       </w:r>
       <w:proofErr w:type="spellEnd"/>
       <w:r>
         <w:rPr>
           <w:lang w:val="en-US"/>
         </w:rPr>
-        <w:t xml:space="preserve">, </w:t>
+        <w:t xml:space="preserve">() hook. The </w:t>
       </w:r>
       <w:proofErr w:type="spellStart"/>
       <w:r>
         <w:rPr>
           <w:lang w:val="en-US"/>
         </w:rPr>
-        <w:t>IsClient</w:t>
+        <w:t>ProtectedRoute</w:t>
       </w:r>
       <w:proofErr w:type="spellEnd"/>
       <w:r>
         <w:rPr>
           <w:lang w:val="en-US"/>
         </w:rPr>
-        <w:t xml:space="preserve">, and </w:t>
+        <w:t xml:space="preserve"> component wraps role-sensitive pages and redirects unauthenticated or </w:t>
       </w:r>
       <w:proofErr w:type="spellStart"/>
       <w:r>
         <w:rPr>
           <w:lang w:val="en-US"/>
         </w:rPr>
-        <w:t>IsManagerOrDesigner</w:t>
+        <w:t>unauthorised</w:t>
       </w:r>
       <w:proofErr w:type="spellEnd"/>
       <w:r>
         <w:rPr>
           <w:lang w:val="en-US"/>
         </w:rPr>
-        <w:t xml:space="preserve">. Each checks </w:t>
-      </w:r>
-      <w:proofErr w:type="spellStart"/>
-      <w:r>
-        <w:rPr>
-          <w:lang w:val="en-US"/>
-        </w:rPr>
-        <w:t>request.user.is_authenticated</w:t>
-      </w:r>
-      <w:proofErr w:type="spellEnd"/>
-      <w:r>
-        <w:rPr>
-          <w:lang w:val="en-US"/>
-        </w:rPr>
-        <w:t xml:space="preserve"> and the role field. These classes are applied at the </w:t>
-      </w:r>
-      <w:proofErr w:type="spellStart"/>
-      <w:r>
-        <w:rPr>
-          <w:lang w:val="en-US"/>
-        </w:rPr>
-        <w:t>ViewSet</w:t>
-      </w:r>
-      <w:proofErr w:type="spellEnd"/>
-      <w:r>
-        <w:rPr>
-          <w:lang w:val="en-US"/>
-        </w:rPr>
-        <w:t xml:space="preserve"> level via </w:t>
-      </w:r>
-      <w:proofErr w:type="spellStart"/>
-      <w:r>
-        <w:rPr>
-          <w:lang w:val="en-US"/>
-        </w:rPr>
-        <w:t>get_permissions</w:t>
-      </w:r>
-      <w:proofErr w:type="spellEnd"/>
-      <w:r>
-        <w:rPr>
-          <w:lang w:val="en-US"/>
-        </w:rPr>
-        <w:t xml:space="preserve">(), allowing fine-grained per-action control — for example, create and destroy require </w:t>
-      </w:r>
-      <w:proofErr w:type="spellStart"/>
-      <w:r>
-        <w:rPr>
-          <w:lang w:val="en-US"/>
-        </w:rPr>
-        <w:t>IsManager</w:t>
-      </w:r>
-      <w:proofErr w:type="spellEnd"/>
-      <w:r>
-        <w:rPr>
-          <w:lang w:val="en-US"/>
-        </w:rPr>
-        <w:t xml:space="preserve">; list and retrieve require only </w:t>
-      </w:r>
-      <w:proofErr w:type="spellStart"/>
-      <w:r>
-        <w:rPr>
-          <w:lang w:val="en-US"/>
-        </w:rPr>
-        <w:t>IsAuthenticated</w:t>
-      </w:r>
-      <w:proofErr w:type="spellEnd"/>
-      <w:r>
-        <w:rPr>
-          <w:lang w:val="en-US"/>
-        </w:rPr>
-        <w:t>.</w:t>
+        <w:t xml:space="preserve"> users to /login. The Axios instance includes a request interceptor that attaches the Bearer token and a response interceptor that silently refreshes expired tokens and retries failed requests.</w:t>
       </w:r>
     </w:p>
     <w:p>
       <w:pPr>
-        <w:pStyle w:val="Heading3"/>
-        <w:rPr>
-          <w:rFonts w:eastAsia="Arial"/>
+        <w:pStyle w:val="Heading2"/>
+        <w:rPr>
           <w:lang w:val="en-US"/>
         </w:rPr>
       </w:pPr>
-      <w:bookmarkStart w:id="133" w:name="_Toc224833840"/>
-      <w:r>
-        <w:rPr>
-          <w:rFonts w:eastAsia="Arial"/>
-          <w:lang w:val="en-US"/>
-        </w:rPr>
-        <w:t>5.</w:t>
-      </w:r>
-      <w:r>
-        <w:rPr>
-          <w:rFonts w:eastAsia="Arial"/>
-          <w:lang w:val="en-US"/>
-        </w:rPr>
-        <w:t>5</w:t>
-      </w:r>
-      <w:r>
-        <w:rPr>
-          <w:rFonts w:eastAsia="Arial"/>
-          <w:lang w:val="en-US"/>
-        </w:rPr>
-        <w:t xml:space="preserve"> </w:t>
-      </w:r>
-      <w:r>
-        <w:rPr>
-          <w:rFonts w:eastAsia="Arial"/>
-          <w:lang w:val="en-US"/>
-        </w:rPr>
-        <w:t xml:space="preserve">React Frontend: Login, </w:t>
+      <w:bookmarkStart w:id="133" w:name="_Toc224834949"/>
+      <w:r>
+        <w:rPr>
+          <w:lang w:val="en-US"/>
+        </w:rPr>
+        <w:t xml:space="preserve">6.  Interface </w:t>
       </w:r>
       <w:proofErr w:type="spellStart"/>
       <w:r>
         <w:rPr>
-          <w:rFonts w:eastAsia="Arial"/>
-          <w:lang w:val="en-US"/>
-        </w:rPr>
-        <w:t>AuthContext</w:t>
-      </w:r>
-      <w:proofErr w:type="spellEnd"/>
-      <w:r>
-        <w:rPr>
-          <w:rFonts w:eastAsia="Arial"/>
-          <w:lang w:val="en-US"/>
-        </w:rPr>
-        <w:t xml:space="preserve">, and </w:t>
-      </w:r>
-      <w:proofErr w:type="spellStart"/>
-      <w:r>
-        <w:rPr>
-          <w:rFonts w:eastAsia="Arial"/>
-          <w:lang w:val="en-US"/>
-        </w:rPr>
-        <w:t>ProtectedRoute</w:t>
+          <w:lang w:val="en-US"/>
+        </w:rPr>
+        <w:t>Realisation</w:t>
       </w:r>
       <w:bookmarkEnd w:id="133"/>
       <w:proofErr w:type="spellEnd"/>
@@ -47476,88 +47813,24 @@
         <w:rPr>
           <w:lang w:val="en-US"/>
         </w:rPr>
-        <w:t xml:space="preserve">The React </w:t>
-      </w:r>
-      <w:proofErr w:type="spellStart"/>
-      <w:r>
-        <w:rPr>
-          <w:lang w:val="en-US"/>
-        </w:rPr>
-        <w:t>AuthContext</w:t>
-      </w:r>
-      <w:proofErr w:type="spellEnd"/>
-      <w:r>
-        <w:rPr>
-          <w:lang w:val="en-US"/>
-        </w:rPr>
-        <w:t xml:space="preserve"> stores the decoded JWT payload (user ID, email, role) and exposes it to all components via the </w:t>
-      </w:r>
-      <w:proofErr w:type="spellStart"/>
-      <w:r>
-        <w:rPr>
-          <w:lang w:val="en-US"/>
-        </w:rPr>
-        <w:t>useAuth</w:t>
-      </w:r>
-      <w:proofErr w:type="spellEnd"/>
-      <w:r>
-        <w:rPr>
-          <w:lang w:val="en-US"/>
-        </w:rPr>
-        <w:t xml:space="preserve">() hook. The </w:t>
-      </w:r>
-      <w:proofErr w:type="spellStart"/>
-      <w:r>
-        <w:rPr>
-          <w:lang w:val="en-US"/>
-        </w:rPr>
-        <w:t>ProtectedRoute</w:t>
-      </w:r>
-      <w:proofErr w:type="spellEnd"/>
-      <w:r>
-        <w:rPr>
-          <w:lang w:val="en-US"/>
-        </w:rPr>
-        <w:t xml:space="preserve"> component wraps role-sensitive pages and redirects unauthenticated or </w:t>
-      </w:r>
-      <w:proofErr w:type="spellStart"/>
-      <w:r>
-        <w:rPr>
-          <w:lang w:val="en-US"/>
-        </w:rPr>
-        <w:t>unauthorised</w:t>
-      </w:r>
-      <w:proofErr w:type="spellEnd"/>
-      <w:r>
-        <w:rPr>
-          <w:lang w:val="en-US"/>
-        </w:rPr>
-        <w:t xml:space="preserve"> users to /login. The Axios instance includes a request interceptor that attaches the Bearer token and a response interceptor that silently refreshes expired tokens and retries failed requests.</w:t>
+        <w:t>The interfaces below represent the Sprint 1 deliverables.</w:t>
       </w:r>
     </w:p>
     <w:p>
       <w:pPr>
-        <w:pStyle w:val="Heading2"/>
+        <w:pStyle w:val="Heading3"/>
         <w:rPr>
           <w:lang w:val="en-US"/>
         </w:rPr>
       </w:pPr>
-      <w:bookmarkStart w:id="134" w:name="_Toc224833841"/>
-      <w:r>
-        <w:rPr>
-          <w:lang w:val="en-US"/>
-        </w:rPr>
-        <w:t xml:space="preserve">6.  Interface </w:t>
-      </w:r>
-      <w:proofErr w:type="spellStart"/>
-      <w:r>
-        <w:rPr>
-          <w:lang w:val="en-US"/>
-        </w:rPr>
-        <w:t>Realisation</w:t>
+      <w:bookmarkStart w:id="134" w:name="_Toc224834950"/>
+      <w:r>
+        <w:rPr>
+          <w:lang w:val="en-US"/>
+        </w:rPr>
+        <w:t>6.1  Login Interface</w:t>
       </w:r>
       <w:bookmarkEnd w:id="134"/>
-      <w:proofErr w:type="spellEnd"/>
     </w:p>
     <w:p>
       <w:pPr>
@@ -47571,7 +47844,21 @@
         <w:rPr>
           <w:lang w:val="en-US"/>
         </w:rPr>
-        <w:t>The interfaces below represent the Sprint 1 deliverables.</w:t>
+        <w:t xml:space="preserve">A </w:t>
+      </w:r>
+      <w:proofErr w:type="spellStart"/>
+      <w:r>
+        <w:rPr>
+          <w:lang w:val="en-US"/>
+        </w:rPr>
+        <w:t>centred</w:t>
+      </w:r>
+      <w:proofErr w:type="spellEnd"/>
+      <w:r>
+        <w:rPr>
+          <w:lang w:val="en-US"/>
+        </w:rPr>
+        <w:t xml:space="preserve"> card with email and password fields. On success, the user is redirected to their role-specific dashboard; invalid credentials display an inline error without revealing account existence.</w:t>
       </w:r>
     </w:p>
     <w:p>
@@ -47581,79 +47868,142 @@
           <w:lang w:val="en-US"/>
         </w:rPr>
       </w:pPr>
-      <w:bookmarkStart w:id="135" w:name="_Toc224833842"/>
-      <w:r>
-        <w:rPr>
-          <w:lang w:val="en-US"/>
-        </w:rPr>
-        <w:t>6.1  Login Interface</w:t>
+      <w:bookmarkStart w:id="135" w:name="_Toc224834951"/>
+      <w:r>
+        <w:rPr>
+          <w:lang w:val="en-US"/>
+        </w:rPr>
+        <w:lastRenderedPageBreak/>
+        <w:t>6.2  Account Activation Interface</w:t>
       </w:r>
       <w:bookmarkEnd w:id="135"/>
     </w:p>
     <w:p>
       <w:pPr>
+        <w:spacing w:line="360" w:lineRule="auto"/>
+        <w:jc w:val="both"/>
+        <w:rPr>
+          <w:lang w:val="en-US"/>
+        </w:rPr>
+      </w:pPr>
+      <w:r>
+        <w:rPr>
+          <w:lang w:val="en-US"/>
+        </w:rPr>
+        <w:t xml:space="preserve">A password creation form with two fields (New Password and Confirm Password), reached via the invitation link. On success the account is </w:t>
+      </w:r>
+      <w:proofErr w:type="gramStart"/>
+      <w:r>
+        <w:rPr>
+          <w:lang w:val="en-US"/>
+        </w:rPr>
+        <w:t>activated</w:t>
+      </w:r>
+      <w:proofErr w:type="gramEnd"/>
+      <w:r>
+        <w:rPr>
+          <w:lang w:val="en-US"/>
+        </w:rPr>
+        <w:t xml:space="preserve"> and the user is redirected to the login page; expired or already-used tokens display the appropriate error message.</w:t>
+      </w:r>
+    </w:p>
+    <w:p>
+      <w:pPr>
         <w:pStyle w:val="Heading3"/>
         <w:rPr>
           <w:lang w:val="en-US"/>
         </w:rPr>
       </w:pPr>
-      <w:bookmarkStart w:id="136" w:name="_Toc224833843"/>
-      <w:r>
-        <w:rPr>
-          <w:lang w:val="en-US"/>
-        </w:rPr>
-        <w:t>6.2  Account Activation Interface</w:t>
+      <w:bookmarkStart w:id="136" w:name="_Toc224834952"/>
+      <w:r>
+        <w:rPr>
+          <w:lang w:val="en-US"/>
+        </w:rPr>
+        <w:t>6.3  Role-Based Dashboard Stubs</w:t>
       </w:r>
       <w:bookmarkEnd w:id="136"/>
     </w:p>
     <w:p>
       <w:pPr>
-        <w:pStyle w:val="Heading3"/>
+        <w:spacing w:line="360" w:lineRule="auto"/>
+        <w:jc w:val="both"/>
         <w:rPr>
           <w:lang w:val="en-US"/>
         </w:rPr>
       </w:pPr>
-      <w:bookmarkStart w:id="137" w:name="_Toc224833844"/>
-      <w:r>
-        <w:rPr>
-          <w:lang w:val="en-US"/>
-        </w:rPr>
-        <w:lastRenderedPageBreak/>
-        <w:t>6.3  Role-Based Dashboard Stubs</w:t>
+      <w:r>
+        <w:rPr>
+          <w:lang w:val="en-US"/>
+        </w:rPr>
+        <w:t xml:space="preserve">Three protected stub pages (/manager, /designer, /client) displaying a welcome header with the authenticated user's name and role. </w:t>
+      </w:r>
+      <w:r>
+        <w:t xml:space="preserve">Substantive </w:t>
+      </w:r>
+      <w:proofErr w:type="spellStart"/>
+      <w:r>
+        <w:t>dashboard</w:t>
+      </w:r>
+      <w:proofErr w:type="spellEnd"/>
+      <w:r>
+        <w:t xml:space="preserve"> content </w:t>
+      </w:r>
+      <w:proofErr w:type="spellStart"/>
+      <w:r>
+        <w:t>is</w:t>
+      </w:r>
+      <w:proofErr w:type="spellEnd"/>
+      <w:r>
+        <w:t xml:space="preserve"> </w:t>
+      </w:r>
+      <w:proofErr w:type="spellStart"/>
+      <w:r>
+        <w:t>populated</w:t>
+      </w:r>
+      <w:proofErr w:type="spellEnd"/>
+      <w:r>
+        <w:t xml:space="preserve"> in </w:t>
+      </w:r>
+      <w:proofErr w:type="spellStart"/>
+      <w:r>
+        <w:t>subsequent</w:t>
+      </w:r>
+      <w:proofErr w:type="spellEnd"/>
+      <w:r>
+        <w:t xml:space="preserve"> sprints.</w:t>
+      </w:r>
+    </w:p>
+    <w:p>
+      <w:pPr>
+        <w:pStyle w:val="Heading2"/>
+        <w:rPr>
+          <w:lang w:val="en-US"/>
+        </w:rPr>
+      </w:pPr>
+      <w:bookmarkStart w:id="137" w:name="_Toc224834953"/>
+      <w:r>
+        <w:rPr>
+          <w:lang w:val="en-US"/>
+        </w:rPr>
+        <w:t>7.  Sprint Tracking</w:t>
       </w:r>
       <w:bookmarkEnd w:id="137"/>
     </w:p>
     <w:p>
       <w:pPr>
-        <w:pStyle w:val="Heading2"/>
+        <w:pStyle w:val="Heading3"/>
         <w:rPr>
           <w:lang w:val="en-US"/>
         </w:rPr>
       </w:pPr>
-      <w:bookmarkStart w:id="138" w:name="_Toc224833845"/>
-      <w:r>
-        <w:rPr>
-          <w:lang w:val="en-US"/>
-        </w:rPr>
-        <w:t>7.  Sprint Tracking</w:t>
+      <w:bookmarkStart w:id="138" w:name="_Toc224834954"/>
+      <w:r>
+        <w:rPr>
+          <w:lang w:val="en-US"/>
+        </w:rPr>
+        <w:t>7.1  Scrum Board</w:t>
       </w:r>
       <w:bookmarkEnd w:id="138"/>
-    </w:p>
-    <w:p>
-      <w:pPr>
-        <w:pStyle w:val="Heading3"/>
-        <w:rPr>
-          <w:lang w:val="en-US"/>
-        </w:rPr>
-      </w:pPr>
-      <w:bookmarkStart w:id="139" w:name="_Toc224833846"/>
-      <w:r>
-        <w:rPr>
-          <w:lang w:val="en-US"/>
-        </w:rPr>
-        <w:t>7.1  Scrum Board</w:t>
-      </w:r>
-      <w:bookmarkEnd w:id="139"/>
     </w:p>
     <w:p>
       <w:pPr>
@@ -47731,7 +48081,7 @@
           <w:lang w:val="en-US"/>
         </w:rPr>
       </w:pPr>
-      <w:bookmarkStart w:id="140" w:name="_Toc224833869"/>
+      <w:bookmarkStart w:id="139" w:name="_Toc224833869"/>
       <w:r>
         <w:rPr>
           <w:lang w:val="en-US"/>
@@ -47766,7 +48116,7 @@
         </w:rPr>
         <w:t>: Sprint 1 Scrum Board</w:t>
       </w:r>
-      <w:bookmarkEnd w:id="140"/>
+      <w:bookmarkEnd w:id="139"/>
     </w:p>
     <w:p>
       <w:pPr>
@@ -47775,14 +48125,14 @@
           <w:lang w:val="en-US"/>
         </w:rPr>
       </w:pPr>
-      <w:bookmarkStart w:id="141" w:name="_Toc224833847"/>
+      <w:bookmarkStart w:id="140" w:name="_Toc224834955"/>
       <w:r>
         <w:rPr>
           <w:lang w:val="en-US"/>
         </w:rPr>
         <w:t>7.2  Burndown Chart</w:t>
       </w:r>
-      <w:bookmarkEnd w:id="141"/>
+      <w:bookmarkEnd w:id="140"/>
     </w:p>
     <w:p>
       <w:pPr>
@@ -47796,7 +48146,14 @@
         <w:rPr>
           <w:lang w:val="en-US"/>
         </w:rPr>
-        <w:t>The Sprint 1 burndown chart tracks remaining story-point effort (in person-days) against the ideal linear burndown over 10 working days. The slight lag above the ideal line in days 1–3 reflects infrastructure time — scaffolding and migrating all models before any user story is completable. From day 4 onward the actual line tracks closely to ideal, confirming that the feature stories were delivered on schedule.</w:t>
+        <w:t xml:space="preserve">The Sprint 1 burndown chart tracks remaining story-point effort (in person-days) against the ideal linear burndown over 10 working days. The slight lag above the ideal line in days 1–3 reflects </w:t>
+      </w:r>
+      <w:r>
+        <w:rPr>
+          <w:lang w:val="en-US"/>
+        </w:rPr>
+        <w:lastRenderedPageBreak/>
+        <w:t>infrastructure time — scaffolding and migrating all models before any user story is completable. From day 4 onward the actual line tracks closely to ideal, confirming that the feature stories were delivered on schedule.</w:t>
       </w:r>
     </w:p>
     <w:p>
@@ -47809,7 +48166,6 @@
         <w:rPr>
           <w:noProof/>
         </w:rPr>
-        <w:lastRenderedPageBreak/>
         <w:drawing>
           <wp:inline distT="0" distB="0" distL="0" distR="0" wp14:anchorId="63527265" wp14:editId="7A1DCE08">
             <wp:extent cx="4762500" cy="3130550"/>
@@ -47857,7 +48213,7 @@
           <w:lang w:val="en-US"/>
         </w:rPr>
       </w:pPr>
-      <w:bookmarkStart w:id="142" w:name="_Toc224833870"/>
+      <w:bookmarkStart w:id="141" w:name="_Toc224833870"/>
       <w:r>
         <w:rPr>
           <w:lang w:val="en-US"/>
@@ -47892,7 +48248,7 @@
         </w:rPr>
         <w:t>: Sprint 1 Burndown Chart</w:t>
       </w:r>
-      <w:bookmarkEnd w:id="142"/>
+      <w:bookmarkEnd w:id="141"/>
     </w:p>
     <w:p>
       <w:pPr>
@@ -47901,14 +48257,14 @@
           <w:lang w:val="en-US"/>
         </w:rPr>
       </w:pPr>
-      <w:bookmarkStart w:id="143" w:name="_Toc224833848"/>
+      <w:bookmarkStart w:id="142" w:name="_Toc224834956"/>
       <w:r>
         <w:rPr>
           <w:lang w:val="en-US"/>
         </w:rPr>
         <w:t>Chapter Conclusion</w:t>
       </w:r>
-      <w:bookmarkEnd w:id="143"/>
+      <w:bookmarkEnd w:id="142"/>
     </w:p>
     <w:p>
       <w:pPr>
@@ -48013,18 +48369,22 @@
         </w:numPr>
         <w:jc w:val="center"/>
         <w:rPr>
+          <w:sz w:val="32"/>
+          <w:szCs w:val="32"/>
           <w:lang w:val="en-US"/>
         </w:rPr>
       </w:pPr>
-      <w:bookmarkStart w:id="144" w:name="_Toc224833849"/>
-      <w:r>
-        <w:rPr>
+      <w:bookmarkStart w:id="143" w:name="_Toc224834957"/>
+      <w:r>
+        <w:rPr>
+          <w:sz w:val="32"/>
+          <w:szCs w:val="32"/>
           <w:lang w:val="en-US"/>
         </w:rPr>
         <w:lastRenderedPageBreak/>
         <w:t>References</w:t>
       </w:r>
-      <w:bookmarkEnd w:id="144"/>
+      <w:bookmarkEnd w:id="143"/>
     </w:p>
     <w:p>
       <w:pPr>
@@ -49261,7 +49621,6 @@
   <w:style w:type="character" w:default="1" w:styleId="DefaultParagraphFont">
     <w:name w:val="Default Paragraph Font"/>
     <w:uiPriority w:val="1"/>
-    <w:semiHidden/>
     <w:unhideWhenUsed/>
   </w:style>
   <w:style w:type="table" w:default="1" w:styleId="TableNormal">
